--- a/d6_dart_extras_throw_exception_and_more.docx
+++ b/d6_dart_extras_throw_exception_and_more.docx
@@ -596,61 +596,9 @@
           <w:sz w:val="30"/>
           <w:szCs w:val="30"/>
         </w:rPr>
-        <w:t>List.filled</w:t>
+        <w:t>firstWhere</w:t>
       </w:r>
       <w:proofErr w:type="spellEnd"/>
-      <w:r>
-        <w:rPr>
-          <w:rFonts w:cs="Calibri"/>
-          <w:b/>
-          <w:bCs/>
-          <w:sz w:val="30"/>
-          <w:szCs w:val="30"/>
-        </w:rPr>
-        <w:t>()</w:t>
-      </w:r>
-      <w:r>
-        <w:rPr>
-          <w:rFonts w:cs="Calibri"/>
-          <w:sz w:val="30"/>
-          <w:szCs w:val="30"/>
-        </w:rPr>
-        <w:t xml:space="preserve"> Method…………………………………………………………</w:t>
-      </w:r>
-      <w:proofErr w:type="gramStart"/>
-      <w:r>
-        <w:rPr>
-          <w:rFonts w:cs="Calibri"/>
-          <w:sz w:val="30"/>
-          <w:szCs w:val="30"/>
-        </w:rPr>
-        <w:t>…</w:t>
-      </w:r>
-      <w:r>
-        <w:rPr>
-          <w:rFonts w:cs="Calibri"/>
-          <w:sz w:val="30"/>
-          <w:szCs w:val="30"/>
-        </w:rPr>
-        <w:t>..</w:t>
-      </w:r>
-      <w:proofErr w:type="gramEnd"/>
-      <w:r>
-        <w:rPr>
-          <w:rFonts w:cs="Calibri"/>
-          <w:sz w:val="30"/>
-          <w:szCs w:val="30"/>
-        </w:rPr>
-        <w:t>1</w:t>
-      </w:r>
-      <w:r>
-        <w:rPr>
-          <w:rFonts w:cs="Calibri"/>
-          <w:sz w:val="30"/>
-          <w:szCs w:val="30"/>
-        </w:rPr>
-        <w:t>1</w:t>
-      </w:r>
     </w:p>
     <w:p>
       <w:pPr>
@@ -674,61 +622,9 @@
           <w:sz w:val="30"/>
           <w:szCs w:val="30"/>
         </w:rPr>
-        <w:t>List.from</w:t>
+        <w:t>padLeft</w:t>
       </w:r>
       <w:proofErr w:type="spellEnd"/>
-      <w:r>
-        <w:rPr>
-          <w:rFonts w:cs="Calibri"/>
-          <w:b/>
-          <w:bCs/>
-          <w:sz w:val="30"/>
-          <w:szCs w:val="30"/>
-        </w:rPr>
-        <w:t>()</w:t>
-      </w:r>
-      <w:r>
-        <w:rPr>
-          <w:rFonts w:cs="Calibri"/>
-          <w:sz w:val="30"/>
-          <w:szCs w:val="30"/>
-        </w:rPr>
-        <w:t xml:space="preserve"> Method……………………………………………</w:t>
-      </w:r>
-      <w:r>
-        <w:rPr>
-          <w:rFonts w:cs="Calibri"/>
-          <w:sz w:val="30"/>
-          <w:szCs w:val="30"/>
-        </w:rPr>
-        <w:t>…………</w:t>
-      </w:r>
-      <w:proofErr w:type="gramStart"/>
-      <w:r>
-        <w:rPr>
-          <w:rFonts w:cs="Calibri"/>
-          <w:sz w:val="30"/>
-          <w:szCs w:val="30"/>
-        </w:rPr>
-        <w:t>…..</w:t>
-      </w:r>
-      <w:proofErr w:type="gramEnd"/>
-      <w:r>
-        <w:rPr>
-          <w:rFonts w:cs="Calibri"/>
-          <w:sz w:val="30"/>
-          <w:szCs w:val="30"/>
-        </w:rPr>
-        <w:t>…1</w:t>
-      </w:r>
-      <w:r>
-        <w:rPr>
-          <w:rFonts w:cs="Calibri"/>
-          <w:sz w:val="30"/>
-          <w:szCs w:val="30"/>
-        </w:rPr>
-        <w:t>4</w:t>
-      </w:r>
     </w:p>
     <w:p>
       <w:pPr>
@@ -743,7 +639,7 @@
           <w:szCs w:val="30"/>
         </w:rPr>
       </w:pPr>
-      <w:proofErr w:type="gramStart"/>
+      <w:proofErr w:type="spellStart"/>
       <w:r>
         <w:rPr>
           <w:rFonts w:cs="Calibri"/>
@@ -752,9 +648,9 @@
           <w:sz w:val="30"/>
           <w:szCs w:val="30"/>
         </w:rPr>
-        <w:t>skip(</w:t>
-      </w:r>
-      <w:proofErr w:type="gramEnd"/>
+        <w:t>List.filled</w:t>
+      </w:r>
+      <w:proofErr w:type="spellEnd"/>
       <w:r>
         <w:rPr>
           <w:rFonts w:cs="Calibri"/>
@@ -763,7 +659,7 @@
           <w:sz w:val="30"/>
           <w:szCs w:val="30"/>
         </w:rPr>
-        <w:t>)</w:t>
+        <w:t>()</w:t>
       </w:r>
       <w:r>
         <w:rPr>
@@ -771,17 +667,16 @@
           <w:sz w:val="30"/>
           <w:szCs w:val="30"/>
         </w:rPr>
-        <w:t xml:space="preserve"> and </w:t>
-      </w:r>
-      <w:r>
-        <w:rPr>
-          <w:rFonts w:cs="Calibri"/>
-          <w:b/>
-          <w:bCs/>
+        <w:t xml:space="preserve"> Method…………………………………………………</w:t>
+      </w:r>
+      <w:proofErr w:type="gramStart"/>
+      <w:r>
+        <w:rPr>
+          <w:rFonts w:cs="Calibri"/>
           <w:sz w:val="30"/>
           <w:szCs w:val="30"/>
         </w:rPr>
-        <w:t>take()</w:t>
+        <w:t>…</w:t>
       </w:r>
       <w:r>
         <w:rPr>
@@ -789,15 +684,16 @@
           <w:sz w:val="30"/>
           <w:szCs w:val="30"/>
         </w:rPr>
-        <w:t xml:space="preserve"> Method (List methods)………..…</w:t>
-      </w:r>
+        <w:t>..</w:t>
+      </w:r>
+      <w:proofErr w:type="gramEnd"/>
       <w:r>
         <w:rPr>
           <w:rFonts w:cs="Calibri"/>
           <w:sz w:val="30"/>
           <w:szCs w:val="30"/>
         </w:rPr>
-        <w:t>.</w:t>
+        <w:t>1</w:t>
       </w:r>
       <w:r>
         <w:rPr>
@@ -805,39 +701,7 @@
           <w:sz w:val="30"/>
           <w:szCs w:val="30"/>
         </w:rPr>
-        <w:t>…</w:t>
-      </w:r>
-      <w:r>
-        <w:rPr>
-          <w:rFonts w:cs="Calibri"/>
-          <w:sz w:val="30"/>
-          <w:szCs w:val="30"/>
-        </w:rPr>
-        <w:t>…………</w:t>
-      </w:r>
-      <w:r>
-        <w:rPr>
-          <w:rFonts w:cs="Calibri"/>
-          <w:sz w:val="30"/>
-          <w:szCs w:val="30"/>
-        </w:rPr>
-        <w:t>….</w:t>
-      </w:r>
-      <w:r>
-        <w:rPr>
-          <w:rFonts w:cs="Calibri"/>
-          <w:sz w:val="30"/>
-          <w:szCs w:val="30"/>
-        </w:rPr>
-        <w:t>.1</w:t>
-      </w:r>
-      <w:r>
-        <w:rPr>
-          <w:rFonts w:cs="Calibri"/>
-          <w:sz w:val="30"/>
-          <w:szCs w:val="30"/>
-        </w:rPr>
-        <w:t>5</w:t>
+        <w:t>1</w:t>
       </w:r>
     </w:p>
     <w:p>
@@ -862,7 +726,7 @@
           <w:sz w:val="30"/>
           <w:szCs w:val="30"/>
         </w:rPr>
-        <w:t>List.unmodifiable</w:t>
+        <w:t>List.from</w:t>
       </w:r>
       <w:proofErr w:type="spellEnd"/>
       <w:r>
@@ -881,7 +745,7 @@
           <w:sz w:val="30"/>
           <w:szCs w:val="30"/>
         </w:rPr>
-        <w:t xml:space="preserve"> Method………………………</w:t>
+        <w:t xml:space="preserve"> Method……………………………………………</w:t>
       </w:r>
       <w:r>
         <w:rPr>
@@ -889,49 +753,33 @@
           <w:sz w:val="30"/>
           <w:szCs w:val="30"/>
         </w:rPr>
-        <w:t>……</w:t>
-      </w:r>
+        <w:t>…………</w:t>
+      </w:r>
+      <w:proofErr w:type="gramStart"/>
       <w:r>
         <w:rPr>
           <w:rFonts w:cs="Calibri"/>
           <w:sz w:val="30"/>
           <w:szCs w:val="30"/>
         </w:rPr>
-        <w:t>…………</w:t>
-      </w:r>
+        <w:t>…..</w:t>
+      </w:r>
+      <w:proofErr w:type="gramEnd"/>
       <w:r>
         <w:rPr>
           <w:rFonts w:cs="Calibri"/>
           <w:sz w:val="30"/>
           <w:szCs w:val="30"/>
         </w:rPr>
-        <w:t>…</w:t>
-      </w:r>
-      <w:proofErr w:type="gramStart"/>
+        <w:t>…1</w:t>
+      </w:r>
       <w:r>
         <w:rPr>
           <w:rFonts w:cs="Calibri"/>
           <w:sz w:val="30"/>
           <w:szCs w:val="30"/>
         </w:rPr>
-        <w:t>…..</w:t>
-      </w:r>
-      <w:proofErr w:type="gramEnd"/>
-      <w:r>
-        <w:rPr>
-          <w:rFonts w:cs="Calibri"/>
-          <w:sz w:val="30"/>
-          <w:szCs w:val="30"/>
-        </w:rPr>
-        <w:t>1</w:t>
-      </w:r>
-      <w:r>
-        <w:rPr>
-          <w:rFonts w:cs="Calibri"/>
-          <w:sz w:val="30"/>
-          <w:szCs w:val="30"/>
-        </w:rPr>
-        <w:t>6</w:t>
+        <w:t>4</w:t>
       </w:r>
     </w:p>
     <w:p>
@@ -947,7 +795,6 @@
           <w:szCs w:val="30"/>
         </w:rPr>
       </w:pPr>
-      <w:proofErr w:type="spellStart"/>
       <w:proofErr w:type="gramStart"/>
       <w:r>
         <w:rPr>
@@ -957,9 +804,9 @@
           <w:sz w:val="30"/>
           <w:szCs w:val="30"/>
         </w:rPr>
-        <w:t>putIfAbsent</w:t>
-      </w:r>
-      <w:proofErr w:type="spellEnd"/>
+        <w:t>skip(</w:t>
+      </w:r>
+      <w:proofErr w:type="gramEnd"/>
       <w:r>
         <w:rPr>
           <w:rFonts w:cs="Calibri"/>
@@ -968,26 +815,25 @@
           <w:sz w:val="30"/>
           <w:szCs w:val="30"/>
         </w:rPr>
-        <w:t>(</w:t>
-      </w:r>
-      <w:proofErr w:type="gramEnd"/>
-      <w:r>
-        <w:rPr>
-          <w:rFonts w:cs="Calibri"/>
-          <w:b/>
-          <w:bCs/>
+        <w:t>)</w:t>
+      </w:r>
+      <w:r>
+        <w:rPr>
+          <w:rFonts w:cs="Calibri"/>
           <w:sz w:val="30"/>
           <w:szCs w:val="30"/>
         </w:rPr>
-        <w:t>)</w:t>
-      </w:r>
-      <w:r>
-        <w:rPr>
-          <w:rFonts w:cs="Calibri"/>
+        <w:t xml:space="preserve"> and </w:t>
+      </w:r>
+      <w:r>
+        <w:rPr>
+          <w:rFonts w:cs="Calibri"/>
+          <w:b/>
+          <w:bCs/>
           <w:sz w:val="30"/>
           <w:szCs w:val="30"/>
         </w:rPr>
-        <w:t xml:space="preserve"> (Map Method)………………………</w:t>
+        <w:t>take()</w:t>
       </w:r>
       <w:r>
         <w:rPr>
@@ -995,7 +841,7 @@
           <w:sz w:val="30"/>
           <w:szCs w:val="30"/>
         </w:rPr>
-        <w:t>…..</w:t>
+        <w:t xml:space="preserve"> Method (List methods)………..…</w:t>
       </w:r>
       <w:r>
         <w:rPr>
@@ -1003,7 +849,7 @@
           <w:sz w:val="30"/>
           <w:szCs w:val="30"/>
         </w:rPr>
-        <w:t>……..</w:t>
+        <w:t>.</w:t>
       </w:r>
       <w:r>
         <w:rPr>
@@ -1011,7 +857,7 @@
           <w:sz w:val="30"/>
           <w:szCs w:val="30"/>
         </w:rPr>
-        <w:t>............</w:t>
+        <w:t>…</w:t>
       </w:r>
       <w:r>
         <w:rPr>
@@ -1019,7 +865,7 @@
           <w:sz w:val="30"/>
           <w:szCs w:val="30"/>
         </w:rPr>
-        <w:t>1</w:t>
+        <w:t>…………</w:t>
       </w:r>
       <w:r>
         <w:rPr>
@@ -1027,7 +873,23 @@
           <w:sz w:val="30"/>
           <w:szCs w:val="30"/>
         </w:rPr>
-        <w:t>6</w:t>
+        <w:t>….</w:t>
+      </w:r>
+      <w:r>
+        <w:rPr>
+          <w:rFonts w:cs="Calibri"/>
+          <w:sz w:val="30"/>
+          <w:szCs w:val="30"/>
+        </w:rPr>
+        <w:t>.1</w:t>
+      </w:r>
+      <w:r>
+        <w:rPr>
+          <w:rFonts w:cs="Calibri"/>
+          <w:sz w:val="30"/>
+          <w:szCs w:val="30"/>
+        </w:rPr>
+        <w:t>5</w:t>
       </w:r>
     </w:p>
     <w:p>
@@ -1043,21 +905,27 @@
           <w:szCs w:val="30"/>
         </w:rPr>
       </w:pPr>
-      <w:r>
-        <w:rPr>
-          <w:rFonts w:cs="Calibri"/>
+      <w:proofErr w:type="spellStart"/>
+      <w:r>
+        <w:rPr>
+          <w:rFonts w:cs="Calibri"/>
+          <w:b/>
+          <w:bCs/>
           <w:sz w:val="30"/>
           <w:szCs w:val="30"/>
         </w:rPr>
-        <w:t>Spread Operator with List…………………………………</w:t>
-      </w:r>
-      <w:r>
-        <w:rPr>
-          <w:rFonts w:cs="Calibri"/>
+        <w:t>List.unmodifiable</w:t>
+      </w:r>
+      <w:proofErr w:type="spellEnd"/>
+      <w:r>
+        <w:rPr>
+          <w:rFonts w:cs="Calibri"/>
+          <w:b/>
+          <w:bCs/>
           <w:sz w:val="30"/>
           <w:szCs w:val="30"/>
         </w:rPr>
-        <w:t>……</w:t>
+        <w:t>()</w:t>
       </w:r>
       <w:r>
         <w:rPr>
@@ -1065,7 +933,7 @@
           <w:sz w:val="30"/>
           <w:szCs w:val="30"/>
         </w:rPr>
-        <w:t>............</w:t>
+        <w:t xml:space="preserve"> Method………………………</w:t>
       </w:r>
       <w:r>
         <w:rPr>
@@ -1073,7 +941,49 @@
           <w:sz w:val="30"/>
           <w:szCs w:val="30"/>
         </w:rPr>
-        <w:t>19</w:t>
+        <w:t>……</w:t>
+      </w:r>
+      <w:r>
+        <w:rPr>
+          <w:rFonts w:cs="Calibri"/>
+          <w:sz w:val="30"/>
+          <w:szCs w:val="30"/>
+        </w:rPr>
+        <w:t>…………</w:t>
+      </w:r>
+      <w:r>
+        <w:rPr>
+          <w:rFonts w:cs="Calibri"/>
+          <w:sz w:val="30"/>
+          <w:szCs w:val="30"/>
+        </w:rPr>
+        <w:t>…</w:t>
+      </w:r>
+      <w:proofErr w:type="gramStart"/>
+      <w:r>
+        <w:rPr>
+          <w:rFonts w:cs="Calibri"/>
+          <w:sz w:val="30"/>
+          <w:szCs w:val="30"/>
+        </w:rPr>
+        <w:t>…..</w:t>
+      </w:r>
+      <w:proofErr w:type="gramEnd"/>
+      <w:r>
+        <w:rPr>
+          <w:rFonts w:cs="Calibri"/>
+          <w:sz w:val="30"/>
+          <w:szCs w:val="30"/>
+        </w:rPr>
+        <w:t>1</w:t>
+      </w:r>
+      <w:r>
+        <w:rPr>
+          <w:rFonts w:cs="Calibri"/>
+          <w:sz w:val="30"/>
+          <w:szCs w:val="30"/>
+        </w:rPr>
+        <w:t>6</w:t>
       </w:r>
     </w:p>
     <w:p>
@@ -1089,29 +999,39 @@
           <w:szCs w:val="30"/>
         </w:rPr>
       </w:pPr>
-      <w:r>
-        <w:rPr>
-          <w:rFonts w:cs="Calibri"/>
+      <w:proofErr w:type="spellStart"/>
+      <w:proofErr w:type="gramStart"/>
+      <w:r>
+        <w:rPr>
+          <w:rFonts w:cs="Calibri"/>
+          <w:b/>
+          <w:bCs/>
           <w:sz w:val="30"/>
           <w:szCs w:val="30"/>
         </w:rPr>
-        <w:t>Spread Operator with if-else…………………………………</w:t>
-      </w:r>
-      <w:r>
-        <w:rPr>
-          <w:rFonts w:cs="Calibri"/>
+        <w:t>putIfAbsent</w:t>
+      </w:r>
+      <w:proofErr w:type="spellEnd"/>
+      <w:r>
+        <w:rPr>
+          <w:rFonts w:cs="Calibri"/>
+          <w:b/>
+          <w:bCs/>
           <w:sz w:val="30"/>
           <w:szCs w:val="30"/>
         </w:rPr>
-        <w:t>…</w:t>
-      </w:r>
-      <w:r>
-        <w:rPr>
-          <w:rFonts w:cs="Calibri"/>
+        <w:t>(</w:t>
+      </w:r>
+      <w:proofErr w:type="gramEnd"/>
+      <w:r>
+        <w:rPr>
+          <w:rFonts w:cs="Calibri"/>
+          <w:b/>
+          <w:bCs/>
           <w:sz w:val="30"/>
           <w:szCs w:val="30"/>
         </w:rPr>
-        <w:t>.</w:t>
+        <w:t>)</w:t>
       </w:r>
       <w:r>
         <w:rPr>
@@ -1119,7 +1039,7 @@
           <w:sz w:val="30"/>
           <w:szCs w:val="30"/>
         </w:rPr>
-        <w:t>……….</w:t>
+        <w:t xml:space="preserve"> (Map Method)………………………</w:t>
       </w:r>
       <w:r>
         <w:rPr>
@@ -1127,7 +1047,7 @@
           <w:sz w:val="30"/>
           <w:szCs w:val="30"/>
         </w:rPr>
-        <w:t>2</w:t>
+        <w:t>…..</w:t>
       </w:r>
       <w:r>
         <w:rPr>
@@ -1135,7 +1055,31 @@
           <w:sz w:val="30"/>
           <w:szCs w:val="30"/>
         </w:rPr>
+        <w:t>……..</w:t>
+      </w:r>
+      <w:r>
+        <w:rPr>
+          <w:rFonts w:cs="Calibri"/>
+          <w:sz w:val="30"/>
+          <w:szCs w:val="30"/>
+        </w:rPr>
+        <w:t>............</w:t>
+      </w:r>
+      <w:r>
+        <w:rPr>
+          <w:rFonts w:cs="Calibri"/>
+          <w:sz w:val="30"/>
+          <w:szCs w:val="30"/>
+        </w:rPr>
         <w:t>1</w:t>
+      </w:r>
+      <w:r>
+        <w:rPr>
+          <w:rFonts w:cs="Calibri"/>
+          <w:sz w:val="30"/>
+          <w:szCs w:val="30"/>
+        </w:rPr>
+        <w:t>6</w:t>
       </w:r>
     </w:p>
     <w:p>
@@ -1157,7 +1101,7 @@
           <w:sz w:val="30"/>
           <w:szCs w:val="30"/>
         </w:rPr>
-        <w:t>Traditional For loop in Column/Row………………………</w:t>
+        <w:t>Spread Operator with List…………………………………</w:t>
       </w:r>
       <w:r>
         <w:rPr>
@@ -1173,7 +1117,7 @@
           <w:sz w:val="30"/>
           <w:szCs w:val="30"/>
         </w:rPr>
-        <w:t>…</w:t>
+        <w:t>............</w:t>
       </w:r>
       <w:r>
         <w:rPr>
@@ -1181,23 +1125,7 @@
           <w:sz w:val="30"/>
           <w:szCs w:val="30"/>
         </w:rPr>
-        <w:t>……</w:t>
-      </w:r>
-      <w:r>
-        <w:rPr>
-          <w:rFonts w:cs="Calibri"/>
-          <w:sz w:val="30"/>
-          <w:szCs w:val="30"/>
-        </w:rPr>
-        <w:t>2</w:t>
-      </w:r>
-      <w:r>
-        <w:rPr>
-          <w:rFonts w:cs="Calibri"/>
-          <w:sz w:val="30"/>
-          <w:szCs w:val="30"/>
-        </w:rPr>
-        <w:t>2</w:t>
+        <w:t>19</w:t>
       </w:r>
     </w:p>
     <w:p>
@@ -1216,12 +1144,10 @@
       <w:r>
         <w:rPr>
           <w:rFonts w:cs="Calibri"/>
-          <w:b/>
-          <w:bCs/>
           <w:sz w:val="30"/>
           <w:szCs w:val="30"/>
         </w:rPr>
-        <w:t>enum</w:t>
+        <w:t>Spread Operator with if-else…………………………………</w:t>
       </w:r>
       <w:r>
         <w:rPr>
@@ -1229,7 +1155,7 @@
           <w:sz w:val="30"/>
           <w:szCs w:val="30"/>
         </w:rPr>
-        <w:t>………………………</w:t>
+        <w:t>…</w:t>
       </w:r>
       <w:r>
         <w:rPr>
@@ -1237,7 +1163,7 @@
           <w:sz w:val="30"/>
           <w:szCs w:val="30"/>
         </w:rPr>
-        <w:t>………………………………………</w:t>
+        <w:t>.</w:t>
       </w:r>
       <w:r>
         <w:rPr>
@@ -1245,7 +1171,7 @@
           <w:sz w:val="30"/>
           <w:szCs w:val="30"/>
         </w:rPr>
-        <w:t>………</w:t>
+        <w:t>……….</w:t>
       </w:r>
       <w:r>
         <w:rPr>
@@ -1253,7 +1179,7 @@
           <w:sz w:val="30"/>
           <w:szCs w:val="30"/>
         </w:rPr>
-        <w:t>…….</w:t>
+        <w:t>2</w:t>
       </w:r>
       <w:r>
         <w:rPr>
@@ -1261,15 +1187,7 @@
           <w:sz w:val="30"/>
           <w:szCs w:val="30"/>
         </w:rPr>
-        <w:t>2</w:t>
-      </w:r>
-      <w:r>
-        <w:rPr>
-          <w:rFonts w:cs="Calibri"/>
-          <w:sz w:val="30"/>
-          <w:szCs w:val="30"/>
-        </w:rPr>
-        <w:t>2</w:t>
+        <w:t>1</w:t>
       </w:r>
     </w:p>
     <w:p>
@@ -1291,17 +1209,15 @@
           <w:sz w:val="30"/>
           <w:szCs w:val="30"/>
         </w:rPr>
-        <w:t xml:space="preserve">Dot Short-Hands for </w:t>
-      </w:r>
-      <w:r>
-        <w:rPr>
-          <w:rFonts w:cs="Calibri"/>
-          <w:b/>
-          <w:bCs/>
+        <w:t>Traditional For loop in Column/Row………………………</w:t>
+      </w:r>
+      <w:r>
+        <w:rPr>
+          <w:rFonts w:cs="Calibri"/>
           <w:sz w:val="30"/>
           <w:szCs w:val="30"/>
         </w:rPr>
-        <w:t>enum</w:t>
+        <w:t>……</w:t>
       </w:r>
       <w:r>
         <w:rPr>
@@ -1309,7 +1225,7 @@
           <w:sz w:val="30"/>
           <w:szCs w:val="30"/>
         </w:rPr>
-        <w:t>……………………</w:t>
+        <w:t>…</w:t>
       </w:r>
       <w:r>
         <w:rPr>
@@ -1317,7 +1233,7 @@
           <w:sz w:val="30"/>
           <w:szCs w:val="30"/>
         </w:rPr>
-        <w:t>…</w:t>
+        <w:t>……</w:t>
       </w:r>
       <w:r>
         <w:rPr>
@@ -1325,7 +1241,7 @@
           <w:sz w:val="30"/>
           <w:szCs w:val="30"/>
         </w:rPr>
-        <w:t>……………</w:t>
+        <w:t>2</w:t>
       </w:r>
       <w:r>
         <w:rPr>
@@ -1333,23 +1249,7 @@
           <w:sz w:val="30"/>
           <w:szCs w:val="30"/>
         </w:rPr>
-        <w:t>………….</w:t>
-      </w:r>
-      <w:r>
-        <w:rPr>
-          <w:rFonts w:cs="Calibri"/>
-          <w:sz w:val="30"/>
-          <w:szCs w:val="30"/>
-        </w:rPr>
         <w:t>2</w:t>
-      </w:r>
-      <w:r>
-        <w:rPr>
-          <w:rFonts w:cs="Calibri"/>
-          <w:sz w:val="30"/>
-          <w:szCs w:val="30"/>
-        </w:rPr>
-        <w:t>5</w:t>
       </w:r>
     </w:p>
     <w:p>
@@ -1373,29 +1273,23 @@
           <w:sz w:val="30"/>
           <w:szCs w:val="30"/>
         </w:rPr>
-        <w:t xml:space="preserve">throw </w:t>
-      </w:r>
-      <w:proofErr w:type="gramStart"/>
-      <w:r>
-        <w:rPr>
-          <w:rFonts w:cs="Calibri"/>
-          <w:b/>
-          <w:bCs/>
+        <w:t>enum</w:t>
+      </w:r>
+      <w:r>
+        <w:rPr>
+          <w:rFonts w:cs="Calibri"/>
           <w:sz w:val="30"/>
           <w:szCs w:val="30"/>
         </w:rPr>
-        <w:t>Exception(</w:t>
-      </w:r>
-      <w:proofErr w:type="gramEnd"/>
-      <w:r>
-        <w:rPr>
-          <w:rFonts w:cs="Calibri"/>
-          <w:b/>
-          <w:bCs/>
+        <w:t>………………………</w:t>
+      </w:r>
+      <w:r>
+        <w:rPr>
+          <w:rFonts w:cs="Calibri"/>
           <w:sz w:val="30"/>
           <w:szCs w:val="30"/>
         </w:rPr>
-        <w:t>)</w:t>
+        <w:t>………………………………………</w:t>
       </w:r>
       <w:r>
         <w:rPr>
@@ -1403,7 +1297,7 @@
           <w:sz w:val="30"/>
           <w:szCs w:val="30"/>
         </w:rPr>
-        <w:t>.………………..………</w:t>
+        <w:t>………</w:t>
       </w:r>
       <w:r>
         <w:rPr>
@@ -1411,7 +1305,7 @@
           <w:sz w:val="30"/>
           <w:szCs w:val="30"/>
         </w:rPr>
-        <w:t>…………………..</w:t>
+        <w:t>…….</w:t>
       </w:r>
       <w:r>
         <w:rPr>
@@ -1419,7 +1313,7 @@
           <w:sz w:val="30"/>
           <w:szCs w:val="30"/>
         </w:rPr>
-        <w:t>…</w:t>
+        <w:t>2</w:t>
       </w:r>
       <w:r>
         <w:rPr>
@@ -1427,23 +1321,7 @@
           <w:sz w:val="30"/>
           <w:szCs w:val="30"/>
         </w:rPr>
-        <w:t>…………</w:t>
-      </w:r>
-      <w:r>
-        <w:rPr>
-          <w:rFonts w:cs="Calibri"/>
-          <w:sz w:val="30"/>
-          <w:szCs w:val="30"/>
-        </w:rPr>
         <w:t>2</w:t>
-      </w:r>
-      <w:r>
-        <w:rPr>
-          <w:rFonts w:cs="Calibri"/>
-          <w:sz w:val="30"/>
-          <w:szCs w:val="30"/>
-        </w:rPr>
-        <w:t>6</w:t>
       </w:r>
     </w:p>
     <w:p>
@@ -1465,7 +1343,7 @@
           <w:sz w:val="30"/>
           <w:szCs w:val="30"/>
         </w:rPr>
-        <w:t>Map unpacking (</w:t>
+        <w:t xml:space="preserve">Dot Short-Hands for </w:t>
       </w:r>
       <w:r>
         <w:rPr>
@@ -1475,18 +1353,15 @@
           <w:sz w:val="30"/>
           <w:szCs w:val="30"/>
         </w:rPr>
-        <w:t>List&lt;Map</w:t>
-      </w:r>
-      <w:proofErr w:type="gramStart"/>
-      <w:r>
-        <w:rPr>
-          <w:rFonts w:cs="Calibri"/>
-          <w:b/>
-          <w:bCs/>
+        <w:t>enum</w:t>
+      </w:r>
+      <w:r>
+        <w:rPr>
+          <w:rFonts w:cs="Calibri"/>
           <w:sz w:val="30"/>
           <w:szCs w:val="30"/>
         </w:rPr>
-        <w:t>&gt;</w:t>
+        <w:t>……………………</w:t>
       </w:r>
       <w:r>
         <w:rPr>
@@ -1494,16 +1369,15 @@
           <w:sz w:val="30"/>
           <w:szCs w:val="30"/>
         </w:rPr>
-        <w:t>)…</w:t>
-      </w:r>
-      <w:proofErr w:type="gramEnd"/>
+        <w:t>…</w:t>
+      </w:r>
       <w:r>
         <w:rPr>
           <w:rFonts w:cs="Calibri"/>
           <w:sz w:val="30"/>
           <w:szCs w:val="30"/>
         </w:rPr>
-        <w:t>……………………………</w:t>
+        <w:t>……………</w:t>
       </w:r>
       <w:r>
         <w:rPr>
@@ -1511,7 +1385,7 @@
           <w:sz w:val="30"/>
           <w:szCs w:val="30"/>
         </w:rPr>
-        <w:t>…….</w:t>
+        <w:t>………….</w:t>
       </w:r>
       <w:r>
         <w:rPr>
@@ -1519,7 +1393,7 @@
           <w:sz w:val="30"/>
           <w:szCs w:val="30"/>
         </w:rPr>
-        <w:t>……….</w:t>
+        <w:t>2</w:t>
       </w:r>
       <w:r>
         <w:rPr>
@@ -1527,15 +1401,7 @@
           <w:sz w:val="30"/>
           <w:szCs w:val="30"/>
         </w:rPr>
-        <w:t>2</w:t>
-      </w:r>
-      <w:r>
-        <w:rPr>
-          <w:rFonts w:cs="Calibri"/>
-          <w:sz w:val="30"/>
-          <w:szCs w:val="30"/>
-        </w:rPr>
-        <w:t>7</w:t>
+        <w:t>5</w:t>
       </w:r>
     </w:p>
     <w:p>
@@ -1559,23 +1425,29 @@
           <w:sz w:val="30"/>
           <w:szCs w:val="30"/>
         </w:rPr>
-        <w:t>Duration</w:t>
-      </w:r>
-      <w:r>
-        <w:rPr>
-          <w:rFonts w:cs="Calibri"/>
+        <w:t xml:space="preserve">throw </w:t>
+      </w:r>
+      <w:proofErr w:type="gramStart"/>
+      <w:r>
+        <w:rPr>
+          <w:rFonts w:cs="Calibri"/>
+          <w:b/>
+          <w:bCs/>
           <w:sz w:val="30"/>
           <w:szCs w:val="30"/>
         </w:rPr>
-        <w:t>…………………………………</w:t>
-      </w:r>
-      <w:r>
-        <w:rPr>
-          <w:rFonts w:cs="Calibri"/>
+        <w:t>Exception(</w:t>
+      </w:r>
+      <w:proofErr w:type="gramEnd"/>
+      <w:r>
+        <w:rPr>
+          <w:rFonts w:cs="Calibri"/>
+          <w:b/>
+          <w:bCs/>
           <w:sz w:val="30"/>
           <w:szCs w:val="30"/>
         </w:rPr>
-        <w:t>……</w:t>
+        <w:t>)</w:t>
       </w:r>
       <w:r>
         <w:rPr>
@@ -1583,7 +1455,7 @@
           <w:sz w:val="30"/>
           <w:szCs w:val="30"/>
         </w:rPr>
-        <w:t>……………………</w:t>
+        <w:t>.………………..………</w:t>
       </w:r>
       <w:r>
         <w:rPr>
@@ -1591,25 +1463,39 @@
           <w:sz w:val="30"/>
           <w:szCs w:val="30"/>
         </w:rPr>
-        <w:t>………</w:t>
-      </w:r>
-      <w:proofErr w:type="gramStart"/>
+        <w:t>…………………..</w:t>
+      </w:r>
       <w:r>
         <w:rPr>
           <w:rFonts w:cs="Calibri"/>
           <w:sz w:val="30"/>
           <w:szCs w:val="30"/>
         </w:rPr>
-        <w:t>…..</w:t>
-      </w:r>
-      <w:proofErr w:type="gramEnd"/>
+        <w:t>…</w:t>
+      </w:r>
       <w:r>
         <w:rPr>
           <w:rFonts w:cs="Calibri"/>
           <w:sz w:val="30"/>
           <w:szCs w:val="30"/>
         </w:rPr>
-        <w:t>28</w:t>
+        <w:t>…………</w:t>
+      </w:r>
+      <w:r>
+        <w:rPr>
+          <w:rFonts w:cs="Calibri"/>
+          <w:sz w:val="30"/>
+          <w:szCs w:val="30"/>
+        </w:rPr>
+        <w:t>2</w:t>
+      </w:r>
+      <w:r>
+        <w:rPr>
+          <w:rFonts w:cs="Calibri"/>
+          <w:sz w:val="30"/>
+          <w:szCs w:val="30"/>
+        </w:rPr>
+        <w:t>6</w:t>
       </w:r>
     </w:p>
     <w:p>
@@ -1621,39 +1507,38 @@
         </w:numPr>
         <w:rPr>
           <w:rFonts w:cs="Calibri"/>
-          <w:b/>
-          <w:bCs/>
           <w:sz w:val="30"/>
           <w:szCs w:val="30"/>
         </w:rPr>
       </w:pPr>
-      <w:proofErr w:type="spellStart"/>
-      <w:r>
-        <w:rPr>
-          <w:rFonts w:cs="Calibri"/>
-          <w:b/>
-          <w:bCs/>
+      <w:r>
+        <w:rPr>
+          <w:rFonts w:cs="Calibri"/>
           <w:sz w:val="30"/>
           <w:szCs w:val="30"/>
         </w:rPr>
-        <w:t>DateTime</w:t>
-      </w:r>
-      <w:proofErr w:type="spellEnd"/>
-      <w:r>
-        <w:rPr>
-          <w:rFonts w:cs="Calibri"/>
+        <w:t>Map unpacking (</w:t>
+      </w:r>
+      <w:r>
+        <w:rPr>
+          <w:rFonts w:cs="Calibri"/>
+          <w:b/>
+          <w:bCs/>
           <w:sz w:val="30"/>
           <w:szCs w:val="30"/>
         </w:rPr>
-        <w:t xml:space="preserve"> Class……………………………………………</w:t>
-      </w:r>
-      <w:r>
-        <w:rPr>
-          <w:rFonts w:cs="Calibri"/>
+        <w:t>List&lt;Map</w:t>
+      </w:r>
+      <w:proofErr w:type="gramStart"/>
+      <w:r>
+        <w:rPr>
+          <w:rFonts w:cs="Calibri"/>
+          <w:b/>
+          <w:bCs/>
           <w:sz w:val="30"/>
           <w:szCs w:val="30"/>
         </w:rPr>
-        <w:t>…</w:t>
+        <w:t>&gt;</w:t>
       </w:r>
       <w:r>
         <w:rPr>
@@ -1661,15 +1546,16 @@
           <w:sz w:val="30"/>
           <w:szCs w:val="30"/>
         </w:rPr>
-        <w:t>…</w:t>
-      </w:r>
+        <w:t>)…</w:t>
+      </w:r>
+      <w:proofErr w:type="gramEnd"/>
       <w:r>
         <w:rPr>
           <w:rFonts w:cs="Calibri"/>
           <w:sz w:val="30"/>
           <w:szCs w:val="30"/>
         </w:rPr>
-        <w:t>……………</w:t>
+        <w:t>……………………………</w:t>
       </w:r>
       <w:r>
         <w:rPr>
@@ -1677,7 +1563,7 @@
           <w:sz w:val="30"/>
           <w:szCs w:val="30"/>
         </w:rPr>
-        <w:t>3</w:t>
+        <w:t>…….</w:t>
       </w:r>
       <w:r>
         <w:rPr>
@@ -1685,7 +1571,23 @@
           <w:sz w:val="30"/>
           <w:szCs w:val="30"/>
         </w:rPr>
+        <w:t>……….</w:t>
+      </w:r>
+      <w:r>
+        <w:rPr>
+          <w:rFonts w:cs="Calibri"/>
+          <w:sz w:val="30"/>
+          <w:szCs w:val="30"/>
+        </w:rPr>
         <w:t>2</w:t>
+      </w:r>
+      <w:r>
+        <w:rPr>
+          <w:rFonts w:cs="Calibri"/>
+          <w:sz w:val="30"/>
+          <w:szCs w:val="30"/>
+        </w:rPr>
+        <w:t>7</w:t>
       </w:r>
     </w:p>
     <w:p>
@@ -1697,8 +1599,6 @@
         </w:numPr>
         <w:rPr>
           <w:rFonts w:cs="Calibri"/>
-          <w:b/>
-          <w:bCs/>
           <w:sz w:val="30"/>
           <w:szCs w:val="30"/>
         </w:rPr>
@@ -1706,20 +1606,20 @@
       <w:r>
         <w:rPr>
           <w:rFonts w:cs="Calibri"/>
+          <w:b/>
+          <w:bCs/>
           <w:sz w:val="30"/>
           <w:szCs w:val="30"/>
         </w:rPr>
-        <w:t xml:space="preserve">Debounce/Timer in </w:t>
-      </w:r>
-      <w:r>
-        <w:rPr>
-          <w:rFonts w:cs="Calibri"/>
-          <w:b/>
-          <w:bCs/>
+        <w:t>Duration</w:t>
+      </w:r>
+      <w:r>
+        <w:rPr>
+          <w:rFonts w:cs="Calibri"/>
           <w:sz w:val="30"/>
           <w:szCs w:val="30"/>
         </w:rPr>
-        <w:t>Dart</w:t>
+        <w:t>…………………………………</w:t>
       </w:r>
       <w:r>
         <w:rPr>
@@ -1727,7 +1627,7 @@
           <w:sz w:val="30"/>
           <w:szCs w:val="30"/>
         </w:rPr>
-        <w:t>…………………………….…………</w:t>
+        <w:t>……</w:t>
       </w:r>
       <w:r>
         <w:rPr>
@@ -1735,7 +1635,7 @@
           <w:sz w:val="30"/>
           <w:szCs w:val="30"/>
         </w:rPr>
-        <w:t>…</w:t>
+        <w:t>……………………</w:t>
       </w:r>
       <w:r>
         <w:rPr>
@@ -1743,23 +1643,25 @@
           <w:sz w:val="30"/>
           <w:szCs w:val="30"/>
         </w:rPr>
-        <w:t>……….</w:t>
-      </w:r>
+        <w:t>………</w:t>
+      </w:r>
+      <w:proofErr w:type="gramStart"/>
       <w:r>
         <w:rPr>
           <w:rFonts w:cs="Calibri"/>
           <w:sz w:val="30"/>
           <w:szCs w:val="30"/>
         </w:rPr>
-        <w:t>3</w:t>
-      </w:r>
+        <w:t>…..</w:t>
+      </w:r>
+      <w:proofErr w:type="gramEnd"/>
       <w:r>
         <w:rPr>
           <w:rFonts w:cs="Calibri"/>
           <w:sz w:val="30"/>
           <w:szCs w:val="30"/>
         </w:rPr>
-        <w:t>4</w:t>
+        <w:t>28</w:t>
       </w:r>
     </w:p>
     <w:p>
@@ -1777,6 +1679,7 @@
           <w:szCs w:val="30"/>
         </w:rPr>
       </w:pPr>
+      <w:proofErr w:type="spellStart"/>
       <w:r>
         <w:rPr>
           <w:rFonts w:cs="Calibri"/>
@@ -1785,25 +1688,24 @@
           <w:sz w:val="30"/>
           <w:szCs w:val="30"/>
         </w:rPr>
-        <w:t>extension</w:t>
-      </w:r>
+        <w:t>DateTime</w:t>
+      </w:r>
+      <w:proofErr w:type="spellEnd"/>
       <w:r>
         <w:rPr>
           <w:rFonts w:cs="Calibri"/>
           <w:sz w:val="30"/>
           <w:szCs w:val="30"/>
         </w:rPr>
-        <w:t xml:space="preserve"> in </w:t>
-      </w:r>
-      <w:r>
-        <w:rPr>
-          <w:rFonts w:cs="Calibri"/>
-          <w:b/>
-          <w:bCs/>
+        <w:t xml:space="preserve"> Class……………………………………………</w:t>
+      </w:r>
+      <w:r>
+        <w:rPr>
+          <w:rFonts w:cs="Calibri"/>
           <w:sz w:val="30"/>
           <w:szCs w:val="30"/>
         </w:rPr>
-        <w:t>Dart</w:t>
+        <w:t>…</w:t>
       </w:r>
       <w:r>
         <w:rPr>
@@ -1811,7 +1713,7 @@
           <w:sz w:val="30"/>
           <w:szCs w:val="30"/>
         </w:rPr>
-        <w:t>………………………………………</w:t>
+        <w:t>…</w:t>
       </w:r>
       <w:r>
         <w:rPr>
@@ -1819,7 +1721,7 @@
           <w:sz w:val="30"/>
           <w:szCs w:val="30"/>
         </w:rPr>
-        <w:t>……</w:t>
+        <w:t>……………</w:t>
       </w:r>
       <w:r>
         <w:rPr>
@@ -1827,7 +1729,7 @@
           <w:sz w:val="30"/>
           <w:szCs w:val="30"/>
         </w:rPr>
-        <w:t>…</w:t>
+        <w:t>3</w:t>
       </w:r>
       <w:r>
         <w:rPr>
@@ -1835,15 +1737,7 @@
           <w:sz w:val="30"/>
           <w:szCs w:val="30"/>
         </w:rPr>
-        <w:t>……………3</w:t>
-      </w:r>
-      <w:r>
-        <w:rPr>
-          <w:rFonts w:cs="Calibri"/>
-          <w:sz w:val="30"/>
-          <w:szCs w:val="30"/>
-        </w:rPr>
-        <w:t>5</w:t>
+        <w:t>2</w:t>
       </w:r>
     </w:p>
     <w:p>
@@ -1864,30 +1758,28 @@
       <w:r>
         <w:rPr>
           <w:rFonts w:cs="Calibri"/>
-          <w:b/>
-          <w:bCs/>
           <w:sz w:val="30"/>
           <w:szCs w:val="30"/>
         </w:rPr>
-        <w:t>extension type</w:t>
-      </w:r>
-      <w:r>
-        <w:rPr>
-          <w:rFonts w:cs="Calibri"/>
+        <w:t xml:space="preserve">Debounce/Timer in </w:t>
+      </w:r>
+      <w:r>
+        <w:rPr>
+          <w:rFonts w:cs="Calibri"/>
+          <w:b/>
+          <w:bCs/>
           <w:sz w:val="30"/>
           <w:szCs w:val="30"/>
         </w:rPr>
-        <w:t xml:space="preserve"> in </w:t>
-      </w:r>
-      <w:r>
-        <w:rPr>
-          <w:rFonts w:cs="Calibri"/>
-          <w:b/>
-          <w:bCs/>
+        <w:t>Dart</w:t>
+      </w:r>
+      <w:r>
+        <w:rPr>
+          <w:rFonts w:cs="Calibri"/>
           <w:sz w:val="30"/>
           <w:szCs w:val="30"/>
         </w:rPr>
-        <w:t>Dart</w:t>
+        <w:t>…………………………….…………</w:t>
       </w:r>
       <w:r>
         <w:rPr>
@@ -1895,25 +1787,23 @@
           <w:sz w:val="30"/>
           <w:szCs w:val="30"/>
         </w:rPr>
-        <w:t>…………………</w:t>
-      </w:r>
-      <w:proofErr w:type="gramStart"/>
+        <w:t>…</w:t>
+      </w:r>
       <w:r>
         <w:rPr>
           <w:rFonts w:cs="Calibri"/>
           <w:sz w:val="30"/>
           <w:szCs w:val="30"/>
         </w:rPr>
-        <w:t>…..</w:t>
-      </w:r>
-      <w:proofErr w:type="gramEnd"/>
+        <w:t>……….</w:t>
+      </w:r>
       <w:r>
         <w:rPr>
           <w:rFonts w:cs="Calibri"/>
           <w:sz w:val="30"/>
           <w:szCs w:val="30"/>
         </w:rPr>
-        <w:t>……</w:t>
+        <w:t>3</w:t>
       </w:r>
       <w:r>
         <w:rPr>
@@ -1921,23 +1811,7 @@
           <w:sz w:val="30"/>
           <w:szCs w:val="30"/>
         </w:rPr>
-        <w:t>……..</w:t>
-      </w:r>
-      <w:r>
-        <w:rPr>
-          <w:rFonts w:cs="Calibri"/>
-          <w:sz w:val="30"/>
-          <w:szCs w:val="30"/>
-        </w:rPr>
-        <w:t>…………………4</w:t>
-      </w:r>
-      <w:r>
-        <w:rPr>
-          <w:rFonts w:cs="Calibri"/>
-          <w:sz w:val="30"/>
-          <w:szCs w:val="30"/>
-        </w:rPr>
-        <w:t>0</w:t>
+        <w:t>4</w:t>
       </w:r>
     </w:p>
     <w:p>
@@ -1955,8 +1829,6 @@
           <w:szCs w:val="30"/>
         </w:rPr>
       </w:pPr>
-      <w:proofErr w:type="spellStart"/>
-      <w:proofErr w:type="gramStart"/>
       <w:r>
         <w:rPr>
           <w:rFonts w:cs="Calibri"/>
@@ -1965,20 +1837,16 @@
           <w:sz w:val="30"/>
           <w:szCs w:val="30"/>
         </w:rPr>
-        <w:t>switchMap</w:t>
-      </w:r>
-      <w:proofErr w:type="spellEnd"/>
-      <w:r>
-        <w:rPr>
-          <w:rFonts w:cs="Calibri"/>
-          <w:b/>
-          <w:bCs/>
+        <w:t>extension</w:t>
+      </w:r>
+      <w:r>
+        <w:rPr>
+          <w:rFonts w:cs="Calibri"/>
           <w:sz w:val="30"/>
           <w:szCs w:val="30"/>
         </w:rPr>
-        <w:t>(</w:t>
-      </w:r>
-      <w:proofErr w:type="gramEnd"/>
+        <w:t xml:space="preserve"> in </w:t>
+      </w:r>
       <w:r>
         <w:rPr>
           <w:rFonts w:cs="Calibri"/>
@@ -1987,7 +1855,7 @@
           <w:sz w:val="30"/>
           <w:szCs w:val="30"/>
         </w:rPr>
-        <w:t>)</w:t>
+        <w:t>Dart</w:t>
       </w:r>
       <w:r>
         <w:rPr>
@@ -1995,7 +1863,7 @@
           <w:sz w:val="30"/>
           <w:szCs w:val="30"/>
         </w:rPr>
-        <w:t xml:space="preserve"> Method…………………………………………</w:t>
+        <w:t>………………………………………</w:t>
       </w:r>
       <w:r>
         <w:rPr>
@@ -2003,7 +1871,7 @@
           <w:sz w:val="30"/>
           <w:szCs w:val="30"/>
         </w:rPr>
-        <w:t>…</w:t>
+        <w:t>……</w:t>
       </w:r>
       <w:r>
         <w:rPr>
@@ -2011,7 +1879,23 @@
           <w:sz w:val="30"/>
           <w:szCs w:val="30"/>
         </w:rPr>
-        <w:t>………….4</w:t>
+        <w:t>…</w:t>
+      </w:r>
+      <w:r>
+        <w:rPr>
+          <w:rFonts w:cs="Calibri"/>
+          <w:sz w:val="30"/>
+          <w:szCs w:val="30"/>
+        </w:rPr>
+        <w:t>……………3</w:t>
+      </w:r>
+      <w:r>
+        <w:rPr>
+          <w:rFonts w:cs="Calibri"/>
+          <w:sz w:val="30"/>
+          <w:szCs w:val="30"/>
+        </w:rPr>
+        <w:t>5</w:t>
       </w:r>
     </w:p>
     <w:p>
@@ -2029,7 +1913,6 @@
           <w:szCs w:val="30"/>
         </w:rPr>
       </w:pPr>
-      <w:proofErr w:type="gramStart"/>
       <w:r>
         <w:rPr>
           <w:rFonts w:cs="Calibri"/>
@@ -2038,26 +1921,25 @@
           <w:sz w:val="30"/>
           <w:szCs w:val="30"/>
         </w:rPr>
-        <w:t>.then</w:t>
-      </w:r>
-      <w:proofErr w:type="gramEnd"/>
-      <w:r>
-        <w:rPr>
-          <w:rFonts w:cs="Calibri"/>
-          <w:b/>
-          <w:bCs/>
+        <w:t>extension type</w:t>
+      </w:r>
+      <w:r>
+        <w:rPr>
+          <w:rFonts w:cs="Calibri"/>
           <w:sz w:val="30"/>
           <w:szCs w:val="30"/>
         </w:rPr>
-        <w:t>()</w:t>
-      </w:r>
-      <w:r>
-        <w:rPr>
-          <w:rFonts w:cs="Calibri"/>
+        <w:t xml:space="preserve"> in </w:t>
+      </w:r>
+      <w:r>
+        <w:rPr>
+          <w:rFonts w:cs="Calibri"/>
+          <w:b/>
+          <w:bCs/>
           <w:sz w:val="30"/>
           <w:szCs w:val="30"/>
         </w:rPr>
-        <w:t xml:space="preserve"> Method………………………………………………………</w:t>
+        <w:t>Dart</w:t>
       </w:r>
       <w:r>
         <w:rPr>
@@ -2065,23 +1947,49 @@
           <w:sz w:val="30"/>
           <w:szCs w:val="30"/>
         </w:rPr>
-        <w:t>..</w:t>
-      </w:r>
+        <w:t>…………………</w:t>
+      </w:r>
+      <w:proofErr w:type="gramStart"/>
       <w:r>
         <w:rPr>
           <w:rFonts w:cs="Calibri"/>
           <w:sz w:val="30"/>
           <w:szCs w:val="30"/>
         </w:rPr>
-        <w:t>……..</w:t>
-      </w:r>
+        <w:t>…..</w:t>
+      </w:r>
+      <w:proofErr w:type="gramEnd"/>
       <w:r>
         <w:rPr>
           <w:rFonts w:cs="Calibri"/>
           <w:sz w:val="30"/>
           <w:szCs w:val="30"/>
         </w:rPr>
-        <w:t>4</w:t>
+        <w:t>……</w:t>
+      </w:r>
+      <w:r>
+        <w:rPr>
+          <w:rFonts w:cs="Calibri"/>
+          <w:sz w:val="30"/>
+          <w:szCs w:val="30"/>
+        </w:rPr>
+        <w:t>……..</w:t>
+      </w:r>
+      <w:r>
+        <w:rPr>
+          <w:rFonts w:cs="Calibri"/>
+          <w:sz w:val="30"/>
+          <w:szCs w:val="30"/>
+        </w:rPr>
+        <w:t>…………………4</w:t>
+      </w:r>
+      <w:r>
+        <w:rPr>
+          <w:rFonts w:cs="Calibri"/>
+          <w:sz w:val="30"/>
+          <w:szCs w:val="30"/>
+        </w:rPr>
+        <w:t>0</w:t>
       </w:r>
     </w:p>
     <w:p>
@@ -2109,7 +2017,7 @@
           <w:sz w:val="30"/>
           <w:szCs w:val="30"/>
         </w:rPr>
-        <w:t>runZonedGuarded</w:t>
+        <w:t>switchMap</w:t>
       </w:r>
       <w:proofErr w:type="spellEnd"/>
       <w:r>
@@ -2139,7 +2047,7 @@
           <w:sz w:val="30"/>
           <w:szCs w:val="30"/>
         </w:rPr>
-        <w:t xml:space="preserve"> (Centralized Error Handling)…………</w:t>
+        <w:t xml:space="preserve"> Method…………………………………………</w:t>
       </w:r>
       <w:r>
         <w:rPr>
@@ -2147,7 +2055,7 @@
           <w:sz w:val="30"/>
           <w:szCs w:val="30"/>
         </w:rPr>
-        <w:t>.</w:t>
+        <w:t>…</w:t>
       </w:r>
       <w:r>
         <w:rPr>
@@ -2155,15 +2063,7 @@
           <w:sz w:val="30"/>
           <w:szCs w:val="30"/>
         </w:rPr>
-        <w:t>…….4</w:t>
-      </w:r>
-      <w:r>
-        <w:rPr>
-          <w:rFonts w:cs="Calibri"/>
-          <w:sz w:val="30"/>
-          <w:szCs w:val="30"/>
-        </w:rPr>
-        <w:t>4</w:t>
+        <w:t>………….4</w:t>
       </w:r>
     </w:p>
     <w:p>
@@ -2181,7 +2081,7 @@
           <w:szCs w:val="30"/>
         </w:rPr>
       </w:pPr>
-      <w:proofErr w:type="spellStart"/>
+      <w:proofErr w:type="gramStart"/>
       <w:r>
         <w:rPr>
           <w:rFonts w:cs="Calibri"/>
@@ -2190,26 +2090,26 @@
           <w:sz w:val="30"/>
           <w:szCs w:val="30"/>
         </w:rPr>
-        <w:t>LinkedHashMap</w:t>
-      </w:r>
-      <w:proofErr w:type="spellEnd"/>
-      <w:r>
-        <w:rPr>
-          <w:rFonts w:cs="Calibri"/>
+        <w:t>.then</w:t>
+      </w:r>
+      <w:proofErr w:type="gramEnd"/>
+      <w:r>
+        <w:rPr>
+          <w:rFonts w:cs="Calibri"/>
+          <w:b/>
+          <w:bCs/>
           <w:sz w:val="30"/>
           <w:szCs w:val="30"/>
         </w:rPr>
-        <w:t xml:space="preserve"> in </w:t>
-      </w:r>
-      <w:r>
-        <w:rPr>
-          <w:rFonts w:cs="Calibri"/>
-          <w:b/>
-          <w:bCs/>
+        <w:t>()</w:t>
+      </w:r>
+      <w:r>
+        <w:rPr>
+          <w:rFonts w:cs="Calibri"/>
           <w:sz w:val="30"/>
           <w:szCs w:val="30"/>
         </w:rPr>
-        <w:t>Dart</w:t>
+        <w:t xml:space="preserve"> Method………………………………………………………</w:t>
       </w:r>
       <w:r>
         <w:rPr>
@@ -2217,16 +2117,15 @@
           <w:sz w:val="30"/>
           <w:szCs w:val="30"/>
         </w:rPr>
-        <w:t>……………………………</w:t>
-      </w:r>
-      <w:proofErr w:type="gramStart"/>
+        <w:t>..</w:t>
+      </w:r>
       <w:r>
         <w:rPr>
           <w:rFonts w:cs="Calibri"/>
           <w:sz w:val="30"/>
           <w:szCs w:val="30"/>
         </w:rPr>
-        <w:t>…</w:t>
+        <w:t>……..</w:t>
       </w:r>
       <w:r>
         <w:rPr>
@@ -2234,36 +2133,49 @@
           <w:sz w:val="30"/>
           <w:szCs w:val="30"/>
         </w:rPr>
-        <w:t>..</w:t>
-      </w:r>
-      <w:proofErr w:type="gramEnd"/>
-      <w:r>
-        <w:rPr>
-          <w:rFonts w:cs="Calibri"/>
+        <w:t>4</w:t>
+      </w:r>
+    </w:p>
+    <w:p>
+      <w:pPr>
+        <w:pStyle w:val="ListParagraph"/>
+        <w:numPr>
+          <w:ilvl w:val="0"/>
+          <w:numId w:val="31"/>
+        </w:numPr>
+        <w:rPr>
+          <w:rFonts w:cs="Calibri"/>
+          <w:b/>
+          <w:bCs/>
           <w:sz w:val="30"/>
           <w:szCs w:val="30"/>
         </w:rPr>
-        <w:t>………………..</w:t>
-      </w:r>
-      <w:r>
-        <w:rPr>
-          <w:rFonts w:cs="Calibri"/>
+      </w:pPr>
+      <w:proofErr w:type="spellStart"/>
+      <w:proofErr w:type="gramStart"/>
+      <w:r>
+        <w:rPr>
+          <w:rFonts w:cs="Calibri"/>
+          <w:b/>
+          <w:bCs/>
           <w:sz w:val="30"/>
           <w:szCs w:val="30"/>
         </w:rPr>
-        <w:t>4</w:t>
-      </w:r>
-      <w:r>
-        <w:rPr>
-          <w:rFonts w:cs="Calibri"/>
+        <w:t>runZonedGuarded</w:t>
+      </w:r>
+      <w:proofErr w:type="spellEnd"/>
+      <w:r>
+        <w:rPr>
+          <w:rFonts w:cs="Calibri"/>
+          <w:b/>
+          <w:bCs/>
           <w:sz w:val="30"/>
           <w:szCs w:val="30"/>
         </w:rPr>
-        <w:t>6</w:t>
-      </w:r>
-    </w:p>
-    <w:p>
-      <w:pPr>
+        <w:t>(</w:t>
+      </w:r>
+      <w:proofErr w:type="gramEnd"/>
+      <w:r>
         <w:rPr>
           <w:rFonts w:cs="Calibri"/>
           <w:b/>
@@ -2271,39 +2183,178 @@
           <w:sz w:val="30"/>
           <w:szCs w:val="30"/>
         </w:rPr>
-      </w:pPr>
-    </w:p>
-    <w:p>
-      <w:pPr>
-        <w:rPr>
-          <w:rFonts w:cs="Calibri"/>
-          <w:b/>
-          <w:bCs/>
+        <w:t>)</w:t>
+      </w:r>
+      <w:r>
+        <w:rPr>
+          <w:rFonts w:cs="Calibri"/>
           <w:sz w:val="30"/>
           <w:szCs w:val="30"/>
         </w:rPr>
-      </w:pPr>
-    </w:p>
-    <w:p>
-      <w:pPr>
-        <w:jc w:val="both"/>
-        <w:rPr>
-          <w:rFonts w:cs="Calibri"/>
-          <w:b/>
-          <w:bCs/>
-          <w:sz w:val="32"/>
-          <w:szCs w:val="32"/>
-        </w:rPr>
-      </w:pPr>
-      <w:r>
-        <w:rPr>
-          <w:rFonts w:cs="Calibri"/>
-          <w:b/>
-          <w:bCs/>
-          <w:sz w:val="32"/>
-          <w:szCs w:val="32"/>
-        </w:rPr>
-        <w:lastRenderedPageBreak/>
+        <w:t xml:space="preserve"> (Centralized Error Handling)…………</w:t>
+      </w:r>
+      <w:r>
+        <w:rPr>
+          <w:rFonts w:cs="Calibri"/>
+          <w:sz w:val="30"/>
+          <w:szCs w:val="30"/>
+        </w:rPr>
+        <w:t>.</w:t>
+      </w:r>
+      <w:r>
+        <w:rPr>
+          <w:rFonts w:cs="Calibri"/>
+          <w:sz w:val="30"/>
+          <w:szCs w:val="30"/>
+        </w:rPr>
+        <w:t>…….4</w:t>
+      </w:r>
+      <w:r>
+        <w:rPr>
+          <w:rFonts w:cs="Calibri"/>
+          <w:sz w:val="30"/>
+          <w:szCs w:val="30"/>
+        </w:rPr>
+        <w:t>4</w:t>
+      </w:r>
+    </w:p>
+    <w:p>
+      <w:pPr>
+        <w:pStyle w:val="ListParagraph"/>
+        <w:numPr>
+          <w:ilvl w:val="0"/>
+          <w:numId w:val="31"/>
+        </w:numPr>
+        <w:rPr>
+          <w:rFonts w:cs="Calibri"/>
+          <w:b/>
+          <w:bCs/>
+          <w:sz w:val="30"/>
+          <w:szCs w:val="30"/>
+        </w:rPr>
+      </w:pPr>
+      <w:proofErr w:type="spellStart"/>
+      <w:r>
+        <w:rPr>
+          <w:rFonts w:cs="Calibri"/>
+          <w:b/>
+          <w:bCs/>
+          <w:sz w:val="30"/>
+          <w:szCs w:val="30"/>
+        </w:rPr>
+        <w:t>LinkedHashMap</w:t>
+      </w:r>
+      <w:proofErr w:type="spellEnd"/>
+      <w:r>
+        <w:rPr>
+          <w:rFonts w:cs="Calibri"/>
+          <w:sz w:val="30"/>
+          <w:szCs w:val="30"/>
+        </w:rPr>
+        <w:t xml:space="preserve"> in </w:t>
+      </w:r>
+      <w:r>
+        <w:rPr>
+          <w:rFonts w:cs="Calibri"/>
+          <w:b/>
+          <w:bCs/>
+          <w:sz w:val="30"/>
+          <w:szCs w:val="30"/>
+        </w:rPr>
+        <w:t>Dart</w:t>
+      </w:r>
+      <w:r>
+        <w:rPr>
+          <w:rFonts w:cs="Calibri"/>
+          <w:sz w:val="30"/>
+          <w:szCs w:val="30"/>
+        </w:rPr>
+        <w:t>……………………………</w:t>
+      </w:r>
+      <w:proofErr w:type="gramStart"/>
+      <w:r>
+        <w:rPr>
+          <w:rFonts w:cs="Calibri"/>
+          <w:sz w:val="30"/>
+          <w:szCs w:val="30"/>
+        </w:rPr>
+        <w:t>…</w:t>
+      </w:r>
+      <w:r>
+        <w:rPr>
+          <w:rFonts w:cs="Calibri"/>
+          <w:sz w:val="30"/>
+          <w:szCs w:val="30"/>
+        </w:rPr>
+        <w:t>..</w:t>
+      </w:r>
+      <w:proofErr w:type="gramEnd"/>
+      <w:r>
+        <w:rPr>
+          <w:rFonts w:cs="Calibri"/>
+          <w:sz w:val="30"/>
+          <w:szCs w:val="30"/>
+        </w:rPr>
+        <w:t>………………..</w:t>
+      </w:r>
+      <w:r>
+        <w:rPr>
+          <w:rFonts w:cs="Calibri"/>
+          <w:sz w:val="30"/>
+          <w:szCs w:val="30"/>
+        </w:rPr>
+        <w:t>4</w:t>
+      </w:r>
+      <w:r>
+        <w:rPr>
+          <w:rFonts w:cs="Calibri"/>
+          <w:sz w:val="30"/>
+          <w:szCs w:val="30"/>
+        </w:rPr>
+        <w:t>6</w:t>
+      </w:r>
+    </w:p>
+    <w:p>
+      <w:pPr>
+        <w:rPr>
+          <w:rFonts w:cs="Calibri"/>
+          <w:b/>
+          <w:bCs/>
+          <w:sz w:val="30"/>
+          <w:szCs w:val="30"/>
+        </w:rPr>
+      </w:pPr>
+    </w:p>
+    <w:p>
+      <w:pPr>
+        <w:rPr>
+          <w:rFonts w:cs="Calibri"/>
+          <w:b/>
+          <w:bCs/>
+          <w:sz w:val="30"/>
+          <w:szCs w:val="30"/>
+        </w:rPr>
+      </w:pPr>
+    </w:p>
+    <w:p>
+      <w:pPr>
+        <w:jc w:val="both"/>
+        <w:rPr>
+          <w:rFonts w:cs="Calibri"/>
+          <w:b/>
+          <w:bCs/>
+          <w:sz w:val="32"/>
+          <w:szCs w:val="32"/>
+        </w:rPr>
+      </w:pPr>
+      <w:r>
+        <w:rPr>
+          <w:rFonts w:cs="Calibri"/>
+          <w:b/>
+          <w:bCs/>
+          <w:sz w:val="32"/>
+          <w:szCs w:val="32"/>
+        </w:rPr>
         <w:t>Quick Tips</w:t>
       </w:r>
       <w:r>
@@ -3482,6 +3533,7 @@
           <w:sz w:val="32"/>
           <w:szCs w:val="32"/>
         </w:rPr>
+        <w:lastRenderedPageBreak/>
         <w:t xml:space="preserve">// returns </w:t>
       </w:r>
       <w:proofErr w:type="spellStart"/>
@@ -3615,7 +3667,6 @@
           <w:sz w:val="32"/>
           <w:szCs w:val="32"/>
         </w:rPr>
-        <w:lastRenderedPageBreak/>
         <w:t>// returns List&lt;</w:t>
       </w:r>
       <w:proofErr w:type="spellStart"/>
@@ -4551,6 +4602,7 @@
           <w:sz w:val="32"/>
           <w:szCs w:val="32"/>
         </w:rPr>
+        <w:lastRenderedPageBreak/>
         <w:t xml:space="preserve">NOTE: </w:t>
       </w:r>
       <w:r>
@@ -4725,16 +4777,7 @@
           <w:sz w:val="32"/>
           <w:szCs w:val="32"/>
         </w:rPr>
-        <w:t xml:space="preserve">. The </w:t>
-      </w:r>
-      <w:r>
-        <w:rPr>
-          <w:rFonts w:cs="Calibri"/>
-          <w:sz w:val="32"/>
-          <w:szCs w:val="32"/>
-        </w:rPr>
-        <w:lastRenderedPageBreak/>
-        <w:t xml:space="preserve">transformation (and in our case, the side effect of adding to </w:t>
+        <w:t xml:space="preserve">. The transformation (and in our case, the side effect of adding to </w:t>
       </w:r>
       <w:r>
         <w:rPr>
@@ -5556,6 +5599,7 @@
           <w:sz w:val="32"/>
           <w:szCs w:val="32"/>
         </w:rPr>
+        <w:lastRenderedPageBreak/>
         <w:t xml:space="preserve">Type Flexibility: The return type can differ from the element type of the collection (e.g., calculating the sum of </w:t>
       </w:r>
       <w:r>
@@ -5639,705 +5683,674 @@
           <w:sz w:val="32"/>
           <w:szCs w:val="32"/>
         </w:rPr>
+        <w:t xml:space="preserve">  List&lt;int&gt; list1 = [</w:t>
+      </w:r>
+      <w:proofErr w:type="gramStart"/>
+      <w:r>
+        <w:rPr>
+          <w:rFonts w:cs="Calibri"/>
+          <w:b/>
+          <w:bCs/>
+          <w:color w:val="D86DCB" w:themeColor="accent5" w:themeTint="99"/>
+          <w:sz w:val="32"/>
+          <w:szCs w:val="32"/>
+        </w:rPr>
+        <w:t>1 ,</w:t>
+      </w:r>
+      <w:proofErr w:type="gramEnd"/>
+      <w:r>
+        <w:rPr>
+          <w:rFonts w:cs="Calibri"/>
+          <w:b/>
+          <w:bCs/>
+          <w:color w:val="D86DCB" w:themeColor="accent5" w:themeTint="99"/>
+          <w:sz w:val="32"/>
+          <w:szCs w:val="32"/>
+        </w:rPr>
+        <w:t xml:space="preserve"> 2, 3, 4];</w:t>
+      </w:r>
+    </w:p>
+    <w:p>
+      <w:pPr>
+        <w:jc w:val="both"/>
+        <w:rPr>
+          <w:rFonts w:cs="Calibri"/>
+          <w:b/>
+          <w:bCs/>
+          <w:color w:val="D86DCB" w:themeColor="accent5" w:themeTint="99"/>
+          <w:sz w:val="32"/>
+          <w:szCs w:val="32"/>
+        </w:rPr>
+      </w:pPr>
+      <w:r>
+        <w:rPr>
+          <w:rFonts w:cs="Calibri"/>
+          <w:b/>
+          <w:bCs/>
+          <w:color w:val="D86DCB" w:themeColor="accent5" w:themeTint="99"/>
+          <w:sz w:val="32"/>
+          <w:szCs w:val="32"/>
+        </w:rPr>
+        <w:t xml:space="preserve">  final total = list1.fold&lt;double</w:t>
+      </w:r>
+      <w:proofErr w:type="gramStart"/>
+      <w:r>
+        <w:rPr>
+          <w:rFonts w:cs="Calibri"/>
+          <w:b/>
+          <w:bCs/>
+          <w:color w:val="D86DCB" w:themeColor="accent5" w:themeTint="99"/>
+          <w:sz w:val="32"/>
+          <w:szCs w:val="32"/>
+        </w:rPr>
+        <w:t>&gt;(</w:t>
+      </w:r>
+      <w:proofErr w:type="gramEnd"/>
+    </w:p>
+    <w:p>
+      <w:pPr>
+        <w:jc w:val="both"/>
+        <w:rPr>
+          <w:rFonts w:cs="Calibri"/>
+          <w:b/>
+          <w:bCs/>
+          <w:color w:val="D86DCB" w:themeColor="accent5" w:themeTint="99"/>
+          <w:sz w:val="32"/>
+          <w:szCs w:val="32"/>
+        </w:rPr>
+      </w:pPr>
+      <w:r>
+        <w:rPr>
+          <w:rFonts w:cs="Calibri"/>
+          <w:b/>
+          <w:bCs/>
+          <w:color w:val="D86DCB" w:themeColor="accent5" w:themeTint="99"/>
+          <w:sz w:val="32"/>
+          <w:szCs w:val="32"/>
+        </w:rPr>
+        <w:t xml:space="preserve">      0, (</w:t>
+      </w:r>
+      <w:proofErr w:type="spellStart"/>
+      <w:r>
+        <w:rPr>
+          <w:rFonts w:cs="Calibri"/>
+          <w:b/>
+          <w:bCs/>
+          <w:color w:val="D86DCB" w:themeColor="accent5" w:themeTint="99"/>
+          <w:sz w:val="32"/>
+          <w:szCs w:val="32"/>
+        </w:rPr>
+        <w:t>previousValue</w:t>
+      </w:r>
+      <w:proofErr w:type="spellEnd"/>
+      <w:r>
+        <w:rPr>
+          <w:rFonts w:cs="Calibri"/>
+          <w:b/>
+          <w:bCs/>
+          <w:color w:val="D86DCB" w:themeColor="accent5" w:themeTint="99"/>
+          <w:sz w:val="32"/>
+          <w:szCs w:val="32"/>
+        </w:rPr>
+        <w:t xml:space="preserve">, element) =&gt; </w:t>
+      </w:r>
+      <w:proofErr w:type="spellStart"/>
+      <w:r>
+        <w:rPr>
+          <w:rFonts w:cs="Calibri"/>
+          <w:b/>
+          <w:bCs/>
+          <w:color w:val="D86DCB" w:themeColor="accent5" w:themeTint="99"/>
+          <w:sz w:val="32"/>
+          <w:szCs w:val="32"/>
+        </w:rPr>
+        <w:t>previousValue</w:t>
+      </w:r>
+      <w:proofErr w:type="spellEnd"/>
+      <w:r>
+        <w:rPr>
+          <w:rFonts w:cs="Calibri"/>
+          <w:b/>
+          <w:bCs/>
+          <w:color w:val="D86DCB" w:themeColor="accent5" w:themeTint="99"/>
+          <w:sz w:val="32"/>
+          <w:szCs w:val="32"/>
+        </w:rPr>
+        <w:t xml:space="preserve"> + element</w:t>
+      </w:r>
+    </w:p>
+    <w:p>
+      <w:pPr>
+        <w:jc w:val="both"/>
+        <w:rPr>
+          <w:rFonts w:cs="Calibri"/>
+          <w:b/>
+          <w:bCs/>
+          <w:color w:val="D86DCB" w:themeColor="accent5" w:themeTint="99"/>
+          <w:sz w:val="32"/>
+          <w:szCs w:val="32"/>
+        </w:rPr>
+      </w:pPr>
+      <w:r>
+        <w:rPr>
+          <w:rFonts w:cs="Calibri"/>
+          <w:b/>
+          <w:bCs/>
+          <w:color w:val="D86DCB" w:themeColor="accent5" w:themeTint="99"/>
+          <w:sz w:val="32"/>
+          <w:szCs w:val="32"/>
+        </w:rPr>
+        <w:t xml:space="preserve">  );</w:t>
+      </w:r>
+    </w:p>
+    <w:p>
+      <w:pPr>
+        <w:jc w:val="both"/>
+        <w:rPr>
+          <w:rFonts w:cs="Calibri"/>
+          <w:b/>
+          <w:bCs/>
+          <w:color w:val="D86DCB" w:themeColor="accent5" w:themeTint="99"/>
+          <w:sz w:val="32"/>
+          <w:szCs w:val="32"/>
+        </w:rPr>
+      </w:pPr>
+      <w:r>
+        <w:rPr>
+          <w:rFonts w:cs="Calibri"/>
+          <w:b/>
+          <w:bCs/>
+          <w:color w:val="D86DCB" w:themeColor="accent5" w:themeTint="99"/>
+          <w:sz w:val="32"/>
+          <w:szCs w:val="32"/>
+        </w:rPr>
+        <w:t xml:space="preserve">  print(total);</w:t>
+      </w:r>
+    </w:p>
+    <w:p>
+      <w:pPr>
+        <w:jc w:val="both"/>
+        <w:rPr>
+          <w:rFonts w:cs="Calibri"/>
+          <w:b/>
+          <w:bCs/>
+          <w:sz w:val="32"/>
+          <w:szCs w:val="32"/>
+        </w:rPr>
+      </w:pPr>
+    </w:p>
+    <w:p>
+      <w:pPr>
+        <w:jc w:val="center"/>
+        <w:rPr>
+          <w:rFonts w:cs="Calibri"/>
+          <w:sz w:val="32"/>
+          <w:szCs w:val="32"/>
+        </w:rPr>
+      </w:pPr>
+      <w:r>
+        <w:rPr>
+          <w:rFonts w:cs="Calibri"/>
+          <w:sz w:val="32"/>
+          <w:szCs w:val="32"/>
+        </w:rPr>
+        <w:t>Break</w:t>
+      </w:r>
+    </w:p>
+    <w:p>
+      <w:pPr>
+        <w:jc w:val="both"/>
+        <w:rPr>
+          <w:rFonts w:cs="Calibri"/>
+          <w:b/>
+          <w:bCs/>
+          <w:sz w:val="32"/>
+          <w:szCs w:val="32"/>
+        </w:rPr>
+      </w:pPr>
+    </w:p>
+    <w:p>
+      <w:pPr>
+        <w:jc w:val="both"/>
+        <w:rPr>
+          <w:rFonts w:cs="Calibri"/>
+          <w:b/>
+          <w:bCs/>
+          <w:sz w:val="32"/>
+          <w:szCs w:val="32"/>
+        </w:rPr>
+      </w:pPr>
+      <w:proofErr w:type="gramStart"/>
+      <w:r>
+        <w:rPr>
+          <w:rFonts w:cs="Calibri"/>
+          <w:b/>
+          <w:bCs/>
+          <w:sz w:val="32"/>
+          <w:szCs w:val="32"/>
+        </w:rPr>
+        <w:t>.abs</w:t>
+      </w:r>
+      <w:proofErr w:type="gramEnd"/>
+      <w:r>
+        <w:rPr>
+          <w:rFonts w:cs="Calibri"/>
+          <w:b/>
+          <w:bCs/>
+          <w:sz w:val="32"/>
+          <w:szCs w:val="32"/>
+        </w:rPr>
+        <w:t xml:space="preserve">() and .clamp() </w:t>
+      </w:r>
+      <w:r>
+        <w:rPr>
+          <w:rFonts w:cs="Calibri"/>
+          <w:b/>
+          <w:bCs/>
+          <w:sz w:val="32"/>
+          <w:szCs w:val="32"/>
+        </w:rPr>
+        <w:t>M</w:t>
+      </w:r>
+      <w:r>
+        <w:rPr>
+          <w:rFonts w:cs="Calibri"/>
+          <w:b/>
+          <w:bCs/>
+          <w:sz w:val="32"/>
+          <w:szCs w:val="32"/>
+        </w:rPr>
+        <w:t>ethods:</w:t>
+      </w:r>
+    </w:p>
+    <w:p>
+      <w:pPr>
+        <w:jc w:val="both"/>
+        <w:rPr>
+          <w:rFonts w:cs="Calibri"/>
+          <w:sz w:val="32"/>
+          <w:szCs w:val="32"/>
+        </w:rPr>
+      </w:pPr>
+      <w:proofErr w:type="gramStart"/>
+      <w:r>
+        <w:rPr>
+          <w:rFonts w:cs="Calibri"/>
+          <w:sz w:val="32"/>
+          <w:szCs w:val="32"/>
+        </w:rPr>
+        <w:t>#</w:t>
+      </w:r>
+      <w:r>
+        <w:rPr>
+          <w:rFonts w:cs="Calibri"/>
+          <w:sz w:val="32"/>
+          <w:szCs w:val="32"/>
+        </w:rPr>
+        <w:t xml:space="preserve"> </w:t>
+      </w:r>
+      <w:r>
+        <w:rPr>
+          <w:rFonts w:cs="Calibri"/>
+          <w:b/>
+          <w:bCs/>
+          <w:sz w:val="32"/>
+          <w:szCs w:val="32"/>
+        </w:rPr>
+        <w:t>.abs</w:t>
+      </w:r>
+      <w:proofErr w:type="gramEnd"/>
+      <w:r>
+        <w:rPr>
+          <w:rFonts w:cs="Calibri"/>
+          <w:b/>
+          <w:bCs/>
+          <w:sz w:val="32"/>
+          <w:szCs w:val="32"/>
+        </w:rPr>
+        <w:t>()</w:t>
+      </w:r>
+      <w:r>
+        <w:rPr>
+          <w:rFonts w:cs="Calibri"/>
+          <w:sz w:val="32"/>
+          <w:szCs w:val="32"/>
+        </w:rPr>
+        <w:t xml:space="preserve"> is a method on numeric types (num, int, double) that returns the absolute value</w:t>
+      </w:r>
+      <w:r>
+        <w:rPr>
+          <w:rFonts w:cs="Calibri"/>
+          <w:sz w:val="32"/>
+          <w:szCs w:val="32"/>
+        </w:rPr>
+        <w:t xml:space="preserve"> (non-negative)</w:t>
+      </w:r>
+      <w:r>
+        <w:rPr>
+          <w:rFonts w:cs="Calibri"/>
+          <w:sz w:val="32"/>
+          <w:szCs w:val="32"/>
+        </w:rPr>
+        <w:t>.</w:t>
+      </w:r>
+      <w:r>
+        <w:rPr>
+          <w:rFonts w:cs="Calibri"/>
+          <w:sz w:val="32"/>
+          <w:szCs w:val="32"/>
+        </w:rPr>
+        <w:t xml:space="preserve"> </w:t>
+      </w:r>
+      <w:r>
+        <w:rPr>
+          <w:rFonts w:cs="Calibri"/>
+          <w:sz w:val="32"/>
+          <w:szCs w:val="32"/>
+        </w:rPr>
+        <w:t>Example:</w:t>
+      </w:r>
+    </w:p>
+    <w:p>
+      <w:pPr>
+        <w:jc w:val="both"/>
+        <w:rPr>
+          <w:rFonts w:cs="Calibri"/>
+          <w:sz w:val="32"/>
+          <w:szCs w:val="32"/>
+        </w:rPr>
+      </w:pPr>
+      <w:r>
+        <w:rPr>
+          <w:rFonts w:cs="Calibri"/>
+          <w:sz w:val="32"/>
+          <w:szCs w:val="32"/>
+        </w:rPr>
+        <w:t>(-5</w:t>
+      </w:r>
+      <w:proofErr w:type="gramStart"/>
+      <w:r>
+        <w:rPr>
+          <w:rFonts w:cs="Calibri"/>
+          <w:sz w:val="32"/>
+          <w:szCs w:val="32"/>
+        </w:rPr>
+        <w:t>).abs</w:t>
+      </w:r>
+      <w:proofErr w:type="gramEnd"/>
+      <w:r>
+        <w:rPr>
+          <w:rFonts w:cs="Calibri"/>
+          <w:sz w:val="32"/>
+          <w:szCs w:val="32"/>
+        </w:rPr>
+        <w:t>() → 5.</w:t>
+      </w:r>
+    </w:p>
+    <w:p>
+      <w:pPr>
+        <w:jc w:val="both"/>
+        <w:rPr>
+          <w:rFonts w:cs="Calibri"/>
+          <w:color w:val="D86DCB" w:themeColor="accent5" w:themeTint="99"/>
+          <w:sz w:val="32"/>
+          <w:szCs w:val="32"/>
+        </w:rPr>
+      </w:pPr>
+      <w:r>
+        <w:rPr>
+          <w:rFonts w:cs="Calibri"/>
+          <w:color w:val="D86DCB" w:themeColor="accent5" w:themeTint="99"/>
+          <w:sz w:val="32"/>
+          <w:szCs w:val="32"/>
+        </w:rPr>
+        <w:t>print(</w:t>
+      </w:r>
+      <w:proofErr w:type="gramStart"/>
+      <w:r>
+        <w:rPr>
+          <w:rFonts w:cs="Calibri"/>
+          <w:color w:val="D86DCB" w:themeColor="accent5" w:themeTint="99"/>
+          <w:sz w:val="32"/>
+          <w:szCs w:val="32"/>
+        </w:rPr>
+        <w:t>25.abs(</w:t>
+      </w:r>
+      <w:proofErr w:type="gramEnd"/>
+      <w:r>
+        <w:rPr>
+          <w:rFonts w:cs="Calibri"/>
+          <w:color w:val="D86DCB" w:themeColor="accent5" w:themeTint="99"/>
+          <w:sz w:val="32"/>
+          <w:szCs w:val="32"/>
+        </w:rPr>
+        <w:t>)); // 25</w:t>
+      </w:r>
+    </w:p>
+    <w:p>
+      <w:pPr>
+        <w:jc w:val="both"/>
+        <w:rPr>
+          <w:rFonts w:cs="Calibri"/>
+          <w:color w:val="D86DCB" w:themeColor="accent5" w:themeTint="99"/>
+          <w:sz w:val="32"/>
+          <w:szCs w:val="32"/>
+        </w:rPr>
+      </w:pPr>
+      <w:r>
+        <w:rPr>
+          <w:rFonts w:cs="Calibri"/>
+          <w:color w:val="D86DCB" w:themeColor="accent5" w:themeTint="99"/>
+          <w:sz w:val="32"/>
+          <w:szCs w:val="32"/>
+        </w:rPr>
+        <w:t>print(</w:t>
+      </w:r>
+      <w:proofErr w:type="gramStart"/>
+      <w:r>
+        <w:rPr>
+          <w:rFonts w:cs="Calibri"/>
+          <w:color w:val="D86DCB" w:themeColor="accent5" w:themeTint="99"/>
+          <w:sz w:val="32"/>
+          <w:szCs w:val="32"/>
+        </w:rPr>
+        <w:t>-25.abs(</w:t>
+      </w:r>
+      <w:proofErr w:type="gramEnd"/>
+      <w:r>
+        <w:rPr>
+          <w:rFonts w:cs="Calibri"/>
+          <w:color w:val="D86DCB" w:themeColor="accent5" w:themeTint="99"/>
+          <w:sz w:val="32"/>
+          <w:szCs w:val="32"/>
+        </w:rPr>
+        <w:t>)); // 25</w:t>
+      </w:r>
+    </w:p>
+    <w:p>
+      <w:pPr>
+        <w:jc w:val="both"/>
+        <w:rPr>
+          <w:rFonts w:cs="Calibri"/>
+          <w:sz w:val="32"/>
+          <w:szCs w:val="32"/>
+        </w:rPr>
+      </w:pPr>
+    </w:p>
+    <w:p>
+      <w:pPr>
+        <w:jc w:val="both"/>
+        <w:rPr>
+          <w:rFonts w:cs="Calibri"/>
+          <w:sz w:val="32"/>
+          <w:szCs w:val="32"/>
+        </w:rPr>
+      </w:pPr>
+      <w:proofErr w:type="gramStart"/>
+      <w:r>
+        <w:rPr>
+          <w:rFonts w:cs="Calibri"/>
+          <w:sz w:val="32"/>
+          <w:szCs w:val="32"/>
+        </w:rPr>
+        <w:t>.clamp</w:t>
+      </w:r>
+      <w:proofErr w:type="gramEnd"/>
+      <w:r>
+        <w:rPr>
+          <w:rFonts w:cs="Calibri"/>
+          <w:sz w:val="32"/>
+          <w:szCs w:val="32"/>
+        </w:rPr>
+        <w:t>():</w:t>
+      </w:r>
+    </w:p>
+    <w:p>
+      <w:pPr>
+        <w:jc w:val="both"/>
+        <w:rPr>
+          <w:rFonts w:cs="Calibri"/>
+          <w:sz w:val="32"/>
+          <w:szCs w:val="32"/>
+        </w:rPr>
+      </w:pPr>
+      <w:proofErr w:type="gramStart"/>
+      <w:r>
+        <w:rPr>
+          <w:rFonts w:cs="Calibri"/>
+          <w:sz w:val="32"/>
+          <w:szCs w:val="32"/>
+        </w:rPr>
+        <w:t>#</w:t>
+      </w:r>
+      <w:r>
+        <w:rPr>
+          <w:rFonts w:cs="Calibri"/>
+          <w:b/>
+          <w:bCs/>
+          <w:sz w:val="32"/>
+          <w:szCs w:val="32"/>
+        </w:rPr>
+        <w:t xml:space="preserve"> </w:t>
+      </w:r>
+      <w:r>
+        <w:rPr>
+          <w:rFonts w:cs="Calibri"/>
+          <w:b/>
+          <w:bCs/>
+          <w:sz w:val="32"/>
+          <w:szCs w:val="32"/>
+        </w:rPr>
+        <w:t>.clamp</w:t>
+      </w:r>
+      <w:proofErr w:type="gramEnd"/>
+      <w:r>
+        <w:rPr>
+          <w:rFonts w:cs="Calibri"/>
+          <w:b/>
+          <w:bCs/>
+          <w:sz w:val="32"/>
+          <w:szCs w:val="32"/>
+        </w:rPr>
+        <w:t>(min, max)</w:t>
+      </w:r>
+      <w:r>
+        <w:rPr>
+          <w:rFonts w:cs="Calibri"/>
+          <w:sz w:val="32"/>
+          <w:szCs w:val="32"/>
+        </w:rPr>
+        <w:t xml:space="preserve"> is a method on num that limits a value to lie between two bounds.</w:t>
+      </w:r>
+    </w:p>
+    <w:p>
+      <w:pPr>
+        <w:jc w:val="both"/>
+        <w:rPr>
+          <w:rFonts w:cs="Calibri"/>
+          <w:sz w:val="32"/>
+          <w:szCs w:val="32"/>
+        </w:rPr>
+      </w:pPr>
+      <w:r>
+        <w:rPr>
+          <w:rFonts w:cs="Calibri"/>
+          <w:sz w:val="32"/>
+          <w:szCs w:val="32"/>
+        </w:rPr>
+        <w:t xml:space="preserve">If </w:t>
+      </w:r>
+      <w:r>
+        <w:rPr>
+          <w:rFonts w:cs="Calibri"/>
+          <w:b/>
+          <w:bCs/>
+          <w:sz w:val="32"/>
+          <w:szCs w:val="32"/>
+        </w:rPr>
+        <w:t>progress</w:t>
+      </w:r>
+      <w:r>
+        <w:rPr>
+          <w:rFonts w:cs="Calibri"/>
+          <w:sz w:val="32"/>
+          <w:szCs w:val="32"/>
+        </w:rPr>
+        <w:t xml:space="preserve"> &lt; 0.0, clamp returns 0.0.</w:t>
+      </w:r>
+    </w:p>
+    <w:p>
+      <w:pPr>
+        <w:jc w:val="both"/>
+        <w:rPr>
+          <w:rFonts w:cs="Calibri"/>
+          <w:sz w:val="32"/>
+          <w:szCs w:val="32"/>
+        </w:rPr>
+      </w:pPr>
+      <w:r>
+        <w:rPr>
+          <w:rFonts w:cs="Calibri"/>
+          <w:sz w:val="32"/>
+          <w:szCs w:val="32"/>
+        </w:rPr>
+        <w:t xml:space="preserve">If </w:t>
+      </w:r>
+      <w:r>
+        <w:rPr>
+          <w:rFonts w:cs="Calibri"/>
+          <w:b/>
+          <w:bCs/>
+          <w:sz w:val="32"/>
+          <w:szCs w:val="32"/>
+        </w:rPr>
+        <w:t>progress</w:t>
+      </w:r>
+      <w:r>
+        <w:rPr>
+          <w:rFonts w:cs="Calibri"/>
+          <w:sz w:val="32"/>
+          <w:szCs w:val="32"/>
+        </w:rPr>
+        <w:t xml:space="preserve"> &gt; 1.0, clamp returns 1.0.</w:t>
+      </w:r>
+    </w:p>
+    <w:p>
+      <w:pPr>
+        <w:jc w:val="both"/>
+        <w:rPr>
+          <w:rFonts w:cs="Calibri"/>
+          <w:sz w:val="32"/>
+          <w:szCs w:val="32"/>
+        </w:rPr>
+      </w:pPr>
+      <w:r>
+        <w:rPr>
+          <w:rFonts w:cs="Calibri"/>
+          <w:sz w:val="32"/>
+          <w:szCs w:val="32"/>
+        </w:rPr>
         <w:lastRenderedPageBreak/>
-        <w:t xml:space="preserve">  List&lt;int&gt; list1 = [</w:t>
-      </w:r>
-      <w:proofErr w:type="gramStart"/>
-      <w:r>
-        <w:rPr>
-          <w:rFonts w:cs="Calibri"/>
-          <w:b/>
-          <w:bCs/>
-          <w:color w:val="D86DCB" w:themeColor="accent5" w:themeTint="99"/>
-          <w:sz w:val="32"/>
-          <w:szCs w:val="32"/>
-        </w:rPr>
-        <w:t>1 ,</w:t>
-      </w:r>
-      <w:proofErr w:type="gramEnd"/>
-      <w:r>
-        <w:rPr>
-          <w:rFonts w:cs="Calibri"/>
-          <w:b/>
-          <w:bCs/>
-          <w:color w:val="D86DCB" w:themeColor="accent5" w:themeTint="99"/>
-          <w:sz w:val="32"/>
-          <w:szCs w:val="32"/>
-        </w:rPr>
-        <w:t xml:space="preserve"> 2, 3, 4];</w:t>
-      </w:r>
-    </w:p>
-    <w:p>
-      <w:pPr>
-        <w:jc w:val="both"/>
-        <w:rPr>
-          <w:rFonts w:cs="Calibri"/>
-          <w:b/>
-          <w:bCs/>
-          <w:color w:val="D86DCB" w:themeColor="accent5" w:themeTint="99"/>
-          <w:sz w:val="32"/>
-          <w:szCs w:val="32"/>
-        </w:rPr>
-      </w:pPr>
-      <w:r>
-        <w:rPr>
-          <w:rFonts w:cs="Calibri"/>
-          <w:b/>
-          <w:bCs/>
-          <w:color w:val="D86DCB" w:themeColor="accent5" w:themeTint="99"/>
-          <w:sz w:val="32"/>
-          <w:szCs w:val="32"/>
-        </w:rPr>
-        <w:t xml:space="preserve">  final total = list1.fold&lt;double</w:t>
-      </w:r>
-      <w:proofErr w:type="gramStart"/>
-      <w:r>
-        <w:rPr>
-          <w:rFonts w:cs="Calibri"/>
-          <w:b/>
-          <w:bCs/>
-          <w:color w:val="D86DCB" w:themeColor="accent5" w:themeTint="99"/>
-          <w:sz w:val="32"/>
-          <w:szCs w:val="32"/>
-        </w:rPr>
-        <w:t>&gt;(</w:t>
-      </w:r>
-      <w:proofErr w:type="gramEnd"/>
-    </w:p>
-    <w:p>
-      <w:pPr>
-        <w:jc w:val="both"/>
-        <w:rPr>
-          <w:rFonts w:cs="Calibri"/>
-          <w:b/>
-          <w:bCs/>
-          <w:color w:val="D86DCB" w:themeColor="accent5" w:themeTint="99"/>
-          <w:sz w:val="32"/>
-          <w:szCs w:val="32"/>
-        </w:rPr>
-      </w:pPr>
-      <w:r>
-        <w:rPr>
-          <w:rFonts w:cs="Calibri"/>
-          <w:b/>
-          <w:bCs/>
-          <w:color w:val="D86DCB" w:themeColor="accent5" w:themeTint="99"/>
-          <w:sz w:val="32"/>
-          <w:szCs w:val="32"/>
-        </w:rPr>
-        <w:t xml:space="preserve">      0, (</w:t>
-      </w:r>
-      <w:proofErr w:type="spellStart"/>
-      <w:r>
-        <w:rPr>
-          <w:rFonts w:cs="Calibri"/>
-          <w:b/>
-          <w:bCs/>
-          <w:color w:val="D86DCB" w:themeColor="accent5" w:themeTint="99"/>
-          <w:sz w:val="32"/>
-          <w:szCs w:val="32"/>
-        </w:rPr>
-        <w:t>previousValue</w:t>
-      </w:r>
-      <w:proofErr w:type="spellEnd"/>
-      <w:r>
-        <w:rPr>
-          <w:rFonts w:cs="Calibri"/>
-          <w:b/>
-          <w:bCs/>
-          <w:color w:val="D86DCB" w:themeColor="accent5" w:themeTint="99"/>
-          <w:sz w:val="32"/>
-          <w:szCs w:val="32"/>
-        </w:rPr>
-        <w:t xml:space="preserve">, element) =&gt; </w:t>
-      </w:r>
-      <w:proofErr w:type="spellStart"/>
-      <w:r>
-        <w:rPr>
-          <w:rFonts w:cs="Calibri"/>
-          <w:b/>
-          <w:bCs/>
-          <w:color w:val="D86DCB" w:themeColor="accent5" w:themeTint="99"/>
-          <w:sz w:val="32"/>
-          <w:szCs w:val="32"/>
-        </w:rPr>
-        <w:t>previousValue</w:t>
-      </w:r>
-      <w:proofErr w:type="spellEnd"/>
-      <w:r>
-        <w:rPr>
-          <w:rFonts w:cs="Calibri"/>
-          <w:b/>
-          <w:bCs/>
-          <w:color w:val="D86DCB" w:themeColor="accent5" w:themeTint="99"/>
-          <w:sz w:val="32"/>
-          <w:szCs w:val="32"/>
-        </w:rPr>
-        <w:t xml:space="preserve"> + element</w:t>
-      </w:r>
-    </w:p>
-    <w:p>
-      <w:pPr>
-        <w:jc w:val="both"/>
-        <w:rPr>
-          <w:rFonts w:cs="Calibri"/>
-          <w:b/>
-          <w:bCs/>
-          <w:color w:val="D86DCB" w:themeColor="accent5" w:themeTint="99"/>
-          <w:sz w:val="32"/>
-          <w:szCs w:val="32"/>
-        </w:rPr>
-      </w:pPr>
-      <w:r>
-        <w:rPr>
-          <w:rFonts w:cs="Calibri"/>
-          <w:b/>
-          <w:bCs/>
-          <w:color w:val="D86DCB" w:themeColor="accent5" w:themeTint="99"/>
-          <w:sz w:val="32"/>
-          <w:szCs w:val="32"/>
-        </w:rPr>
-        <w:t xml:space="preserve">  );</w:t>
-      </w:r>
-    </w:p>
-    <w:p>
-      <w:pPr>
-        <w:jc w:val="both"/>
-        <w:rPr>
-          <w:rFonts w:cs="Calibri"/>
-          <w:b/>
-          <w:bCs/>
-          <w:color w:val="D86DCB" w:themeColor="accent5" w:themeTint="99"/>
-          <w:sz w:val="32"/>
-          <w:szCs w:val="32"/>
-        </w:rPr>
-      </w:pPr>
-      <w:r>
-        <w:rPr>
-          <w:rFonts w:cs="Calibri"/>
-          <w:b/>
-          <w:bCs/>
-          <w:color w:val="D86DCB" w:themeColor="accent5" w:themeTint="99"/>
-          <w:sz w:val="32"/>
-          <w:szCs w:val="32"/>
-        </w:rPr>
-        <w:t xml:space="preserve">  print(total);</w:t>
-      </w:r>
-    </w:p>
-    <w:p>
-      <w:pPr>
-        <w:jc w:val="both"/>
-        <w:rPr>
-          <w:rFonts w:cs="Calibri"/>
-          <w:b/>
-          <w:bCs/>
-          <w:sz w:val="32"/>
-          <w:szCs w:val="32"/>
-        </w:rPr>
-      </w:pPr>
-    </w:p>
-    <w:p>
-      <w:pPr>
-        <w:jc w:val="center"/>
-        <w:rPr>
-          <w:rFonts w:cs="Calibri"/>
-          <w:sz w:val="32"/>
-          <w:szCs w:val="32"/>
-        </w:rPr>
-      </w:pPr>
-      <w:r>
-        <w:rPr>
-          <w:rFonts w:cs="Calibri"/>
-          <w:sz w:val="32"/>
-          <w:szCs w:val="32"/>
-        </w:rPr>
-        <w:t>Break</w:t>
-      </w:r>
-    </w:p>
-    <w:p>
-      <w:pPr>
-        <w:jc w:val="both"/>
-        <w:rPr>
-          <w:rFonts w:cs="Calibri"/>
-          <w:b/>
-          <w:bCs/>
-          <w:sz w:val="32"/>
-          <w:szCs w:val="32"/>
-        </w:rPr>
-      </w:pPr>
-    </w:p>
-    <w:p>
-      <w:pPr>
-        <w:jc w:val="both"/>
-        <w:rPr>
-          <w:rFonts w:cs="Calibri"/>
-          <w:b/>
-          <w:bCs/>
-          <w:sz w:val="32"/>
-          <w:szCs w:val="32"/>
-        </w:rPr>
-      </w:pPr>
-      <w:proofErr w:type="gramStart"/>
-      <w:r>
-        <w:rPr>
-          <w:rFonts w:cs="Calibri"/>
-          <w:b/>
-          <w:bCs/>
-          <w:sz w:val="32"/>
-          <w:szCs w:val="32"/>
-        </w:rPr>
-        <w:t>.abs</w:t>
-      </w:r>
-      <w:proofErr w:type="gramEnd"/>
-      <w:r>
-        <w:rPr>
-          <w:rFonts w:cs="Calibri"/>
-          <w:b/>
-          <w:bCs/>
-          <w:sz w:val="32"/>
-          <w:szCs w:val="32"/>
-        </w:rPr>
-        <w:t xml:space="preserve">() and .clamp() </w:t>
-      </w:r>
-      <w:r>
-        <w:rPr>
-          <w:rFonts w:cs="Calibri"/>
-          <w:b/>
-          <w:bCs/>
-          <w:sz w:val="32"/>
-          <w:szCs w:val="32"/>
-        </w:rPr>
-        <w:t>M</w:t>
-      </w:r>
-      <w:r>
-        <w:rPr>
-          <w:rFonts w:cs="Calibri"/>
-          <w:b/>
-          <w:bCs/>
-          <w:sz w:val="32"/>
-          <w:szCs w:val="32"/>
-        </w:rPr>
-        <w:t>ethods:</w:t>
-      </w:r>
-    </w:p>
-    <w:p>
-      <w:pPr>
-        <w:jc w:val="both"/>
-        <w:rPr>
-          <w:rFonts w:cs="Calibri"/>
-          <w:sz w:val="32"/>
-          <w:szCs w:val="32"/>
-        </w:rPr>
-      </w:pPr>
-      <w:proofErr w:type="gramStart"/>
-      <w:r>
-        <w:rPr>
-          <w:rFonts w:cs="Calibri"/>
-          <w:sz w:val="32"/>
-          <w:szCs w:val="32"/>
-        </w:rPr>
-        <w:t>#</w:t>
-      </w:r>
-      <w:r>
-        <w:rPr>
-          <w:rFonts w:cs="Calibri"/>
-          <w:sz w:val="32"/>
-          <w:szCs w:val="32"/>
-        </w:rPr>
-        <w:t xml:space="preserve"> </w:t>
-      </w:r>
-      <w:r>
-        <w:rPr>
-          <w:rFonts w:cs="Calibri"/>
-          <w:b/>
-          <w:bCs/>
-          <w:sz w:val="32"/>
-          <w:szCs w:val="32"/>
-        </w:rPr>
-        <w:t>.abs</w:t>
-      </w:r>
-      <w:proofErr w:type="gramEnd"/>
-      <w:r>
-        <w:rPr>
-          <w:rFonts w:cs="Calibri"/>
-          <w:b/>
-          <w:bCs/>
-          <w:sz w:val="32"/>
-          <w:szCs w:val="32"/>
-        </w:rPr>
-        <w:t>()</w:t>
-      </w:r>
-      <w:r>
-        <w:rPr>
-          <w:rFonts w:cs="Calibri"/>
-          <w:sz w:val="32"/>
-          <w:szCs w:val="32"/>
-        </w:rPr>
-        <w:t xml:space="preserve"> is a method on numeric types (num, int, double) that returns the absolute value</w:t>
-      </w:r>
-      <w:r>
-        <w:rPr>
-          <w:rFonts w:cs="Calibri"/>
-          <w:sz w:val="32"/>
-          <w:szCs w:val="32"/>
-        </w:rPr>
-        <w:t xml:space="preserve"> (non-negative)</w:t>
-      </w:r>
-      <w:r>
-        <w:rPr>
-          <w:rFonts w:cs="Calibri"/>
-          <w:sz w:val="32"/>
-          <w:szCs w:val="32"/>
-        </w:rPr>
-        <w:t>.</w:t>
-      </w:r>
-      <w:r>
-        <w:rPr>
-          <w:rFonts w:cs="Calibri"/>
-          <w:sz w:val="32"/>
-          <w:szCs w:val="32"/>
-        </w:rPr>
-        <w:t xml:space="preserve"> </w:t>
-      </w:r>
-      <w:r>
-        <w:rPr>
-          <w:rFonts w:cs="Calibri"/>
-          <w:sz w:val="32"/>
-          <w:szCs w:val="32"/>
-        </w:rPr>
-        <w:t>Example:</w:t>
-      </w:r>
-    </w:p>
-    <w:p>
-      <w:pPr>
-        <w:jc w:val="both"/>
-        <w:rPr>
-          <w:rFonts w:cs="Calibri"/>
-          <w:sz w:val="32"/>
-          <w:szCs w:val="32"/>
-        </w:rPr>
-      </w:pPr>
-      <w:r>
-        <w:rPr>
-          <w:rFonts w:cs="Calibri"/>
-          <w:sz w:val="32"/>
-          <w:szCs w:val="32"/>
-        </w:rPr>
-        <w:t>(-5</w:t>
-      </w:r>
-      <w:proofErr w:type="gramStart"/>
-      <w:r>
-        <w:rPr>
-          <w:rFonts w:cs="Calibri"/>
-          <w:sz w:val="32"/>
-          <w:szCs w:val="32"/>
-        </w:rPr>
-        <w:t>).abs</w:t>
-      </w:r>
-      <w:proofErr w:type="gramEnd"/>
-      <w:r>
-        <w:rPr>
-          <w:rFonts w:cs="Calibri"/>
-          <w:sz w:val="32"/>
-          <w:szCs w:val="32"/>
-        </w:rPr>
-        <w:t>() → 5.</w:t>
-      </w:r>
-    </w:p>
-    <w:p>
-      <w:pPr>
-        <w:jc w:val="both"/>
-        <w:rPr>
-          <w:rFonts w:cs="Calibri"/>
-          <w:b/>
-          <w:bCs/>
-          <w:color w:val="D86DCB" w:themeColor="accent5" w:themeTint="99"/>
-          <w:sz w:val="32"/>
-          <w:szCs w:val="32"/>
-        </w:rPr>
-      </w:pPr>
-      <w:r>
-        <w:rPr>
-          <w:rFonts w:cs="Calibri"/>
-          <w:b/>
-          <w:bCs/>
-          <w:color w:val="D86DCB" w:themeColor="accent5" w:themeTint="99"/>
-          <w:sz w:val="32"/>
-          <w:szCs w:val="32"/>
-        </w:rPr>
-        <w:t>print(</w:t>
-      </w:r>
-      <w:proofErr w:type="gramStart"/>
-      <w:r>
-        <w:rPr>
-          <w:rFonts w:cs="Calibri"/>
-          <w:b/>
-          <w:bCs/>
-          <w:color w:val="D86DCB" w:themeColor="accent5" w:themeTint="99"/>
-          <w:sz w:val="32"/>
-          <w:szCs w:val="32"/>
-        </w:rPr>
-        <w:t>25.abs(</w:t>
-      </w:r>
-      <w:proofErr w:type="gramEnd"/>
-      <w:r>
-        <w:rPr>
-          <w:rFonts w:cs="Calibri"/>
-          <w:b/>
-          <w:bCs/>
-          <w:color w:val="D86DCB" w:themeColor="accent5" w:themeTint="99"/>
-          <w:sz w:val="32"/>
-          <w:szCs w:val="32"/>
-        </w:rPr>
-        <w:t>)); // 25</w:t>
-      </w:r>
-    </w:p>
-    <w:p>
-      <w:pPr>
-        <w:jc w:val="both"/>
-        <w:rPr>
-          <w:rFonts w:cs="Calibri"/>
-          <w:b/>
-          <w:bCs/>
-          <w:color w:val="D86DCB" w:themeColor="accent5" w:themeTint="99"/>
-          <w:sz w:val="32"/>
-          <w:szCs w:val="32"/>
-        </w:rPr>
-      </w:pPr>
-      <w:r>
-        <w:rPr>
-          <w:rFonts w:cs="Calibri"/>
-          <w:b/>
-          <w:bCs/>
-          <w:color w:val="D86DCB" w:themeColor="accent5" w:themeTint="99"/>
-          <w:sz w:val="32"/>
-          <w:szCs w:val="32"/>
-        </w:rPr>
-        <w:t>print(</w:t>
-      </w:r>
-      <w:proofErr w:type="gramStart"/>
-      <w:r>
-        <w:rPr>
-          <w:rFonts w:cs="Calibri"/>
-          <w:b/>
-          <w:bCs/>
-          <w:color w:val="D86DCB" w:themeColor="accent5" w:themeTint="99"/>
-          <w:sz w:val="32"/>
-          <w:szCs w:val="32"/>
-        </w:rPr>
-        <w:t>-25.abs(</w:t>
-      </w:r>
-      <w:proofErr w:type="gramEnd"/>
-      <w:r>
-        <w:rPr>
-          <w:rFonts w:cs="Calibri"/>
-          <w:b/>
-          <w:bCs/>
-          <w:color w:val="D86DCB" w:themeColor="accent5" w:themeTint="99"/>
-          <w:sz w:val="32"/>
-          <w:szCs w:val="32"/>
-        </w:rPr>
-        <w:t>)); // 25</w:t>
-      </w:r>
-    </w:p>
-    <w:p>
-      <w:pPr>
-        <w:jc w:val="both"/>
-        <w:rPr>
-          <w:rFonts w:cs="Calibri"/>
-          <w:sz w:val="32"/>
-          <w:szCs w:val="32"/>
-        </w:rPr>
-      </w:pPr>
-    </w:p>
-    <w:p>
-      <w:pPr>
-        <w:jc w:val="both"/>
-        <w:rPr>
-          <w:rFonts w:cs="Calibri"/>
-          <w:sz w:val="32"/>
-          <w:szCs w:val="32"/>
-        </w:rPr>
-      </w:pPr>
-      <w:proofErr w:type="gramStart"/>
-      <w:r>
-        <w:rPr>
-          <w:rFonts w:cs="Calibri"/>
-          <w:sz w:val="32"/>
-          <w:szCs w:val="32"/>
-        </w:rPr>
-        <w:t>.clamp</w:t>
-      </w:r>
-      <w:proofErr w:type="gramEnd"/>
-      <w:r>
-        <w:rPr>
-          <w:rFonts w:cs="Calibri"/>
-          <w:sz w:val="32"/>
-          <w:szCs w:val="32"/>
-        </w:rPr>
-        <w:t>():</w:t>
-      </w:r>
-    </w:p>
-    <w:p>
-      <w:pPr>
-        <w:jc w:val="both"/>
-        <w:rPr>
-          <w:rFonts w:cs="Calibri"/>
-          <w:sz w:val="32"/>
-          <w:szCs w:val="32"/>
-        </w:rPr>
-      </w:pPr>
-      <w:proofErr w:type="gramStart"/>
-      <w:r>
-        <w:rPr>
-          <w:rFonts w:cs="Calibri"/>
-          <w:sz w:val="32"/>
-          <w:szCs w:val="32"/>
-        </w:rPr>
-        <w:t>#</w:t>
-      </w:r>
-      <w:r>
-        <w:rPr>
-          <w:rFonts w:cs="Calibri"/>
-          <w:b/>
-          <w:bCs/>
-          <w:sz w:val="32"/>
-          <w:szCs w:val="32"/>
-        </w:rPr>
-        <w:t xml:space="preserve"> </w:t>
-      </w:r>
-      <w:r>
-        <w:rPr>
-          <w:rFonts w:cs="Calibri"/>
-          <w:b/>
-          <w:bCs/>
-          <w:sz w:val="32"/>
-          <w:szCs w:val="32"/>
-        </w:rPr>
-        <w:t>.clamp</w:t>
-      </w:r>
-      <w:proofErr w:type="gramEnd"/>
-      <w:r>
-        <w:rPr>
-          <w:rFonts w:cs="Calibri"/>
-          <w:b/>
-          <w:bCs/>
-          <w:sz w:val="32"/>
-          <w:szCs w:val="32"/>
-        </w:rPr>
-        <w:t>(min, max)</w:t>
-      </w:r>
-      <w:r>
-        <w:rPr>
-          <w:rFonts w:cs="Calibri"/>
-          <w:sz w:val="32"/>
-          <w:szCs w:val="32"/>
-        </w:rPr>
-        <w:t xml:space="preserve"> is a method on num that limits a value to lie between two bounds.</w:t>
-      </w:r>
-    </w:p>
-    <w:p>
-      <w:pPr>
-        <w:pStyle w:val="ListParagraph"/>
-        <w:numPr>
-          <w:ilvl w:val="0"/>
-          <w:numId w:val="3"/>
-        </w:numPr>
-        <w:jc w:val="both"/>
-        <w:rPr>
-          <w:rFonts w:cs="Calibri"/>
-          <w:sz w:val="32"/>
-          <w:szCs w:val="32"/>
-        </w:rPr>
-      </w:pPr>
-      <w:r>
-        <w:rPr>
-          <w:rFonts w:cs="Calibri"/>
-          <w:sz w:val="32"/>
-          <w:szCs w:val="32"/>
-        </w:rPr>
-        <w:t xml:space="preserve">If </w:t>
-      </w:r>
-      <w:r>
-        <w:rPr>
-          <w:rFonts w:cs="Calibri"/>
-          <w:b/>
-          <w:bCs/>
-          <w:sz w:val="32"/>
-          <w:szCs w:val="32"/>
-        </w:rPr>
-        <w:t>progress</w:t>
-      </w:r>
-      <w:r>
-        <w:rPr>
-          <w:rFonts w:cs="Calibri"/>
-          <w:sz w:val="32"/>
-          <w:szCs w:val="32"/>
-        </w:rPr>
-        <w:t xml:space="preserve"> &lt; 0.0, clamp returns 0.0.</w:t>
-      </w:r>
-    </w:p>
-    <w:p>
-      <w:pPr>
-        <w:pStyle w:val="ListParagraph"/>
-        <w:numPr>
-          <w:ilvl w:val="0"/>
-          <w:numId w:val="3"/>
-        </w:numPr>
-        <w:jc w:val="both"/>
-        <w:rPr>
-          <w:rFonts w:cs="Calibri"/>
-          <w:sz w:val="32"/>
-          <w:szCs w:val="32"/>
-        </w:rPr>
-      </w:pPr>
-      <w:r>
-        <w:rPr>
-          <w:rFonts w:cs="Calibri"/>
-          <w:sz w:val="32"/>
-          <w:szCs w:val="32"/>
-        </w:rPr>
-        <w:t xml:space="preserve">If </w:t>
-      </w:r>
-      <w:r>
-        <w:rPr>
-          <w:rFonts w:cs="Calibri"/>
-          <w:b/>
-          <w:bCs/>
-          <w:sz w:val="32"/>
-          <w:szCs w:val="32"/>
-        </w:rPr>
-        <w:t>progress</w:t>
-      </w:r>
-      <w:r>
-        <w:rPr>
-          <w:rFonts w:cs="Calibri"/>
-          <w:sz w:val="32"/>
-          <w:szCs w:val="32"/>
-        </w:rPr>
-        <w:t xml:space="preserve"> &gt; 1.0, clamp returns 1.0.</w:t>
-      </w:r>
-    </w:p>
-    <w:p>
-      <w:pPr>
-        <w:pStyle w:val="ListParagraph"/>
-        <w:numPr>
-          <w:ilvl w:val="0"/>
-          <w:numId w:val="3"/>
-        </w:numPr>
-        <w:jc w:val="both"/>
-        <w:rPr>
-          <w:rFonts w:cs="Calibri"/>
-          <w:sz w:val="32"/>
-          <w:szCs w:val="32"/>
-        </w:rPr>
-      </w:pPr>
-      <w:r>
-        <w:rPr>
-          <w:rFonts w:cs="Calibri"/>
-          <w:sz w:val="32"/>
-          <w:szCs w:val="32"/>
-        </w:rPr>
         <w:t xml:space="preserve">Otherwise, it returns </w:t>
       </w:r>
       <w:r>
@@ -6426,7 +6439,6 @@
           <w:sz w:val="32"/>
           <w:szCs w:val="32"/>
         </w:rPr>
-        <w:lastRenderedPageBreak/>
         <w:t>N</w:t>
       </w:r>
       <w:r>
@@ -7345,6 +7357,7 @@
           <w:sz w:val="32"/>
           <w:szCs w:val="32"/>
         </w:rPr>
+        <w:lastRenderedPageBreak/>
         <w:t>.remainder</w:t>
       </w:r>
       <w:proofErr w:type="gramEnd"/>
@@ -7395,730 +7408,730 @@
           <w:sz w:val="32"/>
           <w:szCs w:val="32"/>
         </w:rPr>
+        <w:t xml:space="preserve"># </w:t>
+      </w:r>
+      <w:r>
+        <w:rPr>
+          <w:rFonts w:cs="Calibri"/>
+          <w:b/>
+          <w:bCs/>
+          <w:sz w:val="32"/>
+          <w:szCs w:val="32"/>
+        </w:rPr>
+        <w:t>.remainder</w:t>
+      </w:r>
+      <w:proofErr w:type="gramEnd"/>
+      <w:r>
+        <w:rPr>
+          <w:rFonts w:cs="Calibri"/>
+          <w:b/>
+          <w:bCs/>
+          <w:sz w:val="32"/>
+          <w:szCs w:val="32"/>
+        </w:rPr>
+        <w:t>()</w:t>
+      </w:r>
+      <w:r>
+        <w:rPr>
+          <w:rFonts w:cs="Calibri"/>
+          <w:sz w:val="32"/>
+          <w:szCs w:val="32"/>
+        </w:rPr>
+        <w:t xml:space="preserve"> method gives us a number, after taking (specified in the parameter) whatever is LEFT. Especially useful with </w:t>
+      </w:r>
+      <w:proofErr w:type="gramStart"/>
+      <w:r>
+        <w:rPr>
+          <w:rFonts w:cs="Calibri"/>
+          <w:b/>
+          <w:bCs/>
+          <w:sz w:val="32"/>
+          <w:szCs w:val="32"/>
+        </w:rPr>
+        <w:t>Duration(</w:t>
+      </w:r>
+      <w:proofErr w:type="gramEnd"/>
+      <w:r>
+        <w:rPr>
+          <w:rFonts w:cs="Calibri"/>
+          <w:b/>
+          <w:bCs/>
+          <w:sz w:val="32"/>
+          <w:szCs w:val="32"/>
+        </w:rPr>
+        <w:t>)</w:t>
+      </w:r>
+      <w:r>
+        <w:rPr>
+          <w:rFonts w:cs="Calibri"/>
+          <w:sz w:val="32"/>
+          <w:szCs w:val="32"/>
+        </w:rPr>
+        <w:t xml:space="preserve"> class we can take whatever seconds are LEFT after taking minutes. </w:t>
+      </w:r>
+      <w:proofErr w:type="gramStart"/>
+      <w:r>
+        <w:rPr>
+          <w:rFonts w:cs="Calibri"/>
+          <w:sz w:val="32"/>
+          <w:szCs w:val="32"/>
+        </w:rPr>
+        <w:t xml:space="preserve">Like </w:t>
+      </w:r>
+      <w:r>
+        <w:rPr>
+          <w:rFonts w:cs="Calibri"/>
+          <w:b/>
+          <w:bCs/>
+          <w:sz w:val="32"/>
+          <w:szCs w:val="32"/>
+        </w:rPr>
+        <w:t>.remainder</w:t>
+      </w:r>
+      <w:proofErr w:type="gramEnd"/>
+      <w:r>
+        <w:rPr>
+          <w:rFonts w:cs="Calibri"/>
+          <w:b/>
+          <w:bCs/>
+          <w:sz w:val="32"/>
+          <w:szCs w:val="32"/>
+        </w:rPr>
+        <w:t>(60)</w:t>
+      </w:r>
+      <w:r>
+        <w:rPr>
+          <w:rFonts w:cs="Calibri"/>
+          <w:sz w:val="32"/>
+          <w:szCs w:val="32"/>
+        </w:rPr>
+        <w:t>, example:</w:t>
+      </w:r>
+    </w:p>
+    <w:p>
+      <w:pPr>
+        <w:jc w:val="both"/>
+        <w:rPr>
+          <w:rFonts w:cs="Calibri"/>
+          <w:b/>
+          <w:bCs/>
+          <w:sz w:val="32"/>
+          <w:szCs w:val="32"/>
+        </w:rPr>
+      </w:pPr>
+      <w:r>
+        <w:rPr>
+          <w:rFonts w:cs="Calibri"/>
+          <w:b/>
+          <w:bCs/>
+          <w:sz w:val="32"/>
+          <w:szCs w:val="32"/>
+        </w:rPr>
+        <w:t>140 % 60 = 20</w:t>
+      </w:r>
+    </w:p>
+    <w:p>
+      <w:pPr>
+        <w:jc w:val="both"/>
+        <w:rPr>
+          <w:rFonts w:cs="Calibri"/>
+          <w:sz w:val="32"/>
+          <w:szCs w:val="32"/>
+        </w:rPr>
+      </w:pPr>
+      <w:r>
+        <w:rPr>
+          <w:rFonts w:cs="Calibri"/>
+          <w:sz w:val="32"/>
+          <w:szCs w:val="32"/>
+        </w:rPr>
+        <w:t xml:space="preserve"># So, after taking 60 two times or minutes 20 seconds are left and that is returned. But IN REALITY, it follows this, the remainder of the truncating division of </w:t>
+      </w:r>
+      <w:r>
+        <w:rPr>
+          <w:rFonts w:cs="Calibri"/>
+          <w:b/>
+          <w:bCs/>
+          <w:sz w:val="32"/>
+          <w:szCs w:val="32"/>
+        </w:rPr>
+        <w:t>this</w:t>
+      </w:r>
+      <w:r>
+        <w:rPr>
+          <w:rFonts w:cs="Calibri"/>
+          <w:sz w:val="32"/>
+          <w:szCs w:val="32"/>
+        </w:rPr>
+        <w:t xml:space="preserve"> by </w:t>
+      </w:r>
+      <w:r>
+        <w:rPr>
+          <w:rFonts w:cs="Calibri"/>
+          <w:b/>
+          <w:bCs/>
+          <w:sz w:val="32"/>
+          <w:szCs w:val="32"/>
+        </w:rPr>
+        <w:t>other</w:t>
+      </w:r>
+      <w:r>
+        <w:rPr>
+          <w:rFonts w:cs="Calibri"/>
+          <w:sz w:val="32"/>
+          <w:szCs w:val="32"/>
+        </w:rPr>
+        <w:t xml:space="preserve">. The result </w:t>
+      </w:r>
+      <w:r>
+        <w:rPr>
+          <w:rFonts w:cs="Calibri"/>
+          <w:b/>
+          <w:bCs/>
+          <w:sz w:val="32"/>
+          <w:szCs w:val="32"/>
+        </w:rPr>
+        <w:t>r</w:t>
+      </w:r>
+      <w:r>
+        <w:rPr>
+          <w:rFonts w:cs="Calibri"/>
+          <w:sz w:val="32"/>
+          <w:szCs w:val="32"/>
+        </w:rPr>
+        <w:t xml:space="preserve"> of this method satisfies:</w:t>
+      </w:r>
+    </w:p>
+    <w:p>
+      <w:pPr>
+        <w:jc w:val="both"/>
+        <w:rPr>
+          <w:rFonts w:cs="Calibri"/>
+          <w:b/>
+          <w:bCs/>
+          <w:sz w:val="32"/>
+          <w:szCs w:val="32"/>
+        </w:rPr>
+      </w:pPr>
+      <w:r>
+        <w:rPr>
+          <w:rFonts w:cs="Calibri"/>
+          <w:b/>
+          <w:bCs/>
+          <w:sz w:val="32"/>
+          <w:szCs w:val="32"/>
+        </w:rPr>
+        <w:t>this == (this ~/ other) * other + r</w:t>
+      </w:r>
+    </w:p>
+    <w:p>
+      <w:pPr>
+        <w:jc w:val="both"/>
+        <w:rPr>
+          <w:rFonts w:cs="Calibri"/>
+          <w:b/>
+          <w:bCs/>
+          <w:sz w:val="32"/>
+          <w:szCs w:val="32"/>
+        </w:rPr>
+      </w:pPr>
+      <w:r>
+        <w:rPr>
+          <w:rFonts w:cs="Calibri"/>
+          <w:b/>
+          <w:bCs/>
+          <w:sz w:val="32"/>
+          <w:szCs w:val="32"/>
+        </w:rPr>
+        <w:t>140 == (140 ~/ 60) * 60 + 20</w:t>
+      </w:r>
+    </w:p>
+    <w:p>
+      <w:pPr>
+        <w:jc w:val="both"/>
+        <w:rPr>
+          <w:rFonts w:cs="Calibri"/>
+          <w:sz w:val="32"/>
+          <w:szCs w:val="32"/>
+        </w:rPr>
+      </w:pPr>
+      <w:r>
+        <w:rPr>
+          <w:rFonts w:cs="Calibri"/>
+          <w:sz w:val="32"/>
+          <w:szCs w:val="32"/>
+        </w:rPr>
+        <w:t># Code</w:t>
+      </w:r>
+    </w:p>
+    <w:p>
+      <w:pPr>
+        <w:jc w:val="both"/>
+        <w:rPr>
+          <w:rFonts w:cs="Calibri"/>
+          <w:b/>
+          <w:bCs/>
+          <w:color w:val="D86DCB" w:themeColor="accent5" w:themeTint="99"/>
+          <w:sz w:val="32"/>
+          <w:szCs w:val="32"/>
+        </w:rPr>
+      </w:pPr>
+      <w:r>
+        <w:rPr>
+          <w:rFonts w:cs="Calibri"/>
+          <w:b/>
+          <w:bCs/>
+          <w:color w:val="D86DCB" w:themeColor="accent5" w:themeTint="99"/>
+          <w:sz w:val="32"/>
+          <w:szCs w:val="32"/>
+        </w:rPr>
+        <w:t>print(</w:t>
+      </w:r>
+      <w:proofErr w:type="gramStart"/>
+      <w:r>
+        <w:rPr>
+          <w:rFonts w:cs="Calibri"/>
+          <w:b/>
+          <w:bCs/>
+          <w:color w:val="D86DCB" w:themeColor="accent5" w:themeTint="99"/>
+          <w:sz w:val="32"/>
+          <w:szCs w:val="32"/>
+        </w:rPr>
+        <w:t>5.remainder</w:t>
+      </w:r>
+      <w:proofErr w:type="gramEnd"/>
+      <w:r>
+        <w:rPr>
+          <w:rFonts w:cs="Calibri"/>
+          <w:b/>
+          <w:bCs/>
+          <w:color w:val="D86DCB" w:themeColor="accent5" w:themeTint="99"/>
+          <w:sz w:val="32"/>
+          <w:szCs w:val="32"/>
+        </w:rPr>
+        <w:t>(3)); // 2</w:t>
+      </w:r>
+    </w:p>
+    <w:p>
+      <w:pPr>
+        <w:jc w:val="both"/>
+        <w:rPr>
+          <w:rFonts w:cs="Calibri"/>
+          <w:b/>
+          <w:bCs/>
+          <w:color w:val="D86DCB" w:themeColor="accent5" w:themeTint="99"/>
+          <w:sz w:val="32"/>
+          <w:szCs w:val="32"/>
+        </w:rPr>
+      </w:pPr>
+      <w:r>
+        <w:rPr>
+          <w:rFonts w:cs="Calibri"/>
+          <w:b/>
+          <w:bCs/>
+          <w:color w:val="D86DCB" w:themeColor="accent5" w:themeTint="99"/>
+          <w:sz w:val="32"/>
+          <w:szCs w:val="32"/>
+        </w:rPr>
+        <w:t>print(-</w:t>
+      </w:r>
+      <w:proofErr w:type="gramStart"/>
+      <w:r>
+        <w:rPr>
+          <w:rFonts w:cs="Calibri"/>
+          <w:b/>
+          <w:bCs/>
+          <w:color w:val="D86DCB" w:themeColor="accent5" w:themeTint="99"/>
+          <w:sz w:val="32"/>
+          <w:szCs w:val="32"/>
+        </w:rPr>
+        <w:t>5.remainder</w:t>
+      </w:r>
+      <w:proofErr w:type="gramEnd"/>
+      <w:r>
+        <w:rPr>
+          <w:rFonts w:cs="Calibri"/>
+          <w:b/>
+          <w:bCs/>
+          <w:color w:val="D86DCB" w:themeColor="accent5" w:themeTint="99"/>
+          <w:sz w:val="32"/>
+          <w:szCs w:val="32"/>
+        </w:rPr>
+        <w:t>(3)); // -2</w:t>
+      </w:r>
+    </w:p>
+    <w:p>
+      <w:pPr>
+        <w:jc w:val="both"/>
+        <w:rPr>
+          <w:rFonts w:cs="Calibri"/>
+          <w:b/>
+          <w:bCs/>
+          <w:color w:val="D86DCB" w:themeColor="accent5" w:themeTint="99"/>
+          <w:sz w:val="32"/>
+          <w:szCs w:val="32"/>
+        </w:rPr>
+      </w:pPr>
+      <w:r>
+        <w:rPr>
+          <w:rFonts w:cs="Calibri"/>
+          <w:b/>
+          <w:bCs/>
+          <w:color w:val="D86DCB" w:themeColor="accent5" w:themeTint="99"/>
+          <w:sz w:val="32"/>
+          <w:szCs w:val="32"/>
+        </w:rPr>
+        <w:t>print(</w:t>
+      </w:r>
+      <w:proofErr w:type="gramStart"/>
+      <w:r>
+        <w:rPr>
+          <w:rFonts w:cs="Calibri"/>
+          <w:b/>
+          <w:bCs/>
+          <w:color w:val="D86DCB" w:themeColor="accent5" w:themeTint="99"/>
+          <w:sz w:val="32"/>
+          <w:szCs w:val="32"/>
+        </w:rPr>
+        <w:t>5.remainder</w:t>
+      </w:r>
+      <w:proofErr w:type="gramEnd"/>
+      <w:r>
+        <w:rPr>
+          <w:rFonts w:cs="Calibri"/>
+          <w:b/>
+          <w:bCs/>
+          <w:color w:val="D86DCB" w:themeColor="accent5" w:themeTint="99"/>
+          <w:sz w:val="32"/>
+          <w:szCs w:val="32"/>
+        </w:rPr>
+        <w:t>(-3)); // 2</w:t>
+      </w:r>
+    </w:p>
+    <w:p>
+      <w:pPr>
+        <w:jc w:val="both"/>
+        <w:rPr>
+          <w:rFonts w:cs="Calibri"/>
+          <w:b/>
+          <w:bCs/>
+          <w:color w:val="D86DCB" w:themeColor="accent5" w:themeTint="99"/>
+          <w:sz w:val="32"/>
+          <w:szCs w:val="32"/>
+        </w:rPr>
+      </w:pPr>
+      <w:r>
+        <w:rPr>
+          <w:rFonts w:cs="Calibri"/>
+          <w:b/>
+          <w:bCs/>
+          <w:color w:val="D86DCB" w:themeColor="accent5" w:themeTint="99"/>
+          <w:sz w:val="32"/>
+          <w:szCs w:val="32"/>
+        </w:rPr>
+        <w:t>print(-</w:t>
+      </w:r>
+      <w:proofErr w:type="gramStart"/>
+      <w:r>
+        <w:rPr>
+          <w:rFonts w:cs="Calibri"/>
+          <w:b/>
+          <w:bCs/>
+          <w:color w:val="D86DCB" w:themeColor="accent5" w:themeTint="99"/>
+          <w:sz w:val="32"/>
+          <w:szCs w:val="32"/>
+        </w:rPr>
+        <w:t>5.remainder</w:t>
+      </w:r>
+      <w:proofErr w:type="gramEnd"/>
+      <w:r>
+        <w:rPr>
+          <w:rFonts w:cs="Calibri"/>
+          <w:b/>
+          <w:bCs/>
+          <w:color w:val="D86DCB" w:themeColor="accent5" w:themeTint="99"/>
+          <w:sz w:val="32"/>
+          <w:szCs w:val="32"/>
+        </w:rPr>
+        <w:t>(-3)); // -2</w:t>
+      </w:r>
+    </w:p>
+    <w:p>
+      <w:pPr>
+        <w:jc w:val="both"/>
+        <w:rPr>
+          <w:rFonts w:cs="Calibri"/>
+          <w:sz w:val="32"/>
+          <w:szCs w:val="32"/>
+        </w:rPr>
+      </w:pPr>
+      <w:r>
+        <w:rPr>
+          <w:rFonts w:cs="Calibri"/>
+          <w:b/>
+          <w:bCs/>
+          <w:sz w:val="32"/>
+          <w:szCs w:val="32"/>
+        </w:rPr>
+        <w:t>NOTE:</w:t>
+      </w:r>
+      <w:r>
+        <w:rPr>
+          <w:rFonts w:cs="Calibri"/>
+          <w:sz w:val="32"/>
+          <w:szCs w:val="32"/>
+        </w:rPr>
+        <w:t xml:space="preserve"> See below in </w:t>
+      </w:r>
+      <w:proofErr w:type="gramStart"/>
+      <w:r>
+        <w:rPr>
+          <w:rFonts w:cs="Calibri"/>
+          <w:b/>
+          <w:bCs/>
+          <w:sz w:val="32"/>
+          <w:szCs w:val="32"/>
+        </w:rPr>
+        <w:t>Duration(</w:t>
+      </w:r>
+      <w:proofErr w:type="gramEnd"/>
+      <w:r>
+        <w:rPr>
+          <w:rFonts w:cs="Calibri"/>
+          <w:b/>
+          <w:bCs/>
+          <w:sz w:val="32"/>
+          <w:szCs w:val="32"/>
+        </w:rPr>
+        <w:t xml:space="preserve">) </w:t>
+      </w:r>
+      <w:r>
+        <w:rPr>
+          <w:rFonts w:cs="Calibri"/>
+          <w:sz w:val="32"/>
+          <w:szCs w:val="32"/>
+        </w:rPr>
+        <w:t xml:space="preserve">class for example with duration of </w:t>
+      </w:r>
+      <w:r>
+        <w:rPr>
+          <w:rFonts w:cs="Calibri"/>
+          <w:b/>
+          <w:bCs/>
+          <w:sz w:val="32"/>
+          <w:szCs w:val="32"/>
+        </w:rPr>
+        <w:t xml:space="preserve">.remainder() </w:t>
+      </w:r>
+      <w:r>
+        <w:rPr>
+          <w:rFonts w:cs="Calibri"/>
+          <w:sz w:val="32"/>
+          <w:szCs w:val="32"/>
+        </w:rPr>
+        <w:t>method</w:t>
+      </w:r>
+    </w:p>
+    <w:p>
+      <w:pPr>
+        <w:jc w:val="both"/>
+        <w:rPr>
+          <w:rFonts w:cs="Calibri"/>
+          <w:sz w:val="32"/>
+          <w:szCs w:val="32"/>
+        </w:rPr>
+      </w:pPr>
+    </w:p>
+    <w:p>
+      <w:pPr>
+        <w:jc w:val="center"/>
+        <w:rPr>
+          <w:rFonts w:cs="Calibri"/>
+          <w:sz w:val="32"/>
+          <w:szCs w:val="32"/>
+        </w:rPr>
+      </w:pPr>
+      <w:r>
+        <w:rPr>
+          <w:rFonts w:cs="Calibri"/>
+          <w:sz w:val="32"/>
+          <w:szCs w:val="32"/>
+        </w:rPr>
+        <w:t>Break</w:t>
+      </w:r>
+    </w:p>
+    <w:p>
+      <w:pPr>
+        <w:jc w:val="both"/>
+        <w:rPr>
+          <w:rFonts w:cs="Calibri"/>
+          <w:b/>
+          <w:bCs/>
+          <w:sz w:val="32"/>
+          <w:szCs w:val="32"/>
+        </w:rPr>
+      </w:pPr>
+    </w:p>
+    <w:p>
+      <w:pPr>
+        <w:jc w:val="both"/>
+        <w:rPr>
+          <w:rFonts w:cs="Calibri"/>
+          <w:sz w:val="32"/>
+          <w:szCs w:val="32"/>
+        </w:rPr>
+      </w:pPr>
+      <w:r>
+        <w:rPr>
+          <w:rFonts w:cs="Calibri"/>
+          <w:b/>
+          <w:bCs/>
+          <w:sz w:val="32"/>
+          <w:szCs w:val="32"/>
+        </w:rPr>
+        <w:t>.</w:t>
+      </w:r>
+      <w:proofErr w:type="gramStart"/>
+      <w:r>
+        <w:rPr>
+          <w:rFonts w:cs="Calibri"/>
+          <w:b/>
+          <w:bCs/>
+          <w:sz w:val="32"/>
+          <w:szCs w:val="32"/>
+        </w:rPr>
+        <w:t>max(</w:t>
+      </w:r>
+      <w:proofErr w:type="gramEnd"/>
+      <w:r>
+        <w:rPr>
+          <w:rFonts w:cs="Calibri"/>
+          <w:b/>
+          <w:bCs/>
+          <w:sz w:val="32"/>
+          <w:szCs w:val="32"/>
+        </w:rPr>
+        <w:t xml:space="preserve">) </w:t>
+      </w:r>
+      <w:r>
+        <w:rPr>
+          <w:rFonts w:cs="Calibri"/>
+          <w:b/>
+          <w:bCs/>
+          <w:sz w:val="32"/>
+          <w:szCs w:val="32"/>
+        </w:rPr>
+        <w:t>M</w:t>
+      </w:r>
+      <w:r>
+        <w:rPr>
+          <w:rFonts w:cs="Calibri"/>
+          <w:b/>
+          <w:bCs/>
+          <w:sz w:val="32"/>
+          <w:szCs w:val="32"/>
+        </w:rPr>
+        <w:t>ethod:</w:t>
+      </w:r>
+    </w:p>
+    <w:p>
+      <w:pPr>
+        <w:jc w:val="both"/>
+        <w:rPr>
+          <w:rFonts w:cs="Calibri"/>
+          <w:sz w:val="32"/>
+          <w:szCs w:val="32"/>
+        </w:rPr>
+      </w:pPr>
+      <w:r>
+        <w:rPr>
+          <w:rFonts w:cs="Calibri"/>
+          <w:sz w:val="32"/>
+          <w:szCs w:val="32"/>
+        </w:rPr>
+        <w:t xml:space="preserve"># </w:t>
+      </w:r>
+      <w:r>
+        <w:rPr>
+          <w:rFonts w:cs="Calibri"/>
+          <w:b/>
+          <w:bCs/>
+          <w:sz w:val="32"/>
+          <w:szCs w:val="32"/>
+        </w:rPr>
+        <w:t>.</w:t>
+      </w:r>
+      <w:proofErr w:type="gramStart"/>
+      <w:r>
+        <w:rPr>
+          <w:rFonts w:cs="Calibri"/>
+          <w:b/>
+          <w:bCs/>
+          <w:sz w:val="32"/>
+          <w:szCs w:val="32"/>
+        </w:rPr>
+        <w:t>max(</w:t>
+      </w:r>
+      <w:proofErr w:type="gramEnd"/>
+      <w:r>
+        <w:rPr>
+          <w:rFonts w:cs="Calibri"/>
+          <w:b/>
+          <w:bCs/>
+          <w:sz w:val="32"/>
+          <w:szCs w:val="32"/>
+        </w:rPr>
+        <w:t xml:space="preserve">) </w:t>
+      </w:r>
+      <w:r>
+        <w:rPr>
+          <w:rFonts w:cs="Calibri"/>
+          <w:sz w:val="32"/>
+          <w:szCs w:val="32"/>
+        </w:rPr>
+        <w:t xml:space="preserve">comes from </w:t>
+      </w:r>
+      <w:r>
+        <w:rPr>
+          <w:rFonts w:cs="Calibri"/>
+          <w:b/>
+          <w:bCs/>
+          <w:sz w:val="32"/>
+          <w:szCs w:val="32"/>
+        </w:rPr>
+        <w:t>Dart</w:t>
+      </w:r>
+      <w:r>
+        <w:rPr>
+          <w:rFonts w:cs="Calibri"/>
+          <w:sz w:val="32"/>
+          <w:szCs w:val="32"/>
+        </w:rPr>
+        <w:t>’s math library so import this first</w:t>
+      </w:r>
+    </w:p>
+    <w:p>
+      <w:pPr>
+        <w:jc w:val="both"/>
+        <w:rPr>
+          <w:rFonts w:cs="Calibri"/>
+          <w:b/>
+          <w:bCs/>
+          <w:color w:val="D86DCB" w:themeColor="accent5" w:themeTint="99"/>
+          <w:sz w:val="32"/>
+          <w:szCs w:val="32"/>
+        </w:rPr>
+      </w:pPr>
+      <w:r>
+        <w:rPr>
+          <w:rFonts w:cs="Calibri"/>
+          <w:b/>
+          <w:bCs/>
+          <w:color w:val="D86DCB" w:themeColor="accent5" w:themeTint="99"/>
+          <w:sz w:val="32"/>
+          <w:szCs w:val="32"/>
+        </w:rPr>
         <w:lastRenderedPageBreak/>
-        <w:t xml:space="preserve"># </w:t>
-      </w:r>
-      <w:r>
-        <w:rPr>
-          <w:rFonts w:cs="Calibri"/>
-          <w:b/>
-          <w:bCs/>
-          <w:sz w:val="32"/>
-          <w:szCs w:val="32"/>
-        </w:rPr>
-        <w:t>.remainder</w:t>
-      </w:r>
-      <w:proofErr w:type="gramEnd"/>
-      <w:r>
-        <w:rPr>
-          <w:rFonts w:cs="Calibri"/>
-          <w:b/>
-          <w:bCs/>
-          <w:sz w:val="32"/>
-          <w:szCs w:val="32"/>
-        </w:rPr>
-        <w:t>()</w:t>
-      </w:r>
-      <w:r>
-        <w:rPr>
-          <w:rFonts w:cs="Calibri"/>
-          <w:sz w:val="32"/>
-          <w:szCs w:val="32"/>
-        </w:rPr>
-        <w:t xml:space="preserve"> method gives us a number, after taking (specified in the parameter) whatever is LEFT. Especially useful with </w:t>
-      </w:r>
-      <w:proofErr w:type="gramStart"/>
-      <w:r>
-        <w:rPr>
-          <w:rFonts w:cs="Calibri"/>
-          <w:b/>
-          <w:bCs/>
-          <w:sz w:val="32"/>
-          <w:szCs w:val="32"/>
-        </w:rPr>
-        <w:t>Duration(</w:t>
-      </w:r>
-      <w:proofErr w:type="gramEnd"/>
-      <w:r>
-        <w:rPr>
-          <w:rFonts w:cs="Calibri"/>
-          <w:b/>
-          <w:bCs/>
-          <w:sz w:val="32"/>
-          <w:szCs w:val="32"/>
-        </w:rPr>
-        <w:t>)</w:t>
-      </w:r>
-      <w:r>
-        <w:rPr>
-          <w:rFonts w:cs="Calibri"/>
-          <w:sz w:val="32"/>
-          <w:szCs w:val="32"/>
-        </w:rPr>
-        <w:t xml:space="preserve"> class we can take whatever seconds are LEFT after taking minutes. </w:t>
-      </w:r>
-      <w:proofErr w:type="gramStart"/>
-      <w:r>
-        <w:rPr>
-          <w:rFonts w:cs="Calibri"/>
-          <w:sz w:val="32"/>
-          <w:szCs w:val="32"/>
-        </w:rPr>
-        <w:t xml:space="preserve">Like </w:t>
-      </w:r>
-      <w:r>
-        <w:rPr>
-          <w:rFonts w:cs="Calibri"/>
-          <w:b/>
-          <w:bCs/>
-          <w:sz w:val="32"/>
-          <w:szCs w:val="32"/>
-        </w:rPr>
-        <w:t>.remainder</w:t>
-      </w:r>
-      <w:proofErr w:type="gramEnd"/>
-      <w:r>
-        <w:rPr>
-          <w:rFonts w:cs="Calibri"/>
-          <w:b/>
-          <w:bCs/>
-          <w:sz w:val="32"/>
-          <w:szCs w:val="32"/>
-        </w:rPr>
-        <w:t>(60)</w:t>
-      </w:r>
-      <w:r>
-        <w:rPr>
-          <w:rFonts w:cs="Calibri"/>
-          <w:sz w:val="32"/>
-          <w:szCs w:val="32"/>
-        </w:rPr>
-        <w:t>, example:</w:t>
-      </w:r>
-    </w:p>
-    <w:p>
-      <w:pPr>
-        <w:jc w:val="both"/>
-        <w:rPr>
-          <w:rFonts w:cs="Calibri"/>
-          <w:b/>
-          <w:bCs/>
-          <w:sz w:val="32"/>
-          <w:szCs w:val="32"/>
-        </w:rPr>
-      </w:pPr>
-      <w:r>
-        <w:rPr>
-          <w:rFonts w:cs="Calibri"/>
-          <w:b/>
-          <w:bCs/>
-          <w:sz w:val="32"/>
-          <w:szCs w:val="32"/>
-        </w:rPr>
-        <w:t>140 % 60 = 20</w:t>
-      </w:r>
-    </w:p>
-    <w:p>
-      <w:pPr>
-        <w:jc w:val="both"/>
-        <w:rPr>
-          <w:rFonts w:cs="Calibri"/>
-          <w:sz w:val="32"/>
-          <w:szCs w:val="32"/>
-        </w:rPr>
-      </w:pPr>
-      <w:r>
-        <w:rPr>
-          <w:rFonts w:cs="Calibri"/>
-          <w:sz w:val="32"/>
-          <w:szCs w:val="32"/>
-        </w:rPr>
-        <w:t xml:space="preserve"># So, after taking 60 two times or minutes 20 seconds are left and that is returned. But IN REALITY, it follows this, the remainder of the truncating division of </w:t>
-      </w:r>
-      <w:r>
-        <w:rPr>
-          <w:rFonts w:cs="Calibri"/>
-          <w:b/>
-          <w:bCs/>
-          <w:sz w:val="32"/>
-          <w:szCs w:val="32"/>
-        </w:rPr>
-        <w:t>this</w:t>
-      </w:r>
-      <w:r>
-        <w:rPr>
-          <w:rFonts w:cs="Calibri"/>
-          <w:sz w:val="32"/>
-          <w:szCs w:val="32"/>
-        </w:rPr>
-        <w:t xml:space="preserve"> by </w:t>
-      </w:r>
-      <w:r>
-        <w:rPr>
-          <w:rFonts w:cs="Calibri"/>
-          <w:b/>
-          <w:bCs/>
-          <w:sz w:val="32"/>
-          <w:szCs w:val="32"/>
-        </w:rPr>
-        <w:t>other</w:t>
-      </w:r>
-      <w:r>
-        <w:rPr>
-          <w:rFonts w:cs="Calibri"/>
-          <w:sz w:val="32"/>
-          <w:szCs w:val="32"/>
-        </w:rPr>
-        <w:t xml:space="preserve">. The result </w:t>
-      </w:r>
-      <w:r>
-        <w:rPr>
-          <w:rFonts w:cs="Calibri"/>
-          <w:b/>
-          <w:bCs/>
-          <w:sz w:val="32"/>
-          <w:szCs w:val="32"/>
-        </w:rPr>
-        <w:t>r</w:t>
-      </w:r>
-      <w:r>
-        <w:rPr>
-          <w:rFonts w:cs="Calibri"/>
-          <w:sz w:val="32"/>
-          <w:szCs w:val="32"/>
-        </w:rPr>
-        <w:t xml:space="preserve"> of this method satisfies:</w:t>
-      </w:r>
-    </w:p>
-    <w:p>
-      <w:pPr>
-        <w:jc w:val="both"/>
-        <w:rPr>
-          <w:rFonts w:cs="Calibri"/>
-          <w:b/>
-          <w:bCs/>
-          <w:sz w:val="32"/>
-          <w:szCs w:val="32"/>
-        </w:rPr>
-      </w:pPr>
-      <w:r>
-        <w:rPr>
-          <w:rFonts w:cs="Calibri"/>
-          <w:b/>
-          <w:bCs/>
-          <w:sz w:val="32"/>
-          <w:szCs w:val="32"/>
-        </w:rPr>
-        <w:t>this == (this ~/ other) * other + r</w:t>
-      </w:r>
-    </w:p>
-    <w:p>
-      <w:pPr>
-        <w:jc w:val="both"/>
-        <w:rPr>
-          <w:rFonts w:cs="Calibri"/>
-          <w:b/>
-          <w:bCs/>
-          <w:sz w:val="32"/>
-          <w:szCs w:val="32"/>
-        </w:rPr>
-      </w:pPr>
-      <w:r>
-        <w:rPr>
-          <w:rFonts w:cs="Calibri"/>
-          <w:b/>
-          <w:bCs/>
-          <w:sz w:val="32"/>
-          <w:szCs w:val="32"/>
-        </w:rPr>
-        <w:t>140 == (140 ~/ 60) * 60 + 20</w:t>
-      </w:r>
-    </w:p>
-    <w:p>
-      <w:pPr>
-        <w:jc w:val="both"/>
-        <w:rPr>
-          <w:rFonts w:cs="Calibri"/>
-          <w:sz w:val="32"/>
-          <w:szCs w:val="32"/>
-        </w:rPr>
-      </w:pPr>
-      <w:r>
-        <w:rPr>
-          <w:rFonts w:cs="Calibri"/>
-          <w:sz w:val="32"/>
-          <w:szCs w:val="32"/>
-        </w:rPr>
-        <w:t># Code</w:t>
-      </w:r>
-    </w:p>
-    <w:p>
-      <w:pPr>
-        <w:jc w:val="both"/>
-        <w:rPr>
-          <w:rFonts w:cs="Calibri"/>
-          <w:b/>
-          <w:bCs/>
-          <w:color w:val="D86DCB" w:themeColor="accent5" w:themeTint="99"/>
-          <w:sz w:val="32"/>
-          <w:szCs w:val="32"/>
-        </w:rPr>
-      </w:pPr>
-      <w:r>
-        <w:rPr>
-          <w:rFonts w:cs="Calibri"/>
-          <w:b/>
-          <w:bCs/>
-          <w:color w:val="D86DCB" w:themeColor="accent5" w:themeTint="99"/>
-          <w:sz w:val="32"/>
-          <w:szCs w:val="32"/>
-        </w:rPr>
-        <w:t>print(</w:t>
-      </w:r>
-      <w:proofErr w:type="gramStart"/>
-      <w:r>
-        <w:rPr>
-          <w:rFonts w:cs="Calibri"/>
-          <w:b/>
-          <w:bCs/>
-          <w:color w:val="D86DCB" w:themeColor="accent5" w:themeTint="99"/>
-          <w:sz w:val="32"/>
-          <w:szCs w:val="32"/>
-        </w:rPr>
-        <w:t>5.remainder</w:t>
-      </w:r>
-      <w:proofErr w:type="gramEnd"/>
-      <w:r>
-        <w:rPr>
-          <w:rFonts w:cs="Calibri"/>
-          <w:b/>
-          <w:bCs/>
-          <w:color w:val="D86DCB" w:themeColor="accent5" w:themeTint="99"/>
-          <w:sz w:val="32"/>
-          <w:szCs w:val="32"/>
-        </w:rPr>
-        <w:t>(3)); // 2</w:t>
-      </w:r>
-    </w:p>
-    <w:p>
-      <w:pPr>
-        <w:jc w:val="both"/>
-        <w:rPr>
-          <w:rFonts w:cs="Calibri"/>
-          <w:b/>
-          <w:bCs/>
-          <w:color w:val="D86DCB" w:themeColor="accent5" w:themeTint="99"/>
-          <w:sz w:val="32"/>
-          <w:szCs w:val="32"/>
-        </w:rPr>
-      </w:pPr>
-      <w:r>
-        <w:rPr>
-          <w:rFonts w:cs="Calibri"/>
-          <w:b/>
-          <w:bCs/>
-          <w:color w:val="D86DCB" w:themeColor="accent5" w:themeTint="99"/>
-          <w:sz w:val="32"/>
-          <w:szCs w:val="32"/>
-        </w:rPr>
-        <w:t>print(-</w:t>
-      </w:r>
-      <w:proofErr w:type="gramStart"/>
-      <w:r>
-        <w:rPr>
-          <w:rFonts w:cs="Calibri"/>
-          <w:b/>
-          <w:bCs/>
-          <w:color w:val="D86DCB" w:themeColor="accent5" w:themeTint="99"/>
-          <w:sz w:val="32"/>
-          <w:szCs w:val="32"/>
-        </w:rPr>
-        <w:t>5.remainder</w:t>
-      </w:r>
-      <w:proofErr w:type="gramEnd"/>
-      <w:r>
-        <w:rPr>
-          <w:rFonts w:cs="Calibri"/>
-          <w:b/>
-          <w:bCs/>
-          <w:color w:val="D86DCB" w:themeColor="accent5" w:themeTint="99"/>
-          <w:sz w:val="32"/>
-          <w:szCs w:val="32"/>
-        </w:rPr>
-        <w:t>(3)); // -2</w:t>
-      </w:r>
-    </w:p>
-    <w:p>
-      <w:pPr>
-        <w:jc w:val="both"/>
-        <w:rPr>
-          <w:rFonts w:cs="Calibri"/>
-          <w:b/>
-          <w:bCs/>
-          <w:color w:val="D86DCB" w:themeColor="accent5" w:themeTint="99"/>
-          <w:sz w:val="32"/>
-          <w:szCs w:val="32"/>
-        </w:rPr>
-      </w:pPr>
-      <w:r>
-        <w:rPr>
-          <w:rFonts w:cs="Calibri"/>
-          <w:b/>
-          <w:bCs/>
-          <w:color w:val="D86DCB" w:themeColor="accent5" w:themeTint="99"/>
-          <w:sz w:val="32"/>
-          <w:szCs w:val="32"/>
-        </w:rPr>
-        <w:t>print(</w:t>
-      </w:r>
-      <w:proofErr w:type="gramStart"/>
-      <w:r>
-        <w:rPr>
-          <w:rFonts w:cs="Calibri"/>
-          <w:b/>
-          <w:bCs/>
-          <w:color w:val="D86DCB" w:themeColor="accent5" w:themeTint="99"/>
-          <w:sz w:val="32"/>
-          <w:szCs w:val="32"/>
-        </w:rPr>
-        <w:t>5.remainder</w:t>
-      </w:r>
-      <w:proofErr w:type="gramEnd"/>
-      <w:r>
-        <w:rPr>
-          <w:rFonts w:cs="Calibri"/>
-          <w:b/>
-          <w:bCs/>
-          <w:color w:val="D86DCB" w:themeColor="accent5" w:themeTint="99"/>
-          <w:sz w:val="32"/>
-          <w:szCs w:val="32"/>
-        </w:rPr>
-        <w:t>(-3)); // 2</w:t>
-      </w:r>
-    </w:p>
-    <w:p>
-      <w:pPr>
-        <w:jc w:val="both"/>
-        <w:rPr>
-          <w:rFonts w:cs="Calibri"/>
-          <w:b/>
-          <w:bCs/>
-          <w:color w:val="D86DCB" w:themeColor="accent5" w:themeTint="99"/>
-          <w:sz w:val="32"/>
-          <w:szCs w:val="32"/>
-        </w:rPr>
-      </w:pPr>
-      <w:r>
-        <w:rPr>
-          <w:rFonts w:cs="Calibri"/>
-          <w:b/>
-          <w:bCs/>
-          <w:color w:val="D86DCB" w:themeColor="accent5" w:themeTint="99"/>
-          <w:sz w:val="32"/>
-          <w:szCs w:val="32"/>
-        </w:rPr>
-        <w:t>print(-</w:t>
-      </w:r>
-      <w:proofErr w:type="gramStart"/>
-      <w:r>
-        <w:rPr>
-          <w:rFonts w:cs="Calibri"/>
-          <w:b/>
-          <w:bCs/>
-          <w:color w:val="D86DCB" w:themeColor="accent5" w:themeTint="99"/>
-          <w:sz w:val="32"/>
-          <w:szCs w:val="32"/>
-        </w:rPr>
-        <w:t>5.remainder</w:t>
-      </w:r>
-      <w:proofErr w:type="gramEnd"/>
-      <w:r>
-        <w:rPr>
-          <w:rFonts w:cs="Calibri"/>
-          <w:b/>
-          <w:bCs/>
-          <w:color w:val="D86DCB" w:themeColor="accent5" w:themeTint="99"/>
-          <w:sz w:val="32"/>
-          <w:szCs w:val="32"/>
-        </w:rPr>
-        <w:t>(-3)); // -2</w:t>
-      </w:r>
-    </w:p>
-    <w:p>
-      <w:pPr>
-        <w:jc w:val="both"/>
-        <w:rPr>
-          <w:rFonts w:cs="Calibri"/>
-          <w:sz w:val="32"/>
-          <w:szCs w:val="32"/>
-        </w:rPr>
-      </w:pPr>
-      <w:r>
-        <w:rPr>
-          <w:rFonts w:cs="Calibri"/>
-          <w:b/>
-          <w:bCs/>
-          <w:sz w:val="32"/>
-          <w:szCs w:val="32"/>
-        </w:rPr>
-        <w:t>NOTE:</w:t>
-      </w:r>
-      <w:r>
-        <w:rPr>
-          <w:rFonts w:cs="Calibri"/>
-          <w:sz w:val="32"/>
-          <w:szCs w:val="32"/>
-        </w:rPr>
-        <w:t xml:space="preserve"> See below in </w:t>
-      </w:r>
-      <w:proofErr w:type="gramStart"/>
-      <w:r>
-        <w:rPr>
-          <w:rFonts w:cs="Calibri"/>
-          <w:b/>
-          <w:bCs/>
-          <w:sz w:val="32"/>
-          <w:szCs w:val="32"/>
-        </w:rPr>
-        <w:t>Duration(</w:t>
-      </w:r>
-      <w:proofErr w:type="gramEnd"/>
-      <w:r>
-        <w:rPr>
-          <w:rFonts w:cs="Calibri"/>
-          <w:b/>
-          <w:bCs/>
-          <w:sz w:val="32"/>
-          <w:szCs w:val="32"/>
-        </w:rPr>
-        <w:t xml:space="preserve">) </w:t>
-      </w:r>
-      <w:r>
-        <w:rPr>
-          <w:rFonts w:cs="Calibri"/>
-          <w:sz w:val="32"/>
-          <w:szCs w:val="32"/>
-        </w:rPr>
-        <w:t xml:space="preserve">class for example with duration of </w:t>
-      </w:r>
-      <w:r>
-        <w:rPr>
-          <w:rFonts w:cs="Calibri"/>
-          <w:b/>
-          <w:bCs/>
-          <w:sz w:val="32"/>
-          <w:szCs w:val="32"/>
-        </w:rPr>
-        <w:t xml:space="preserve">.remainder() </w:t>
-      </w:r>
-      <w:r>
-        <w:rPr>
-          <w:rFonts w:cs="Calibri"/>
-          <w:sz w:val="32"/>
-          <w:szCs w:val="32"/>
-        </w:rPr>
-        <w:t>method</w:t>
-      </w:r>
-    </w:p>
-    <w:p>
-      <w:pPr>
-        <w:jc w:val="both"/>
-        <w:rPr>
-          <w:rFonts w:cs="Calibri"/>
-          <w:sz w:val="32"/>
-          <w:szCs w:val="32"/>
-        </w:rPr>
-      </w:pPr>
-    </w:p>
-    <w:p>
-      <w:pPr>
-        <w:jc w:val="center"/>
-        <w:rPr>
-          <w:rFonts w:cs="Calibri"/>
-          <w:sz w:val="32"/>
-          <w:szCs w:val="32"/>
-        </w:rPr>
-      </w:pPr>
-      <w:r>
-        <w:rPr>
-          <w:rFonts w:cs="Calibri"/>
-          <w:sz w:val="32"/>
-          <w:szCs w:val="32"/>
-        </w:rPr>
-        <w:t>Break</w:t>
-      </w:r>
-    </w:p>
-    <w:p>
-      <w:pPr>
-        <w:jc w:val="both"/>
-        <w:rPr>
-          <w:rFonts w:cs="Calibri"/>
-          <w:b/>
-          <w:bCs/>
-          <w:sz w:val="32"/>
-          <w:szCs w:val="32"/>
-        </w:rPr>
-      </w:pPr>
-    </w:p>
-    <w:p>
-      <w:pPr>
-        <w:jc w:val="both"/>
-        <w:rPr>
-          <w:rFonts w:cs="Calibri"/>
-          <w:sz w:val="32"/>
-          <w:szCs w:val="32"/>
-        </w:rPr>
-      </w:pPr>
-      <w:r>
-        <w:rPr>
-          <w:rFonts w:cs="Calibri"/>
-          <w:b/>
-          <w:bCs/>
-          <w:sz w:val="32"/>
-          <w:szCs w:val="32"/>
-        </w:rPr>
-        <w:t>.</w:t>
-      </w:r>
-      <w:proofErr w:type="gramStart"/>
-      <w:r>
-        <w:rPr>
-          <w:rFonts w:cs="Calibri"/>
-          <w:b/>
-          <w:bCs/>
-          <w:sz w:val="32"/>
-          <w:szCs w:val="32"/>
-        </w:rPr>
-        <w:t>max(</w:t>
-      </w:r>
-      <w:proofErr w:type="gramEnd"/>
-      <w:r>
-        <w:rPr>
-          <w:rFonts w:cs="Calibri"/>
-          <w:b/>
-          <w:bCs/>
-          <w:sz w:val="32"/>
-          <w:szCs w:val="32"/>
-        </w:rPr>
-        <w:t xml:space="preserve">) </w:t>
-      </w:r>
-      <w:r>
-        <w:rPr>
-          <w:rFonts w:cs="Calibri"/>
-          <w:b/>
-          <w:bCs/>
-          <w:sz w:val="32"/>
-          <w:szCs w:val="32"/>
-        </w:rPr>
-        <w:t>M</w:t>
-      </w:r>
-      <w:r>
-        <w:rPr>
-          <w:rFonts w:cs="Calibri"/>
-          <w:b/>
-          <w:bCs/>
-          <w:sz w:val="32"/>
-          <w:szCs w:val="32"/>
-        </w:rPr>
-        <w:t>ethod:</w:t>
-      </w:r>
-    </w:p>
-    <w:p>
-      <w:pPr>
-        <w:jc w:val="both"/>
-        <w:rPr>
-          <w:rFonts w:cs="Calibri"/>
-          <w:sz w:val="32"/>
-          <w:szCs w:val="32"/>
-        </w:rPr>
-      </w:pPr>
-      <w:r>
-        <w:rPr>
-          <w:rFonts w:cs="Calibri"/>
-          <w:sz w:val="32"/>
-          <w:szCs w:val="32"/>
-        </w:rPr>
-        <w:t xml:space="preserve"># </w:t>
-      </w:r>
-      <w:r>
-        <w:rPr>
-          <w:rFonts w:cs="Calibri"/>
-          <w:b/>
-          <w:bCs/>
-          <w:sz w:val="32"/>
-          <w:szCs w:val="32"/>
-        </w:rPr>
-        <w:t>.</w:t>
-      </w:r>
-      <w:proofErr w:type="gramStart"/>
-      <w:r>
-        <w:rPr>
-          <w:rFonts w:cs="Calibri"/>
-          <w:b/>
-          <w:bCs/>
-          <w:sz w:val="32"/>
-          <w:szCs w:val="32"/>
-        </w:rPr>
-        <w:t>max(</w:t>
-      </w:r>
-      <w:proofErr w:type="gramEnd"/>
-      <w:r>
-        <w:rPr>
-          <w:rFonts w:cs="Calibri"/>
-          <w:b/>
-          <w:bCs/>
-          <w:sz w:val="32"/>
-          <w:szCs w:val="32"/>
-        </w:rPr>
-        <w:t xml:space="preserve">) </w:t>
-      </w:r>
-      <w:r>
-        <w:rPr>
-          <w:rFonts w:cs="Calibri"/>
-          <w:sz w:val="32"/>
-          <w:szCs w:val="32"/>
-        </w:rPr>
-        <w:t xml:space="preserve">comes from </w:t>
-      </w:r>
-      <w:r>
-        <w:rPr>
-          <w:rFonts w:cs="Calibri"/>
-          <w:b/>
-          <w:bCs/>
-          <w:sz w:val="32"/>
-          <w:szCs w:val="32"/>
-        </w:rPr>
-        <w:t>Dart</w:t>
-      </w:r>
-      <w:r>
-        <w:rPr>
-          <w:rFonts w:cs="Calibri"/>
-          <w:sz w:val="32"/>
-          <w:szCs w:val="32"/>
-        </w:rPr>
-        <w:t>’s math library so import this first</w:t>
-      </w:r>
-    </w:p>
-    <w:p>
-      <w:pPr>
-        <w:jc w:val="both"/>
-        <w:rPr>
-          <w:rFonts w:cs="Calibri"/>
-          <w:b/>
-          <w:bCs/>
-          <w:color w:val="D86DCB" w:themeColor="accent5" w:themeTint="99"/>
-          <w:sz w:val="32"/>
-          <w:szCs w:val="32"/>
-        </w:rPr>
-      </w:pPr>
-      <w:r>
-        <w:rPr>
-          <w:rFonts w:cs="Calibri"/>
-          <w:b/>
-          <w:bCs/>
-          <w:color w:val="D86DCB" w:themeColor="accent5" w:themeTint="99"/>
-          <w:sz w:val="32"/>
-          <w:szCs w:val="32"/>
-        </w:rPr>
         <w:t>import '</w:t>
       </w:r>
       <w:proofErr w:type="spellStart"/>
@@ -8163,7 +8176,6 @@
           <w:sz w:val="32"/>
           <w:szCs w:val="32"/>
         </w:rPr>
-        <w:lastRenderedPageBreak/>
         <w:t xml:space="preserve"># </w:t>
       </w:r>
       <w:r>
@@ -9045,6 +9057,7 @@
           <w:sz w:val="32"/>
           <w:szCs w:val="32"/>
         </w:rPr>
+        <w:lastRenderedPageBreak/>
         <w:t xml:space="preserve">  min: 0,</w:t>
       </w:r>
     </w:p>
@@ -9069,7 +9082,6 @@
           <w:sz w:val="32"/>
           <w:szCs w:val="32"/>
         </w:rPr>
-        <w:lastRenderedPageBreak/>
         <w:t xml:space="preserve">  max: max(</w:t>
       </w:r>
       <w:proofErr w:type="spellStart"/>
@@ -9960,6 +9972,7 @@
           <w:sz w:val="32"/>
           <w:szCs w:val="32"/>
         </w:rPr>
+        <w:lastRenderedPageBreak/>
         <w:t xml:space="preserve">        )!,</w:t>
       </w:r>
     </w:p>
@@ -9984,7 +9997,6 @@
           <w:sz w:val="32"/>
           <w:szCs w:val="32"/>
         </w:rPr>
-        <w:lastRenderedPageBreak/>
         <w:t xml:space="preserve">        child: </w:t>
       </w:r>
       <w:proofErr w:type="gramStart"/>
@@ -10922,6 +10934,7 @@
           <w:sz w:val="32"/>
           <w:szCs w:val="32"/>
         </w:rPr>
+        <w:lastRenderedPageBreak/>
         <w:t xml:space="preserve"># Suppose, </w:t>
       </w:r>
       <w:r>
@@ -10983,7 +10996,6 @@
           <w:sz w:val="32"/>
           <w:szCs w:val="32"/>
         </w:rPr>
-        <w:lastRenderedPageBreak/>
         <w:t xml:space="preserve">system.name == "dark" </w:t>
       </w:r>
       <w:r>
@@ -12470,6 +12482,7 @@
           <w:sz w:val="32"/>
           <w:szCs w:val="32"/>
         </w:rPr>
+        <w:lastRenderedPageBreak/>
         <w:t xml:space="preserve">  3,</w:t>
       </w:r>
     </w:p>
@@ -12494,7 +12507,6 @@
           <w:sz w:val="32"/>
           <w:szCs w:val="32"/>
         </w:rPr>
-        <w:lastRenderedPageBreak/>
         <w:t xml:space="preserve">  (_) =&gt; </w:t>
       </w:r>
       <w:proofErr w:type="spellStart"/>

--- a/d6_dart_extras_throw_exception_and_more.docx
+++ b/d6_dart_extras_throw_exception_and_more.docx
@@ -18475,25 +18475,6 @@
     </w:p>
     <w:p>
       <w:pPr>
-        <w:jc w:val="center"/>
-        <w:rPr>
-          <w:rFonts w:cs="Calibri"/>
-          <w:sz w:val="32"/>
-          <w:szCs w:val="32"/>
-        </w:rPr>
-      </w:pPr>
-      <w:r>
-        <w:rPr>
-          <w:rFonts w:cs="Calibri"/>
-          <w:sz w:val="32"/>
-          <w:szCs w:val="32"/>
-        </w:rPr>
-        <w:lastRenderedPageBreak/>
-        <w:t>Break</w:t>
-      </w:r>
-    </w:p>
-    <w:p>
-      <w:pPr>
         <w:jc w:val="both"/>
         <w:rPr>
           <w:rFonts w:cs="Calibri"/>
@@ -19026,498 +19007,7 @@
         </w:rPr>
         <w:t>]</w:t>
       </w:r>
-    </w:p>
-    <w:p>
-      <w:pPr>
-        <w:jc w:val="both"/>
-        <w:rPr>
-          <w:rFonts w:cs="Calibri"/>
-          <w:b/>
-          <w:bCs/>
-          <w:sz w:val="32"/>
-          <w:szCs w:val="32"/>
-        </w:rPr>
-      </w:pPr>
-    </w:p>
-    <w:p>
-      <w:pPr>
-        <w:jc w:val="center"/>
-        <w:rPr>
-          <w:rFonts w:cs="Calibri"/>
-          <w:sz w:val="32"/>
-          <w:szCs w:val="32"/>
-        </w:rPr>
-      </w:pPr>
-      <w:r>
-        <w:rPr>
-          <w:rFonts w:cs="Calibri"/>
-          <w:sz w:val="32"/>
-          <w:szCs w:val="32"/>
-        </w:rPr>
-        <w:t>Break</w:t>
-      </w:r>
-    </w:p>
-    <w:p>
-      <w:pPr>
-        <w:jc w:val="both"/>
-        <w:rPr>
-          <w:rFonts w:cs="Calibri"/>
-          <w:b/>
-          <w:bCs/>
-          <w:sz w:val="32"/>
-          <w:szCs w:val="32"/>
-        </w:rPr>
-      </w:pPr>
-    </w:p>
-    <w:p>
-      <w:pPr>
-        <w:jc w:val="both"/>
-        <w:rPr>
-          <w:rFonts w:cs="Calibri"/>
-          <w:b/>
-          <w:bCs/>
-          <w:sz w:val="32"/>
-          <w:szCs w:val="32"/>
-        </w:rPr>
-      </w:pPr>
       <w:bookmarkStart w:id="0" w:name="_Hlk236240721"/>
-      <w:r>
-        <w:rPr>
-          <w:rFonts w:cs="Calibri"/>
-          <w:b/>
-          <w:bCs/>
-          <w:sz w:val="32"/>
-          <w:szCs w:val="32"/>
-        </w:rPr>
-        <w:t>Spread Operator with if-else:</w:t>
-      </w:r>
-    </w:p>
-    <w:p>
-      <w:pPr>
-        <w:jc w:val="both"/>
-        <w:rPr>
-          <w:rFonts w:cs="Calibri"/>
-          <w:sz w:val="32"/>
-          <w:szCs w:val="32"/>
-        </w:rPr>
-      </w:pPr>
-      <w:r>
-        <w:rPr>
-          <w:rFonts w:cs="Calibri"/>
-          <w:sz w:val="32"/>
-          <w:szCs w:val="32"/>
-        </w:rPr>
-        <w:t xml:space="preserve"># </w:t>
-      </w:r>
-      <w:r>
-        <w:rPr>
-          <w:rFonts w:cs="Calibri"/>
-          <w:sz w:val="32"/>
-          <w:szCs w:val="32"/>
-        </w:rPr>
-        <w:t>Spread operator (</w:t>
-      </w:r>
-      <w:r>
-        <w:rPr>
-          <w:rFonts w:cs="Calibri"/>
-          <w:b/>
-          <w:bCs/>
-          <w:sz w:val="32"/>
-          <w:szCs w:val="32"/>
-        </w:rPr>
-        <w:t>...</w:t>
-      </w:r>
-      <w:r>
-        <w:rPr>
-          <w:rFonts w:cs="Calibri"/>
-          <w:sz w:val="32"/>
-          <w:szCs w:val="32"/>
-        </w:rPr>
-        <w:t xml:space="preserve">) in </w:t>
-      </w:r>
-      <w:r>
-        <w:rPr>
-          <w:rFonts w:cs="Calibri"/>
-          <w:b/>
-          <w:bCs/>
-          <w:sz w:val="32"/>
-          <w:szCs w:val="32"/>
-        </w:rPr>
-        <w:t>Dart</w:t>
-      </w:r>
-      <w:r>
-        <w:rPr>
-          <w:rFonts w:cs="Calibri"/>
-          <w:sz w:val="32"/>
-          <w:szCs w:val="32"/>
-        </w:rPr>
-        <w:t xml:space="preserve">, “spreads” the contents of a </w:t>
-      </w:r>
-      <w:r>
-        <w:rPr>
-          <w:rFonts w:cs="Calibri"/>
-          <w:b/>
-          <w:bCs/>
-          <w:sz w:val="32"/>
-          <w:szCs w:val="32"/>
-        </w:rPr>
-        <w:t>L</w:t>
-      </w:r>
-      <w:r>
-        <w:rPr>
-          <w:rFonts w:cs="Calibri"/>
-          <w:b/>
-          <w:bCs/>
-          <w:sz w:val="32"/>
-          <w:szCs w:val="32"/>
-        </w:rPr>
-        <w:t>ist</w:t>
-      </w:r>
-      <w:r>
-        <w:rPr>
-          <w:rFonts w:cs="Calibri"/>
-          <w:sz w:val="32"/>
-          <w:szCs w:val="32"/>
-        </w:rPr>
-        <w:t xml:space="preserve"> (or set or map) into another collection.</w:t>
-      </w:r>
-      <w:r>
-        <w:rPr>
-          <w:rFonts w:cs="Calibri"/>
-          <w:sz w:val="32"/>
-          <w:szCs w:val="32"/>
-        </w:rPr>
-        <w:t xml:space="preserve"> Like this </w:t>
-      </w:r>
-    </w:p>
-    <w:p>
-      <w:pPr>
-        <w:jc w:val="both"/>
-        <w:rPr>
-          <w:rFonts w:cs="Calibri"/>
-          <w:b/>
-          <w:bCs/>
-          <w:color w:val="D86DCB" w:themeColor="accent5" w:themeTint="99"/>
-          <w:sz w:val="32"/>
-          <w:szCs w:val="32"/>
-        </w:rPr>
-      </w:pPr>
-      <w:r>
-        <w:rPr>
-          <w:rFonts w:cs="Calibri"/>
-          <w:b/>
-          <w:bCs/>
-          <w:color w:val="D86DCB" w:themeColor="accent5" w:themeTint="99"/>
-          <w:sz w:val="32"/>
-          <w:szCs w:val="32"/>
-        </w:rPr>
-        <w:t>List&lt;int&gt; a = [1, 2, 3];</w:t>
-      </w:r>
-    </w:p>
-    <w:p>
-      <w:pPr>
-        <w:jc w:val="both"/>
-        <w:rPr>
-          <w:rFonts w:cs="Calibri"/>
-          <w:b/>
-          <w:bCs/>
-          <w:color w:val="D86DCB" w:themeColor="accent5" w:themeTint="99"/>
-          <w:sz w:val="32"/>
-          <w:szCs w:val="32"/>
-        </w:rPr>
-      </w:pPr>
-      <w:r>
-        <w:rPr>
-          <w:rFonts w:cs="Calibri"/>
-          <w:b/>
-          <w:bCs/>
-          <w:color w:val="D86DCB" w:themeColor="accent5" w:themeTint="99"/>
-          <w:sz w:val="32"/>
-          <w:szCs w:val="32"/>
-        </w:rPr>
-        <w:lastRenderedPageBreak/>
-        <w:t>List&lt;int&gt; b = [0, ...a, 4]; // b becomes [0, 1, 2, 3, 4]</w:t>
-      </w:r>
-    </w:p>
-    <w:p>
-      <w:pPr>
-        <w:jc w:val="both"/>
-        <w:rPr>
-          <w:rFonts w:cs="Calibri"/>
-          <w:sz w:val="32"/>
-          <w:szCs w:val="32"/>
-        </w:rPr>
-      </w:pPr>
-      <w:r>
-        <w:rPr>
-          <w:rFonts w:cs="Calibri"/>
-          <w:sz w:val="32"/>
-          <w:szCs w:val="32"/>
-        </w:rPr>
-        <w:t xml:space="preserve"># In </w:t>
-      </w:r>
-      <w:r>
-        <w:rPr>
-          <w:rFonts w:cs="Calibri"/>
-          <w:b/>
-          <w:bCs/>
-          <w:sz w:val="32"/>
-          <w:szCs w:val="32"/>
-        </w:rPr>
-        <w:t>Flutter</w:t>
-      </w:r>
-      <w:r>
-        <w:rPr>
-          <w:rFonts w:cs="Calibri"/>
-          <w:sz w:val="32"/>
-          <w:szCs w:val="32"/>
-        </w:rPr>
-        <w:t xml:space="preserve">, we often use this inside a </w:t>
-      </w:r>
-      <w:proofErr w:type="gramStart"/>
-      <w:r>
-        <w:rPr>
-          <w:rFonts w:cs="Calibri"/>
-          <w:b/>
-          <w:bCs/>
-          <w:sz w:val="32"/>
-          <w:szCs w:val="32"/>
-        </w:rPr>
-        <w:t>children</w:t>
-      </w:r>
-      <w:proofErr w:type="gramEnd"/>
-      <w:r>
-        <w:rPr>
-          <w:rFonts w:cs="Calibri"/>
-          <w:b/>
-          <w:bCs/>
-          <w:sz w:val="32"/>
-          <w:szCs w:val="32"/>
-        </w:rPr>
-        <w:t>: []</w:t>
-      </w:r>
-      <w:r>
-        <w:rPr>
-          <w:rFonts w:cs="Calibri"/>
-          <w:sz w:val="32"/>
-          <w:szCs w:val="32"/>
-        </w:rPr>
-        <w:t xml:space="preserve"> list</w:t>
-      </w:r>
-      <w:r>
-        <w:rPr>
-          <w:rFonts w:cs="Calibri"/>
-          <w:sz w:val="32"/>
-          <w:szCs w:val="32"/>
-        </w:rPr>
-        <w:t xml:space="preserve"> literal</w:t>
-      </w:r>
-      <w:r>
-        <w:rPr>
-          <w:rFonts w:cs="Calibri"/>
-          <w:sz w:val="32"/>
-          <w:szCs w:val="32"/>
-        </w:rPr>
-        <w:t xml:space="preserve"> to dynamically include widgets</w:t>
-      </w:r>
-      <w:r>
-        <w:rPr>
-          <w:rFonts w:cs="Calibri"/>
-          <w:sz w:val="32"/>
-          <w:szCs w:val="32"/>
-        </w:rPr>
-        <w:t xml:space="preserve"> based on </w:t>
-      </w:r>
-      <w:r>
-        <w:rPr>
-          <w:rFonts w:cs="Calibri"/>
-          <w:b/>
-          <w:bCs/>
-          <w:sz w:val="32"/>
-          <w:szCs w:val="32"/>
-        </w:rPr>
-        <w:t>if</w:t>
-      </w:r>
-      <w:r>
-        <w:rPr>
-          <w:rFonts w:cs="Calibri"/>
-          <w:sz w:val="32"/>
-          <w:szCs w:val="32"/>
-        </w:rPr>
-        <w:t>-</w:t>
-      </w:r>
-      <w:r>
-        <w:rPr>
-          <w:rFonts w:cs="Calibri"/>
-          <w:b/>
-          <w:bCs/>
-          <w:sz w:val="32"/>
-          <w:szCs w:val="32"/>
-        </w:rPr>
-        <w:t>else</w:t>
-      </w:r>
-      <w:r>
-        <w:rPr>
-          <w:rFonts w:cs="Calibri"/>
-          <w:sz w:val="32"/>
-          <w:szCs w:val="32"/>
-        </w:rPr>
-        <w:t>.</w:t>
-      </w:r>
-      <w:r>
-        <w:rPr>
-          <w:rFonts w:cs="Calibri"/>
-          <w:sz w:val="32"/>
-          <w:szCs w:val="32"/>
-        </w:rPr>
-        <w:t xml:space="preserve"> See f25 flutter extras of basic doc</w:t>
-      </w:r>
-    </w:p>
-    <w:p>
-      <w:pPr>
-        <w:jc w:val="both"/>
-        <w:rPr>
-          <w:rFonts w:cs="Calibri"/>
-          <w:b/>
-          <w:bCs/>
-          <w:sz w:val="32"/>
-          <w:szCs w:val="32"/>
-        </w:rPr>
-      </w:pPr>
-    </w:p>
-    <w:p>
-      <w:pPr>
-        <w:jc w:val="both"/>
-        <w:rPr>
-          <w:rFonts w:cs="Calibri"/>
-          <w:b/>
-          <w:bCs/>
-          <w:sz w:val="32"/>
-          <w:szCs w:val="32"/>
-        </w:rPr>
-      </w:pPr>
-    </w:p>
-    <w:p>
-      <w:pPr>
-        <w:jc w:val="both"/>
-        <w:rPr>
-          <w:rFonts w:cs="Calibri"/>
-          <w:b/>
-          <w:bCs/>
-          <w:sz w:val="32"/>
-          <w:szCs w:val="32"/>
-        </w:rPr>
-      </w:pPr>
-      <w:r>
-        <w:rPr>
-          <w:rFonts w:cs="Calibri"/>
-          <w:b/>
-          <w:bCs/>
-          <w:sz w:val="32"/>
-          <w:szCs w:val="32"/>
-        </w:rPr>
-        <w:t>Traditional For loop in Column/Row:</w:t>
-      </w:r>
-    </w:p>
-    <w:p>
-      <w:pPr>
-        <w:jc w:val="both"/>
-        <w:rPr>
-          <w:rFonts w:cs="Calibri"/>
-          <w:sz w:val="32"/>
-          <w:szCs w:val="32"/>
-        </w:rPr>
-      </w:pPr>
-      <w:r>
-        <w:rPr>
-          <w:rFonts w:cs="Calibri"/>
-          <w:sz w:val="32"/>
-          <w:szCs w:val="32"/>
-        </w:rPr>
-        <w:t xml:space="preserve"># We can also use </w:t>
-      </w:r>
-      <w:r>
-        <w:rPr>
-          <w:rFonts w:cs="Calibri"/>
-          <w:b/>
-          <w:bCs/>
-          <w:sz w:val="32"/>
-          <w:szCs w:val="32"/>
-        </w:rPr>
-        <w:t xml:space="preserve">for </w:t>
-      </w:r>
-      <w:r>
-        <w:rPr>
-          <w:rFonts w:cs="Calibri"/>
-          <w:sz w:val="32"/>
-          <w:szCs w:val="32"/>
-        </w:rPr>
-        <w:t xml:space="preserve">loop in </w:t>
-      </w:r>
-      <w:r>
-        <w:rPr>
-          <w:rFonts w:cs="Calibri"/>
-          <w:b/>
-          <w:bCs/>
-          <w:sz w:val="32"/>
-          <w:szCs w:val="32"/>
-        </w:rPr>
-        <w:t xml:space="preserve">children: [] </w:t>
-      </w:r>
-      <w:r>
-        <w:rPr>
-          <w:rFonts w:cs="Calibri"/>
-          <w:sz w:val="32"/>
-          <w:szCs w:val="32"/>
-        </w:rPr>
-        <w:t xml:space="preserve">widget list of </w:t>
-      </w:r>
-      <w:r>
-        <w:rPr>
-          <w:rFonts w:cs="Calibri"/>
-          <w:b/>
-          <w:bCs/>
-          <w:sz w:val="32"/>
-          <w:szCs w:val="32"/>
-        </w:rPr>
-        <w:t>Row</w:t>
-      </w:r>
-      <w:r>
-        <w:rPr>
-          <w:rFonts w:cs="Calibri"/>
-          <w:sz w:val="32"/>
-          <w:szCs w:val="32"/>
-        </w:rPr>
-        <w:t xml:space="preserve"> or </w:t>
-      </w:r>
-      <w:r>
-        <w:rPr>
-          <w:rFonts w:cs="Calibri"/>
-          <w:b/>
-          <w:bCs/>
-          <w:sz w:val="32"/>
-          <w:szCs w:val="32"/>
-        </w:rPr>
-        <w:t>Column</w:t>
-      </w:r>
-      <w:r>
-        <w:rPr>
-          <w:rFonts w:cs="Calibri"/>
-          <w:sz w:val="32"/>
-          <w:szCs w:val="32"/>
-        </w:rPr>
-        <w:t>. See f25 flutter extras of basic doc</w:t>
-      </w:r>
-    </w:p>
-    <w:p>
-      <w:pPr>
-        <w:jc w:val="both"/>
-        <w:rPr>
-          <w:rFonts w:cs="Calibri"/>
-          <w:sz w:val="32"/>
-          <w:szCs w:val="32"/>
-        </w:rPr>
-      </w:pPr>
     </w:p>
     <w:p>
       <w:pPr>
@@ -19727,6 +19217,7 @@
           <w:sz w:val="32"/>
           <w:szCs w:val="32"/>
         </w:rPr>
+        <w:lastRenderedPageBreak/>
         <w:t>App states (loading, success, error)</w:t>
       </w:r>
     </w:p>
@@ -19988,16 +19479,7 @@
           <w:sz w:val="32"/>
           <w:szCs w:val="32"/>
         </w:rPr>
-        <w:t xml:space="preserve">This creates a new </w:t>
-      </w:r>
-      <w:r>
-        <w:rPr>
-          <w:rFonts w:cs="Calibri"/>
-          <w:sz w:val="32"/>
-          <w:szCs w:val="32"/>
-        </w:rPr>
-        <w:lastRenderedPageBreak/>
-        <w:t xml:space="preserve">custom type called </w:t>
+        <w:t xml:space="preserve">This creates a new custom type called </w:t>
       </w:r>
       <w:proofErr w:type="spellStart"/>
       <w:r>
@@ -20608,6 +20090,7 @@
           <w:sz w:val="32"/>
           <w:szCs w:val="32"/>
         </w:rPr>
+        <w:lastRenderedPageBreak/>
         <w:t xml:space="preserve">    break;</w:t>
       </w:r>
     </w:p>
@@ -20752,7 +20235,6 @@
           <w:sz w:val="32"/>
           <w:szCs w:val="32"/>
         </w:rPr>
-        <w:lastRenderedPageBreak/>
         <w:t>}</w:t>
       </w:r>
     </w:p>
@@ -21503,6 +20985,7 @@
           <w:sz w:val="32"/>
           <w:szCs w:val="32"/>
         </w:rPr>
+        <w:lastRenderedPageBreak/>
         <w:t xml:space="preserve"># Get all </w:t>
       </w:r>
       <w:r>
@@ -21718,142 +21201,692 @@
           <w:sz w:val="32"/>
           <w:szCs w:val="32"/>
         </w:rPr>
+        <w:t xml:space="preserve"># Get </w:t>
+      </w:r>
+      <w:r>
+        <w:rPr>
+          <w:rFonts w:cs="Calibri"/>
+          <w:b/>
+          <w:bCs/>
+          <w:sz w:val="32"/>
+          <w:szCs w:val="32"/>
+        </w:rPr>
+        <w:t>enum</w:t>
+      </w:r>
+      <w:r>
+        <w:rPr>
+          <w:rFonts w:cs="Calibri"/>
+          <w:sz w:val="32"/>
+          <w:szCs w:val="32"/>
+        </w:rPr>
+        <w:t xml:space="preserve"> as a </w:t>
+      </w:r>
+      <w:r>
+        <w:rPr>
+          <w:rFonts w:cs="Calibri"/>
+          <w:b/>
+          <w:bCs/>
+          <w:sz w:val="32"/>
+          <w:szCs w:val="32"/>
+        </w:rPr>
+        <w:t>String</w:t>
+      </w:r>
+      <w:r>
+        <w:rPr>
+          <w:rFonts w:cs="Calibri"/>
+          <w:sz w:val="32"/>
+          <w:szCs w:val="32"/>
+        </w:rPr>
+        <w:t xml:space="preserve"> using </w:t>
+      </w:r>
+      <w:r>
+        <w:rPr>
+          <w:rFonts w:cs="Calibri"/>
+          <w:b/>
+          <w:bCs/>
+          <w:sz w:val="32"/>
+          <w:szCs w:val="32"/>
+        </w:rPr>
+        <w:t>.name</w:t>
+      </w:r>
+    </w:p>
+    <w:p>
+      <w:pPr>
+        <w:jc w:val="both"/>
+        <w:rPr>
+          <w:rFonts w:cs="Calibri"/>
+          <w:b/>
+          <w:bCs/>
+          <w:color w:val="D86DCB" w:themeColor="accent5" w:themeTint="99"/>
+          <w:sz w:val="32"/>
+          <w:szCs w:val="32"/>
+        </w:rPr>
+      </w:pPr>
+      <w:proofErr w:type="gramStart"/>
+      <w:r>
+        <w:rPr>
+          <w:rFonts w:cs="Calibri"/>
+          <w:b/>
+          <w:bCs/>
+          <w:color w:val="D86DCB" w:themeColor="accent5" w:themeTint="99"/>
+          <w:sz w:val="32"/>
+          <w:szCs w:val="32"/>
+        </w:rPr>
+        <w:t>print(</w:t>
+      </w:r>
+      <w:proofErr w:type="gramEnd"/>
+      <w:r>
+        <w:rPr>
+          <w:rFonts w:cs="Calibri"/>
+          <w:b/>
+          <w:bCs/>
+          <w:color w:val="D86DCB" w:themeColor="accent5" w:themeTint="99"/>
+          <w:sz w:val="32"/>
+          <w:szCs w:val="32"/>
+        </w:rPr>
+        <w:t xml:space="preserve">HeightType.cm.name);  </w:t>
+      </w:r>
+    </w:p>
+    <w:p>
+      <w:pPr>
+        <w:jc w:val="both"/>
+        <w:rPr>
+          <w:rFonts w:cs="Calibri"/>
+          <w:b/>
+          <w:bCs/>
+          <w:sz w:val="32"/>
+          <w:szCs w:val="32"/>
+        </w:rPr>
+      </w:pPr>
+    </w:p>
+    <w:p>
+      <w:pPr>
+        <w:jc w:val="both"/>
+        <w:rPr>
+          <w:rFonts w:cs="Calibri"/>
+          <w:sz w:val="32"/>
+          <w:szCs w:val="32"/>
+        </w:rPr>
+      </w:pPr>
+      <w:r>
+        <w:rPr>
+          <w:rFonts w:cs="Calibri"/>
+          <w:b/>
+          <w:bCs/>
+          <w:sz w:val="32"/>
+          <w:szCs w:val="32"/>
+        </w:rPr>
+        <w:t>NOTE: enum</w:t>
+      </w:r>
+      <w:r>
+        <w:rPr>
+          <w:rFonts w:cs="Calibri"/>
+          <w:sz w:val="32"/>
+          <w:szCs w:val="32"/>
+        </w:rPr>
+        <w:t xml:space="preserve"> can be used with code generation package </w:t>
+      </w:r>
+      <w:proofErr w:type="spellStart"/>
+      <w:r>
+        <w:rPr>
+          <w:rFonts w:cs="Calibri"/>
+          <w:b/>
+          <w:bCs/>
+          <w:sz w:val="32"/>
+          <w:szCs w:val="32"/>
+        </w:rPr>
+        <w:t>json_serializable</w:t>
+      </w:r>
+      <w:proofErr w:type="spellEnd"/>
+      <w:r>
+        <w:rPr>
+          <w:rFonts w:cs="Calibri"/>
+          <w:b/>
+          <w:bCs/>
+          <w:sz w:val="32"/>
+          <w:szCs w:val="32"/>
+        </w:rPr>
+        <w:t xml:space="preserve"> </w:t>
+      </w:r>
+      <w:r>
+        <w:rPr>
+          <w:rFonts w:cs="Calibri"/>
+          <w:sz w:val="32"/>
+          <w:szCs w:val="32"/>
+        </w:rPr>
+        <w:t xml:space="preserve">and enhanced </w:t>
+      </w:r>
+      <w:proofErr w:type="spellStart"/>
+      <w:r>
+        <w:rPr>
+          <w:rFonts w:cs="Calibri"/>
+          <w:b/>
+          <w:bCs/>
+          <w:sz w:val="32"/>
+          <w:szCs w:val="32"/>
+        </w:rPr>
+        <w:t>enum</w:t>
+      </w:r>
+      <w:r>
+        <w:rPr>
+          <w:rFonts w:cs="Calibri"/>
+          <w:sz w:val="32"/>
+          <w:szCs w:val="32"/>
+        </w:rPr>
+        <w:t>’s</w:t>
+      </w:r>
+      <w:proofErr w:type="spellEnd"/>
+      <w:r>
+        <w:rPr>
+          <w:rFonts w:cs="Calibri"/>
+          <w:sz w:val="32"/>
+          <w:szCs w:val="32"/>
+        </w:rPr>
+        <w:t xml:space="preserve"> can be created using </w:t>
+      </w:r>
+      <w:r>
+        <w:rPr>
+          <w:rFonts w:cs="Calibri"/>
+          <w:b/>
+          <w:bCs/>
+          <w:sz w:val="32"/>
+          <w:szCs w:val="32"/>
+        </w:rPr>
+        <w:t>@</w:t>
+      </w:r>
+      <w:proofErr w:type="gramStart"/>
+      <w:r>
+        <w:rPr>
+          <w:rFonts w:cs="Calibri"/>
+          <w:b/>
+          <w:bCs/>
+          <w:sz w:val="32"/>
+          <w:szCs w:val="32"/>
+        </w:rPr>
+        <w:t>JsonValue(</w:t>
+      </w:r>
+      <w:proofErr w:type="gramEnd"/>
+      <w:r>
+        <w:rPr>
+          <w:rFonts w:cs="Calibri"/>
+          <w:b/>
+          <w:bCs/>
+          <w:sz w:val="32"/>
+          <w:szCs w:val="32"/>
+        </w:rPr>
+        <w:t>)</w:t>
+      </w:r>
+      <w:r>
+        <w:rPr>
+          <w:rFonts w:cs="Calibri"/>
+          <w:sz w:val="32"/>
+          <w:szCs w:val="32"/>
+        </w:rPr>
+        <w:t xml:space="preserve">, </w:t>
+      </w:r>
+      <w:r>
+        <w:rPr>
+          <w:rFonts w:cs="Calibri"/>
+          <w:b/>
+          <w:bCs/>
+          <w:sz w:val="32"/>
+          <w:szCs w:val="32"/>
+        </w:rPr>
+        <w:t>@JsonEnum()</w:t>
+      </w:r>
+      <w:r>
+        <w:rPr>
+          <w:rFonts w:cs="Calibri"/>
+          <w:sz w:val="32"/>
+          <w:szCs w:val="32"/>
+        </w:rPr>
+        <w:t xml:space="preserve"> annotations. For more info see flutter dart </w:t>
+      </w:r>
+      <w:proofErr w:type="spellStart"/>
+      <w:r>
+        <w:rPr>
+          <w:rFonts w:cs="Calibri"/>
+          <w:sz w:val="32"/>
+          <w:szCs w:val="32"/>
+        </w:rPr>
+        <w:t>build_runner</w:t>
+      </w:r>
+      <w:proofErr w:type="spellEnd"/>
+      <w:r>
+        <w:rPr>
+          <w:rFonts w:cs="Calibri"/>
+          <w:sz w:val="32"/>
+          <w:szCs w:val="32"/>
+        </w:rPr>
+        <w:t xml:space="preserve"> and code generation doc</w:t>
+      </w:r>
+    </w:p>
+    <w:p>
+      <w:pPr>
+        <w:jc w:val="both"/>
+        <w:rPr>
+          <w:rFonts w:cs="Calibri"/>
+          <w:b/>
+          <w:bCs/>
+          <w:sz w:val="32"/>
+          <w:szCs w:val="32"/>
+        </w:rPr>
+      </w:pPr>
+    </w:p>
+    <w:p>
+      <w:pPr>
+        <w:jc w:val="both"/>
+        <w:rPr>
+          <w:rFonts w:cs="Calibri"/>
+          <w:sz w:val="32"/>
+          <w:szCs w:val="32"/>
+        </w:rPr>
+      </w:pPr>
+      <w:r>
+        <w:rPr>
+          <w:rFonts w:cs="Calibri"/>
+          <w:b/>
+          <w:bCs/>
+          <w:sz w:val="32"/>
+          <w:szCs w:val="32"/>
+        </w:rPr>
+        <w:t xml:space="preserve">NOTE-2: enum </w:t>
+      </w:r>
+      <w:r>
+        <w:rPr>
+          <w:rFonts w:cs="Calibri"/>
+          <w:sz w:val="32"/>
+          <w:szCs w:val="32"/>
+        </w:rPr>
+        <w:t>can be used as a replacement of</w:t>
+      </w:r>
+      <w:r>
+        <w:rPr>
+          <w:rFonts w:cs="Calibri"/>
+          <w:b/>
+          <w:bCs/>
+          <w:sz w:val="32"/>
+          <w:szCs w:val="32"/>
+        </w:rPr>
+        <w:t xml:space="preserve"> static const _</w:t>
+      </w:r>
+      <w:proofErr w:type="spellStart"/>
+      <w:r>
+        <w:rPr>
+          <w:rFonts w:cs="Calibri"/>
+          <w:b/>
+          <w:bCs/>
+          <w:sz w:val="32"/>
+          <w:szCs w:val="32"/>
+        </w:rPr>
+        <w:t>acccessTokenKey</w:t>
+      </w:r>
+      <w:proofErr w:type="spellEnd"/>
+      <w:r>
+        <w:rPr>
+          <w:rFonts w:cs="Calibri"/>
+          <w:sz w:val="32"/>
+          <w:szCs w:val="32"/>
+        </w:rPr>
+        <w:t xml:space="preserve"> constant variables for KEY-VALUE pair databases. By saving the </w:t>
+      </w:r>
+      <w:proofErr w:type="spellStart"/>
+      <w:r>
+        <w:rPr>
+          <w:rFonts w:cs="Calibri"/>
+          <w:b/>
+          <w:bCs/>
+          <w:sz w:val="32"/>
+          <w:szCs w:val="32"/>
+        </w:rPr>
+        <w:t>enum.value</w:t>
+      </w:r>
+      <w:proofErr w:type="spellEnd"/>
+      <w:r>
+        <w:rPr>
+          <w:rFonts w:cs="Calibri"/>
+          <w:sz w:val="32"/>
+          <w:szCs w:val="32"/>
+        </w:rPr>
+        <w:t xml:space="preserve"> as a </w:t>
+      </w:r>
+      <w:r>
+        <w:rPr>
+          <w:rFonts w:cs="Calibri"/>
+          <w:b/>
+          <w:bCs/>
+          <w:sz w:val="32"/>
+          <w:szCs w:val="32"/>
+        </w:rPr>
+        <w:t>String</w:t>
+      </w:r>
+      <w:r>
+        <w:rPr>
+          <w:rFonts w:cs="Calibri"/>
+          <w:sz w:val="32"/>
+          <w:szCs w:val="32"/>
+        </w:rPr>
+        <w:t xml:space="preserve"> using </w:t>
+      </w:r>
+      <w:r>
+        <w:rPr>
+          <w:rFonts w:cs="Calibri"/>
+          <w:b/>
+          <w:bCs/>
+          <w:sz w:val="32"/>
+          <w:szCs w:val="32"/>
+        </w:rPr>
+        <w:t>CacheKey.accessToken.name</w:t>
+      </w:r>
+      <w:r>
+        <w:rPr>
+          <w:rFonts w:cs="Calibri"/>
+          <w:sz w:val="32"/>
+          <w:szCs w:val="32"/>
+        </w:rPr>
+        <w:t xml:space="preserve"> which returns ‘</w:t>
+      </w:r>
+      <w:proofErr w:type="spellStart"/>
+      <w:r>
+        <w:rPr>
+          <w:rFonts w:cs="Calibri"/>
+          <w:b/>
+          <w:bCs/>
+          <w:sz w:val="32"/>
+          <w:szCs w:val="32"/>
+        </w:rPr>
+        <w:t>accessToken</w:t>
+      </w:r>
+      <w:proofErr w:type="spellEnd"/>
+      <w:r>
+        <w:rPr>
+          <w:rFonts w:cs="Calibri"/>
+          <w:b/>
+          <w:bCs/>
+          <w:sz w:val="32"/>
+          <w:szCs w:val="32"/>
+        </w:rPr>
+        <w:t>’ String</w:t>
+      </w:r>
+    </w:p>
+    <w:p>
+      <w:pPr>
+        <w:jc w:val="both"/>
+        <w:rPr>
+          <w:rFonts w:cs="Calibri"/>
+          <w:sz w:val="32"/>
+          <w:szCs w:val="32"/>
+        </w:rPr>
+      </w:pPr>
+    </w:p>
+    <w:p>
+      <w:pPr>
+        <w:jc w:val="center"/>
+        <w:rPr>
+          <w:rFonts w:cs="Calibri"/>
+          <w:sz w:val="32"/>
+          <w:szCs w:val="32"/>
+        </w:rPr>
+      </w:pPr>
+      <w:r>
+        <w:rPr>
+          <w:rFonts w:cs="Calibri"/>
+          <w:sz w:val="32"/>
+          <w:szCs w:val="32"/>
+        </w:rPr>
+        <w:t>Break</w:t>
+      </w:r>
+    </w:p>
+    <w:p>
+      <w:pPr>
+        <w:jc w:val="both"/>
+        <w:rPr>
+          <w:rFonts w:cs="Calibri"/>
+          <w:sz w:val="32"/>
+          <w:szCs w:val="32"/>
+        </w:rPr>
+      </w:pPr>
+    </w:p>
+    <w:p>
+      <w:pPr>
+        <w:jc w:val="both"/>
+        <w:rPr>
+          <w:rFonts w:cs="Calibri"/>
+          <w:b/>
+          <w:bCs/>
+          <w:sz w:val="32"/>
+          <w:szCs w:val="32"/>
+        </w:rPr>
+      </w:pPr>
+      <w:r>
+        <w:rPr>
+          <w:rFonts w:cs="Calibri"/>
+          <w:b/>
+          <w:bCs/>
+          <w:sz w:val="32"/>
+          <w:szCs w:val="32"/>
+        </w:rPr>
+        <w:t>Dot Short-Hands for enum:</w:t>
+      </w:r>
+    </w:p>
+    <w:p>
+      <w:pPr>
+        <w:jc w:val="both"/>
+        <w:rPr>
+          <w:rFonts w:cs="Calibri"/>
+          <w:b/>
+          <w:bCs/>
+          <w:sz w:val="32"/>
+          <w:szCs w:val="32"/>
+        </w:rPr>
+      </w:pPr>
+      <w:r>
+        <w:rPr>
+          <w:rFonts w:cs="Calibri"/>
+          <w:sz w:val="32"/>
+          <w:szCs w:val="32"/>
+        </w:rPr>
+        <w:t xml:space="preserve"># </w:t>
+      </w:r>
+      <w:r>
+        <w:rPr>
+          <w:rFonts w:cs="Calibri"/>
+          <w:b/>
+          <w:bCs/>
+          <w:sz w:val="32"/>
+          <w:szCs w:val="32"/>
+        </w:rPr>
+        <w:t>Dart 3.10</w:t>
+      </w:r>
+      <w:r>
+        <w:rPr>
+          <w:rFonts w:cs="Calibri"/>
+          <w:b/>
+          <w:bCs/>
+          <w:sz w:val="32"/>
+          <w:szCs w:val="32"/>
+        </w:rPr>
+        <w:t>+</w:t>
+      </w:r>
+      <w:r>
+        <w:rPr>
+          <w:rFonts w:cs="Calibri"/>
+          <w:sz w:val="32"/>
+          <w:szCs w:val="32"/>
+        </w:rPr>
+        <w:t xml:space="preserve"> introduced “contextual shorthand” for </w:t>
+      </w:r>
+      <w:r>
+        <w:rPr>
+          <w:rFonts w:cs="Calibri"/>
+          <w:b/>
+          <w:bCs/>
+          <w:sz w:val="32"/>
+          <w:szCs w:val="32"/>
+        </w:rPr>
+        <w:t xml:space="preserve">enum </w:t>
+      </w:r>
+      <w:r>
+        <w:rPr>
+          <w:rFonts w:cs="Calibri"/>
+          <w:sz w:val="32"/>
+          <w:szCs w:val="32"/>
+        </w:rPr>
+        <w:t xml:space="preserve">values inside Flutter widget properties. When a parameter expects an </w:t>
+      </w:r>
+      <w:r>
+        <w:rPr>
+          <w:rFonts w:cs="Calibri"/>
+          <w:b/>
+          <w:bCs/>
+          <w:sz w:val="32"/>
+          <w:szCs w:val="32"/>
+        </w:rPr>
+        <w:t>enum</w:t>
+      </w:r>
+      <w:r>
+        <w:rPr>
+          <w:rFonts w:cs="Calibri"/>
+          <w:sz w:val="32"/>
+          <w:szCs w:val="32"/>
+        </w:rPr>
+        <w:t xml:space="preserve"> type like this </w:t>
+      </w:r>
+      <w:proofErr w:type="spellStart"/>
+      <w:r>
+        <w:rPr>
+          <w:rFonts w:cs="Calibri"/>
+          <w:b/>
+          <w:bCs/>
+          <w:sz w:val="32"/>
+          <w:szCs w:val="32"/>
+        </w:rPr>
+        <w:t>crossAxisAlignment</w:t>
+      </w:r>
+      <w:proofErr w:type="spellEnd"/>
+      <w:r>
+        <w:rPr>
+          <w:rFonts w:cs="Calibri"/>
+          <w:b/>
+          <w:bCs/>
+          <w:sz w:val="32"/>
+          <w:szCs w:val="32"/>
+        </w:rPr>
+        <w:t xml:space="preserve">: </w:t>
+      </w:r>
+      <w:proofErr w:type="spellStart"/>
+      <w:r>
+        <w:rPr>
+          <w:rFonts w:cs="Calibri"/>
+          <w:b/>
+          <w:bCs/>
+          <w:sz w:val="32"/>
+          <w:szCs w:val="32"/>
+        </w:rPr>
+        <w:t>CrossAxisAlignment</w:t>
+      </w:r>
+      <w:proofErr w:type="spellEnd"/>
+      <w:r>
+        <w:rPr>
+          <w:rFonts w:cs="Calibri"/>
+          <w:b/>
+          <w:bCs/>
+          <w:sz w:val="32"/>
+          <w:szCs w:val="32"/>
+        </w:rPr>
+        <w:t xml:space="preserve"> </w:t>
+      </w:r>
+      <w:r>
+        <w:rPr>
+          <w:rFonts w:cs="Calibri"/>
+          <w:sz w:val="32"/>
+          <w:szCs w:val="32"/>
+        </w:rPr>
+        <w:t xml:space="preserve">Dart already knows the type. So instead of repeating </w:t>
+      </w:r>
+      <w:proofErr w:type="spellStart"/>
+      <w:r>
+        <w:rPr>
+          <w:rFonts w:cs="Calibri"/>
+          <w:b/>
+          <w:bCs/>
+          <w:sz w:val="32"/>
+          <w:szCs w:val="32"/>
+        </w:rPr>
+        <w:t>CrossAxisAlignment.start</w:t>
+      </w:r>
+      <w:proofErr w:type="spellEnd"/>
+      <w:r>
+        <w:rPr>
+          <w:rFonts w:cs="Calibri"/>
+          <w:sz w:val="32"/>
+          <w:szCs w:val="32"/>
+        </w:rPr>
+        <w:t xml:space="preserve"> we can simply </w:t>
+      </w:r>
+      <w:proofErr w:type="gramStart"/>
+      <w:r>
+        <w:rPr>
+          <w:rFonts w:cs="Calibri"/>
+          <w:sz w:val="32"/>
+          <w:szCs w:val="32"/>
+        </w:rPr>
+        <w:t xml:space="preserve">write </w:t>
+      </w:r>
+      <w:r>
+        <w:rPr>
+          <w:rFonts w:cs="Calibri"/>
+          <w:b/>
+          <w:bCs/>
+          <w:sz w:val="32"/>
+          <w:szCs w:val="32"/>
+        </w:rPr>
+        <w:t>.start</w:t>
+      </w:r>
+      <w:proofErr w:type="gramEnd"/>
+    </w:p>
+    <w:p>
+      <w:pPr>
+        <w:jc w:val="both"/>
+        <w:rPr>
+          <w:rFonts w:cs="Calibri"/>
+          <w:sz w:val="32"/>
+          <w:szCs w:val="32"/>
+        </w:rPr>
+      </w:pPr>
+      <w:r>
+        <w:rPr>
+          <w:rFonts w:cs="Calibri"/>
+          <w:sz w:val="32"/>
+          <w:szCs w:val="32"/>
+        </w:rPr>
         <w:lastRenderedPageBreak/>
-        <w:t xml:space="preserve"># Get </w:t>
-      </w:r>
-      <w:r>
-        <w:rPr>
-          <w:rFonts w:cs="Calibri"/>
-          <w:b/>
-          <w:bCs/>
-          <w:sz w:val="32"/>
-          <w:szCs w:val="32"/>
-        </w:rPr>
-        <w:t>enum</w:t>
-      </w:r>
-      <w:r>
-        <w:rPr>
-          <w:rFonts w:cs="Calibri"/>
-          <w:sz w:val="32"/>
-          <w:szCs w:val="32"/>
-        </w:rPr>
-        <w:t xml:space="preserve"> as a </w:t>
-      </w:r>
-      <w:r>
-        <w:rPr>
-          <w:rFonts w:cs="Calibri"/>
-          <w:b/>
-          <w:bCs/>
-          <w:sz w:val="32"/>
-          <w:szCs w:val="32"/>
-        </w:rPr>
-        <w:t>String</w:t>
-      </w:r>
-      <w:r>
-        <w:rPr>
-          <w:rFonts w:cs="Calibri"/>
-          <w:sz w:val="32"/>
-          <w:szCs w:val="32"/>
-        </w:rPr>
-        <w:t xml:space="preserve"> using </w:t>
-      </w:r>
-      <w:r>
-        <w:rPr>
-          <w:rFonts w:cs="Calibri"/>
-          <w:b/>
-          <w:bCs/>
-          <w:sz w:val="32"/>
-          <w:szCs w:val="32"/>
-        </w:rPr>
-        <w:t>.name</w:t>
-      </w:r>
-    </w:p>
-    <w:p>
-      <w:pPr>
-        <w:jc w:val="both"/>
-        <w:rPr>
-          <w:rFonts w:cs="Calibri"/>
-          <w:b/>
-          <w:bCs/>
-          <w:color w:val="D86DCB" w:themeColor="accent5" w:themeTint="99"/>
-          <w:sz w:val="32"/>
-          <w:szCs w:val="32"/>
-        </w:rPr>
-      </w:pPr>
-      <w:proofErr w:type="gramStart"/>
-      <w:r>
-        <w:rPr>
-          <w:rFonts w:cs="Calibri"/>
-          <w:b/>
-          <w:bCs/>
-          <w:color w:val="D86DCB" w:themeColor="accent5" w:themeTint="99"/>
-          <w:sz w:val="32"/>
-          <w:szCs w:val="32"/>
-        </w:rPr>
-        <w:t>print(</w:t>
-      </w:r>
-      <w:proofErr w:type="gramEnd"/>
-      <w:r>
-        <w:rPr>
-          <w:rFonts w:cs="Calibri"/>
-          <w:b/>
-          <w:bCs/>
-          <w:color w:val="D86DCB" w:themeColor="accent5" w:themeTint="99"/>
-          <w:sz w:val="32"/>
-          <w:szCs w:val="32"/>
-        </w:rPr>
-        <w:t xml:space="preserve">HeightType.cm.name);  </w:t>
-      </w:r>
-    </w:p>
-    <w:p>
-      <w:pPr>
-        <w:jc w:val="both"/>
-        <w:rPr>
-          <w:rFonts w:cs="Calibri"/>
-          <w:b/>
-          <w:bCs/>
-          <w:sz w:val="32"/>
-          <w:szCs w:val="32"/>
-        </w:rPr>
-      </w:pPr>
-    </w:p>
-    <w:p>
-      <w:pPr>
-        <w:jc w:val="both"/>
-        <w:rPr>
-          <w:rFonts w:cs="Calibri"/>
-          <w:sz w:val="32"/>
-          <w:szCs w:val="32"/>
-        </w:rPr>
-      </w:pPr>
-      <w:r>
-        <w:rPr>
-          <w:rFonts w:cs="Calibri"/>
-          <w:b/>
-          <w:bCs/>
-          <w:sz w:val="32"/>
-          <w:szCs w:val="32"/>
-        </w:rPr>
-        <w:t>NOTE: enum</w:t>
-      </w:r>
-      <w:r>
-        <w:rPr>
-          <w:rFonts w:cs="Calibri"/>
-          <w:sz w:val="32"/>
-          <w:szCs w:val="32"/>
-        </w:rPr>
-        <w:t xml:space="preserve"> can be used with code generation package </w:t>
-      </w:r>
+        <w:t># Old way</w:t>
+      </w:r>
+    </w:p>
+    <w:p>
+      <w:pPr>
+        <w:jc w:val="both"/>
+        <w:rPr>
+          <w:rFonts w:cs="Calibri"/>
+          <w:b/>
+          <w:bCs/>
+          <w:color w:val="D86DCB" w:themeColor="accent5" w:themeTint="99"/>
+          <w:sz w:val="32"/>
+          <w:szCs w:val="32"/>
+        </w:rPr>
+      </w:pPr>
       <w:proofErr w:type="spellStart"/>
       <w:r>
         <w:rPr>
           <w:rFonts w:cs="Calibri"/>
           <w:b/>
           <w:bCs/>
-          <w:sz w:val="32"/>
-          <w:szCs w:val="32"/>
-        </w:rPr>
-        <w:t>json_serializable</w:t>
+          <w:color w:val="D86DCB" w:themeColor="accent5" w:themeTint="99"/>
+          <w:sz w:val="32"/>
+          <w:szCs w:val="32"/>
+        </w:rPr>
+        <w:t>HeightType</w:t>
       </w:r>
       <w:proofErr w:type="spellEnd"/>
       <w:r>
@@ -21861,172 +21894,90 @@
           <w:rFonts w:cs="Calibri"/>
           <w:b/>
           <w:bCs/>
+          <w:color w:val="D86DCB" w:themeColor="accent5" w:themeTint="99"/>
           <w:sz w:val="32"/>
           <w:szCs w:val="32"/>
         </w:rPr>
         <w:t xml:space="preserve"> </w:t>
       </w:r>
-      <w:r>
-        <w:rPr>
-          <w:rFonts w:cs="Calibri"/>
-          <w:sz w:val="32"/>
-          <w:szCs w:val="32"/>
-        </w:rPr>
-        <w:t xml:space="preserve">and enhanced </w:t>
-      </w:r>
       <w:proofErr w:type="spellStart"/>
       <w:r>
         <w:rPr>
           <w:rFonts w:cs="Calibri"/>
           <w:b/>
           <w:bCs/>
-          <w:sz w:val="32"/>
-          <w:szCs w:val="32"/>
-        </w:rPr>
-        <w:t>enum</w:t>
-      </w:r>
-      <w:r>
-        <w:rPr>
-          <w:rFonts w:cs="Calibri"/>
-          <w:sz w:val="32"/>
-          <w:szCs w:val="32"/>
-        </w:rPr>
-        <w:t>’s</w:t>
+          <w:color w:val="D86DCB" w:themeColor="accent5" w:themeTint="99"/>
+          <w:sz w:val="32"/>
+          <w:szCs w:val="32"/>
+        </w:rPr>
+        <w:t>heightType</w:t>
       </w:r>
       <w:proofErr w:type="spellEnd"/>
       <w:r>
         <w:rPr>
           <w:rFonts w:cs="Calibri"/>
-          <w:sz w:val="32"/>
-          <w:szCs w:val="32"/>
-        </w:rPr>
-        <w:t xml:space="preserve"> can be created using </w:t>
-      </w:r>
-      <w:r>
-        <w:rPr>
-          <w:rFonts w:cs="Calibri"/>
-          <w:b/>
-          <w:bCs/>
-          <w:sz w:val="32"/>
-          <w:szCs w:val="32"/>
-        </w:rPr>
-        <w:t>@</w:t>
-      </w:r>
-      <w:proofErr w:type="gramStart"/>
-      <w:r>
-        <w:rPr>
-          <w:rFonts w:cs="Calibri"/>
-          <w:b/>
-          <w:bCs/>
-          <w:sz w:val="32"/>
-          <w:szCs w:val="32"/>
-        </w:rPr>
-        <w:t>JsonValue(</w:t>
-      </w:r>
-      <w:proofErr w:type="gramEnd"/>
-      <w:r>
-        <w:rPr>
-          <w:rFonts w:cs="Calibri"/>
-          <w:b/>
-          <w:bCs/>
-          <w:sz w:val="32"/>
-          <w:szCs w:val="32"/>
-        </w:rPr>
-        <w:t>)</w:t>
-      </w:r>
-      <w:r>
-        <w:rPr>
-          <w:rFonts w:cs="Calibri"/>
-          <w:sz w:val="32"/>
-          <w:szCs w:val="32"/>
-        </w:rPr>
-        <w:t xml:space="preserve">, </w:t>
-      </w:r>
-      <w:r>
-        <w:rPr>
-          <w:rFonts w:cs="Calibri"/>
-          <w:b/>
-          <w:bCs/>
-          <w:sz w:val="32"/>
-          <w:szCs w:val="32"/>
-        </w:rPr>
-        <w:t>@JsonEnum()</w:t>
-      </w:r>
-      <w:r>
-        <w:rPr>
-          <w:rFonts w:cs="Calibri"/>
-          <w:sz w:val="32"/>
-          <w:szCs w:val="32"/>
-        </w:rPr>
-        <w:t xml:space="preserve"> annotations. For more info see flutter dart </w:t>
-      </w:r>
+          <w:b/>
+          <w:bCs/>
+          <w:color w:val="D86DCB" w:themeColor="accent5" w:themeTint="99"/>
+          <w:sz w:val="32"/>
+          <w:szCs w:val="32"/>
+        </w:rPr>
+        <w:t xml:space="preserve"> = HeightType.cm;</w:t>
+      </w:r>
+    </w:p>
+    <w:p>
+      <w:pPr>
+        <w:jc w:val="both"/>
+        <w:rPr>
+          <w:rFonts w:cs="Calibri"/>
+          <w:sz w:val="32"/>
+          <w:szCs w:val="32"/>
+        </w:rPr>
+      </w:pPr>
+      <w:r>
+        <w:rPr>
+          <w:rFonts w:cs="Calibri"/>
+          <w:sz w:val="32"/>
+          <w:szCs w:val="32"/>
+        </w:rPr>
+        <w:t># New dart shorthand</w:t>
+      </w:r>
+    </w:p>
+    <w:p>
+      <w:pPr>
+        <w:jc w:val="both"/>
+        <w:rPr>
+          <w:rFonts w:cs="Calibri"/>
+          <w:b/>
+          <w:bCs/>
+          <w:color w:val="D86DCB" w:themeColor="accent5" w:themeTint="99"/>
+          <w:sz w:val="32"/>
+          <w:szCs w:val="32"/>
+        </w:rPr>
+      </w:pPr>
       <w:proofErr w:type="spellStart"/>
       <w:r>
         <w:rPr>
           <w:rFonts w:cs="Calibri"/>
-          <w:sz w:val="32"/>
-          <w:szCs w:val="32"/>
-        </w:rPr>
-        <w:t>build_runner</w:t>
+          <w:b/>
+          <w:bCs/>
+          <w:color w:val="D86DCB" w:themeColor="accent5" w:themeTint="99"/>
+          <w:sz w:val="32"/>
+          <w:szCs w:val="32"/>
+        </w:rPr>
+        <w:t>HeightType</w:t>
       </w:r>
       <w:proofErr w:type="spellEnd"/>
       <w:r>
         <w:rPr>
           <w:rFonts w:cs="Calibri"/>
-          <w:sz w:val="32"/>
-          <w:szCs w:val="32"/>
-        </w:rPr>
-        <w:t xml:space="preserve"> and code generation doc</w:t>
-      </w:r>
-    </w:p>
-    <w:p>
-      <w:pPr>
-        <w:jc w:val="both"/>
-        <w:rPr>
-          <w:rFonts w:cs="Calibri"/>
-          <w:b/>
-          <w:bCs/>
-          <w:sz w:val="32"/>
-          <w:szCs w:val="32"/>
-        </w:rPr>
-      </w:pPr>
-    </w:p>
-    <w:p>
-      <w:pPr>
-        <w:jc w:val="both"/>
-        <w:rPr>
-          <w:rFonts w:cs="Calibri"/>
-          <w:sz w:val="32"/>
-          <w:szCs w:val="32"/>
-        </w:rPr>
-      </w:pPr>
-      <w:r>
-        <w:rPr>
-          <w:rFonts w:cs="Calibri"/>
-          <w:b/>
-          <w:bCs/>
-          <w:sz w:val="32"/>
-          <w:szCs w:val="32"/>
-        </w:rPr>
-        <w:t xml:space="preserve">NOTE-2: enum </w:t>
-      </w:r>
-      <w:r>
-        <w:rPr>
-          <w:rFonts w:cs="Calibri"/>
-          <w:sz w:val="32"/>
-          <w:szCs w:val="32"/>
-        </w:rPr>
-        <w:t>can be used as a replacement of</w:t>
-      </w:r>
-      <w:r>
-        <w:rPr>
-          <w:rFonts w:cs="Calibri"/>
-          <w:b/>
-          <w:bCs/>
-          <w:sz w:val="32"/>
-          <w:szCs w:val="32"/>
-        </w:rPr>
-        <w:t xml:space="preserve"> static const _</w:t>
+          <w:b/>
+          <w:bCs/>
+          <w:color w:val="D86DCB" w:themeColor="accent5" w:themeTint="99"/>
+          <w:sz w:val="32"/>
+          <w:szCs w:val="32"/>
+        </w:rPr>
+        <w:t xml:space="preserve"> </w:t>
       </w:r>
       <w:proofErr w:type="spellStart"/>
       <w:r>
@@ -22034,484 +21985,16 @@
           <w:rFonts w:cs="Calibri"/>
           <w:b/>
           <w:bCs/>
-          <w:sz w:val="32"/>
-          <w:szCs w:val="32"/>
-        </w:rPr>
-        <w:t>acccessTokenKey</w:t>
+          <w:color w:val="D86DCB" w:themeColor="accent5" w:themeTint="99"/>
+          <w:sz w:val="32"/>
+          <w:szCs w:val="32"/>
+        </w:rPr>
+        <w:t>heightType</w:t>
       </w:r>
       <w:proofErr w:type="spellEnd"/>
       <w:r>
         <w:rPr>
           <w:rFonts w:cs="Calibri"/>
-          <w:sz w:val="32"/>
-          <w:szCs w:val="32"/>
-        </w:rPr>
-        <w:t xml:space="preserve"> constant variables for KEY-VALUE pair databases. By saving the </w:t>
-      </w:r>
-      <w:proofErr w:type="spellStart"/>
-      <w:r>
-        <w:rPr>
-          <w:rFonts w:cs="Calibri"/>
-          <w:b/>
-          <w:bCs/>
-          <w:sz w:val="32"/>
-          <w:szCs w:val="32"/>
-        </w:rPr>
-        <w:t>enum.value</w:t>
-      </w:r>
-      <w:proofErr w:type="spellEnd"/>
-      <w:r>
-        <w:rPr>
-          <w:rFonts w:cs="Calibri"/>
-          <w:sz w:val="32"/>
-          <w:szCs w:val="32"/>
-        </w:rPr>
-        <w:t xml:space="preserve"> as a </w:t>
-      </w:r>
-      <w:r>
-        <w:rPr>
-          <w:rFonts w:cs="Calibri"/>
-          <w:b/>
-          <w:bCs/>
-          <w:sz w:val="32"/>
-          <w:szCs w:val="32"/>
-        </w:rPr>
-        <w:t>String</w:t>
-      </w:r>
-      <w:r>
-        <w:rPr>
-          <w:rFonts w:cs="Calibri"/>
-          <w:sz w:val="32"/>
-          <w:szCs w:val="32"/>
-        </w:rPr>
-        <w:t xml:space="preserve"> using </w:t>
-      </w:r>
-      <w:r>
-        <w:rPr>
-          <w:rFonts w:cs="Calibri"/>
-          <w:b/>
-          <w:bCs/>
-          <w:sz w:val="32"/>
-          <w:szCs w:val="32"/>
-        </w:rPr>
-        <w:t>CacheKey.accessToken.name</w:t>
-      </w:r>
-      <w:r>
-        <w:rPr>
-          <w:rFonts w:cs="Calibri"/>
-          <w:sz w:val="32"/>
-          <w:szCs w:val="32"/>
-        </w:rPr>
-        <w:t xml:space="preserve"> which returns ‘</w:t>
-      </w:r>
-      <w:proofErr w:type="spellStart"/>
-      <w:r>
-        <w:rPr>
-          <w:rFonts w:cs="Calibri"/>
-          <w:b/>
-          <w:bCs/>
-          <w:sz w:val="32"/>
-          <w:szCs w:val="32"/>
-        </w:rPr>
-        <w:t>accessToken</w:t>
-      </w:r>
-      <w:proofErr w:type="spellEnd"/>
-      <w:r>
-        <w:rPr>
-          <w:rFonts w:cs="Calibri"/>
-          <w:b/>
-          <w:bCs/>
-          <w:sz w:val="32"/>
-          <w:szCs w:val="32"/>
-        </w:rPr>
-        <w:t>’ String</w:t>
-      </w:r>
-    </w:p>
-    <w:p>
-      <w:pPr>
-        <w:jc w:val="both"/>
-        <w:rPr>
-          <w:rFonts w:cs="Calibri"/>
-          <w:sz w:val="32"/>
-          <w:szCs w:val="32"/>
-        </w:rPr>
-      </w:pPr>
-    </w:p>
-    <w:p>
-      <w:pPr>
-        <w:jc w:val="center"/>
-        <w:rPr>
-          <w:rFonts w:cs="Calibri"/>
-          <w:sz w:val="32"/>
-          <w:szCs w:val="32"/>
-        </w:rPr>
-      </w:pPr>
-      <w:r>
-        <w:rPr>
-          <w:rFonts w:cs="Calibri"/>
-          <w:sz w:val="32"/>
-          <w:szCs w:val="32"/>
-        </w:rPr>
-        <w:t>Break</w:t>
-      </w:r>
-    </w:p>
-    <w:p>
-      <w:pPr>
-        <w:jc w:val="both"/>
-        <w:rPr>
-          <w:rFonts w:cs="Calibri"/>
-          <w:sz w:val="32"/>
-          <w:szCs w:val="32"/>
-        </w:rPr>
-      </w:pPr>
-    </w:p>
-    <w:p>
-      <w:pPr>
-        <w:jc w:val="both"/>
-        <w:rPr>
-          <w:rFonts w:cs="Calibri"/>
-          <w:b/>
-          <w:bCs/>
-          <w:sz w:val="32"/>
-          <w:szCs w:val="32"/>
-        </w:rPr>
-      </w:pPr>
-      <w:r>
-        <w:rPr>
-          <w:rFonts w:cs="Calibri"/>
-          <w:b/>
-          <w:bCs/>
-          <w:sz w:val="32"/>
-          <w:szCs w:val="32"/>
-        </w:rPr>
-        <w:t>Dot Short-Hands for enum:</w:t>
-      </w:r>
-    </w:p>
-    <w:p>
-      <w:pPr>
-        <w:jc w:val="both"/>
-        <w:rPr>
-          <w:rFonts w:cs="Calibri"/>
-          <w:b/>
-          <w:bCs/>
-          <w:sz w:val="32"/>
-          <w:szCs w:val="32"/>
-        </w:rPr>
-      </w:pPr>
-      <w:r>
-        <w:rPr>
-          <w:rFonts w:cs="Calibri"/>
-          <w:sz w:val="32"/>
-          <w:szCs w:val="32"/>
-        </w:rPr>
-        <w:t xml:space="preserve"># </w:t>
-      </w:r>
-      <w:r>
-        <w:rPr>
-          <w:rFonts w:cs="Calibri"/>
-          <w:b/>
-          <w:bCs/>
-          <w:sz w:val="32"/>
-          <w:szCs w:val="32"/>
-        </w:rPr>
-        <w:t>Dart 3.10</w:t>
-      </w:r>
-      <w:r>
-        <w:rPr>
-          <w:rFonts w:cs="Calibri"/>
-          <w:b/>
-          <w:bCs/>
-          <w:sz w:val="32"/>
-          <w:szCs w:val="32"/>
-        </w:rPr>
-        <w:t>+</w:t>
-      </w:r>
-      <w:r>
-        <w:rPr>
-          <w:rFonts w:cs="Calibri"/>
-          <w:sz w:val="32"/>
-          <w:szCs w:val="32"/>
-        </w:rPr>
-        <w:t xml:space="preserve"> introduced “contextual shorthand” for </w:t>
-      </w:r>
-      <w:r>
-        <w:rPr>
-          <w:rFonts w:cs="Calibri"/>
-          <w:b/>
-          <w:bCs/>
-          <w:sz w:val="32"/>
-          <w:szCs w:val="32"/>
-        </w:rPr>
-        <w:t xml:space="preserve">enum </w:t>
-      </w:r>
-      <w:r>
-        <w:rPr>
-          <w:rFonts w:cs="Calibri"/>
-          <w:sz w:val="32"/>
-          <w:szCs w:val="32"/>
-        </w:rPr>
-        <w:t xml:space="preserve">values inside Flutter widget properties. When a parameter expects an </w:t>
-      </w:r>
-      <w:r>
-        <w:rPr>
-          <w:rFonts w:cs="Calibri"/>
-          <w:b/>
-          <w:bCs/>
-          <w:sz w:val="32"/>
-          <w:szCs w:val="32"/>
-        </w:rPr>
-        <w:t>enum</w:t>
-      </w:r>
-      <w:r>
-        <w:rPr>
-          <w:rFonts w:cs="Calibri"/>
-          <w:sz w:val="32"/>
-          <w:szCs w:val="32"/>
-        </w:rPr>
-        <w:t xml:space="preserve"> type like this </w:t>
-      </w:r>
-      <w:proofErr w:type="spellStart"/>
-      <w:r>
-        <w:rPr>
-          <w:rFonts w:cs="Calibri"/>
-          <w:b/>
-          <w:bCs/>
-          <w:sz w:val="32"/>
-          <w:szCs w:val="32"/>
-        </w:rPr>
-        <w:t>crossAxisAlignment</w:t>
-      </w:r>
-      <w:proofErr w:type="spellEnd"/>
-      <w:r>
-        <w:rPr>
-          <w:rFonts w:cs="Calibri"/>
-          <w:b/>
-          <w:bCs/>
-          <w:sz w:val="32"/>
-          <w:szCs w:val="32"/>
-        </w:rPr>
-        <w:t xml:space="preserve">: </w:t>
-      </w:r>
-      <w:proofErr w:type="spellStart"/>
-      <w:r>
-        <w:rPr>
-          <w:rFonts w:cs="Calibri"/>
-          <w:b/>
-          <w:bCs/>
-          <w:sz w:val="32"/>
-          <w:szCs w:val="32"/>
-        </w:rPr>
-        <w:t>CrossAxisAlignment</w:t>
-      </w:r>
-      <w:proofErr w:type="spellEnd"/>
-      <w:r>
-        <w:rPr>
-          <w:rFonts w:cs="Calibri"/>
-          <w:b/>
-          <w:bCs/>
-          <w:sz w:val="32"/>
-          <w:szCs w:val="32"/>
-        </w:rPr>
-        <w:t xml:space="preserve"> </w:t>
-      </w:r>
-      <w:r>
-        <w:rPr>
-          <w:rFonts w:cs="Calibri"/>
-          <w:sz w:val="32"/>
-          <w:szCs w:val="32"/>
-        </w:rPr>
-        <w:t xml:space="preserve">Dart already knows the type. So instead of repeating </w:t>
-      </w:r>
-      <w:proofErr w:type="spellStart"/>
-      <w:r>
-        <w:rPr>
-          <w:rFonts w:cs="Calibri"/>
-          <w:b/>
-          <w:bCs/>
-          <w:sz w:val="32"/>
-          <w:szCs w:val="32"/>
-        </w:rPr>
-        <w:t>CrossAxisAlignment.start</w:t>
-      </w:r>
-      <w:proofErr w:type="spellEnd"/>
-      <w:r>
-        <w:rPr>
-          <w:rFonts w:cs="Calibri"/>
-          <w:sz w:val="32"/>
-          <w:szCs w:val="32"/>
-        </w:rPr>
-        <w:t xml:space="preserve"> we can simply </w:t>
-      </w:r>
-      <w:proofErr w:type="gramStart"/>
-      <w:r>
-        <w:rPr>
-          <w:rFonts w:cs="Calibri"/>
-          <w:sz w:val="32"/>
-          <w:szCs w:val="32"/>
-        </w:rPr>
-        <w:t xml:space="preserve">write </w:t>
-      </w:r>
-      <w:r>
-        <w:rPr>
-          <w:rFonts w:cs="Calibri"/>
-          <w:b/>
-          <w:bCs/>
-          <w:sz w:val="32"/>
-          <w:szCs w:val="32"/>
-        </w:rPr>
-        <w:t>.start</w:t>
-      </w:r>
-      <w:proofErr w:type="gramEnd"/>
-    </w:p>
-    <w:p>
-      <w:pPr>
-        <w:jc w:val="both"/>
-        <w:rPr>
-          <w:rFonts w:cs="Calibri"/>
-          <w:sz w:val="32"/>
-          <w:szCs w:val="32"/>
-        </w:rPr>
-      </w:pPr>
-      <w:r>
-        <w:rPr>
-          <w:rFonts w:cs="Calibri"/>
-          <w:sz w:val="32"/>
-          <w:szCs w:val="32"/>
-        </w:rPr>
-        <w:t># Old way</w:t>
-      </w:r>
-    </w:p>
-    <w:p>
-      <w:pPr>
-        <w:jc w:val="both"/>
-        <w:rPr>
-          <w:rFonts w:cs="Calibri"/>
-          <w:b/>
-          <w:bCs/>
-          <w:color w:val="D86DCB" w:themeColor="accent5" w:themeTint="99"/>
-          <w:sz w:val="32"/>
-          <w:szCs w:val="32"/>
-        </w:rPr>
-      </w:pPr>
-      <w:proofErr w:type="spellStart"/>
-      <w:r>
-        <w:rPr>
-          <w:rFonts w:cs="Calibri"/>
-          <w:b/>
-          <w:bCs/>
-          <w:color w:val="D86DCB" w:themeColor="accent5" w:themeTint="99"/>
-          <w:sz w:val="32"/>
-          <w:szCs w:val="32"/>
-        </w:rPr>
-        <w:t>HeightType</w:t>
-      </w:r>
-      <w:proofErr w:type="spellEnd"/>
-      <w:r>
-        <w:rPr>
-          <w:rFonts w:cs="Calibri"/>
-          <w:b/>
-          <w:bCs/>
-          <w:color w:val="D86DCB" w:themeColor="accent5" w:themeTint="99"/>
-          <w:sz w:val="32"/>
-          <w:szCs w:val="32"/>
-        </w:rPr>
-        <w:t xml:space="preserve"> </w:t>
-      </w:r>
-      <w:proofErr w:type="spellStart"/>
-      <w:r>
-        <w:rPr>
-          <w:rFonts w:cs="Calibri"/>
-          <w:b/>
-          <w:bCs/>
-          <w:color w:val="D86DCB" w:themeColor="accent5" w:themeTint="99"/>
-          <w:sz w:val="32"/>
-          <w:szCs w:val="32"/>
-        </w:rPr>
-        <w:t>heightType</w:t>
-      </w:r>
-      <w:proofErr w:type="spellEnd"/>
-      <w:r>
-        <w:rPr>
-          <w:rFonts w:cs="Calibri"/>
-          <w:b/>
-          <w:bCs/>
-          <w:color w:val="D86DCB" w:themeColor="accent5" w:themeTint="99"/>
-          <w:sz w:val="32"/>
-          <w:szCs w:val="32"/>
-        </w:rPr>
-        <w:t xml:space="preserve"> = HeightType.cm;</w:t>
-      </w:r>
-    </w:p>
-    <w:p>
-      <w:pPr>
-        <w:jc w:val="both"/>
-        <w:rPr>
-          <w:rFonts w:cs="Calibri"/>
-          <w:sz w:val="32"/>
-          <w:szCs w:val="32"/>
-        </w:rPr>
-      </w:pPr>
-      <w:r>
-        <w:rPr>
-          <w:rFonts w:cs="Calibri"/>
-          <w:sz w:val="32"/>
-          <w:szCs w:val="32"/>
-        </w:rPr>
-        <w:t># New dart shorthand</w:t>
-      </w:r>
-    </w:p>
-    <w:p>
-      <w:pPr>
-        <w:jc w:val="both"/>
-        <w:rPr>
-          <w:rFonts w:cs="Calibri"/>
-          <w:b/>
-          <w:bCs/>
-          <w:color w:val="D86DCB" w:themeColor="accent5" w:themeTint="99"/>
-          <w:sz w:val="32"/>
-          <w:szCs w:val="32"/>
-        </w:rPr>
-      </w:pPr>
-      <w:proofErr w:type="spellStart"/>
-      <w:r>
-        <w:rPr>
-          <w:rFonts w:cs="Calibri"/>
-          <w:b/>
-          <w:bCs/>
-          <w:color w:val="D86DCB" w:themeColor="accent5" w:themeTint="99"/>
-          <w:sz w:val="32"/>
-          <w:szCs w:val="32"/>
-        </w:rPr>
-        <w:t>HeightType</w:t>
-      </w:r>
-      <w:proofErr w:type="spellEnd"/>
-      <w:r>
-        <w:rPr>
-          <w:rFonts w:cs="Calibri"/>
-          <w:b/>
-          <w:bCs/>
-          <w:color w:val="D86DCB" w:themeColor="accent5" w:themeTint="99"/>
-          <w:sz w:val="32"/>
-          <w:szCs w:val="32"/>
-        </w:rPr>
-        <w:t xml:space="preserve"> </w:t>
-      </w:r>
-      <w:proofErr w:type="spellStart"/>
-      <w:r>
-        <w:rPr>
-          <w:rFonts w:cs="Calibri"/>
-          <w:b/>
-          <w:bCs/>
-          <w:color w:val="D86DCB" w:themeColor="accent5" w:themeTint="99"/>
-          <w:sz w:val="32"/>
-          <w:szCs w:val="32"/>
-        </w:rPr>
-        <w:t>heightType</w:t>
-      </w:r>
-      <w:proofErr w:type="spellEnd"/>
-      <w:r>
-        <w:rPr>
-          <w:rFonts w:cs="Calibri"/>
           <w:b/>
           <w:bCs/>
           <w:color w:val="D86DCB" w:themeColor="accent5" w:themeTint="99"/>
@@ -22536,7 +22019,6 @@
           <w:sz w:val="32"/>
           <w:szCs w:val="32"/>
         </w:rPr>
-        <w:lastRenderedPageBreak/>
         <w:t xml:space="preserve">Note: Works with other </w:t>
       </w:r>
       <w:proofErr w:type="spellStart"/>
@@ -23254,6 +22736,7 @@
           <w:sz w:val="32"/>
           <w:szCs w:val="32"/>
         </w:rPr>
+        <w:lastRenderedPageBreak/>
         <w:t>…</w:t>
       </w:r>
     </w:p>
@@ -23400,7 +22883,6 @@
           <w:sz w:val="32"/>
           <w:szCs w:val="32"/>
         </w:rPr>
-        <w:lastRenderedPageBreak/>
         <w:t xml:space="preserve">    throw </w:t>
       </w:r>
       <w:proofErr w:type="gramStart"/>
@@ -23909,18 +23391,14 @@
         <w:jc w:val="both"/>
         <w:rPr>
           <w:rFonts w:cs="Calibri"/>
-          <w:b/>
-          <w:bCs/>
-          <w:color w:val="D86DCB" w:themeColor="accent5" w:themeTint="99"/>
-          <w:sz w:val="32"/>
-          <w:szCs w:val="32"/>
-        </w:rPr>
-      </w:pPr>
-      <w:r>
-        <w:rPr>
-          <w:rFonts w:cs="Calibri"/>
-          <w:b/>
-          <w:bCs/>
+          <w:color w:val="D86DCB" w:themeColor="accent5" w:themeTint="99"/>
+          <w:sz w:val="32"/>
+          <w:szCs w:val="32"/>
+        </w:rPr>
+      </w:pPr>
+      <w:r>
+        <w:rPr>
+          <w:rFonts w:cs="Calibri"/>
           <w:color w:val="D86DCB" w:themeColor="accent5" w:themeTint="99"/>
           <w:sz w:val="32"/>
           <w:szCs w:val="32"/>
@@ -23931,8 +23409,6 @@
       <w:r>
         <w:rPr>
           <w:rFonts w:cs="Calibri"/>
-          <w:b/>
-          <w:bCs/>
           <w:color w:val="D86DCB" w:themeColor="accent5" w:themeTint="99"/>
           <w:sz w:val="32"/>
           <w:szCs w:val="32"/>
@@ -23943,8 +23419,6 @@
       <w:r>
         <w:rPr>
           <w:rFonts w:cs="Calibri"/>
-          <w:b/>
-          <w:bCs/>
           <w:color w:val="D86DCB" w:themeColor="accent5" w:themeTint="99"/>
           <w:sz w:val="32"/>
           <w:szCs w:val="32"/>
@@ -23956,8 +23430,6 @@
       <w:r>
         <w:rPr>
           <w:rFonts w:cs="Calibri"/>
-          <w:b/>
-          <w:bCs/>
           <w:color w:val="D86DCB" w:themeColor="accent5" w:themeTint="99"/>
           <w:sz w:val="32"/>
           <w:szCs w:val="32"/>
@@ -23968,8 +23440,6 @@
       <w:r>
         <w:rPr>
           <w:rFonts w:cs="Calibri"/>
-          <w:b/>
-          <w:bCs/>
           <w:color w:val="D86DCB" w:themeColor="accent5" w:themeTint="99"/>
           <w:sz w:val="32"/>
           <w:szCs w:val="32"/>
@@ -23980,8 +23450,6 @@
       <w:r>
         <w:rPr>
           <w:rFonts w:cs="Calibri"/>
-          <w:b/>
-          <w:bCs/>
           <w:color w:val="D86DCB" w:themeColor="accent5" w:themeTint="99"/>
           <w:sz w:val="32"/>
           <w:szCs w:val="32"/>
@@ -23994,18 +23462,14 @@
         <w:jc w:val="both"/>
         <w:rPr>
           <w:rFonts w:cs="Calibri"/>
-          <w:b/>
-          <w:bCs/>
-          <w:color w:val="D86DCB" w:themeColor="accent5" w:themeTint="99"/>
-          <w:sz w:val="32"/>
-          <w:szCs w:val="32"/>
-        </w:rPr>
-      </w:pPr>
-      <w:r>
-        <w:rPr>
-          <w:rFonts w:cs="Calibri"/>
-          <w:b/>
-          <w:bCs/>
+          <w:color w:val="D86DCB" w:themeColor="accent5" w:themeTint="99"/>
+          <w:sz w:val="32"/>
+          <w:szCs w:val="32"/>
+        </w:rPr>
+      </w:pPr>
+      <w:r>
+        <w:rPr>
+          <w:rFonts w:cs="Calibri"/>
           <w:color w:val="D86DCB" w:themeColor="accent5" w:themeTint="99"/>
           <w:sz w:val="32"/>
           <w:szCs w:val="32"/>
@@ -24018,18 +23482,14 @@
         <w:jc w:val="both"/>
         <w:rPr>
           <w:rFonts w:cs="Calibri"/>
-          <w:b/>
-          <w:bCs/>
-          <w:color w:val="D86DCB" w:themeColor="accent5" w:themeTint="99"/>
-          <w:sz w:val="32"/>
-          <w:szCs w:val="32"/>
-        </w:rPr>
-      </w:pPr>
-      <w:r>
-        <w:rPr>
-          <w:rFonts w:cs="Calibri"/>
-          <w:b/>
-          <w:bCs/>
+          <w:color w:val="D86DCB" w:themeColor="accent5" w:themeTint="99"/>
+          <w:sz w:val="32"/>
+          <w:szCs w:val="32"/>
+        </w:rPr>
+      </w:pPr>
+      <w:r>
+        <w:rPr>
+          <w:rFonts w:cs="Calibri"/>
           <w:color w:val="D86DCB" w:themeColor="accent5" w:themeTint="99"/>
           <w:sz w:val="32"/>
           <w:szCs w:val="32"/>
@@ -24040,8 +23500,6 @@
       <w:r>
         <w:rPr>
           <w:rFonts w:cs="Calibri"/>
-          <w:b/>
-          <w:bCs/>
           <w:color w:val="D86DCB" w:themeColor="accent5" w:themeTint="99"/>
           <w:sz w:val="32"/>
           <w:szCs w:val="32"/>
@@ -24052,8 +23510,6 @@
       <w:r>
         <w:rPr>
           <w:rFonts w:cs="Calibri"/>
-          <w:b/>
-          <w:bCs/>
           <w:color w:val="D86DCB" w:themeColor="accent5" w:themeTint="99"/>
           <w:sz w:val="32"/>
           <w:szCs w:val="32"/>
@@ -24066,18 +23522,14 @@
         <w:jc w:val="both"/>
         <w:rPr>
           <w:rFonts w:cs="Calibri"/>
-          <w:b/>
-          <w:bCs/>
-          <w:color w:val="D86DCB" w:themeColor="accent5" w:themeTint="99"/>
-          <w:sz w:val="32"/>
-          <w:szCs w:val="32"/>
-        </w:rPr>
-      </w:pPr>
-      <w:r>
-        <w:rPr>
-          <w:rFonts w:cs="Calibri"/>
-          <w:b/>
-          <w:bCs/>
+          <w:color w:val="D86DCB" w:themeColor="accent5" w:themeTint="99"/>
+          <w:sz w:val="32"/>
+          <w:szCs w:val="32"/>
+        </w:rPr>
+      </w:pPr>
+      <w:r>
+        <w:rPr>
+          <w:rFonts w:cs="Calibri"/>
           <w:color w:val="D86DCB" w:themeColor="accent5" w:themeTint="99"/>
           <w:sz w:val="32"/>
           <w:szCs w:val="32"/>
@@ -24088,8 +23540,6 @@
       <w:r>
         <w:rPr>
           <w:rFonts w:cs="Calibri"/>
-          <w:b/>
-          <w:bCs/>
           <w:color w:val="D86DCB" w:themeColor="accent5" w:themeTint="99"/>
           <w:sz w:val="32"/>
           <w:szCs w:val="32"/>
@@ -24100,8 +23550,6 @@
       <w:r>
         <w:rPr>
           <w:rFonts w:cs="Calibri"/>
-          <w:b/>
-          <w:bCs/>
           <w:color w:val="D86DCB" w:themeColor="accent5" w:themeTint="99"/>
           <w:sz w:val="32"/>
           <w:szCs w:val="32"/>
@@ -24113,8 +23561,6 @@
       <w:r>
         <w:rPr>
           <w:rFonts w:cs="Calibri"/>
-          <w:b/>
-          <w:bCs/>
           <w:color w:val="D86DCB" w:themeColor="accent5" w:themeTint="99"/>
           <w:sz w:val="32"/>
           <w:szCs w:val="32"/>
@@ -24139,6 +23585,7 @@
           <w:sz w:val="32"/>
           <w:szCs w:val="32"/>
         </w:rPr>
+        <w:lastRenderedPageBreak/>
         <w:t>N</w:t>
       </w:r>
       <w:r>
@@ -25232,6 +24679,7 @@
           <w:sz w:val="32"/>
           <w:szCs w:val="32"/>
         </w:rPr>
+        <w:lastRenderedPageBreak/>
         <w:t>Usage:</w:t>
       </w:r>
     </w:p>
@@ -25408,7 +24856,6 @@
           <w:sz w:val="32"/>
           <w:szCs w:val="32"/>
         </w:rPr>
-        <w:lastRenderedPageBreak/>
         <w:t>AnimationController</w:t>
       </w:r>
       <w:proofErr w:type="spellEnd"/>
@@ -26061,6 +25508,7 @@
           <w:sz w:val="32"/>
           <w:szCs w:val="32"/>
         </w:rPr>
+        <w:lastRenderedPageBreak/>
         <w:t>#</w:t>
       </w:r>
       <w:r>
@@ -26278,7 +25726,6 @@
           <w:sz w:val="32"/>
           <w:szCs w:val="32"/>
         </w:rPr>
-        <w:lastRenderedPageBreak/>
         <w:t xml:space="preserve"># </w:t>
       </w:r>
       <w:r>
@@ -27132,6 +26579,7 @@
           <w:sz w:val="32"/>
           <w:szCs w:val="32"/>
         </w:rPr>
+        <w:lastRenderedPageBreak/>
         <w:t xml:space="preserve">  final hours = </w:t>
       </w:r>
       <w:proofErr w:type="spellStart"/>
@@ -27356,7 +26804,6 @@
           <w:sz w:val="32"/>
           <w:szCs w:val="32"/>
         </w:rPr>
-        <w:lastRenderedPageBreak/>
         <w:t xml:space="preserve">         '${</w:t>
       </w:r>
       <w:proofErr w:type="spellStart"/>
@@ -27998,6 +27445,7 @@
           <w:sz w:val="32"/>
           <w:szCs w:val="32"/>
         </w:rPr>
+        <w:lastRenderedPageBreak/>
         <w:t xml:space="preserve"># </w:t>
       </w:r>
       <w:r>
@@ -28789,6 +28237,7 @@
           <w:sz w:val="32"/>
           <w:szCs w:val="32"/>
         </w:rPr>
+        <w:lastRenderedPageBreak/>
         <w:t xml:space="preserve">  </w:t>
       </w:r>
       <w:proofErr w:type="spellStart"/>
@@ -29086,7 +28535,6 @@
           <w:sz w:val="32"/>
           <w:szCs w:val="32"/>
         </w:rPr>
-        <w:lastRenderedPageBreak/>
         <w:t xml:space="preserve">  # Comparing dates</w:t>
       </w:r>
     </w:p>
@@ -30169,7 +29617,6 @@
           <w:sz w:val="32"/>
           <w:szCs w:val="32"/>
         </w:rPr>
-        <w:lastRenderedPageBreak/>
         <w:t>#  Then import it</w:t>
       </w:r>
     </w:p>
@@ -30356,96 +29803,6 @@
         <w:jc w:val="both"/>
         <w:rPr>
           <w:rFonts w:cs="Calibri"/>
-          <w:b/>
-          <w:bCs/>
-          <w:sz w:val="32"/>
-          <w:szCs w:val="32"/>
-        </w:rPr>
-      </w:pPr>
-    </w:p>
-    <w:p>
-      <w:pPr>
-        <w:jc w:val="center"/>
-        <w:rPr>
-          <w:rFonts w:cs="Calibri"/>
-          <w:sz w:val="32"/>
-          <w:szCs w:val="32"/>
-        </w:rPr>
-      </w:pPr>
-      <w:r>
-        <w:rPr>
-          <w:rFonts w:cs="Calibri"/>
-          <w:sz w:val="32"/>
-          <w:szCs w:val="32"/>
-        </w:rPr>
-        <w:t>Break</w:t>
-      </w:r>
-    </w:p>
-    <w:p>
-      <w:pPr>
-        <w:jc w:val="both"/>
-        <w:rPr>
-          <w:rFonts w:cs="Calibri"/>
-          <w:b/>
-          <w:bCs/>
-          <w:sz w:val="32"/>
-          <w:szCs w:val="32"/>
-        </w:rPr>
-      </w:pPr>
-    </w:p>
-    <w:p>
-      <w:pPr>
-        <w:jc w:val="both"/>
-        <w:rPr>
-          <w:rFonts w:cs="Calibri"/>
-          <w:sz w:val="32"/>
-          <w:szCs w:val="32"/>
-        </w:rPr>
-      </w:pPr>
-      <w:r>
-        <w:rPr>
-          <w:rFonts w:cs="Calibri"/>
-          <w:b/>
-          <w:bCs/>
-          <w:sz w:val="32"/>
-          <w:szCs w:val="32"/>
-        </w:rPr>
-        <w:t>Debounce/Timer in Dart:</w:t>
-      </w:r>
-    </w:p>
-    <w:p>
-      <w:pPr>
-        <w:jc w:val="both"/>
-        <w:rPr>
-          <w:rFonts w:cs="Calibri"/>
-          <w:sz w:val="32"/>
-          <w:szCs w:val="32"/>
-        </w:rPr>
-      </w:pPr>
-      <w:r>
-        <w:rPr>
-          <w:rFonts w:cs="Calibri"/>
-          <w:sz w:val="32"/>
-          <w:szCs w:val="32"/>
-        </w:rPr>
-        <w:t xml:space="preserve"># See </w:t>
-      </w:r>
-      <w:r>
-        <w:rPr>
-          <w:rFonts w:cs="Calibri"/>
-          <w:sz w:val="32"/>
-          <w:szCs w:val="32"/>
-        </w:rPr>
-        <w:t>d2 dart asynchronous documentation.</w:t>
-      </w:r>
-    </w:p>
-    <w:p>
-      <w:pPr>
-        <w:jc w:val="both"/>
-        <w:rPr>
-          <w:rFonts w:cs="Calibri"/>
-          <w:b/>
-          <w:bCs/>
           <w:sz w:val="32"/>
           <w:szCs w:val="32"/>
         </w:rPr>
@@ -30761,81 +30118,81 @@
           <w:sz w:val="32"/>
           <w:szCs w:val="32"/>
         </w:rPr>
+        <w:t># Then we define the extra method (</w:t>
+      </w:r>
+      <w:proofErr w:type="gramStart"/>
+      <w:r>
+        <w:rPr>
+          <w:rFonts w:cs="Calibri"/>
+          <w:b/>
+          <w:bCs/>
+          <w:sz w:val="32"/>
+          <w:szCs w:val="32"/>
+        </w:rPr>
+        <w:t>shout(</w:t>
+      </w:r>
+      <w:proofErr w:type="gramEnd"/>
+      <w:r>
+        <w:rPr>
+          <w:rFonts w:cs="Calibri"/>
+          <w:b/>
+          <w:bCs/>
+          <w:sz w:val="32"/>
+          <w:szCs w:val="32"/>
+        </w:rPr>
+        <w:t>)</w:t>
+      </w:r>
+      <w:r>
+        <w:rPr>
+          <w:rFonts w:cs="Calibri"/>
+          <w:sz w:val="32"/>
+          <w:szCs w:val="32"/>
+        </w:rPr>
+        <w:t>)</w:t>
+      </w:r>
+      <w:r>
+        <w:rPr>
+          <w:rFonts w:cs="Calibri"/>
+          <w:sz w:val="32"/>
+          <w:szCs w:val="32"/>
+        </w:rPr>
+        <w:t xml:space="preserve"> which makes each letter of the </w:t>
+      </w:r>
+      <w:r>
+        <w:rPr>
+          <w:rFonts w:cs="Calibri"/>
+          <w:b/>
+          <w:bCs/>
+          <w:sz w:val="32"/>
+          <w:szCs w:val="32"/>
+        </w:rPr>
+        <w:t xml:space="preserve">String </w:t>
+      </w:r>
+      <w:r>
+        <w:rPr>
+          <w:rFonts w:cs="Calibri"/>
+          <w:sz w:val="32"/>
+          <w:szCs w:val="32"/>
+        </w:rPr>
+        <w:t>upper case and adds !</w:t>
+      </w:r>
+    </w:p>
+    <w:p>
+      <w:pPr>
+        <w:jc w:val="both"/>
+        <w:rPr>
+          <w:rFonts w:cs="Calibri"/>
+          <w:sz w:val="32"/>
+          <w:szCs w:val="32"/>
+        </w:rPr>
+      </w:pPr>
+      <w:r>
+        <w:rPr>
+          <w:rFonts w:cs="Calibri"/>
+          <w:sz w:val="32"/>
+          <w:szCs w:val="32"/>
+        </w:rPr>
         <w:lastRenderedPageBreak/>
-        <w:t># Then we define the extra method (</w:t>
-      </w:r>
-      <w:proofErr w:type="gramStart"/>
-      <w:r>
-        <w:rPr>
-          <w:rFonts w:cs="Calibri"/>
-          <w:b/>
-          <w:bCs/>
-          <w:sz w:val="32"/>
-          <w:szCs w:val="32"/>
-        </w:rPr>
-        <w:t>shout(</w:t>
-      </w:r>
-      <w:proofErr w:type="gramEnd"/>
-      <w:r>
-        <w:rPr>
-          <w:rFonts w:cs="Calibri"/>
-          <w:b/>
-          <w:bCs/>
-          <w:sz w:val="32"/>
-          <w:szCs w:val="32"/>
-        </w:rPr>
-        <w:t>)</w:t>
-      </w:r>
-      <w:r>
-        <w:rPr>
-          <w:rFonts w:cs="Calibri"/>
-          <w:sz w:val="32"/>
-          <w:szCs w:val="32"/>
-        </w:rPr>
-        <w:t>)</w:t>
-      </w:r>
-      <w:r>
-        <w:rPr>
-          <w:rFonts w:cs="Calibri"/>
-          <w:sz w:val="32"/>
-          <w:szCs w:val="32"/>
-        </w:rPr>
-        <w:t xml:space="preserve"> which makes each letter of the </w:t>
-      </w:r>
-      <w:r>
-        <w:rPr>
-          <w:rFonts w:cs="Calibri"/>
-          <w:b/>
-          <w:bCs/>
-          <w:sz w:val="32"/>
-          <w:szCs w:val="32"/>
-        </w:rPr>
-        <w:t xml:space="preserve">String </w:t>
-      </w:r>
-      <w:r>
-        <w:rPr>
-          <w:rFonts w:cs="Calibri"/>
-          <w:sz w:val="32"/>
-          <w:szCs w:val="32"/>
-        </w:rPr>
-        <w:t>upper case and adds !</w:t>
-      </w:r>
-    </w:p>
-    <w:p>
-      <w:pPr>
-        <w:jc w:val="both"/>
-        <w:rPr>
-          <w:rFonts w:cs="Calibri"/>
-          <w:sz w:val="32"/>
-          <w:szCs w:val="32"/>
-        </w:rPr>
-      </w:pPr>
-      <w:r>
-        <w:rPr>
-          <w:rFonts w:cs="Calibri"/>
-          <w:sz w:val="32"/>
-          <w:szCs w:val="32"/>
-        </w:rPr>
         <w:t xml:space="preserve"># Even though String never had a </w:t>
       </w:r>
       <w:proofErr w:type="gramStart"/>
@@ -31901,38 +31258,38 @@
           <w:sz w:val="32"/>
           <w:szCs w:val="32"/>
         </w:rPr>
+        <w:t># I</w:t>
+      </w:r>
+      <w:r>
+        <w:rPr>
+          <w:rFonts w:cs="Calibri"/>
+          <w:sz w:val="32"/>
+          <w:szCs w:val="32"/>
+        </w:rPr>
+        <w:t>s literally the same as:</w:t>
+      </w:r>
+    </w:p>
+    <w:p>
+      <w:pPr>
+        <w:jc w:val="both"/>
+        <w:rPr>
+          <w:rFonts w:cs="Calibri"/>
+          <w:b/>
+          <w:bCs/>
+          <w:sz w:val="32"/>
+          <w:szCs w:val="32"/>
+        </w:rPr>
+      </w:pPr>
+      <w:proofErr w:type="spellStart"/>
+      <w:r>
+        <w:rPr>
+          <w:rFonts w:cs="Calibri"/>
+          <w:b/>
+          <w:bCs/>
+          <w:sz w:val="32"/>
+          <w:szCs w:val="32"/>
+        </w:rPr>
         <w:lastRenderedPageBreak/>
-        <w:t># I</w:t>
-      </w:r>
-      <w:r>
-        <w:rPr>
-          <w:rFonts w:cs="Calibri"/>
-          <w:sz w:val="32"/>
-          <w:szCs w:val="32"/>
-        </w:rPr>
-        <w:t>s literally the same as:</w:t>
-      </w:r>
-    </w:p>
-    <w:p>
-      <w:pPr>
-        <w:jc w:val="both"/>
-        <w:rPr>
-          <w:rFonts w:cs="Calibri"/>
-          <w:b/>
-          <w:bCs/>
-          <w:sz w:val="32"/>
-          <w:szCs w:val="32"/>
-        </w:rPr>
-      </w:pPr>
-      <w:proofErr w:type="spellStart"/>
-      <w:r>
-        <w:rPr>
-          <w:rFonts w:cs="Calibri"/>
-          <w:b/>
-          <w:bCs/>
-          <w:sz w:val="32"/>
-          <w:szCs w:val="32"/>
-        </w:rPr>
         <w:t>AppLocalizations.of</w:t>
       </w:r>
       <w:proofErr w:type="spellEnd"/>
@@ -32856,38 +32213,38 @@
           <w:sz w:val="32"/>
           <w:szCs w:val="32"/>
         </w:rPr>
+        <w:t xml:space="preserve"># </w:t>
+      </w:r>
+      <w:r>
+        <w:rPr>
+          <w:rFonts w:cs="Calibri"/>
+          <w:sz w:val="32"/>
+          <w:szCs w:val="32"/>
+        </w:rPr>
+        <w:t>Now in UI:</w:t>
+      </w:r>
+    </w:p>
+    <w:p>
+      <w:pPr>
+        <w:jc w:val="both"/>
+        <w:rPr>
+          <w:rFonts w:cs="Calibri"/>
+          <w:b/>
+          <w:bCs/>
+          <w:sz w:val="32"/>
+          <w:szCs w:val="32"/>
+        </w:rPr>
+      </w:pPr>
+      <w:r>
+        <w:rPr>
+          <w:rFonts w:cs="Calibri"/>
+          <w:b/>
+          <w:bCs/>
+          <w:color w:val="D86DCB" w:themeColor="accent5" w:themeTint="99"/>
+          <w:sz w:val="32"/>
+          <w:szCs w:val="32"/>
+        </w:rPr>
         <w:lastRenderedPageBreak/>
-        <w:t xml:space="preserve"># </w:t>
-      </w:r>
-      <w:r>
-        <w:rPr>
-          <w:rFonts w:cs="Calibri"/>
-          <w:sz w:val="32"/>
-          <w:szCs w:val="32"/>
-        </w:rPr>
-        <w:t>Now in UI:</w:t>
-      </w:r>
-    </w:p>
-    <w:p>
-      <w:pPr>
-        <w:jc w:val="both"/>
-        <w:rPr>
-          <w:rFonts w:cs="Calibri"/>
-          <w:b/>
-          <w:bCs/>
-          <w:sz w:val="32"/>
-          <w:szCs w:val="32"/>
-        </w:rPr>
-      </w:pPr>
-      <w:r>
-        <w:rPr>
-          <w:rFonts w:cs="Calibri"/>
-          <w:b/>
-          <w:bCs/>
-          <w:color w:val="D86DCB" w:themeColor="accent5" w:themeTint="99"/>
-          <w:sz w:val="32"/>
-          <w:szCs w:val="32"/>
-        </w:rPr>
         <w:t>Text(</w:t>
       </w:r>
       <w:proofErr w:type="gramStart"/>
@@ -33493,25 +32850,25 @@
           <w:sz w:val="32"/>
           <w:szCs w:val="32"/>
         </w:rPr>
+        <w:t>Why Extension Is Better Than Helper Function:</w:t>
+      </w:r>
+    </w:p>
+    <w:p>
+      <w:pPr>
+        <w:jc w:val="both"/>
+        <w:rPr>
+          <w:rFonts w:cs="Calibri"/>
+          <w:sz w:val="32"/>
+          <w:szCs w:val="32"/>
+        </w:rPr>
+      </w:pPr>
+      <w:r>
+        <w:rPr>
+          <w:rFonts w:cs="Calibri"/>
+          <w:sz w:val="32"/>
+          <w:szCs w:val="32"/>
+        </w:rPr>
         <w:lastRenderedPageBreak/>
-        <w:t>Why Extension Is Better Than Helper Function:</w:t>
-      </w:r>
-    </w:p>
-    <w:p>
-      <w:pPr>
-        <w:jc w:val="both"/>
-        <w:rPr>
-          <w:rFonts w:cs="Calibri"/>
-          <w:sz w:val="32"/>
-          <w:szCs w:val="32"/>
-        </w:rPr>
-      </w:pPr>
-      <w:r>
-        <w:rPr>
-          <w:rFonts w:cs="Calibri"/>
-          <w:sz w:val="32"/>
-          <w:szCs w:val="32"/>
-        </w:rPr>
         <w:t># We could do this:</w:t>
       </w:r>
     </w:p>
@@ -34131,7 +33488,6 @@
           <w:sz w:val="32"/>
           <w:szCs w:val="32"/>
         </w:rPr>
-        <w:lastRenderedPageBreak/>
         <w:t># Cleaner pipeline.</w:t>
       </w:r>
     </w:p>
@@ -34162,16 +33518,6 @@
         </w:rPr>
         <w:t>Break</w:t>
       </w:r>
-    </w:p>
-    <w:p>
-      <w:pPr>
-        <w:jc w:val="both"/>
-        <w:rPr>
-          <w:rFonts w:cs="Calibri"/>
-          <w:sz w:val="32"/>
-          <w:szCs w:val="32"/>
-        </w:rPr>
-      </w:pPr>
     </w:p>
     <w:p>
       <w:pPr>
@@ -34990,7 +34336,6 @@
           <w:sz w:val="32"/>
           <w:szCs w:val="32"/>
         </w:rPr>
-        <w:lastRenderedPageBreak/>
         <w:t>Object allocation, memory overhead &amp; extra boilerplate</w:t>
       </w:r>
     </w:p>
@@ -35702,81 +35047,81 @@
           <w:sz w:val="32"/>
           <w:szCs w:val="32"/>
         </w:rPr>
+        <w:t xml:space="preserve"># </w:t>
+      </w:r>
+      <w:r>
+        <w:rPr>
+          <w:rFonts w:cs="Calibri"/>
+          <w:b/>
+          <w:bCs/>
+          <w:sz w:val="32"/>
+          <w:szCs w:val="32"/>
+        </w:rPr>
+        <w:t>Concept-1</w:t>
+      </w:r>
+      <w:r>
+        <w:rPr>
+          <w:rFonts w:cs="Calibri"/>
+          <w:sz w:val="32"/>
+          <w:szCs w:val="32"/>
+        </w:rPr>
+        <w:t xml:space="preserve">, At runtime </w:t>
+      </w:r>
+      <w:proofErr w:type="spellStart"/>
+      <w:r>
+        <w:rPr>
+          <w:rFonts w:cs="Calibri"/>
+          <w:b/>
+          <w:bCs/>
+          <w:sz w:val="32"/>
+          <w:szCs w:val="32"/>
+        </w:rPr>
+        <w:t>UserId</w:t>
+      </w:r>
+      <w:proofErr w:type="spellEnd"/>
+      <w:r>
+        <w:rPr>
+          <w:rFonts w:cs="Calibri"/>
+          <w:sz w:val="32"/>
+          <w:szCs w:val="32"/>
+        </w:rPr>
+        <w:t xml:space="preserve"> is basically represented as </w:t>
+      </w:r>
+      <w:r>
+        <w:rPr>
+          <w:rFonts w:cs="Calibri"/>
+          <w:b/>
+          <w:bCs/>
+          <w:sz w:val="32"/>
+          <w:szCs w:val="32"/>
+        </w:rPr>
+        <w:t>String</w:t>
+      </w:r>
+      <w:r>
+        <w:rPr>
+          <w:rFonts w:cs="Calibri"/>
+          <w:sz w:val="32"/>
+          <w:szCs w:val="32"/>
+        </w:rPr>
+        <w:t>, no extra wrapper object</w:t>
+      </w:r>
+    </w:p>
+    <w:p>
+      <w:pPr>
+        <w:jc w:val="both"/>
+        <w:rPr>
+          <w:rFonts w:cs="Calibri"/>
+          <w:sz w:val="32"/>
+          <w:szCs w:val="32"/>
+        </w:rPr>
+      </w:pPr>
+      <w:r>
+        <w:rPr>
+          <w:rFonts w:cs="Calibri"/>
+          <w:sz w:val="32"/>
+          <w:szCs w:val="32"/>
+        </w:rPr>
         <w:lastRenderedPageBreak/>
-        <w:t xml:space="preserve"># </w:t>
-      </w:r>
-      <w:r>
-        <w:rPr>
-          <w:rFonts w:cs="Calibri"/>
-          <w:b/>
-          <w:bCs/>
-          <w:sz w:val="32"/>
-          <w:szCs w:val="32"/>
-        </w:rPr>
-        <w:t>Concept-1</w:t>
-      </w:r>
-      <w:r>
-        <w:rPr>
-          <w:rFonts w:cs="Calibri"/>
-          <w:sz w:val="32"/>
-          <w:szCs w:val="32"/>
-        </w:rPr>
-        <w:t xml:space="preserve">, At runtime </w:t>
-      </w:r>
-      <w:proofErr w:type="spellStart"/>
-      <w:r>
-        <w:rPr>
-          <w:rFonts w:cs="Calibri"/>
-          <w:b/>
-          <w:bCs/>
-          <w:sz w:val="32"/>
-          <w:szCs w:val="32"/>
-        </w:rPr>
-        <w:t>UserId</w:t>
-      </w:r>
-      <w:proofErr w:type="spellEnd"/>
-      <w:r>
-        <w:rPr>
-          <w:rFonts w:cs="Calibri"/>
-          <w:sz w:val="32"/>
-          <w:szCs w:val="32"/>
-        </w:rPr>
-        <w:t xml:space="preserve"> is basically represented as </w:t>
-      </w:r>
-      <w:r>
-        <w:rPr>
-          <w:rFonts w:cs="Calibri"/>
-          <w:b/>
-          <w:bCs/>
-          <w:sz w:val="32"/>
-          <w:szCs w:val="32"/>
-        </w:rPr>
-        <w:t>String</w:t>
-      </w:r>
-      <w:r>
-        <w:rPr>
-          <w:rFonts w:cs="Calibri"/>
-          <w:sz w:val="32"/>
-          <w:szCs w:val="32"/>
-        </w:rPr>
-        <w:t>, no extra wrapper object</w:t>
-      </w:r>
-    </w:p>
-    <w:p>
-      <w:pPr>
-        <w:jc w:val="both"/>
-        <w:rPr>
-          <w:rFonts w:cs="Calibri"/>
-          <w:sz w:val="32"/>
-          <w:szCs w:val="32"/>
-        </w:rPr>
-      </w:pPr>
-      <w:r>
-        <w:rPr>
-          <w:rFonts w:cs="Calibri"/>
-          <w:sz w:val="32"/>
-          <w:szCs w:val="32"/>
-        </w:rPr>
         <w:t xml:space="preserve"># </w:t>
       </w:r>
       <w:r>
@@ -36301,7 +35646,6 @@
           <w:sz w:val="32"/>
           <w:szCs w:val="32"/>
         </w:rPr>
-        <w:lastRenderedPageBreak/>
         <w:t># We can’t treat them exactly like normal classes.</w:t>
       </w:r>
     </w:p>
@@ -36343,6 +35687,7 @@
           <w:sz w:val="32"/>
           <w:szCs w:val="32"/>
         </w:rPr>
+        <w:lastRenderedPageBreak/>
         <w:t># Sometimes JSON serialization, generics &amp; reflection can become trickier.</w:t>
       </w:r>
     </w:p>
@@ -36824,7 +36169,6 @@
           <w:sz w:val="32"/>
           <w:szCs w:val="32"/>
         </w:rPr>
-        <w:lastRenderedPageBreak/>
         <w:t xml:space="preserve"># </w:t>
       </w:r>
       <w:proofErr w:type="spellStart"/>
@@ -36921,6 +36265,7 @@
           <w:sz w:val="32"/>
           <w:szCs w:val="32"/>
         </w:rPr>
+        <w:lastRenderedPageBreak/>
         <w:t>get wrong user data</w:t>
       </w:r>
     </w:p>
@@ -37538,140 +36883,140 @@
           <w:sz w:val="32"/>
           <w:szCs w:val="32"/>
         </w:rPr>
+        <w:t xml:space="preserve">  return </w:t>
+      </w:r>
+      <w:proofErr w:type="spellStart"/>
+      <w:r>
+        <w:rPr>
+          <w:rFonts w:cs="Calibri"/>
+          <w:b/>
+          <w:bCs/>
+          <w:color w:val="D86DCB" w:themeColor="accent5" w:themeTint="99"/>
+          <w:sz w:val="32"/>
+          <w:szCs w:val="32"/>
+        </w:rPr>
+        <w:t>FirebaseFirestore.instance</w:t>
+      </w:r>
+      <w:proofErr w:type="spellEnd"/>
+    </w:p>
+    <w:p>
+      <w:pPr>
+        <w:jc w:val="both"/>
+        <w:rPr>
+          <w:rFonts w:cs="Calibri"/>
+          <w:b/>
+          <w:bCs/>
+          <w:color w:val="D86DCB" w:themeColor="accent5" w:themeTint="99"/>
+          <w:sz w:val="32"/>
+          <w:szCs w:val="32"/>
+        </w:rPr>
+      </w:pPr>
+      <w:r>
+        <w:rPr>
+          <w:rFonts w:cs="Calibri"/>
+          <w:b/>
+          <w:bCs/>
+          <w:color w:val="D86DCB" w:themeColor="accent5" w:themeTint="99"/>
+          <w:sz w:val="32"/>
+          <w:szCs w:val="32"/>
+        </w:rPr>
+        <w:t xml:space="preserve">      </w:t>
+      </w:r>
+      <w:proofErr w:type="gramStart"/>
+      <w:r>
+        <w:rPr>
+          <w:rFonts w:cs="Calibri"/>
+          <w:b/>
+          <w:bCs/>
+          <w:color w:val="D86DCB" w:themeColor="accent5" w:themeTint="99"/>
+          <w:sz w:val="32"/>
+          <w:szCs w:val="32"/>
+        </w:rPr>
+        <w:t>.collection</w:t>
+      </w:r>
+      <w:proofErr w:type="gramEnd"/>
+      <w:r>
+        <w:rPr>
+          <w:rFonts w:cs="Calibri"/>
+          <w:b/>
+          <w:bCs/>
+          <w:color w:val="D86DCB" w:themeColor="accent5" w:themeTint="99"/>
+          <w:sz w:val="32"/>
+          <w:szCs w:val="32"/>
+        </w:rPr>
+        <w:t>('users')</w:t>
+      </w:r>
+    </w:p>
+    <w:p>
+      <w:pPr>
+        <w:jc w:val="both"/>
+        <w:rPr>
+          <w:rFonts w:cs="Calibri"/>
+          <w:b/>
+          <w:bCs/>
+          <w:color w:val="D86DCB" w:themeColor="accent5" w:themeTint="99"/>
+          <w:sz w:val="32"/>
+          <w:szCs w:val="32"/>
+        </w:rPr>
+      </w:pPr>
+      <w:r>
+        <w:rPr>
+          <w:rFonts w:cs="Calibri"/>
+          <w:b/>
+          <w:bCs/>
+          <w:color w:val="D86DCB" w:themeColor="accent5" w:themeTint="99"/>
+          <w:sz w:val="32"/>
+          <w:szCs w:val="32"/>
+        </w:rPr>
+        <w:t xml:space="preserve">      .doc(</w:t>
+      </w:r>
+      <w:proofErr w:type="spellStart"/>
+      <w:r>
+        <w:rPr>
+          <w:rFonts w:cs="Calibri"/>
+          <w:b/>
+          <w:bCs/>
+          <w:color w:val="D86DCB" w:themeColor="accent5" w:themeTint="99"/>
+          <w:sz w:val="32"/>
+          <w:szCs w:val="32"/>
+        </w:rPr>
+        <w:t>uid</w:t>
+      </w:r>
+      <w:proofErr w:type="spellEnd"/>
+      <w:r>
+        <w:rPr>
+          <w:rFonts w:cs="Calibri"/>
+          <w:b/>
+          <w:bCs/>
+          <w:color w:val="D86DCB" w:themeColor="accent5" w:themeTint="99"/>
+          <w:sz w:val="32"/>
+          <w:szCs w:val="32"/>
+        </w:rPr>
+        <w:t>)</w:t>
+      </w:r>
+    </w:p>
+    <w:p>
+      <w:pPr>
+        <w:jc w:val="both"/>
+        <w:rPr>
+          <w:rFonts w:cs="Calibri"/>
+          <w:b/>
+          <w:bCs/>
+          <w:color w:val="D86DCB" w:themeColor="accent5" w:themeTint="99"/>
+          <w:sz w:val="32"/>
+          <w:szCs w:val="32"/>
+        </w:rPr>
+      </w:pPr>
+      <w:r>
+        <w:rPr>
+          <w:rFonts w:cs="Calibri"/>
+          <w:b/>
+          <w:bCs/>
+          <w:color w:val="D86DCB" w:themeColor="accent5" w:themeTint="99"/>
+          <w:sz w:val="32"/>
+          <w:szCs w:val="32"/>
+        </w:rPr>
         <w:lastRenderedPageBreak/>
-        <w:t xml:space="preserve">  return </w:t>
-      </w:r>
-      <w:proofErr w:type="spellStart"/>
-      <w:r>
-        <w:rPr>
-          <w:rFonts w:cs="Calibri"/>
-          <w:b/>
-          <w:bCs/>
-          <w:color w:val="D86DCB" w:themeColor="accent5" w:themeTint="99"/>
-          <w:sz w:val="32"/>
-          <w:szCs w:val="32"/>
-        </w:rPr>
-        <w:t>FirebaseFirestore.instance</w:t>
-      </w:r>
-      <w:proofErr w:type="spellEnd"/>
-    </w:p>
-    <w:p>
-      <w:pPr>
-        <w:jc w:val="both"/>
-        <w:rPr>
-          <w:rFonts w:cs="Calibri"/>
-          <w:b/>
-          <w:bCs/>
-          <w:color w:val="D86DCB" w:themeColor="accent5" w:themeTint="99"/>
-          <w:sz w:val="32"/>
-          <w:szCs w:val="32"/>
-        </w:rPr>
-      </w:pPr>
-      <w:r>
-        <w:rPr>
-          <w:rFonts w:cs="Calibri"/>
-          <w:b/>
-          <w:bCs/>
-          <w:color w:val="D86DCB" w:themeColor="accent5" w:themeTint="99"/>
-          <w:sz w:val="32"/>
-          <w:szCs w:val="32"/>
-        </w:rPr>
-        <w:t xml:space="preserve">      </w:t>
-      </w:r>
-      <w:proofErr w:type="gramStart"/>
-      <w:r>
-        <w:rPr>
-          <w:rFonts w:cs="Calibri"/>
-          <w:b/>
-          <w:bCs/>
-          <w:color w:val="D86DCB" w:themeColor="accent5" w:themeTint="99"/>
-          <w:sz w:val="32"/>
-          <w:szCs w:val="32"/>
-        </w:rPr>
-        <w:t>.collection</w:t>
-      </w:r>
-      <w:proofErr w:type="gramEnd"/>
-      <w:r>
-        <w:rPr>
-          <w:rFonts w:cs="Calibri"/>
-          <w:b/>
-          <w:bCs/>
-          <w:color w:val="D86DCB" w:themeColor="accent5" w:themeTint="99"/>
-          <w:sz w:val="32"/>
-          <w:szCs w:val="32"/>
-        </w:rPr>
-        <w:t>('users')</w:t>
-      </w:r>
-    </w:p>
-    <w:p>
-      <w:pPr>
-        <w:jc w:val="both"/>
-        <w:rPr>
-          <w:rFonts w:cs="Calibri"/>
-          <w:b/>
-          <w:bCs/>
-          <w:color w:val="D86DCB" w:themeColor="accent5" w:themeTint="99"/>
-          <w:sz w:val="32"/>
-          <w:szCs w:val="32"/>
-        </w:rPr>
-      </w:pPr>
-      <w:r>
-        <w:rPr>
-          <w:rFonts w:cs="Calibri"/>
-          <w:b/>
-          <w:bCs/>
-          <w:color w:val="D86DCB" w:themeColor="accent5" w:themeTint="99"/>
-          <w:sz w:val="32"/>
-          <w:szCs w:val="32"/>
-        </w:rPr>
-        <w:t xml:space="preserve">      .doc(</w:t>
-      </w:r>
-      <w:proofErr w:type="spellStart"/>
-      <w:r>
-        <w:rPr>
-          <w:rFonts w:cs="Calibri"/>
-          <w:b/>
-          <w:bCs/>
-          <w:color w:val="D86DCB" w:themeColor="accent5" w:themeTint="99"/>
-          <w:sz w:val="32"/>
-          <w:szCs w:val="32"/>
-        </w:rPr>
-        <w:t>uid</w:t>
-      </w:r>
-      <w:proofErr w:type="spellEnd"/>
-      <w:r>
-        <w:rPr>
-          <w:rFonts w:cs="Calibri"/>
-          <w:b/>
-          <w:bCs/>
-          <w:color w:val="D86DCB" w:themeColor="accent5" w:themeTint="99"/>
-          <w:sz w:val="32"/>
-          <w:szCs w:val="32"/>
-        </w:rPr>
-        <w:t>)</w:t>
-      </w:r>
-    </w:p>
-    <w:p>
-      <w:pPr>
-        <w:jc w:val="both"/>
-        <w:rPr>
-          <w:rFonts w:cs="Calibri"/>
-          <w:b/>
-          <w:bCs/>
-          <w:color w:val="D86DCB" w:themeColor="accent5" w:themeTint="99"/>
-          <w:sz w:val="32"/>
-          <w:szCs w:val="32"/>
-        </w:rPr>
-      </w:pPr>
-      <w:r>
-        <w:rPr>
-          <w:rFonts w:cs="Calibri"/>
-          <w:b/>
-          <w:bCs/>
-          <w:color w:val="D86DCB" w:themeColor="accent5" w:themeTint="99"/>
-          <w:sz w:val="32"/>
-          <w:szCs w:val="32"/>
-        </w:rPr>
         <w:t xml:space="preserve">      </w:t>
       </w:r>
       <w:proofErr w:type="gramStart"/>
@@ -38405,7 +37750,6 @@
           <w:sz w:val="32"/>
           <w:szCs w:val="32"/>
         </w:rPr>
-        <w:lastRenderedPageBreak/>
         <w:t xml:space="preserve">    </w:t>
       </w:r>
       <w:proofErr w:type="gramStart"/>
@@ -39350,59 +38694,59 @@
           <w:sz w:val="32"/>
           <w:szCs w:val="32"/>
         </w:rPr>
+        <w:t xml:space="preserve">  });</w:t>
+      </w:r>
+    </w:p>
+    <w:p>
+      <w:pPr>
+        <w:jc w:val="both"/>
+        <w:rPr>
+          <w:rFonts w:cs="Calibri"/>
+          <w:b/>
+          <w:bCs/>
+          <w:color w:val="D86DCB" w:themeColor="accent5" w:themeTint="99"/>
+          <w:sz w:val="32"/>
+          <w:szCs w:val="32"/>
+        </w:rPr>
+      </w:pPr>
+      <w:r>
+        <w:rPr>
+          <w:rFonts w:cs="Calibri"/>
+          <w:b/>
+          <w:bCs/>
+          <w:color w:val="D86DCB" w:themeColor="accent5" w:themeTint="99"/>
+          <w:sz w:val="32"/>
+          <w:szCs w:val="32"/>
+        </w:rPr>
+        <w:t>}</w:t>
+      </w:r>
+    </w:p>
+    <w:p>
+      <w:pPr>
+        <w:jc w:val="both"/>
+        <w:rPr>
+          <w:rFonts w:cs="Calibri"/>
+          <w:sz w:val="32"/>
+          <w:szCs w:val="32"/>
+        </w:rPr>
+      </w:pPr>
+    </w:p>
+    <w:p>
+      <w:pPr>
+        <w:jc w:val="both"/>
+        <w:rPr>
+          <w:rFonts w:cs="Calibri"/>
+          <w:sz w:val="32"/>
+          <w:szCs w:val="32"/>
+        </w:rPr>
+      </w:pPr>
+      <w:r>
+        <w:rPr>
+          <w:rFonts w:cs="Calibri"/>
+          <w:sz w:val="32"/>
+          <w:szCs w:val="32"/>
+        </w:rPr>
         <w:lastRenderedPageBreak/>
-        <w:t xml:space="preserve">  });</w:t>
-      </w:r>
-    </w:p>
-    <w:p>
-      <w:pPr>
-        <w:jc w:val="both"/>
-        <w:rPr>
-          <w:rFonts w:cs="Calibri"/>
-          <w:b/>
-          <w:bCs/>
-          <w:color w:val="D86DCB" w:themeColor="accent5" w:themeTint="99"/>
-          <w:sz w:val="32"/>
-          <w:szCs w:val="32"/>
-        </w:rPr>
-      </w:pPr>
-      <w:r>
-        <w:rPr>
-          <w:rFonts w:cs="Calibri"/>
-          <w:b/>
-          <w:bCs/>
-          <w:color w:val="D86DCB" w:themeColor="accent5" w:themeTint="99"/>
-          <w:sz w:val="32"/>
-          <w:szCs w:val="32"/>
-        </w:rPr>
-        <w:t>}</w:t>
-      </w:r>
-    </w:p>
-    <w:p>
-      <w:pPr>
-        <w:jc w:val="both"/>
-        <w:rPr>
-          <w:rFonts w:cs="Calibri"/>
-          <w:sz w:val="32"/>
-          <w:szCs w:val="32"/>
-        </w:rPr>
-      </w:pPr>
-    </w:p>
-    <w:p>
-      <w:pPr>
-        <w:jc w:val="both"/>
-        <w:rPr>
-          <w:rFonts w:cs="Calibri"/>
-          <w:sz w:val="32"/>
-          <w:szCs w:val="32"/>
-        </w:rPr>
-      </w:pPr>
-      <w:r>
-        <w:rPr>
-          <w:rFonts w:cs="Calibri"/>
-          <w:sz w:val="32"/>
-          <w:szCs w:val="32"/>
-        </w:rPr>
         <w:t>In Flutter:</w:t>
       </w:r>
     </w:p>
@@ -40225,79 +39569,79 @@
           <w:sz w:val="32"/>
           <w:szCs w:val="32"/>
         </w:rPr>
+        <w:t xml:space="preserve">    // Send crash reporting service</w:t>
+      </w:r>
+    </w:p>
+    <w:p>
+      <w:pPr>
+        <w:jc w:val="both"/>
+        <w:rPr>
+          <w:rFonts w:cs="Calibri"/>
+          <w:b/>
+          <w:bCs/>
+          <w:color w:val="D86DCB" w:themeColor="accent5" w:themeTint="99"/>
+          <w:sz w:val="32"/>
+          <w:szCs w:val="32"/>
+        </w:rPr>
+      </w:pPr>
+      <w:r>
+        <w:rPr>
+          <w:rFonts w:cs="Calibri"/>
+          <w:b/>
+          <w:bCs/>
+          <w:color w:val="D86DCB" w:themeColor="accent5" w:themeTint="99"/>
+          <w:sz w:val="32"/>
+          <w:szCs w:val="32"/>
+        </w:rPr>
+        <w:t xml:space="preserve">    // like Firebase Crashlytics</w:t>
+      </w:r>
+    </w:p>
+    <w:p>
+      <w:pPr>
+        <w:jc w:val="both"/>
+        <w:rPr>
+          <w:rFonts w:cs="Calibri"/>
+          <w:b/>
+          <w:bCs/>
+          <w:color w:val="D86DCB" w:themeColor="accent5" w:themeTint="99"/>
+          <w:sz w:val="32"/>
+          <w:szCs w:val="32"/>
+        </w:rPr>
+      </w:pPr>
+      <w:r>
+        <w:rPr>
+          <w:rFonts w:cs="Calibri"/>
+          <w:b/>
+          <w:bCs/>
+          <w:color w:val="D86DCB" w:themeColor="accent5" w:themeTint="99"/>
+          <w:sz w:val="32"/>
+          <w:szCs w:val="32"/>
+        </w:rPr>
+        <w:t xml:space="preserve">  });</w:t>
+      </w:r>
+    </w:p>
+    <w:p>
+      <w:pPr>
+        <w:jc w:val="both"/>
+        <w:rPr>
+          <w:rFonts w:cs="Calibri"/>
+          <w:b/>
+          <w:bCs/>
+          <w:color w:val="D86DCB" w:themeColor="accent5" w:themeTint="99"/>
+          <w:sz w:val="32"/>
+          <w:szCs w:val="32"/>
+        </w:rPr>
+      </w:pPr>
+      <w:r>
+        <w:rPr>
+          <w:rFonts w:cs="Calibri"/>
+          <w:b/>
+          <w:bCs/>
+          <w:color w:val="D86DCB" w:themeColor="accent5" w:themeTint="99"/>
+          <w:sz w:val="32"/>
+          <w:szCs w:val="32"/>
+        </w:rPr>
         <w:lastRenderedPageBreak/>
-        <w:t xml:space="preserve">    // Send crash reporting service</w:t>
-      </w:r>
-    </w:p>
-    <w:p>
-      <w:pPr>
-        <w:jc w:val="both"/>
-        <w:rPr>
-          <w:rFonts w:cs="Calibri"/>
-          <w:b/>
-          <w:bCs/>
-          <w:color w:val="D86DCB" w:themeColor="accent5" w:themeTint="99"/>
-          <w:sz w:val="32"/>
-          <w:szCs w:val="32"/>
-        </w:rPr>
-      </w:pPr>
-      <w:r>
-        <w:rPr>
-          <w:rFonts w:cs="Calibri"/>
-          <w:b/>
-          <w:bCs/>
-          <w:color w:val="D86DCB" w:themeColor="accent5" w:themeTint="99"/>
-          <w:sz w:val="32"/>
-          <w:szCs w:val="32"/>
-        </w:rPr>
-        <w:t xml:space="preserve">    // like Firebase Crashlytics</w:t>
-      </w:r>
-    </w:p>
-    <w:p>
-      <w:pPr>
-        <w:jc w:val="both"/>
-        <w:rPr>
-          <w:rFonts w:cs="Calibri"/>
-          <w:b/>
-          <w:bCs/>
-          <w:color w:val="D86DCB" w:themeColor="accent5" w:themeTint="99"/>
-          <w:sz w:val="32"/>
-          <w:szCs w:val="32"/>
-        </w:rPr>
-      </w:pPr>
-      <w:r>
-        <w:rPr>
-          <w:rFonts w:cs="Calibri"/>
-          <w:b/>
-          <w:bCs/>
-          <w:color w:val="D86DCB" w:themeColor="accent5" w:themeTint="99"/>
-          <w:sz w:val="32"/>
-          <w:szCs w:val="32"/>
-        </w:rPr>
-        <w:t xml:space="preserve">  });</w:t>
-      </w:r>
-    </w:p>
-    <w:p>
-      <w:pPr>
-        <w:jc w:val="both"/>
-        <w:rPr>
-          <w:rFonts w:cs="Calibri"/>
-          <w:b/>
-          <w:bCs/>
-          <w:color w:val="D86DCB" w:themeColor="accent5" w:themeTint="99"/>
-          <w:sz w:val="32"/>
-          <w:szCs w:val="32"/>
-        </w:rPr>
-      </w:pPr>
-      <w:r>
-        <w:rPr>
-          <w:rFonts w:cs="Calibri"/>
-          <w:b/>
-          <w:bCs/>
-          <w:color w:val="D86DCB" w:themeColor="accent5" w:themeTint="99"/>
-          <w:sz w:val="32"/>
-          <w:szCs w:val="32"/>
-        </w:rPr>
         <w:t>}</w:t>
       </w:r>
     </w:p>
@@ -40721,7 +40065,6 @@
           <w:sz w:val="28"/>
           <w:szCs w:val="28"/>
         </w:rPr>
-        <w:lastRenderedPageBreak/>
         <w:t>Cache = [3,1,4]</w:t>
       </w:r>
     </w:p>
@@ -40772,6 +40115,7 @@
           <w:sz w:val="32"/>
           <w:szCs w:val="32"/>
         </w:rPr>
+        <w:lastRenderedPageBreak/>
         <w:t>import '</w:t>
       </w:r>
       <w:proofErr w:type="spellStart"/>
@@ -41662,7 +41006,6 @@
           <w:sz w:val="32"/>
           <w:szCs w:val="32"/>
         </w:rPr>
-        <w:lastRenderedPageBreak/>
         <w:t xml:space="preserve">    _</w:t>
       </w:r>
       <w:proofErr w:type="spellStart"/>
@@ -41809,6 +41152,7 @@
           <w:sz w:val="32"/>
           <w:szCs w:val="32"/>
         </w:rPr>
+        <w:lastRenderedPageBreak/>
         <w:t>}</w:t>
       </w:r>
     </w:p>

--- a/d6_dart_extras_throw_exception_and_more.docx
+++ b/d6_dart_extras_throw_exception_and_more.docx
@@ -35,33 +35,17 @@
           <w:rFonts w:cs="Calibri"/>
           <w:b/>
           <w:bCs/>
-          <w:sz w:val="30"/>
-          <w:szCs w:val="30"/>
-        </w:rPr>
-      </w:pPr>
-      <w:r>
-        <w:rPr>
-          <w:rFonts w:cs="Calibri"/>
-          <w:sz w:val="30"/>
-          <w:szCs w:val="30"/>
-        </w:rPr>
-        <w:t>Quick Tips………………………………………</w:t>
-      </w:r>
-      <w:r>
-        <w:rPr>
-          <w:rFonts w:cs="Calibri"/>
-          <w:sz w:val="30"/>
-          <w:szCs w:val="30"/>
-        </w:rPr>
-        <w:t>……</w:t>
-      </w:r>
-      <w:r>
-        <w:rPr>
-          <w:rFonts w:cs="Calibri"/>
-          <w:sz w:val="30"/>
-          <w:szCs w:val="30"/>
-        </w:rPr>
-        <w:t>………………………………2</w:t>
+          <w:sz w:val="32"/>
+          <w:szCs w:val="32"/>
+        </w:rPr>
+      </w:pPr>
+      <w:r>
+        <w:rPr>
+          <w:rFonts w:cs="Calibri"/>
+          <w:sz w:val="32"/>
+          <w:szCs w:val="32"/>
+        </w:rPr>
+        <w:t>Quick Tips</w:t>
       </w:r>
     </w:p>
     <w:p>
@@ -73,10 +57,8 @@
         </w:numPr>
         <w:rPr>
           <w:rFonts w:cs="Calibri"/>
-          <w:b/>
-          <w:bCs/>
-          <w:sz w:val="30"/>
-          <w:szCs w:val="30"/>
+          <w:sz w:val="32"/>
+          <w:szCs w:val="32"/>
         </w:rPr>
       </w:pPr>
       <w:proofErr w:type="gramStart"/>
@@ -85,8 +67,8 @@
           <w:rFonts w:cs="Calibri"/>
           <w:b/>
           <w:bCs/>
-          <w:sz w:val="30"/>
-          <w:szCs w:val="30"/>
+          <w:sz w:val="32"/>
+          <w:szCs w:val="32"/>
         </w:rPr>
         <w:t>map(</w:t>
       </w:r>
@@ -96,42 +78,18 @@
           <w:rFonts w:cs="Calibri"/>
           <w:b/>
           <w:bCs/>
-          <w:sz w:val="30"/>
-          <w:szCs w:val="30"/>
+          <w:sz w:val="32"/>
+          <w:szCs w:val="32"/>
         </w:rPr>
         <w:t>)</w:t>
       </w:r>
       <w:r>
         <w:rPr>
           <w:rFonts w:cs="Calibri"/>
-          <w:sz w:val="30"/>
-          <w:szCs w:val="30"/>
-        </w:rPr>
-        <w:t xml:space="preserve"> Method………………………………………</w:t>
-      </w:r>
-      <w:r>
-        <w:rPr>
-          <w:rFonts w:cs="Calibri"/>
-          <w:sz w:val="30"/>
-          <w:szCs w:val="30"/>
-        </w:rPr>
-        <w:t>.</w:t>
-      </w:r>
-      <w:r>
-        <w:rPr>
-          <w:rFonts w:cs="Calibri"/>
-          <w:sz w:val="30"/>
-          <w:szCs w:val="30"/>
-        </w:rPr>
-        <w:t>……….</w:t>
-      </w:r>
-      <w:r>
-        <w:rPr>
-          <w:rFonts w:cs="Calibri"/>
-          <w:sz w:val="30"/>
-          <w:szCs w:val="30"/>
-        </w:rPr>
-        <w:t>…………………….2</w:t>
+          <w:sz w:val="32"/>
+          <w:szCs w:val="32"/>
+        </w:rPr>
+        <w:t xml:space="preserve"> Method</w:t>
       </w:r>
     </w:p>
     <w:p>
@@ -145,71 +103,17 @@
           <w:rFonts w:cs="Calibri"/>
           <w:b/>
           <w:bCs/>
-          <w:sz w:val="30"/>
-          <w:szCs w:val="30"/>
-        </w:rPr>
-      </w:pPr>
-      <w:proofErr w:type="gramStart"/>
-      <w:r>
-        <w:rPr>
-          <w:rFonts w:cs="Calibri"/>
-          <w:b/>
-          <w:bCs/>
-          <w:sz w:val="30"/>
-          <w:szCs w:val="30"/>
-        </w:rPr>
-        <w:t>fold(</w:t>
-      </w:r>
-      <w:proofErr w:type="gramEnd"/>
-      <w:r>
-        <w:rPr>
-          <w:rFonts w:cs="Calibri"/>
-          <w:b/>
-          <w:bCs/>
-          <w:sz w:val="30"/>
-          <w:szCs w:val="30"/>
-        </w:rPr>
-        <w:t xml:space="preserve">) </w:t>
-      </w:r>
-      <w:r>
-        <w:rPr>
-          <w:rFonts w:cs="Calibri"/>
-          <w:sz w:val="30"/>
-          <w:szCs w:val="30"/>
-        </w:rPr>
-        <w:t>Method…………………………………………</w:t>
-      </w:r>
-      <w:r>
-        <w:rPr>
-          <w:rFonts w:cs="Calibri"/>
-          <w:sz w:val="30"/>
-          <w:szCs w:val="30"/>
-        </w:rPr>
-        <w:t>.</w:t>
-      </w:r>
-      <w:r>
-        <w:rPr>
-          <w:rFonts w:cs="Calibri"/>
-          <w:sz w:val="30"/>
-          <w:szCs w:val="30"/>
-        </w:rPr>
-        <w:t>………</w:t>
-      </w:r>
-      <w:r>
-        <w:rPr>
-          <w:rFonts w:cs="Calibri"/>
-          <w:sz w:val="30"/>
-          <w:szCs w:val="30"/>
-        </w:rPr>
-        <w:t>………….</w:t>
-      </w:r>
-      <w:r>
-        <w:rPr>
-          <w:rFonts w:cs="Calibri"/>
-          <w:sz w:val="30"/>
-          <w:szCs w:val="30"/>
-        </w:rPr>
-        <w:t>………..4</w:t>
+          <w:sz w:val="32"/>
+          <w:szCs w:val="32"/>
+        </w:rPr>
+      </w:pPr>
+      <w:r>
+        <w:rPr>
+          <w:rFonts w:cs="Calibri"/>
+          <w:sz w:val="32"/>
+          <w:szCs w:val="32"/>
+        </w:rPr>
+        <w:t>Method</w:t>
       </w:r>
     </w:p>
     <w:p>
@@ -221,8 +125,8 @@
         </w:numPr>
         <w:rPr>
           <w:rFonts w:cs="Calibri"/>
-          <w:sz w:val="30"/>
-          <w:szCs w:val="30"/>
+          <w:sz w:val="32"/>
+          <w:szCs w:val="32"/>
         </w:rPr>
       </w:pPr>
       <w:proofErr w:type="gramStart"/>
@@ -231,8 +135,8 @@
           <w:rFonts w:cs="Calibri"/>
           <w:b/>
           <w:bCs/>
-          <w:sz w:val="30"/>
-          <w:szCs w:val="30"/>
+          <w:sz w:val="32"/>
+          <w:szCs w:val="32"/>
         </w:rPr>
         <w:t>abs(</w:t>
       </w:r>
@@ -242,16 +146,16 @@
           <w:rFonts w:cs="Calibri"/>
           <w:b/>
           <w:bCs/>
-          <w:sz w:val="30"/>
-          <w:szCs w:val="30"/>
+          <w:sz w:val="32"/>
+          <w:szCs w:val="32"/>
         </w:rPr>
         <w:t>)</w:t>
       </w:r>
       <w:r>
         <w:rPr>
           <w:rFonts w:cs="Calibri"/>
-          <w:sz w:val="30"/>
-          <w:szCs w:val="30"/>
+          <w:sz w:val="32"/>
+          <w:szCs w:val="32"/>
         </w:rPr>
         <w:t xml:space="preserve"> and </w:t>
       </w:r>
@@ -260,50 +164,18 @@
           <w:rFonts w:cs="Calibri"/>
           <w:b/>
           <w:bCs/>
-          <w:sz w:val="30"/>
-          <w:szCs w:val="30"/>
+          <w:sz w:val="32"/>
+          <w:szCs w:val="32"/>
         </w:rPr>
         <w:t>clamp()</w:t>
       </w:r>
       <w:r>
         <w:rPr>
           <w:rFonts w:cs="Calibri"/>
-          <w:sz w:val="30"/>
-          <w:szCs w:val="30"/>
-        </w:rPr>
-        <w:t xml:space="preserve"> Methods…………………………………………</w:t>
-      </w:r>
-      <w:r>
-        <w:rPr>
-          <w:rFonts w:cs="Calibri"/>
-          <w:sz w:val="30"/>
-          <w:szCs w:val="30"/>
-        </w:rPr>
-        <w:t>..</w:t>
-      </w:r>
-      <w:r>
-        <w:rPr>
-          <w:rFonts w:cs="Calibri"/>
-          <w:sz w:val="30"/>
-          <w:szCs w:val="30"/>
-        </w:rPr>
-        <w:t>.........</w:t>
-      </w:r>
-      <w:r>
-        <w:rPr>
-          <w:rFonts w:cs="Calibri"/>
-          <w:sz w:val="30"/>
-          <w:szCs w:val="30"/>
-        </w:rPr>
-        <w:t>.</w:t>
-      </w:r>
-      <w:r>
-        <w:rPr>
-          <w:rFonts w:cs="Calibri"/>
-          <w:sz w:val="30"/>
-          <w:szCs w:val="30"/>
-        </w:rPr>
-        <w:t>5</w:t>
+          <w:sz w:val="32"/>
+          <w:szCs w:val="32"/>
+        </w:rPr>
+        <w:t xml:space="preserve"> Methods</w:t>
       </w:r>
     </w:p>
     <w:p>
@@ -315,8 +187,8 @@
         </w:numPr>
         <w:rPr>
           <w:rFonts w:cs="Calibri"/>
-          <w:sz w:val="30"/>
-          <w:szCs w:val="30"/>
+          <w:sz w:val="32"/>
+          <w:szCs w:val="32"/>
         </w:rPr>
       </w:pPr>
       <w:proofErr w:type="gramStart"/>
@@ -325,8 +197,8 @@
           <w:rFonts w:cs="Calibri"/>
           <w:b/>
           <w:bCs/>
-          <w:sz w:val="30"/>
-          <w:szCs w:val="30"/>
+          <w:sz w:val="32"/>
+          <w:szCs w:val="32"/>
         </w:rPr>
         <w:t>remainder(</w:t>
       </w:r>
@@ -336,50 +208,18 @@
           <w:rFonts w:cs="Calibri"/>
           <w:b/>
           <w:bCs/>
-          <w:sz w:val="30"/>
-          <w:szCs w:val="30"/>
+          <w:sz w:val="32"/>
+          <w:szCs w:val="32"/>
         </w:rPr>
         <w:t>)</w:t>
       </w:r>
       <w:r>
         <w:rPr>
           <w:rFonts w:cs="Calibri"/>
-          <w:sz w:val="30"/>
-          <w:szCs w:val="30"/>
-        </w:rPr>
-        <w:t xml:space="preserve"> Method……</w:t>
-      </w:r>
-      <w:r>
-        <w:rPr>
-          <w:rFonts w:cs="Calibri"/>
-          <w:sz w:val="30"/>
-          <w:szCs w:val="30"/>
-        </w:rPr>
-        <w:t>..</w:t>
-      </w:r>
-      <w:r>
-        <w:rPr>
-          <w:rFonts w:cs="Calibri"/>
-          <w:sz w:val="30"/>
-          <w:szCs w:val="30"/>
-        </w:rPr>
-        <w:t>……………………</w:t>
-      </w:r>
-      <w:r>
-        <w:rPr>
-          <w:rFonts w:cs="Calibri"/>
-          <w:sz w:val="30"/>
-          <w:szCs w:val="30"/>
-        </w:rPr>
-        <w:t>………….</w:t>
-      </w:r>
-      <w:r>
-        <w:rPr>
-          <w:rFonts w:cs="Calibri"/>
-          <w:sz w:val="30"/>
-          <w:szCs w:val="30"/>
-        </w:rPr>
-        <w:t>……………………..7</w:t>
+          <w:sz w:val="32"/>
+          <w:szCs w:val="32"/>
+        </w:rPr>
+        <w:t xml:space="preserve"> Method</w:t>
       </w:r>
     </w:p>
     <w:p>
@@ -391,8 +231,8 @@
         </w:numPr>
         <w:rPr>
           <w:rFonts w:cs="Calibri"/>
-          <w:sz w:val="30"/>
-          <w:szCs w:val="30"/>
+          <w:sz w:val="32"/>
+          <w:szCs w:val="32"/>
         </w:rPr>
       </w:pPr>
       <w:proofErr w:type="gramStart"/>
@@ -401,8 +241,8 @@
           <w:rFonts w:cs="Calibri"/>
           <w:b/>
           <w:bCs/>
-          <w:sz w:val="30"/>
-          <w:szCs w:val="30"/>
+          <w:sz w:val="32"/>
+          <w:szCs w:val="32"/>
         </w:rPr>
         <w:t>max(</w:t>
       </w:r>
@@ -412,58 +252,18 @@
           <w:rFonts w:cs="Calibri"/>
           <w:b/>
           <w:bCs/>
-          <w:sz w:val="30"/>
-          <w:szCs w:val="30"/>
+          <w:sz w:val="32"/>
+          <w:szCs w:val="32"/>
         </w:rPr>
         <w:t>)</w:t>
       </w:r>
       <w:r>
         <w:rPr>
           <w:rFonts w:cs="Calibri"/>
-          <w:sz w:val="30"/>
-          <w:szCs w:val="30"/>
-        </w:rPr>
-        <w:t xml:space="preserve"> Method…………………………..……</w:t>
-      </w:r>
-      <w:r>
-        <w:rPr>
-          <w:rFonts w:cs="Calibri"/>
-          <w:sz w:val="30"/>
-          <w:szCs w:val="30"/>
-        </w:rPr>
-        <w:t>….</w:t>
-      </w:r>
-      <w:r>
-        <w:rPr>
-          <w:rFonts w:cs="Calibri"/>
-          <w:sz w:val="30"/>
-          <w:szCs w:val="30"/>
-        </w:rPr>
-        <w:t>…………</w:t>
-      </w:r>
-      <w:r>
-        <w:rPr>
-          <w:rFonts w:cs="Calibri"/>
-          <w:sz w:val="30"/>
-          <w:szCs w:val="30"/>
-        </w:rPr>
-        <w:t>………….</w:t>
-      </w:r>
-      <w:r>
-        <w:rPr>
-          <w:rFonts w:cs="Calibri"/>
-          <w:sz w:val="30"/>
-          <w:szCs w:val="30"/>
-        </w:rPr>
-        <w:t>…………..</w:t>
-      </w:r>
-      <w:r>
-        <w:rPr>
-          <w:rFonts w:cs="Calibri"/>
-          <w:sz w:val="30"/>
-          <w:szCs w:val="30"/>
-        </w:rPr>
-        <w:t>8</w:t>
+          <w:sz w:val="32"/>
+          <w:szCs w:val="32"/>
+        </w:rPr>
+        <w:t xml:space="preserve"> Method</w:t>
       </w:r>
     </w:p>
     <w:p>
@@ -475,8 +275,8 @@
         </w:numPr>
         <w:rPr>
           <w:rFonts w:cs="Calibri"/>
-          <w:sz w:val="30"/>
-          <w:szCs w:val="30"/>
+          <w:sz w:val="32"/>
+          <w:szCs w:val="32"/>
         </w:rPr>
       </w:pPr>
       <w:proofErr w:type="gramStart"/>
@@ -485,8 +285,8 @@
           <w:rFonts w:cs="Calibri"/>
           <w:b/>
           <w:bCs/>
-          <w:sz w:val="30"/>
-          <w:szCs w:val="30"/>
+          <w:sz w:val="32"/>
+          <w:szCs w:val="32"/>
         </w:rPr>
         <w:t>lerp(</w:t>
       </w:r>
@@ -496,16 +296,16 @@
           <w:rFonts w:cs="Calibri"/>
           <w:b/>
           <w:bCs/>
-          <w:sz w:val="30"/>
-          <w:szCs w:val="30"/>
+          <w:sz w:val="32"/>
+          <w:szCs w:val="32"/>
         </w:rPr>
         <w:t>)</w:t>
       </w:r>
       <w:r>
         <w:rPr>
           <w:rFonts w:cs="Calibri"/>
-          <w:sz w:val="30"/>
-          <w:szCs w:val="30"/>
+          <w:sz w:val="32"/>
+          <w:szCs w:val="32"/>
         </w:rPr>
         <w:t xml:space="preserve"> &amp;</w:t>
       </w:r>
@@ -514,8 +314,8 @@
           <w:rFonts w:cs="Calibri"/>
           <w:b/>
           <w:bCs/>
-          <w:sz w:val="30"/>
-          <w:szCs w:val="30"/>
+          <w:sz w:val="32"/>
+          <w:szCs w:val="32"/>
         </w:rPr>
         <w:t xml:space="preserve"> </w:t>
       </w:r>
@@ -525,8 +325,8 @@
           <w:rFonts w:cs="Calibri"/>
           <w:b/>
           <w:bCs/>
-          <w:sz w:val="30"/>
-          <w:szCs w:val="30"/>
+          <w:sz w:val="32"/>
+          <w:szCs w:val="32"/>
         </w:rPr>
         <w:t>lerpDouble</w:t>
       </w:r>
@@ -536,42 +336,18 @@
           <w:rFonts w:cs="Calibri"/>
           <w:b/>
           <w:bCs/>
-          <w:sz w:val="30"/>
-          <w:szCs w:val="30"/>
+          <w:sz w:val="32"/>
+          <w:szCs w:val="32"/>
         </w:rPr>
         <w:t>()</w:t>
       </w:r>
       <w:r>
         <w:rPr>
           <w:rFonts w:cs="Calibri"/>
-          <w:sz w:val="30"/>
-          <w:szCs w:val="30"/>
-        </w:rPr>
-        <w:t xml:space="preserve"> Method……………………………………</w:t>
-      </w:r>
-      <w:r>
-        <w:rPr>
-          <w:rFonts w:cs="Calibri"/>
-          <w:sz w:val="30"/>
-          <w:szCs w:val="30"/>
-        </w:rPr>
-        <w:t>…..</w:t>
-      </w:r>
-      <w:r>
-        <w:rPr>
-          <w:rFonts w:cs="Calibri"/>
-          <w:sz w:val="30"/>
-          <w:szCs w:val="30"/>
-        </w:rPr>
-        <w:t>……..</w:t>
-      </w:r>
-      <w:r>
-        <w:rPr>
-          <w:rFonts w:cs="Calibri"/>
-          <w:sz w:val="30"/>
-          <w:szCs w:val="30"/>
-        </w:rPr>
-        <w:t>10</w:t>
+          <w:sz w:val="32"/>
+          <w:szCs w:val="32"/>
+        </w:rPr>
+        <w:t xml:space="preserve"> Method</w:t>
       </w:r>
     </w:p>
     <w:p>
@@ -583,8 +359,8 @@
         </w:numPr>
         <w:rPr>
           <w:rFonts w:cs="Calibri"/>
-          <w:sz w:val="30"/>
-          <w:szCs w:val="30"/>
+          <w:sz w:val="32"/>
+          <w:szCs w:val="32"/>
         </w:rPr>
       </w:pPr>
       <w:proofErr w:type="spellStart"/>
@@ -593,8 +369,8 @@
           <w:rFonts w:cs="Calibri"/>
           <w:b/>
           <w:bCs/>
-          <w:sz w:val="30"/>
-          <w:szCs w:val="30"/>
+          <w:sz w:val="32"/>
+          <w:szCs w:val="32"/>
         </w:rPr>
         <w:t>firstWhere</w:t>
       </w:r>
@@ -609,8 +385,8 @@
         </w:numPr>
         <w:rPr>
           <w:rFonts w:cs="Calibri"/>
-          <w:sz w:val="30"/>
-          <w:szCs w:val="30"/>
+          <w:sz w:val="32"/>
+          <w:szCs w:val="32"/>
         </w:rPr>
       </w:pPr>
       <w:proofErr w:type="spellStart"/>
@@ -619,8 +395,8 @@
           <w:rFonts w:cs="Calibri"/>
           <w:b/>
           <w:bCs/>
-          <w:sz w:val="30"/>
-          <w:szCs w:val="30"/>
+          <w:sz w:val="32"/>
+          <w:szCs w:val="32"/>
         </w:rPr>
         <w:t>padLeft</w:t>
       </w:r>
@@ -635,8 +411,8 @@
         </w:numPr>
         <w:rPr>
           <w:rFonts w:cs="Calibri"/>
-          <w:sz w:val="30"/>
-          <w:szCs w:val="30"/>
+          <w:sz w:val="32"/>
+          <w:szCs w:val="32"/>
         </w:rPr>
       </w:pPr>
       <w:proofErr w:type="spellStart"/>
@@ -645,8 +421,8 @@
           <w:rFonts w:cs="Calibri"/>
           <w:b/>
           <w:bCs/>
-          <w:sz w:val="30"/>
-          <w:szCs w:val="30"/>
+          <w:sz w:val="32"/>
+          <w:szCs w:val="32"/>
         </w:rPr>
         <w:t>List.filled</w:t>
       </w:r>
@@ -656,52 +432,18 @@
           <w:rFonts w:cs="Calibri"/>
           <w:b/>
           <w:bCs/>
-          <w:sz w:val="30"/>
-          <w:szCs w:val="30"/>
+          <w:sz w:val="32"/>
+          <w:szCs w:val="32"/>
         </w:rPr>
         <w:t>()</w:t>
       </w:r>
       <w:r>
         <w:rPr>
           <w:rFonts w:cs="Calibri"/>
-          <w:sz w:val="30"/>
-          <w:szCs w:val="30"/>
-        </w:rPr>
-        <w:t xml:space="preserve"> Method…………………………………………………</w:t>
-      </w:r>
-      <w:proofErr w:type="gramStart"/>
-      <w:r>
-        <w:rPr>
-          <w:rFonts w:cs="Calibri"/>
-          <w:sz w:val="30"/>
-          <w:szCs w:val="30"/>
-        </w:rPr>
-        <w:t>…</w:t>
-      </w:r>
-      <w:r>
-        <w:rPr>
-          <w:rFonts w:cs="Calibri"/>
-          <w:sz w:val="30"/>
-          <w:szCs w:val="30"/>
-        </w:rPr>
-        <w:t>..</w:t>
-      </w:r>
-      <w:proofErr w:type="gramEnd"/>
-      <w:r>
-        <w:rPr>
-          <w:rFonts w:cs="Calibri"/>
-          <w:sz w:val="30"/>
-          <w:szCs w:val="30"/>
-        </w:rPr>
-        <w:t>1</w:t>
-      </w:r>
-      <w:r>
-        <w:rPr>
-          <w:rFonts w:cs="Calibri"/>
-          <w:sz w:val="30"/>
-          <w:szCs w:val="30"/>
-        </w:rPr>
-        <w:t>1</w:t>
+          <w:sz w:val="32"/>
+          <w:szCs w:val="32"/>
+        </w:rPr>
+        <w:t xml:space="preserve"> Method</w:t>
       </w:r>
     </w:p>
     <w:p>
@@ -713,8 +455,8 @@
         </w:numPr>
         <w:rPr>
           <w:rFonts w:cs="Calibri"/>
-          <w:sz w:val="30"/>
-          <w:szCs w:val="30"/>
+          <w:sz w:val="32"/>
+          <w:szCs w:val="32"/>
         </w:rPr>
       </w:pPr>
       <w:proofErr w:type="spellStart"/>
@@ -723,8 +465,8 @@
           <w:rFonts w:cs="Calibri"/>
           <w:b/>
           <w:bCs/>
-          <w:sz w:val="30"/>
-          <w:szCs w:val="30"/>
+          <w:sz w:val="32"/>
+          <w:szCs w:val="32"/>
         </w:rPr>
         <w:t>List.from</w:t>
       </w:r>
@@ -734,52 +476,18 @@
           <w:rFonts w:cs="Calibri"/>
           <w:b/>
           <w:bCs/>
-          <w:sz w:val="30"/>
-          <w:szCs w:val="30"/>
+          <w:sz w:val="32"/>
+          <w:szCs w:val="32"/>
         </w:rPr>
         <w:t>()</w:t>
       </w:r>
       <w:r>
         <w:rPr>
           <w:rFonts w:cs="Calibri"/>
-          <w:sz w:val="30"/>
-          <w:szCs w:val="30"/>
-        </w:rPr>
-        <w:t xml:space="preserve"> Method……………………………………………</w:t>
-      </w:r>
-      <w:r>
-        <w:rPr>
-          <w:rFonts w:cs="Calibri"/>
-          <w:sz w:val="30"/>
-          <w:szCs w:val="30"/>
-        </w:rPr>
-        <w:t>…………</w:t>
-      </w:r>
-      <w:proofErr w:type="gramStart"/>
-      <w:r>
-        <w:rPr>
-          <w:rFonts w:cs="Calibri"/>
-          <w:sz w:val="30"/>
-          <w:szCs w:val="30"/>
-        </w:rPr>
-        <w:t>…..</w:t>
-      </w:r>
-      <w:proofErr w:type="gramEnd"/>
-      <w:r>
-        <w:rPr>
-          <w:rFonts w:cs="Calibri"/>
-          <w:sz w:val="30"/>
-          <w:szCs w:val="30"/>
-        </w:rPr>
-        <w:t>…1</w:t>
-      </w:r>
-      <w:r>
-        <w:rPr>
-          <w:rFonts w:cs="Calibri"/>
-          <w:sz w:val="30"/>
-          <w:szCs w:val="30"/>
-        </w:rPr>
-        <w:t>4</w:t>
+          <w:sz w:val="32"/>
+          <w:szCs w:val="32"/>
+        </w:rPr>
+        <w:t xml:space="preserve"> Method</w:t>
       </w:r>
     </w:p>
     <w:p>
@@ -791,8 +499,8 @@
         </w:numPr>
         <w:rPr>
           <w:rFonts w:cs="Calibri"/>
-          <w:sz w:val="30"/>
-          <w:szCs w:val="30"/>
+          <w:sz w:val="32"/>
+          <w:szCs w:val="32"/>
         </w:rPr>
       </w:pPr>
       <w:proofErr w:type="gramStart"/>
@@ -801,8 +509,8 @@
           <w:rFonts w:cs="Calibri"/>
           <w:b/>
           <w:bCs/>
-          <w:sz w:val="30"/>
-          <w:szCs w:val="30"/>
+          <w:sz w:val="32"/>
+          <w:szCs w:val="32"/>
         </w:rPr>
         <w:t>skip(</w:t>
       </w:r>
@@ -812,16 +520,16 @@
           <w:rFonts w:cs="Calibri"/>
           <w:b/>
           <w:bCs/>
-          <w:sz w:val="30"/>
-          <w:szCs w:val="30"/>
+          <w:sz w:val="32"/>
+          <w:szCs w:val="32"/>
         </w:rPr>
         <w:t>)</w:t>
       </w:r>
       <w:r>
         <w:rPr>
           <w:rFonts w:cs="Calibri"/>
-          <w:sz w:val="30"/>
-          <w:szCs w:val="30"/>
+          <w:sz w:val="32"/>
+          <w:szCs w:val="32"/>
         </w:rPr>
         <w:t xml:space="preserve"> and </w:t>
       </w:r>
@@ -830,66 +538,18 @@
           <w:rFonts w:cs="Calibri"/>
           <w:b/>
           <w:bCs/>
-          <w:sz w:val="30"/>
-          <w:szCs w:val="30"/>
+          <w:sz w:val="32"/>
+          <w:szCs w:val="32"/>
         </w:rPr>
         <w:t>take()</w:t>
       </w:r>
       <w:r>
         <w:rPr>
           <w:rFonts w:cs="Calibri"/>
-          <w:sz w:val="30"/>
-          <w:szCs w:val="30"/>
-        </w:rPr>
-        <w:t xml:space="preserve"> Method (List methods)………..…</w:t>
-      </w:r>
-      <w:r>
-        <w:rPr>
-          <w:rFonts w:cs="Calibri"/>
-          <w:sz w:val="30"/>
-          <w:szCs w:val="30"/>
-        </w:rPr>
-        <w:t>.</w:t>
-      </w:r>
-      <w:r>
-        <w:rPr>
-          <w:rFonts w:cs="Calibri"/>
-          <w:sz w:val="30"/>
-          <w:szCs w:val="30"/>
-        </w:rPr>
-        <w:t>…</w:t>
-      </w:r>
-      <w:r>
-        <w:rPr>
-          <w:rFonts w:cs="Calibri"/>
-          <w:sz w:val="30"/>
-          <w:szCs w:val="30"/>
-        </w:rPr>
-        <w:t>…………</w:t>
-      </w:r>
-      <w:r>
-        <w:rPr>
-          <w:rFonts w:cs="Calibri"/>
-          <w:sz w:val="30"/>
-          <w:szCs w:val="30"/>
-        </w:rPr>
-        <w:t>….</w:t>
-      </w:r>
-      <w:r>
-        <w:rPr>
-          <w:rFonts w:cs="Calibri"/>
-          <w:sz w:val="30"/>
-          <w:szCs w:val="30"/>
-        </w:rPr>
-        <w:t>.1</w:t>
-      </w:r>
-      <w:r>
-        <w:rPr>
-          <w:rFonts w:cs="Calibri"/>
-          <w:sz w:val="30"/>
-          <w:szCs w:val="30"/>
-        </w:rPr>
-        <w:t>5</w:t>
+          <w:sz w:val="32"/>
+          <w:szCs w:val="32"/>
+        </w:rPr>
+        <w:t xml:space="preserve"> Method (List methods)</w:t>
       </w:r>
     </w:p>
     <w:p>
@@ -901,8 +561,8 @@
         </w:numPr>
         <w:rPr>
           <w:rFonts w:cs="Calibri"/>
-          <w:sz w:val="30"/>
-          <w:szCs w:val="30"/>
+          <w:sz w:val="32"/>
+          <w:szCs w:val="32"/>
         </w:rPr>
       </w:pPr>
       <w:proofErr w:type="spellStart"/>
@@ -911,8 +571,8 @@
           <w:rFonts w:cs="Calibri"/>
           <w:b/>
           <w:bCs/>
-          <w:sz w:val="30"/>
-          <w:szCs w:val="30"/>
+          <w:sz w:val="32"/>
+          <w:szCs w:val="32"/>
         </w:rPr>
         <w:t>List.unmodifiable</w:t>
       </w:r>
@@ -922,68 +582,18 @@
           <w:rFonts w:cs="Calibri"/>
           <w:b/>
           <w:bCs/>
-          <w:sz w:val="30"/>
-          <w:szCs w:val="30"/>
+          <w:sz w:val="32"/>
+          <w:szCs w:val="32"/>
         </w:rPr>
         <w:t>()</w:t>
       </w:r>
       <w:r>
         <w:rPr>
           <w:rFonts w:cs="Calibri"/>
-          <w:sz w:val="30"/>
-          <w:szCs w:val="30"/>
-        </w:rPr>
-        <w:t xml:space="preserve"> Method………………………</w:t>
-      </w:r>
-      <w:r>
-        <w:rPr>
-          <w:rFonts w:cs="Calibri"/>
-          <w:sz w:val="30"/>
-          <w:szCs w:val="30"/>
-        </w:rPr>
-        <w:t>……</w:t>
-      </w:r>
-      <w:r>
-        <w:rPr>
-          <w:rFonts w:cs="Calibri"/>
-          <w:sz w:val="30"/>
-          <w:szCs w:val="30"/>
-        </w:rPr>
-        <w:t>…………</w:t>
-      </w:r>
-      <w:r>
-        <w:rPr>
-          <w:rFonts w:cs="Calibri"/>
-          <w:sz w:val="30"/>
-          <w:szCs w:val="30"/>
-        </w:rPr>
-        <w:t>…</w:t>
-      </w:r>
-      <w:proofErr w:type="gramStart"/>
-      <w:r>
-        <w:rPr>
-          <w:rFonts w:cs="Calibri"/>
-          <w:sz w:val="30"/>
-          <w:szCs w:val="30"/>
-        </w:rPr>
-        <w:t>…..</w:t>
-      </w:r>
-      <w:proofErr w:type="gramEnd"/>
-      <w:r>
-        <w:rPr>
-          <w:rFonts w:cs="Calibri"/>
-          <w:sz w:val="30"/>
-          <w:szCs w:val="30"/>
-        </w:rPr>
-        <w:t>1</w:t>
-      </w:r>
-      <w:r>
-        <w:rPr>
-          <w:rFonts w:cs="Calibri"/>
-          <w:sz w:val="30"/>
-          <w:szCs w:val="30"/>
-        </w:rPr>
-        <w:t>6</w:t>
+          <w:sz w:val="32"/>
+          <w:szCs w:val="32"/>
+        </w:rPr>
+        <w:t xml:space="preserve"> Method</w:t>
       </w:r>
     </w:p>
     <w:p>
@@ -995,8 +605,8 @@
         </w:numPr>
         <w:rPr>
           <w:rFonts w:cs="Calibri"/>
-          <w:sz w:val="30"/>
-          <w:szCs w:val="30"/>
+          <w:sz w:val="32"/>
+          <w:szCs w:val="32"/>
         </w:rPr>
       </w:pPr>
       <w:proofErr w:type="spellStart"/>
@@ -1006,8 +616,8 @@
           <w:rFonts w:cs="Calibri"/>
           <w:b/>
           <w:bCs/>
-          <w:sz w:val="30"/>
-          <w:szCs w:val="30"/>
+          <w:sz w:val="32"/>
+          <w:szCs w:val="32"/>
         </w:rPr>
         <w:t>putIfAbsent</w:t>
       </w:r>
@@ -1017,8 +627,8 @@
           <w:rFonts w:cs="Calibri"/>
           <w:b/>
           <w:bCs/>
-          <w:sz w:val="30"/>
-          <w:szCs w:val="30"/>
+          <w:sz w:val="32"/>
+          <w:szCs w:val="32"/>
         </w:rPr>
         <w:t>(</w:t>
       </w:r>
@@ -1028,58 +638,18 @@
           <w:rFonts w:cs="Calibri"/>
           <w:b/>
           <w:bCs/>
-          <w:sz w:val="30"/>
-          <w:szCs w:val="30"/>
+          <w:sz w:val="32"/>
+          <w:szCs w:val="32"/>
         </w:rPr>
         <w:t>)</w:t>
       </w:r>
       <w:r>
         <w:rPr>
           <w:rFonts w:cs="Calibri"/>
-          <w:sz w:val="30"/>
-          <w:szCs w:val="30"/>
-        </w:rPr>
-        <w:t xml:space="preserve"> (Map Method)………………………</w:t>
-      </w:r>
-      <w:r>
-        <w:rPr>
-          <w:rFonts w:cs="Calibri"/>
-          <w:sz w:val="30"/>
-          <w:szCs w:val="30"/>
-        </w:rPr>
-        <w:t>…..</w:t>
-      </w:r>
-      <w:r>
-        <w:rPr>
-          <w:rFonts w:cs="Calibri"/>
-          <w:sz w:val="30"/>
-          <w:szCs w:val="30"/>
-        </w:rPr>
-        <w:t>……..</w:t>
-      </w:r>
-      <w:r>
-        <w:rPr>
-          <w:rFonts w:cs="Calibri"/>
-          <w:sz w:val="30"/>
-          <w:szCs w:val="30"/>
-        </w:rPr>
-        <w:t>............</w:t>
-      </w:r>
-      <w:r>
-        <w:rPr>
-          <w:rFonts w:cs="Calibri"/>
-          <w:sz w:val="30"/>
-          <w:szCs w:val="30"/>
-        </w:rPr>
-        <w:t>1</w:t>
-      </w:r>
-      <w:r>
-        <w:rPr>
-          <w:rFonts w:cs="Calibri"/>
-          <w:sz w:val="30"/>
-          <w:szCs w:val="30"/>
-        </w:rPr>
-        <w:t>6</w:t>
+          <w:sz w:val="32"/>
+          <w:szCs w:val="32"/>
+        </w:rPr>
+        <w:t xml:space="preserve"> (Map Method)</w:t>
       </w:r>
     </w:p>
     <w:p>
@@ -1091,41 +661,17 @@
         </w:numPr>
         <w:rPr>
           <w:rFonts w:cs="Calibri"/>
-          <w:sz w:val="30"/>
-          <w:szCs w:val="30"/>
-        </w:rPr>
-      </w:pPr>
-      <w:r>
-        <w:rPr>
-          <w:rFonts w:cs="Calibri"/>
-          <w:sz w:val="30"/>
-          <w:szCs w:val="30"/>
-        </w:rPr>
-        <w:t>Spread Operator with List…………………………………</w:t>
-      </w:r>
-      <w:r>
-        <w:rPr>
-          <w:rFonts w:cs="Calibri"/>
-          <w:sz w:val="30"/>
-          <w:szCs w:val="30"/>
-        </w:rPr>
-        <w:t>……</w:t>
-      </w:r>
-      <w:r>
-        <w:rPr>
-          <w:rFonts w:cs="Calibri"/>
-          <w:sz w:val="30"/>
-          <w:szCs w:val="30"/>
-        </w:rPr>
-        <w:t>............</w:t>
-      </w:r>
-      <w:r>
-        <w:rPr>
-          <w:rFonts w:cs="Calibri"/>
-          <w:sz w:val="30"/>
-          <w:szCs w:val="30"/>
-        </w:rPr>
-        <w:t>19</w:t>
+          <w:sz w:val="32"/>
+          <w:szCs w:val="32"/>
+        </w:rPr>
+      </w:pPr>
+      <w:r>
+        <w:rPr>
+          <w:rFonts w:cs="Calibri"/>
+          <w:sz w:val="32"/>
+          <w:szCs w:val="32"/>
+        </w:rPr>
+        <w:t>Spread Operator with List</w:t>
       </w:r>
     </w:p>
     <w:p>
@@ -1137,57 +683,17 @@
         </w:numPr>
         <w:rPr>
           <w:rFonts w:cs="Calibri"/>
-          <w:sz w:val="30"/>
-          <w:szCs w:val="30"/>
-        </w:rPr>
-      </w:pPr>
-      <w:r>
-        <w:rPr>
-          <w:rFonts w:cs="Calibri"/>
-          <w:sz w:val="30"/>
-          <w:szCs w:val="30"/>
-        </w:rPr>
-        <w:t>Spread Operator with if-else…………………………………</w:t>
-      </w:r>
-      <w:r>
-        <w:rPr>
-          <w:rFonts w:cs="Calibri"/>
-          <w:sz w:val="30"/>
-          <w:szCs w:val="30"/>
-        </w:rPr>
-        <w:t>…</w:t>
-      </w:r>
-      <w:r>
-        <w:rPr>
-          <w:rFonts w:cs="Calibri"/>
-          <w:sz w:val="30"/>
-          <w:szCs w:val="30"/>
-        </w:rPr>
-        <w:t>.</w:t>
-      </w:r>
-      <w:r>
-        <w:rPr>
-          <w:rFonts w:cs="Calibri"/>
-          <w:sz w:val="30"/>
-          <w:szCs w:val="30"/>
-        </w:rPr>
-        <w:t>……….</w:t>
-      </w:r>
-      <w:r>
-        <w:rPr>
-          <w:rFonts w:cs="Calibri"/>
-          <w:sz w:val="30"/>
-          <w:szCs w:val="30"/>
-        </w:rPr>
-        <w:t>2</w:t>
-      </w:r>
-      <w:r>
-        <w:rPr>
-          <w:rFonts w:cs="Calibri"/>
-          <w:sz w:val="30"/>
-          <w:szCs w:val="30"/>
-        </w:rPr>
-        <w:t>1</w:t>
+          <w:sz w:val="32"/>
+          <w:szCs w:val="32"/>
+        </w:rPr>
+      </w:pPr>
+      <w:r>
+        <w:rPr>
+          <w:rFonts w:cs="Calibri"/>
+          <w:sz w:val="32"/>
+          <w:szCs w:val="32"/>
+        </w:rPr>
+        <w:t>Spread Operator with if-else</w:t>
       </w:r>
     </w:p>
     <w:p>
@@ -1199,57 +705,17 @@
         </w:numPr>
         <w:rPr>
           <w:rFonts w:cs="Calibri"/>
-          <w:sz w:val="30"/>
-          <w:szCs w:val="30"/>
-        </w:rPr>
-      </w:pPr>
-      <w:r>
-        <w:rPr>
-          <w:rFonts w:cs="Calibri"/>
-          <w:sz w:val="30"/>
-          <w:szCs w:val="30"/>
-        </w:rPr>
-        <w:t>Traditional For loop in Column/Row………………………</w:t>
-      </w:r>
-      <w:r>
-        <w:rPr>
-          <w:rFonts w:cs="Calibri"/>
-          <w:sz w:val="30"/>
-          <w:szCs w:val="30"/>
-        </w:rPr>
-        <w:t>……</w:t>
-      </w:r>
-      <w:r>
-        <w:rPr>
-          <w:rFonts w:cs="Calibri"/>
-          <w:sz w:val="30"/>
-          <w:szCs w:val="30"/>
-        </w:rPr>
-        <w:t>…</w:t>
-      </w:r>
-      <w:r>
-        <w:rPr>
-          <w:rFonts w:cs="Calibri"/>
-          <w:sz w:val="30"/>
-          <w:szCs w:val="30"/>
-        </w:rPr>
-        <w:t>……</w:t>
-      </w:r>
-      <w:r>
-        <w:rPr>
-          <w:rFonts w:cs="Calibri"/>
-          <w:sz w:val="30"/>
-          <w:szCs w:val="30"/>
-        </w:rPr>
-        <w:t>2</w:t>
-      </w:r>
-      <w:r>
-        <w:rPr>
-          <w:rFonts w:cs="Calibri"/>
-          <w:sz w:val="30"/>
-          <w:szCs w:val="30"/>
-        </w:rPr>
-        <w:t>2</w:t>
+          <w:sz w:val="32"/>
+          <w:szCs w:val="32"/>
+        </w:rPr>
+      </w:pPr>
+      <w:r>
+        <w:rPr>
+          <w:rFonts w:cs="Calibri"/>
+          <w:sz w:val="32"/>
+          <w:szCs w:val="32"/>
+        </w:rPr>
+        <w:t>Traditional For loop in Column/Row</w:t>
       </w:r>
     </w:p>
     <w:p>
@@ -1261,67 +727,19 @@
         </w:numPr>
         <w:rPr>
           <w:rFonts w:cs="Calibri"/>
-          <w:sz w:val="30"/>
-          <w:szCs w:val="30"/>
-        </w:rPr>
-      </w:pPr>
-      <w:r>
-        <w:rPr>
-          <w:rFonts w:cs="Calibri"/>
-          <w:b/>
-          <w:bCs/>
-          <w:sz w:val="30"/>
-          <w:szCs w:val="30"/>
+          <w:sz w:val="32"/>
+          <w:szCs w:val="32"/>
+        </w:rPr>
+      </w:pPr>
+      <w:r>
+        <w:rPr>
+          <w:rFonts w:cs="Calibri"/>
+          <w:b/>
+          <w:bCs/>
+          <w:sz w:val="32"/>
+          <w:szCs w:val="32"/>
         </w:rPr>
         <w:t>enum</w:t>
-      </w:r>
-      <w:r>
-        <w:rPr>
-          <w:rFonts w:cs="Calibri"/>
-          <w:sz w:val="30"/>
-          <w:szCs w:val="30"/>
-        </w:rPr>
-        <w:t>………………………</w:t>
-      </w:r>
-      <w:r>
-        <w:rPr>
-          <w:rFonts w:cs="Calibri"/>
-          <w:sz w:val="30"/>
-          <w:szCs w:val="30"/>
-        </w:rPr>
-        <w:t>………………………………………</w:t>
-      </w:r>
-      <w:r>
-        <w:rPr>
-          <w:rFonts w:cs="Calibri"/>
-          <w:sz w:val="30"/>
-          <w:szCs w:val="30"/>
-        </w:rPr>
-        <w:t>………</w:t>
-      </w:r>
-      <w:r>
-        <w:rPr>
-          <w:rFonts w:cs="Calibri"/>
-          <w:sz w:val="30"/>
-          <w:szCs w:val="30"/>
-        </w:rPr>
-        <w:t>…….</w:t>
-      </w:r>
-      <w:r>
-        <w:rPr>
-          <w:rFonts w:cs="Calibri"/>
-          <w:sz w:val="30"/>
-          <w:szCs w:val="30"/>
-        </w:rPr>
-        <w:t>2</w:t>
-      </w:r>
-      <w:r>
-        <w:rPr>
-          <w:rFonts w:cs="Calibri"/>
-          <w:sz w:val="30"/>
-          <w:szCs w:val="30"/>
-        </w:rPr>
-        <w:t>2</w:t>
       </w:r>
     </w:p>
     <w:p>
@@ -1333,15 +751,15 @@
         </w:numPr>
         <w:rPr>
           <w:rFonts w:cs="Calibri"/>
-          <w:sz w:val="30"/>
-          <w:szCs w:val="30"/>
-        </w:rPr>
-      </w:pPr>
-      <w:r>
-        <w:rPr>
-          <w:rFonts w:cs="Calibri"/>
-          <w:sz w:val="30"/>
-          <w:szCs w:val="30"/>
+          <w:sz w:val="32"/>
+          <w:szCs w:val="32"/>
+        </w:rPr>
+      </w:pPr>
+      <w:r>
+        <w:rPr>
+          <w:rFonts w:cs="Calibri"/>
+          <w:sz w:val="32"/>
+          <w:szCs w:val="32"/>
         </w:rPr>
         <w:t xml:space="preserve">Dot Short-Hands for </w:t>
       </w:r>
@@ -1350,58 +768,10 @@
           <w:rFonts w:cs="Calibri"/>
           <w:b/>
           <w:bCs/>
-          <w:sz w:val="30"/>
-          <w:szCs w:val="30"/>
+          <w:sz w:val="32"/>
+          <w:szCs w:val="32"/>
         </w:rPr>
         <w:t>enum</w:t>
-      </w:r>
-      <w:r>
-        <w:rPr>
-          <w:rFonts w:cs="Calibri"/>
-          <w:sz w:val="30"/>
-          <w:szCs w:val="30"/>
-        </w:rPr>
-        <w:t>……………………</w:t>
-      </w:r>
-      <w:r>
-        <w:rPr>
-          <w:rFonts w:cs="Calibri"/>
-          <w:sz w:val="30"/>
-          <w:szCs w:val="30"/>
-        </w:rPr>
-        <w:t>…</w:t>
-      </w:r>
-      <w:r>
-        <w:rPr>
-          <w:rFonts w:cs="Calibri"/>
-          <w:sz w:val="30"/>
-          <w:szCs w:val="30"/>
-        </w:rPr>
-        <w:t>……………</w:t>
-      </w:r>
-      <w:r>
-        <w:rPr>
-          <w:rFonts w:cs="Calibri"/>
-          <w:sz w:val="30"/>
-          <w:szCs w:val="30"/>
-        </w:rPr>
-        <w:t>………….</w:t>
-      </w:r>
-      <w:r>
-        <w:rPr>
-          <w:rFonts w:cs="Calibri"/>
-          <w:sz w:val="30"/>
-          <w:szCs w:val="30"/>
-        </w:rPr>
-        <w:t>2</w:t>
-      </w:r>
-      <w:r>
-        <w:rPr>
-          <w:rFonts w:cs="Calibri"/>
-          <w:sz w:val="30"/>
-          <w:szCs w:val="30"/>
-        </w:rPr>
-        <w:t>5</w:t>
       </w:r>
     </w:p>
     <w:p>
@@ -1413,17 +783,17 @@
         </w:numPr>
         <w:rPr>
           <w:rFonts w:cs="Calibri"/>
-          <w:sz w:val="30"/>
-          <w:szCs w:val="30"/>
-        </w:rPr>
-      </w:pPr>
-      <w:r>
-        <w:rPr>
-          <w:rFonts w:cs="Calibri"/>
-          <w:b/>
-          <w:bCs/>
-          <w:sz w:val="30"/>
-          <w:szCs w:val="30"/>
+          <w:sz w:val="32"/>
+          <w:szCs w:val="32"/>
+        </w:rPr>
+      </w:pPr>
+      <w:r>
+        <w:rPr>
+          <w:rFonts w:cs="Calibri"/>
+          <w:b/>
+          <w:bCs/>
+          <w:sz w:val="32"/>
+          <w:szCs w:val="32"/>
         </w:rPr>
         <w:t xml:space="preserve">throw </w:t>
       </w:r>
@@ -1433,8 +803,8 @@
           <w:rFonts w:cs="Calibri"/>
           <w:b/>
           <w:bCs/>
-          <w:sz w:val="30"/>
-          <w:szCs w:val="30"/>
+          <w:sz w:val="32"/>
+          <w:szCs w:val="32"/>
         </w:rPr>
         <w:t>Exception(</w:t>
       </w:r>
@@ -1444,58 +814,10 @@
           <w:rFonts w:cs="Calibri"/>
           <w:b/>
           <w:bCs/>
-          <w:sz w:val="30"/>
-          <w:szCs w:val="30"/>
+          <w:sz w:val="32"/>
+          <w:szCs w:val="32"/>
         </w:rPr>
         <w:t>)</w:t>
-      </w:r>
-      <w:r>
-        <w:rPr>
-          <w:rFonts w:cs="Calibri"/>
-          <w:sz w:val="30"/>
-          <w:szCs w:val="30"/>
-        </w:rPr>
-        <w:t>.………………..………</w:t>
-      </w:r>
-      <w:r>
-        <w:rPr>
-          <w:rFonts w:cs="Calibri"/>
-          <w:sz w:val="30"/>
-          <w:szCs w:val="30"/>
-        </w:rPr>
-        <w:t>…………………..</w:t>
-      </w:r>
-      <w:r>
-        <w:rPr>
-          <w:rFonts w:cs="Calibri"/>
-          <w:sz w:val="30"/>
-          <w:szCs w:val="30"/>
-        </w:rPr>
-        <w:t>…</w:t>
-      </w:r>
-      <w:r>
-        <w:rPr>
-          <w:rFonts w:cs="Calibri"/>
-          <w:sz w:val="30"/>
-          <w:szCs w:val="30"/>
-        </w:rPr>
-        <w:t>…………</w:t>
-      </w:r>
-      <w:r>
-        <w:rPr>
-          <w:rFonts w:cs="Calibri"/>
-          <w:sz w:val="30"/>
-          <w:szCs w:val="30"/>
-        </w:rPr>
-        <w:t>2</w:t>
-      </w:r>
-      <w:r>
-        <w:rPr>
-          <w:rFonts w:cs="Calibri"/>
-          <w:sz w:val="30"/>
-          <w:szCs w:val="30"/>
-        </w:rPr>
-        <w:t>6</w:t>
       </w:r>
     </w:p>
     <w:p>
@@ -1507,15 +829,15 @@
         </w:numPr>
         <w:rPr>
           <w:rFonts w:cs="Calibri"/>
-          <w:sz w:val="30"/>
-          <w:szCs w:val="30"/>
-        </w:rPr>
-      </w:pPr>
-      <w:r>
-        <w:rPr>
-          <w:rFonts w:cs="Calibri"/>
-          <w:sz w:val="30"/>
-          <w:szCs w:val="30"/>
+          <w:sz w:val="32"/>
+          <w:szCs w:val="32"/>
+        </w:rPr>
+      </w:pPr>
+      <w:r>
+        <w:rPr>
+          <w:rFonts w:cs="Calibri"/>
+          <w:sz w:val="32"/>
+          <w:szCs w:val="32"/>
         </w:rPr>
         <w:t>Map unpacking (</w:t>
       </w:r>
@@ -1524,70 +846,18 @@
           <w:rFonts w:cs="Calibri"/>
           <w:b/>
           <w:bCs/>
-          <w:sz w:val="30"/>
-          <w:szCs w:val="30"/>
-        </w:rPr>
-        <w:t>List&lt;Map</w:t>
-      </w:r>
-      <w:proofErr w:type="gramStart"/>
-      <w:r>
-        <w:rPr>
-          <w:rFonts w:cs="Calibri"/>
-          <w:b/>
-          <w:bCs/>
-          <w:sz w:val="30"/>
-          <w:szCs w:val="30"/>
-        </w:rPr>
-        <w:t>&gt;</w:t>
-      </w:r>
-      <w:r>
-        <w:rPr>
-          <w:rFonts w:cs="Calibri"/>
-          <w:sz w:val="30"/>
-          <w:szCs w:val="30"/>
-        </w:rPr>
-        <w:t>)…</w:t>
-      </w:r>
-      <w:proofErr w:type="gramEnd"/>
-      <w:r>
-        <w:rPr>
-          <w:rFonts w:cs="Calibri"/>
-          <w:sz w:val="30"/>
-          <w:szCs w:val="30"/>
-        </w:rPr>
-        <w:t>……………………………</w:t>
-      </w:r>
-      <w:r>
-        <w:rPr>
-          <w:rFonts w:cs="Calibri"/>
-          <w:sz w:val="30"/>
-          <w:szCs w:val="30"/>
-        </w:rPr>
-        <w:t>…….</w:t>
-      </w:r>
-      <w:r>
-        <w:rPr>
-          <w:rFonts w:cs="Calibri"/>
-          <w:sz w:val="30"/>
-          <w:szCs w:val="30"/>
-        </w:rPr>
-        <w:t>……….</w:t>
-      </w:r>
-      <w:r>
-        <w:rPr>
-          <w:rFonts w:cs="Calibri"/>
-          <w:sz w:val="30"/>
-          <w:szCs w:val="30"/>
-        </w:rPr>
-        <w:t>2</w:t>
-      </w:r>
-      <w:r>
-        <w:rPr>
-          <w:rFonts w:cs="Calibri"/>
-          <w:sz w:val="30"/>
-          <w:szCs w:val="30"/>
-        </w:rPr>
-        <w:t>7</w:t>
+          <w:sz w:val="32"/>
+          <w:szCs w:val="32"/>
+        </w:rPr>
+        <w:t>List&lt;Map&gt;</w:t>
+      </w:r>
+      <w:r>
+        <w:rPr>
+          <w:rFonts w:cs="Calibri"/>
+          <w:sz w:val="32"/>
+          <w:szCs w:val="32"/>
+        </w:rPr>
+        <w:t>)</w:t>
       </w:r>
     </w:p>
     <w:p>
@@ -1599,69 +869,19 @@
         </w:numPr>
         <w:rPr>
           <w:rFonts w:cs="Calibri"/>
-          <w:sz w:val="30"/>
-          <w:szCs w:val="30"/>
-        </w:rPr>
-      </w:pPr>
-      <w:r>
-        <w:rPr>
-          <w:rFonts w:cs="Calibri"/>
-          <w:b/>
-          <w:bCs/>
-          <w:sz w:val="30"/>
-          <w:szCs w:val="30"/>
+          <w:sz w:val="32"/>
+          <w:szCs w:val="32"/>
+        </w:rPr>
+      </w:pPr>
+      <w:r>
+        <w:rPr>
+          <w:rFonts w:cs="Calibri"/>
+          <w:b/>
+          <w:bCs/>
+          <w:sz w:val="32"/>
+          <w:szCs w:val="32"/>
         </w:rPr>
         <w:t>Duration</w:t>
-      </w:r>
-      <w:r>
-        <w:rPr>
-          <w:rFonts w:cs="Calibri"/>
-          <w:sz w:val="30"/>
-          <w:szCs w:val="30"/>
-        </w:rPr>
-        <w:t>…………………………………</w:t>
-      </w:r>
-      <w:r>
-        <w:rPr>
-          <w:rFonts w:cs="Calibri"/>
-          <w:sz w:val="30"/>
-          <w:szCs w:val="30"/>
-        </w:rPr>
-        <w:t>……</w:t>
-      </w:r>
-      <w:r>
-        <w:rPr>
-          <w:rFonts w:cs="Calibri"/>
-          <w:sz w:val="30"/>
-          <w:szCs w:val="30"/>
-        </w:rPr>
-        <w:t>……………………</w:t>
-      </w:r>
-      <w:r>
-        <w:rPr>
-          <w:rFonts w:cs="Calibri"/>
-          <w:sz w:val="30"/>
-          <w:szCs w:val="30"/>
-        </w:rPr>
-        <w:t>………</w:t>
-      </w:r>
-      <w:proofErr w:type="gramStart"/>
-      <w:r>
-        <w:rPr>
-          <w:rFonts w:cs="Calibri"/>
-          <w:sz w:val="30"/>
-          <w:szCs w:val="30"/>
-        </w:rPr>
-        <w:t>…..</w:t>
-      </w:r>
-      <w:proofErr w:type="gramEnd"/>
-      <w:r>
-        <w:rPr>
-          <w:rFonts w:cs="Calibri"/>
-          <w:sz w:val="30"/>
-          <w:szCs w:val="30"/>
-        </w:rPr>
-        <w:t>28</w:t>
       </w:r>
     </w:p>
     <w:p>
@@ -1675,8 +895,8 @@
           <w:rFonts w:cs="Calibri"/>
           <w:b/>
           <w:bCs/>
-          <w:sz w:val="30"/>
-          <w:szCs w:val="30"/>
+          <w:sz w:val="32"/>
+          <w:szCs w:val="32"/>
         </w:rPr>
       </w:pPr>
       <w:proofErr w:type="spellStart"/>
@@ -1685,8 +905,8 @@
           <w:rFonts w:cs="Calibri"/>
           <w:b/>
           <w:bCs/>
-          <w:sz w:val="30"/>
-          <w:szCs w:val="30"/>
+          <w:sz w:val="32"/>
+          <w:szCs w:val="32"/>
         </w:rPr>
         <w:t>DateTime</w:t>
       </w:r>
@@ -1694,50 +914,10 @@
       <w:r>
         <w:rPr>
           <w:rFonts w:cs="Calibri"/>
-          <w:sz w:val="30"/>
-          <w:szCs w:val="30"/>
-        </w:rPr>
-        <w:t xml:space="preserve"> Class……………………………………………</w:t>
-      </w:r>
-      <w:r>
-        <w:rPr>
-          <w:rFonts w:cs="Calibri"/>
-          <w:sz w:val="30"/>
-          <w:szCs w:val="30"/>
-        </w:rPr>
-        <w:t>…</w:t>
-      </w:r>
-      <w:r>
-        <w:rPr>
-          <w:rFonts w:cs="Calibri"/>
-          <w:sz w:val="30"/>
-          <w:szCs w:val="30"/>
-        </w:rPr>
-        <w:t>…</w:t>
-      </w:r>
-      <w:r>
-        <w:rPr>
-          <w:rFonts w:cs="Calibri"/>
-          <w:sz w:val="30"/>
-          <w:szCs w:val="30"/>
-        </w:rPr>
-        <w:t>……………</w:t>
-      </w:r>
-      <w:r>
-        <w:rPr>
-          <w:rFonts w:cs="Calibri"/>
-          <w:sz w:val="30"/>
-          <w:szCs w:val="30"/>
-        </w:rPr>
-        <w:t>3</w:t>
-      </w:r>
-      <w:r>
-        <w:rPr>
-          <w:rFonts w:cs="Calibri"/>
-          <w:sz w:val="30"/>
-          <w:szCs w:val="30"/>
-        </w:rPr>
-        <w:t>2</w:t>
+          <w:sz w:val="32"/>
+          <w:szCs w:val="32"/>
+        </w:rPr>
+        <w:t xml:space="preserve"> Class</w:t>
       </w:r>
     </w:p>
     <w:p>
@@ -1751,15 +931,15 @@
           <w:rFonts w:cs="Calibri"/>
           <w:b/>
           <w:bCs/>
-          <w:sz w:val="30"/>
-          <w:szCs w:val="30"/>
-        </w:rPr>
-      </w:pPr>
-      <w:r>
-        <w:rPr>
-          <w:rFonts w:cs="Calibri"/>
-          <w:sz w:val="30"/>
-          <w:szCs w:val="30"/>
+          <w:sz w:val="32"/>
+          <w:szCs w:val="32"/>
+        </w:rPr>
+      </w:pPr>
+      <w:r>
+        <w:rPr>
+          <w:rFonts w:cs="Calibri"/>
+          <w:sz w:val="32"/>
+          <w:szCs w:val="32"/>
         </w:rPr>
         <w:t xml:space="preserve">Debounce/Timer in </w:t>
       </w:r>
@@ -1768,50 +948,10 @@
           <w:rFonts w:cs="Calibri"/>
           <w:b/>
           <w:bCs/>
-          <w:sz w:val="30"/>
-          <w:szCs w:val="30"/>
+          <w:sz w:val="32"/>
+          <w:szCs w:val="32"/>
         </w:rPr>
         <w:t>Dart</w:t>
-      </w:r>
-      <w:r>
-        <w:rPr>
-          <w:rFonts w:cs="Calibri"/>
-          <w:sz w:val="30"/>
-          <w:szCs w:val="30"/>
-        </w:rPr>
-        <w:t>…………………………….…………</w:t>
-      </w:r>
-      <w:r>
-        <w:rPr>
-          <w:rFonts w:cs="Calibri"/>
-          <w:sz w:val="30"/>
-          <w:szCs w:val="30"/>
-        </w:rPr>
-        <w:t>…</w:t>
-      </w:r>
-      <w:r>
-        <w:rPr>
-          <w:rFonts w:cs="Calibri"/>
-          <w:sz w:val="30"/>
-          <w:szCs w:val="30"/>
-        </w:rPr>
-        <w:t>……….</w:t>
-      </w:r>
-      <w:r>
-        <w:rPr>
-          <w:rFonts w:cs="Calibri"/>
-          <w:sz w:val="30"/>
-          <w:szCs w:val="30"/>
-        </w:rPr>
-        <w:t>3</w:t>
-      </w:r>
-      <w:r>
-        <w:rPr>
-          <w:rFonts w:cs="Calibri"/>
-          <w:sz w:val="30"/>
-          <w:szCs w:val="30"/>
-        </w:rPr>
-        <w:t>4</w:t>
       </w:r>
     </w:p>
     <w:p>
@@ -1825,25 +965,25 @@
           <w:rFonts w:cs="Calibri"/>
           <w:b/>
           <w:bCs/>
-          <w:sz w:val="30"/>
-          <w:szCs w:val="30"/>
-        </w:rPr>
-      </w:pPr>
-      <w:r>
-        <w:rPr>
-          <w:rFonts w:cs="Calibri"/>
-          <w:b/>
-          <w:bCs/>
-          <w:sz w:val="30"/>
-          <w:szCs w:val="30"/>
+          <w:sz w:val="32"/>
+          <w:szCs w:val="32"/>
+        </w:rPr>
+      </w:pPr>
+      <w:r>
+        <w:rPr>
+          <w:rFonts w:cs="Calibri"/>
+          <w:b/>
+          <w:bCs/>
+          <w:sz w:val="32"/>
+          <w:szCs w:val="32"/>
         </w:rPr>
         <w:t>extension</w:t>
       </w:r>
       <w:r>
         <w:rPr>
           <w:rFonts w:cs="Calibri"/>
-          <w:sz w:val="30"/>
-          <w:szCs w:val="30"/>
+          <w:sz w:val="32"/>
+          <w:szCs w:val="32"/>
         </w:rPr>
         <w:t xml:space="preserve"> in </w:t>
       </w:r>
@@ -1852,50 +992,10 @@
           <w:rFonts w:cs="Calibri"/>
           <w:b/>
           <w:bCs/>
-          <w:sz w:val="30"/>
-          <w:szCs w:val="30"/>
+          <w:sz w:val="32"/>
+          <w:szCs w:val="32"/>
         </w:rPr>
         <w:t>Dart</w:t>
-      </w:r>
-      <w:r>
-        <w:rPr>
-          <w:rFonts w:cs="Calibri"/>
-          <w:sz w:val="30"/>
-          <w:szCs w:val="30"/>
-        </w:rPr>
-        <w:t>………………………………………</w:t>
-      </w:r>
-      <w:r>
-        <w:rPr>
-          <w:rFonts w:cs="Calibri"/>
-          <w:sz w:val="30"/>
-          <w:szCs w:val="30"/>
-        </w:rPr>
-        <w:t>……</w:t>
-      </w:r>
-      <w:r>
-        <w:rPr>
-          <w:rFonts w:cs="Calibri"/>
-          <w:sz w:val="30"/>
-          <w:szCs w:val="30"/>
-        </w:rPr>
-        <w:t>…</w:t>
-      </w:r>
-      <w:r>
-        <w:rPr>
-          <w:rFonts w:cs="Calibri"/>
-          <w:sz w:val="30"/>
-          <w:szCs w:val="30"/>
-        </w:rPr>
-        <w:t>……………3</w:t>
-      </w:r>
-      <w:r>
-        <w:rPr>
-          <w:rFonts w:cs="Calibri"/>
-          <w:sz w:val="30"/>
-          <w:szCs w:val="30"/>
-        </w:rPr>
-        <w:t>5</w:t>
       </w:r>
     </w:p>
     <w:p>
@@ -1909,25 +1009,25 @@
           <w:rFonts w:cs="Calibri"/>
           <w:b/>
           <w:bCs/>
-          <w:sz w:val="30"/>
-          <w:szCs w:val="30"/>
-        </w:rPr>
-      </w:pPr>
-      <w:r>
-        <w:rPr>
-          <w:rFonts w:cs="Calibri"/>
-          <w:b/>
-          <w:bCs/>
-          <w:sz w:val="30"/>
-          <w:szCs w:val="30"/>
+          <w:sz w:val="32"/>
+          <w:szCs w:val="32"/>
+        </w:rPr>
+      </w:pPr>
+      <w:r>
+        <w:rPr>
+          <w:rFonts w:cs="Calibri"/>
+          <w:b/>
+          <w:bCs/>
+          <w:sz w:val="32"/>
+          <w:szCs w:val="32"/>
         </w:rPr>
         <w:t>extension type</w:t>
       </w:r>
       <w:r>
         <w:rPr>
           <w:rFonts w:cs="Calibri"/>
-          <w:sz w:val="30"/>
-          <w:szCs w:val="30"/>
+          <w:sz w:val="32"/>
+          <w:szCs w:val="32"/>
         </w:rPr>
         <w:t xml:space="preserve"> in </w:t>
       </w:r>
@@ -1936,60 +1036,10 @@
           <w:rFonts w:cs="Calibri"/>
           <w:b/>
           <w:bCs/>
-          <w:sz w:val="30"/>
-          <w:szCs w:val="30"/>
+          <w:sz w:val="32"/>
+          <w:szCs w:val="32"/>
         </w:rPr>
         <w:t>Dart</w:t>
-      </w:r>
-      <w:r>
-        <w:rPr>
-          <w:rFonts w:cs="Calibri"/>
-          <w:sz w:val="30"/>
-          <w:szCs w:val="30"/>
-        </w:rPr>
-        <w:t>…………………</w:t>
-      </w:r>
-      <w:proofErr w:type="gramStart"/>
-      <w:r>
-        <w:rPr>
-          <w:rFonts w:cs="Calibri"/>
-          <w:sz w:val="30"/>
-          <w:szCs w:val="30"/>
-        </w:rPr>
-        <w:t>…..</w:t>
-      </w:r>
-      <w:proofErr w:type="gramEnd"/>
-      <w:r>
-        <w:rPr>
-          <w:rFonts w:cs="Calibri"/>
-          <w:sz w:val="30"/>
-          <w:szCs w:val="30"/>
-        </w:rPr>
-        <w:t>……</w:t>
-      </w:r>
-      <w:r>
-        <w:rPr>
-          <w:rFonts w:cs="Calibri"/>
-          <w:sz w:val="30"/>
-          <w:szCs w:val="30"/>
-        </w:rPr>
-        <w:t>……..</w:t>
-      </w:r>
-      <w:r>
-        <w:rPr>
-          <w:rFonts w:cs="Calibri"/>
-          <w:sz w:val="30"/>
-          <w:szCs w:val="30"/>
-        </w:rPr>
-        <w:t>…………………4</w:t>
-      </w:r>
-      <w:r>
-        <w:rPr>
-          <w:rFonts w:cs="Calibri"/>
-          <w:sz w:val="30"/>
-          <w:szCs w:val="30"/>
-        </w:rPr>
-        <w:t>0</w:t>
       </w:r>
     </w:p>
     <w:p>
@@ -2003,8 +1053,8 @@
           <w:rFonts w:cs="Calibri"/>
           <w:b/>
           <w:bCs/>
-          <w:sz w:val="30"/>
-          <w:szCs w:val="30"/>
+          <w:sz w:val="32"/>
+          <w:szCs w:val="32"/>
         </w:rPr>
       </w:pPr>
       <w:proofErr w:type="spellStart"/>
@@ -2014,8 +1064,8 @@
           <w:rFonts w:cs="Calibri"/>
           <w:b/>
           <w:bCs/>
-          <w:sz w:val="30"/>
-          <w:szCs w:val="30"/>
+          <w:sz w:val="32"/>
+          <w:szCs w:val="32"/>
         </w:rPr>
         <w:t>switchMap</w:t>
       </w:r>
@@ -2025,8 +1075,8 @@
           <w:rFonts w:cs="Calibri"/>
           <w:b/>
           <w:bCs/>
-          <w:sz w:val="30"/>
-          <w:szCs w:val="30"/>
+          <w:sz w:val="32"/>
+          <w:szCs w:val="32"/>
         </w:rPr>
         <w:t>(</w:t>
       </w:r>
@@ -2036,34 +1086,18 @@
           <w:rFonts w:cs="Calibri"/>
           <w:b/>
           <w:bCs/>
-          <w:sz w:val="30"/>
-          <w:szCs w:val="30"/>
+          <w:sz w:val="32"/>
+          <w:szCs w:val="32"/>
         </w:rPr>
         <w:t>)</w:t>
       </w:r>
       <w:r>
         <w:rPr>
           <w:rFonts w:cs="Calibri"/>
-          <w:sz w:val="30"/>
-          <w:szCs w:val="30"/>
-        </w:rPr>
-        <w:t xml:space="preserve"> Method…………………………………………</w:t>
-      </w:r>
-      <w:r>
-        <w:rPr>
-          <w:rFonts w:cs="Calibri"/>
-          <w:sz w:val="30"/>
-          <w:szCs w:val="30"/>
-        </w:rPr>
-        <w:t>…</w:t>
-      </w:r>
-      <w:r>
-        <w:rPr>
-          <w:rFonts w:cs="Calibri"/>
-          <w:sz w:val="30"/>
-          <w:szCs w:val="30"/>
-        </w:rPr>
-        <w:t>………….4</w:t>
+          <w:sz w:val="32"/>
+          <w:szCs w:val="32"/>
+        </w:rPr>
+        <w:t xml:space="preserve"> Method</w:t>
       </w:r>
     </w:p>
     <w:p>
@@ -2077,8 +1111,8 @@
           <w:rFonts w:cs="Calibri"/>
           <w:b/>
           <w:bCs/>
-          <w:sz w:val="30"/>
-          <w:szCs w:val="30"/>
+          <w:sz w:val="32"/>
+          <w:szCs w:val="32"/>
         </w:rPr>
       </w:pPr>
       <w:proofErr w:type="gramStart"/>
@@ -2087,8 +1121,8 @@
           <w:rFonts w:cs="Calibri"/>
           <w:b/>
           <w:bCs/>
-          <w:sz w:val="30"/>
-          <w:szCs w:val="30"/>
+          <w:sz w:val="32"/>
+          <w:szCs w:val="32"/>
         </w:rPr>
         <w:t>.then</w:t>
       </w:r>
@@ -2098,42 +1132,18 @@
           <w:rFonts w:cs="Calibri"/>
           <w:b/>
           <w:bCs/>
-          <w:sz w:val="30"/>
-          <w:szCs w:val="30"/>
+          <w:sz w:val="32"/>
+          <w:szCs w:val="32"/>
         </w:rPr>
         <w:t>()</w:t>
       </w:r>
       <w:r>
         <w:rPr>
           <w:rFonts w:cs="Calibri"/>
-          <w:sz w:val="30"/>
-          <w:szCs w:val="30"/>
-        </w:rPr>
-        <w:t xml:space="preserve"> Method………………………………………………………</w:t>
-      </w:r>
-      <w:r>
-        <w:rPr>
-          <w:rFonts w:cs="Calibri"/>
-          <w:sz w:val="30"/>
-          <w:szCs w:val="30"/>
-        </w:rPr>
-        <w:t>..</w:t>
-      </w:r>
-      <w:r>
-        <w:rPr>
-          <w:rFonts w:cs="Calibri"/>
-          <w:sz w:val="30"/>
-          <w:szCs w:val="30"/>
-        </w:rPr>
-        <w:t>……..</w:t>
-      </w:r>
-      <w:r>
-        <w:rPr>
-          <w:rFonts w:cs="Calibri"/>
-          <w:sz w:val="30"/>
-          <w:szCs w:val="30"/>
-        </w:rPr>
-        <w:t>4</w:t>
+          <w:sz w:val="32"/>
+          <w:szCs w:val="32"/>
+        </w:rPr>
+        <w:t xml:space="preserve"> Method</w:t>
       </w:r>
     </w:p>
     <w:p>
@@ -2147,8 +1157,8 @@
           <w:rFonts w:cs="Calibri"/>
           <w:b/>
           <w:bCs/>
-          <w:sz w:val="30"/>
-          <w:szCs w:val="30"/>
+          <w:sz w:val="32"/>
+          <w:szCs w:val="32"/>
         </w:rPr>
       </w:pPr>
       <w:proofErr w:type="spellStart"/>
@@ -2158,8 +1168,8 @@
           <w:rFonts w:cs="Calibri"/>
           <w:b/>
           <w:bCs/>
-          <w:sz w:val="30"/>
-          <w:szCs w:val="30"/>
+          <w:sz w:val="32"/>
+          <w:szCs w:val="32"/>
         </w:rPr>
         <w:t>runZonedGuarded</w:t>
       </w:r>
@@ -2169,8 +1179,8 @@
           <w:rFonts w:cs="Calibri"/>
           <w:b/>
           <w:bCs/>
-          <w:sz w:val="30"/>
-          <w:szCs w:val="30"/>
+          <w:sz w:val="32"/>
+          <w:szCs w:val="32"/>
         </w:rPr>
         <w:t>(</w:t>
       </w:r>
@@ -2180,42 +1190,18 @@
           <w:rFonts w:cs="Calibri"/>
           <w:b/>
           <w:bCs/>
-          <w:sz w:val="30"/>
-          <w:szCs w:val="30"/>
+          <w:sz w:val="32"/>
+          <w:szCs w:val="32"/>
         </w:rPr>
         <w:t>)</w:t>
       </w:r>
       <w:r>
         <w:rPr>
           <w:rFonts w:cs="Calibri"/>
-          <w:sz w:val="30"/>
-          <w:szCs w:val="30"/>
-        </w:rPr>
-        <w:t xml:space="preserve"> (Centralized Error Handling)…………</w:t>
-      </w:r>
-      <w:r>
-        <w:rPr>
-          <w:rFonts w:cs="Calibri"/>
-          <w:sz w:val="30"/>
-          <w:szCs w:val="30"/>
-        </w:rPr>
-        <w:t>.</w:t>
-      </w:r>
-      <w:r>
-        <w:rPr>
-          <w:rFonts w:cs="Calibri"/>
-          <w:sz w:val="30"/>
-          <w:szCs w:val="30"/>
-        </w:rPr>
-        <w:t>…….4</w:t>
-      </w:r>
-      <w:r>
-        <w:rPr>
-          <w:rFonts w:cs="Calibri"/>
-          <w:sz w:val="30"/>
-          <w:szCs w:val="30"/>
-        </w:rPr>
-        <w:t>4</w:t>
+          <w:sz w:val="32"/>
+          <w:szCs w:val="32"/>
+        </w:rPr>
+        <w:t xml:space="preserve"> (Centralized Error Handling)</w:t>
       </w:r>
     </w:p>
     <w:p>
@@ -2229,8 +1215,8 @@
           <w:rFonts w:cs="Calibri"/>
           <w:b/>
           <w:bCs/>
-          <w:sz w:val="30"/>
-          <w:szCs w:val="30"/>
+          <w:sz w:val="32"/>
+          <w:szCs w:val="32"/>
         </w:rPr>
       </w:pPr>
       <w:proofErr w:type="spellStart"/>
@@ -2239,17 +1225,18 @@
           <w:rFonts w:cs="Calibri"/>
           <w:b/>
           <w:bCs/>
-          <w:sz w:val="30"/>
-          <w:szCs w:val="30"/>
-        </w:rPr>
+          <w:sz w:val="32"/>
+          <w:szCs w:val="32"/>
+        </w:rPr>
+        <w:lastRenderedPageBreak/>
         <w:t>LinkedHashMap</w:t>
       </w:r>
       <w:proofErr w:type="spellEnd"/>
       <w:r>
         <w:rPr>
           <w:rFonts w:cs="Calibri"/>
-          <w:sz w:val="30"/>
-          <w:szCs w:val="30"/>
+          <w:sz w:val="32"/>
+          <w:szCs w:val="32"/>
         </w:rPr>
         <w:t xml:space="preserve"> in </w:t>
       </w:r>
@@ -2258,103 +1245,52 @@
           <w:rFonts w:cs="Calibri"/>
           <w:b/>
           <w:bCs/>
-          <w:sz w:val="30"/>
-          <w:szCs w:val="30"/>
+          <w:sz w:val="32"/>
+          <w:szCs w:val="32"/>
         </w:rPr>
         <w:t>Dart</w:t>
       </w:r>
-      <w:r>
-        <w:rPr>
-          <w:rFonts w:cs="Calibri"/>
-          <w:sz w:val="30"/>
-          <w:szCs w:val="30"/>
-        </w:rPr>
-        <w:t>……………………………</w:t>
-      </w:r>
-      <w:proofErr w:type="gramStart"/>
-      <w:r>
-        <w:rPr>
-          <w:rFonts w:cs="Calibri"/>
-          <w:sz w:val="30"/>
-          <w:szCs w:val="30"/>
-        </w:rPr>
-        <w:t>…</w:t>
-      </w:r>
-      <w:r>
-        <w:rPr>
-          <w:rFonts w:cs="Calibri"/>
-          <w:sz w:val="30"/>
-          <w:szCs w:val="30"/>
-        </w:rPr>
-        <w:t>..</w:t>
-      </w:r>
-      <w:proofErr w:type="gramEnd"/>
-      <w:r>
-        <w:rPr>
-          <w:rFonts w:cs="Calibri"/>
-          <w:sz w:val="30"/>
-          <w:szCs w:val="30"/>
-        </w:rPr>
-        <w:t>………………..</w:t>
-      </w:r>
-      <w:r>
-        <w:rPr>
-          <w:rFonts w:cs="Calibri"/>
-          <w:sz w:val="30"/>
-          <w:szCs w:val="30"/>
-        </w:rPr>
-        <w:t>4</w:t>
-      </w:r>
-      <w:r>
-        <w:rPr>
-          <w:rFonts w:cs="Calibri"/>
-          <w:sz w:val="30"/>
-          <w:szCs w:val="30"/>
-        </w:rPr>
-        <w:t>6</w:t>
-      </w:r>
-    </w:p>
-    <w:p>
-      <w:pPr>
-        <w:rPr>
-          <w:rFonts w:cs="Calibri"/>
-          <w:b/>
-          <w:bCs/>
-          <w:sz w:val="30"/>
-          <w:szCs w:val="30"/>
-        </w:rPr>
-      </w:pPr>
-    </w:p>
-    <w:p>
-      <w:pPr>
-        <w:rPr>
-          <w:rFonts w:cs="Calibri"/>
-          <w:b/>
-          <w:bCs/>
-          <w:sz w:val="30"/>
-          <w:szCs w:val="30"/>
-        </w:rPr>
-      </w:pPr>
-    </w:p>
-    <w:p>
-      <w:pPr>
-        <w:jc w:val="both"/>
-        <w:rPr>
-          <w:rFonts w:cs="Calibri"/>
-          <w:b/>
-          <w:bCs/>
-          <w:sz w:val="32"/>
-          <w:szCs w:val="32"/>
-        </w:rPr>
-      </w:pPr>
-      <w:r>
-        <w:rPr>
-          <w:rFonts w:cs="Calibri"/>
-          <w:b/>
-          <w:bCs/>
-          <w:sz w:val="32"/>
-          <w:szCs w:val="32"/>
-        </w:rPr>
+    </w:p>
+    <w:p>
+      <w:pPr>
+        <w:rPr>
+          <w:rFonts w:cs="Calibri"/>
+          <w:b/>
+          <w:bCs/>
+          <w:sz w:val="32"/>
+          <w:szCs w:val="32"/>
+        </w:rPr>
+      </w:pPr>
+      <w:r>
+        <w:rPr>
+          <w:rFonts w:cs="Calibri"/>
+          <w:b/>
+          <w:bCs/>
+          <w:sz w:val="32"/>
+          <w:szCs w:val="32"/>
+        </w:rPr>
+        <w:br w:type="page"/>
+      </w:r>
+    </w:p>
+    <w:p>
+      <w:pPr>
+        <w:rPr>
+          <w:rFonts w:cs="Calibri"/>
+          <w:b/>
+          <w:bCs/>
+          <w:sz w:val="32"/>
+          <w:szCs w:val="32"/>
+        </w:rPr>
+      </w:pPr>
+      <w:r>
+        <w:rPr>
+          <w:rFonts w:cs="Calibri"/>
+          <w:b/>
+          <w:bCs/>
+          <w:sz w:val="32"/>
+          <w:szCs w:val="32"/>
+        </w:rPr>
+        <w:lastRenderedPageBreak/>
         <w:t>Quick Tips</w:t>
       </w:r>
       <w:r>
@@ -3533,140 +2469,140 @@
           <w:sz w:val="32"/>
           <w:szCs w:val="32"/>
         </w:rPr>
+        <w:t xml:space="preserve">// returns </w:t>
+      </w:r>
+      <w:proofErr w:type="spellStart"/>
+      <w:r>
+        <w:rPr>
+          <w:rFonts w:cs="Calibri"/>
+          <w:b/>
+          <w:bCs/>
+          <w:color w:val="D86DCB" w:themeColor="accent5" w:themeTint="99"/>
+          <w:sz w:val="32"/>
+          <w:szCs w:val="32"/>
+        </w:rPr>
+        <w:t>Iterable</w:t>
+      </w:r>
+      <w:proofErr w:type="spellEnd"/>
+      <w:r>
+        <w:rPr>
+          <w:rFonts w:cs="Calibri"/>
+          <w:b/>
+          <w:bCs/>
+          <w:color w:val="D86DCB" w:themeColor="accent5" w:themeTint="99"/>
+          <w:sz w:val="32"/>
+          <w:szCs w:val="32"/>
+        </w:rPr>
+        <w:t>&lt;</w:t>
+      </w:r>
+      <w:proofErr w:type="spellStart"/>
+      <w:r>
+        <w:rPr>
+          <w:rFonts w:cs="Calibri"/>
+          <w:b/>
+          <w:bCs/>
+          <w:color w:val="D86DCB" w:themeColor="accent5" w:themeTint="99"/>
+          <w:sz w:val="32"/>
+          <w:szCs w:val="32"/>
+        </w:rPr>
+        <w:t>HomeSliderModel</w:t>
+      </w:r>
+      <w:proofErr w:type="spellEnd"/>
+      <w:r>
+        <w:rPr>
+          <w:rFonts w:cs="Calibri"/>
+          <w:b/>
+          <w:bCs/>
+          <w:color w:val="D86DCB" w:themeColor="accent5" w:themeTint="99"/>
+          <w:sz w:val="32"/>
+          <w:szCs w:val="32"/>
+        </w:rPr>
+        <w:t>&gt; — lazy, no data yet</w:t>
+      </w:r>
+    </w:p>
+    <w:p>
+      <w:pPr>
+        <w:jc w:val="both"/>
+        <w:rPr>
+          <w:rFonts w:cs="Calibri"/>
+          <w:b/>
+          <w:bCs/>
+          <w:color w:val="D86DCB" w:themeColor="accent5" w:themeTint="99"/>
+          <w:sz w:val="32"/>
+          <w:szCs w:val="32"/>
+        </w:rPr>
+      </w:pPr>
+      <w:proofErr w:type="spellStart"/>
+      <w:r>
+        <w:rPr>
+          <w:rFonts w:cs="Calibri"/>
+          <w:b/>
+          <w:bCs/>
+          <w:color w:val="D86DCB" w:themeColor="accent5" w:themeTint="99"/>
+          <w:sz w:val="32"/>
+          <w:szCs w:val="32"/>
+        </w:rPr>
+        <w:t>data.map</w:t>
+      </w:r>
+      <w:proofErr w:type="spellEnd"/>
+      <w:r>
+        <w:rPr>
+          <w:rFonts w:cs="Calibri"/>
+          <w:b/>
+          <w:bCs/>
+          <w:color w:val="D86DCB" w:themeColor="accent5" w:themeTint="99"/>
+          <w:sz w:val="32"/>
+          <w:szCs w:val="32"/>
+        </w:rPr>
+        <w:t xml:space="preserve">((e) =&gt; </w:t>
+      </w:r>
+      <w:proofErr w:type="spellStart"/>
+      <w:r>
+        <w:rPr>
+          <w:rFonts w:cs="Calibri"/>
+          <w:b/>
+          <w:bCs/>
+          <w:color w:val="D86DCB" w:themeColor="accent5" w:themeTint="99"/>
+          <w:sz w:val="32"/>
+          <w:szCs w:val="32"/>
+        </w:rPr>
+        <w:t>HomeSliderModel.fromJson</w:t>
+      </w:r>
+      <w:proofErr w:type="spellEnd"/>
+      <w:r>
+        <w:rPr>
+          <w:rFonts w:cs="Calibri"/>
+          <w:b/>
+          <w:bCs/>
+          <w:color w:val="D86DCB" w:themeColor="accent5" w:themeTint="99"/>
+          <w:sz w:val="32"/>
+          <w:szCs w:val="32"/>
+        </w:rPr>
+        <w:t>(e))</w:t>
+      </w:r>
+    </w:p>
+    <w:p>
+      <w:pPr>
+        <w:jc w:val="both"/>
+        <w:rPr>
+          <w:rFonts w:cs="Calibri"/>
+          <w:b/>
+          <w:bCs/>
+          <w:color w:val="D86DCB" w:themeColor="accent5" w:themeTint="99"/>
+          <w:sz w:val="32"/>
+          <w:szCs w:val="32"/>
+        </w:rPr>
+      </w:pPr>
+      <w:r>
+        <w:rPr>
+          <w:rFonts w:cs="Calibri"/>
+          <w:b/>
+          <w:bCs/>
+          <w:color w:val="D86DCB" w:themeColor="accent5" w:themeTint="99"/>
+          <w:sz w:val="32"/>
+          <w:szCs w:val="32"/>
+        </w:rPr>
         <w:lastRenderedPageBreak/>
-        <w:t xml:space="preserve">// returns </w:t>
-      </w:r>
-      <w:proofErr w:type="spellStart"/>
-      <w:r>
-        <w:rPr>
-          <w:rFonts w:cs="Calibri"/>
-          <w:b/>
-          <w:bCs/>
-          <w:color w:val="D86DCB" w:themeColor="accent5" w:themeTint="99"/>
-          <w:sz w:val="32"/>
-          <w:szCs w:val="32"/>
-        </w:rPr>
-        <w:t>Iterable</w:t>
-      </w:r>
-      <w:proofErr w:type="spellEnd"/>
-      <w:r>
-        <w:rPr>
-          <w:rFonts w:cs="Calibri"/>
-          <w:b/>
-          <w:bCs/>
-          <w:color w:val="D86DCB" w:themeColor="accent5" w:themeTint="99"/>
-          <w:sz w:val="32"/>
-          <w:szCs w:val="32"/>
-        </w:rPr>
-        <w:t>&lt;</w:t>
-      </w:r>
-      <w:proofErr w:type="spellStart"/>
-      <w:r>
-        <w:rPr>
-          <w:rFonts w:cs="Calibri"/>
-          <w:b/>
-          <w:bCs/>
-          <w:color w:val="D86DCB" w:themeColor="accent5" w:themeTint="99"/>
-          <w:sz w:val="32"/>
-          <w:szCs w:val="32"/>
-        </w:rPr>
-        <w:t>HomeSliderModel</w:t>
-      </w:r>
-      <w:proofErr w:type="spellEnd"/>
-      <w:r>
-        <w:rPr>
-          <w:rFonts w:cs="Calibri"/>
-          <w:b/>
-          <w:bCs/>
-          <w:color w:val="D86DCB" w:themeColor="accent5" w:themeTint="99"/>
-          <w:sz w:val="32"/>
-          <w:szCs w:val="32"/>
-        </w:rPr>
-        <w:t>&gt; — lazy, no data yet</w:t>
-      </w:r>
-    </w:p>
-    <w:p>
-      <w:pPr>
-        <w:jc w:val="both"/>
-        <w:rPr>
-          <w:rFonts w:cs="Calibri"/>
-          <w:b/>
-          <w:bCs/>
-          <w:color w:val="D86DCB" w:themeColor="accent5" w:themeTint="99"/>
-          <w:sz w:val="32"/>
-          <w:szCs w:val="32"/>
-        </w:rPr>
-      </w:pPr>
-      <w:proofErr w:type="spellStart"/>
-      <w:r>
-        <w:rPr>
-          <w:rFonts w:cs="Calibri"/>
-          <w:b/>
-          <w:bCs/>
-          <w:color w:val="D86DCB" w:themeColor="accent5" w:themeTint="99"/>
-          <w:sz w:val="32"/>
-          <w:szCs w:val="32"/>
-        </w:rPr>
-        <w:t>data.map</w:t>
-      </w:r>
-      <w:proofErr w:type="spellEnd"/>
-      <w:r>
-        <w:rPr>
-          <w:rFonts w:cs="Calibri"/>
-          <w:b/>
-          <w:bCs/>
-          <w:color w:val="D86DCB" w:themeColor="accent5" w:themeTint="99"/>
-          <w:sz w:val="32"/>
-          <w:szCs w:val="32"/>
-        </w:rPr>
-        <w:t xml:space="preserve">((e) =&gt; </w:t>
-      </w:r>
-      <w:proofErr w:type="spellStart"/>
-      <w:r>
-        <w:rPr>
-          <w:rFonts w:cs="Calibri"/>
-          <w:b/>
-          <w:bCs/>
-          <w:color w:val="D86DCB" w:themeColor="accent5" w:themeTint="99"/>
-          <w:sz w:val="32"/>
-          <w:szCs w:val="32"/>
-        </w:rPr>
-        <w:t>HomeSliderModel.fromJson</w:t>
-      </w:r>
-      <w:proofErr w:type="spellEnd"/>
-      <w:r>
-        <w:rPr>
-          <w:rFonts w:cs="Calibri"/>
-          <w:b/>
-          <w:bCs/>
-          <w:color w:val="D86DCB" w:themeColor="accent5" w:themeTint="99"/>
-          <w:sz w:val="32"/>
-          <w:szCs w:val="32"/>
-        </w:rPr>
-        <w:t>(e))</w:t>
-      </w:r>
-    </w:p>
-    <w:p>
-      <w:pPr>
-        <w:jc w:val="both"/>
-        <w:rPr>
-          <w:rFonts w:cs="Calibri"/>
-          <w:b/>
-          <w:bCs/>
-          <w:color w:val="D86DCB" w:themeColor="accent5" w:themeTint="99"/>
-          <w:sz w:val="32"/>
-          <w:szCs w:val="32"/>
-        </w:rPr>
-      </w:pPr>
-      <w:r>
-        <w:rPr>
-          <w:rFonts w:cs="Calibri"/>
-          <w:b/>
-          <w:bCs/>
-          <w:color w:val="D86DCB" w:themeColor="accent5" w:themeTint="99"/>
-          <w:sz w:val="32"/>
-          <w:szCs w:val="32"/>
-        </w:rPr>
         <w:t>// returns List&lt;</w:t>
       </w:r>
       <w:proofErr w:type="spellStart"/>
@@ -4602,182 +3538,190 @@
           <w:sz w:val="32"/>
           <w:szCs w:val="32"/>
         </w:rPr>
+        <w:t xml:space="preserve">NOTE: </w:t>
+      </w:r>
+      <w:r>
+        <w:rPr>
+          <w:rFonts w:cs="Calibri"/>
+          <w:sz w:val="32"/>
+          <w:szCs w:val="32"/>
+        </w:rPr>
+        <w:t xml:space="preserve">Don’t </w:t>
+      </w:r>
+      <w:proofErr w:type="gramStart"/>
+      <w:r>
+        <w:rPr>
+          <w:rFonts w:cs="Calibri"/>
+          <w:sz w:val="32"/>
+          <w:szCs w:val="32"/>
+        </w:rPr>
+        <w:t>use</w:t>
+      </w:r>
+      <w:r>
+        <w:rPr>
+          <w:rFonts w:cs="Calibri"/>
+          <w:b/>
+          <w:bCs/>
+          <w:sz w:val="32"/>
+          <w:szCs w:val="32"/>
+        </w:rPr>
+        <w:t xml:space="preserve"> .map</w:t>
+      </w:r>
+      <w:proofErr w:type="gramEnd"/>
+      <w:r>
+        <w:rPr>
+          <w:rFonts w:cs="Calibri"/>
+          <w:b/>
+          <w:bCs/>
+          <w:sz w:val="32"/>
+          <w:szCs w:val="32"/>
+        </w:rPr>
+        <w:t>()</w:t>
+      </w:r>
+      <w:r>
+        <w:rPr>
+          <w:rFonts w:cs="Calibri"/>
+          <w:sz w:val="32"/>
+          <w:szCs w:val="32"/>
+        </w:rPr>
+        <w:t xml:space="preserve"> method </w:t>
+      </w:r>
+      <w:r>
+        <w:rPr>
+          <w:rFonts w:cs="Calibri"/>
+          <w:sz w:val="32"/>
+          <w:szCs w:val="32"/>
+        </w:rPr>
+        <w:t>for</w:t>
+      </w:r>
+      <w:r>
+        <w:rPr>
+          <w:rFonts w:cs="Calibri"/>
+          <w:sz w:val="32"/>
+          <w:szCs w:val="32"/>
+        </w:rPr>
+        <w:t xml:space="preserve"> calculating</w:t>
+      </w:r>
+      <w:r>
+        <w:rPr>
+          <w:rFonts w:cs="Calibri"/>
+          <w:b/>
+          <w:bCs/>
+          <w:sz w:val="32"/>
+          <w:szCs w:val="32"/>
+        </w:rPr>
+        <w:t xml:space="preserve"> total</w:t>
+      </w:r>
+      <w:r>
+        <w:rPr>
+          <w:rFonts w:cs="Calibri"/>
+          <w:sz w:val="32"/>
+          <w:szCs w:val="32"/>
+        </w:rPr>
+        <w:t xml:space="preserve"> number of price from a </w:t>
+      </w:r>
+      <w:r>
+        <w:rPr>
+          <w:rFonts w:cs="Calibri"/>
+          <w:b/>
+          <w:bCs/>
+          <w:sz w:val="32"/>
+          <w:szCs w:val="32"/>
+        </w:rPr>
+        <w:t>List</w:t>
+      </w:r>
+      <w:r>
+        <w:rPr>
+          <w:rFonts w:cs="Calibri"/>
+          <w:sz w:val="32"/>
+          <w:szCs w:val="32"/>
+        </w:rPr>
+        <w:t xml:space="preserve"> of objects. The total price won’t show up </w:t>
+      </w:r>
+      <w:proofErr w:type="gramStart"/>
+      <w:r>
+        <w:rPr>
+          <w:rFonts w:cs="Calibri"/>
+          <w:sz w:val="32"/>
+          <w:szCs w:val="32"/>
+        </w:rPr>
+        <w:t>because</w:t>
+      </w:r>
+      <w:r>
+        <w:rPr>
+          <w:rFonts w:cs="Calibri"/>
+          <w:sz w:val="32"/>
+          <w:szCs w:val="32"/>
+        </w:rPr>
+        <w:t xml:space="preserve"> </w:t>
+      </w:r>
+      <w:r>
+        <w:rPr>
+          <w:rFonts w:cs="Calibri"/>
+          <w:b/>
+          <w:bCs/>
+          <w:sz w:val="32"/>
+          <w:szCs w:val="32"/>
+        </w:rPr>
+        <w:t>.map</w:t>
+      </w:r>
+      <w:proofErr w:type="gramEnd"/>
+      <w:r>
+        <w:rPr>
+          <w:rFonts w:cs="Calibri"/>
+          <w:b/>
+          <w:bCs/>
+          <w:sz w:val="32"/>
+          <w:szCs w:val="32"/>
+        </w:rPr>
+        <w:t>()</w:t>
+      </w:r>
+      <w:r>
+        <w:rPr>
+          <w:rFonts w:cs="Calibri"/>
+          <w:sz w:val="32"/>
+          <w:szCs w:val="32"/>
+        </w:rPr>
+        <w:t xml:space="preserve"> method doesn't actually execute the code inside its closure immediately. Instead, it returns a "lazy" </w:t>
+      </w:r>
+      <w:proofErr w:type="spellStart"/>
+      <w:r>
+        <w:rPr>
+          <w:rFonts w:cs="Calibri"/>
+          <w:b/>
+          <w:bCs/>
+          <w:sz w:val="32"/>
+          <w:szCs w:val="32"/>
+        </w:rPr>
+        <w:t>Iterable</w:t>
+      </w:r>
+      <w:proofErr w:type="spellEnd"/>
+      <w:r>
+        <w:rPr>
+          <w:rFonts w:cs="Calibri"/>
+          <w:b/>
+          <w:bCs/>
+          <w:sz w:val="32"/>
+          <w:szCs w:val="32"/>
+        </w:rPr>
+        <w:t>&lt;T&gt;</w:t>
+      </w:r>
+      <w:r>
+        <w:rPr>
+          <w:rFonts w:cs="Calibri"/>
+          <w:sz w:val="32"/>
+          <w:szCs w:val="32"/>
+        </w:rPr>
+        <w:t xml:space="preserve">. The </w:t>
+      </w:r>
+      <w:r>
+        <w:rPr>
+          <w:rFonts w:cs="Calibri"/>
+          <w:sz w:val="32"/>
+          <w:szCs w:val="32"/>
+        </w:rPr>
         <w:lastRenderedPageBreak/>
-        <w:t xml:space="preserve">NOTE: </w:t>
-      </w:r>
-      <w:r>
-        <w:rPr>
-          <w:rFonts w:cs="Calibri"/>
-          <w:sz w:val="32"/>
-          <w:szCs w:val="32"/>
-        </w:rPr>
-        <w:t xml:space="preserve">Don’t </w:t>
-      </w:r>
-      <w:proofErr w:type="gramStart"/>
-      <w:r>
-        <w:rPr>
-          <w:rFonts w:cs="Calibri"/>
-          <w:sz w:val="32"/>
-          <w:szCs w:val="32"/>
-        </w:rPr>
-        <w:t>use</w:t>
-      </w:r>
-      <w:r>
-        <w:rPr>
-          <w:rFonts w:cs="Calibri"/>
-          <w:b/>
-          <w:bCs/>
-          <w:sz w:val="32"/>
-          <w:szCs w:val="32"/>
-        </w:rPr>
-        <w:t xml:space="preserve"> .map</w:t>
-      </w:r>
-      <w:proofErr w:type="gramEnd"/>
-      <w:r>
-        <w:rPr>
-          <w:rFonts w:cs="Calibri"/>
-          <w:b/>
-          <w:bCs/>
-          <w:sz w:val="32"/>
-          <w:szCs w:val="32"/>
-        </w:rPr>
-        <w:t>()</w:t>
-      </w:r>
-      <w:r>
-        <w:rPr>
-          <w:rFonts w:cs="Calibri"/>
-          <w:sz w:val="32"/>
-          <w:szCs w:val="32"/>
-        </w:rPr>
-        <w:t xml:space="preserve"> method </w:t>
-      </w:r>
-      <w:r>
-        <w:rPr>
-          <w:rFonts w:cs="Calibri"/>
-          <w:sz w:val="32"/>
-          <w:szCs w:val="32"/>
-        </w:rPr>
-        <w:t>for</w:t>
-      </w:r>
-      <w:r>
-        <w:rPr>
-          <w:rFonts w:cs="Calibri"/>
-          <w:sz w:val="32"/>
-          <w:szCs w:val="32"/>
-        </w:rPr>
-        <w:t xml:space="preserve"> calculating</w:t>
-      </w:r>
-      <w:r>
-        <w:rPr>
-          <w:rFonts w:cs="Calibri"/>
-          <w:b/>
-          <w:bCs/>
-          <w:sz w:val="32"/>
-          <w:szCs w:val="32"/>
-        </w:rPr>
-        <w:t xml:space="preserve"> total</w:t>
-      </w:r>
-      <w:r>
-        <w:rPr>
-          <w:rFonts w:cs="Calibri"/>
-          <w:sz w:val="32"/>
-          <w:szCs w:val="32"/>
-        </w:rPr>
-        <w:t xml:space="preserve"> number of price from a </w:t>
-      </w:r>
-      <w:r>
-        <w:rPr>
-          <w:rFonts w:cs="Calibri"/>
-          <w:b/>
-          <w:bCs/>
-          <w:sz w:val="32"/>
-          <w:szCs w:val="32"/>
-        </w:rPr>
-        <w:t>List</w:t>
-      </w:r>
-      <w:r>
-        <w:rPr>
-          <w:rFonts w:cs="Calibri"/>
-          <w:sz w:val="32"/>
-          <w:szCs w:val="32"/>
-        </w:rPr>
-        <w:t xml:space="preserve"> of objects. The total price won’t show up </w:t>
-      </w:r>
-      <w:proofErr w:type="gramStart"/>
-      <w:r>
-        <w:rPr>
-          <w:rFonts w:cs="Calibri"/>
-          <w:sz w:val="32"/>
-          <w:szCs w:val="32"/>
-        </w:rPr>
-        <w:t>because</w:t>
-      </w:r>
-      <w:r>
-        <w:rPr>
-          <w:rFonts w:cs="Calibri"/>
-          <w:sz w:val="32"/>
-          <w:szCs w:val="32"/>
-        </w:rPr>
-        <w:t xml:space="preserve"> </w:t>
-      </w:r>
-      <w:r>
-        <w:rPr>
-          <w:rFonts w:cs="Calibri"/>
-          <w:b/>
-          <w:bCs/>
-          <w:sz w:val="32"/>
-          <w:szCs w:val="32"/>
-        </w:rPr>
-        <w:t>.map</w:t>
-      </w:r>
-      <w:proofErr w:type="gramEnd"/>
-      <w:r>
-        <w:rPr>
-          <w:rFonts w:cs="Calibri"/>
-          <w:b/>
-          <w:bCs/>
-          <w:sz w:val="32"/>
-          <w:szCs w:val="32"/>
-        </w:rPr>
-        <w:t>()</w:t>
-      </w:r>
-      <w:r>
-        <w:rPr>
-          <w:rFonts w:cs="Calibri"/>
-          <w:sz w:val="32"/>
-          <w:szCs w:val="32"/>
-        </w:rPr>
-        <w:t xml:space="preserve"> method doesn't actually execute the code inside its closure immediately. Instead, it returns a "lazy" </w:t>
-      </w:r>
-      <w:proofErr w:type="spellStart"/>
-      <w:r>
-        <w:rPr>
-          <w:rFonts w:cs="Calibri"/>
-          <w:b/>
-          <w:bCs/>
-          <w:sz w:val="32"/>
-          <w:szCs w:val="32"/>
-        </w:rPr>
-        <w:t>Iterable</w:t>
-      </w:r>
-      <w:proofErr w:type="spellEnd"/>
-      <w:r>
-        <w:rPr>
-          <w:rFonts w:cs="Calibri"/>
-          <w:b/>
-          <w:bCs/>
-          <w:sz w:val="32"/>
-          <w:szCs w:val="32"/>
-        </w:rPr>
-        <w:t>&lt;T&gt;</w:t>
-      </w:r>
-      <w:r>
-        <w:rPr>
-          <w:rFonts w:cs="Calibri"/>
-          <w:sz w:val="32"/>
-          <w:szCs w:val="32"/>
-        </w:rPr>
-        <w:t xml:space="preserve">. The transformation (and in our case, the side effect of adding to </w:t>
+        <w:t xml:space="preserve">transformation (and in our case, the side effect of adding to </w:t>
       </w:r>
       <w:r>
         <w:rPr>
@@ -5599,7 +4543,6 @@
           <w:sz w:val="32"/>
           <w:szCs w:val="32"/>
         </w:rPr>
-        <w:lastRenderedPageBreak/>
         <w:t xml:space="preserve">Type Flexibility: The return type can differ from the element type of the collection (e.g., calculating the sum of </w:t>
       </w:r>
       <w:r>
@@ -5683,6 +4626,7 @@
           <w:sz w:val="32"/>
           <w:szCs w:val="32"/>
         </w:rPr>
+        <w:lastRenderedPageBreak/>
         <w:t xml:space="preserve">  List&lt;int&gt; list1 = [</w:t>
       </w:r>
       <w:proofErr w:type="gramStart"/>
@@ -6350,7 +5294,6 @@
           <w:sz w:val="32"/>
           <w:szCs w:val="32"/>
         </w:rPr>
-        <w:lastRenderedPageBreak/>
         <w:t xml:space="preserve">Otherwise, it returns </w:t>
       </w:r>
       <w:r>
@@ -6439,6 +5382,7 @@
           <w:sz w:val="32"/>
           <w:szCs w:val="32"/>
         </w:rPr>
+        <w:lastRenderedPageBreak/>
         <w:t>N</w:t>
       </w:r>
       <w:r>
@@ -7357,7 +6301,67 @@
           <w:sz w:val="32"/>
           <w:szCs w:val="32"/>
         </w:rPr>
+        <w:t>.remainder</w:t>
+      </w:r>
+      <w:proofErr w:type="gramEnd"/>
+      <w:r>
+        <w:rPr>
+          <w:rFonts w:cs="Calibri"/>
+          <w:b/>
+          <w:bCs/>
+          <w:sz w:val="32"/>
+          <w:szCs w:val="32"/>
+        </w:rPr>
+        <w:t xml:space="preserve">() </w:t>
+      </w:r>
+      <w:r>
+        <w:rPr>
+          <w:rFonts w:cs="Calibri"/>
+          <w:b/>
+          <w:bCs/>
+          <w:sz w:val="32"/>
+          <w:szCs w:val="32"/>
+        </w:rPr>
+        <w:t>M</w:t>
+      </w:r>
+      <w:r>
+        <w:rPr>
+          <w:rFonts w:cs="Calibri"/>
+          <w:b/>
+          <w:bCs/>
+          <w:sz w:val="32"/>
+          <w:szCs w:val="32"/>
+        </w:rPr>
+        <w:t>ethod:</w:t>
+      </w:r>
+    </w:p>
+    <w:p>
+      <w:pPr>
+        <w:jc w:val="both"/>
+        <w:rPr>
+          <w:rFonts w:cs="Calibri"/>
+          <w:sz w:val="32"/>
+          <w:szCs w:val="32"/>
+        </w:rPr>
+      </w:pPr>
+      <w:proofErr w:type="gramStart"/>
+      <w:r>
+        <w:rPr>
+          <w:rFonts w:cs="Calibri"/>
+          <w:sz w:val="32"/>
+          <w:szCs w:val="32"/>
+        </w:rPr>
         <w:lastRenderedPageBreak/>
+        <w:t xml:space="preserve"># </w:t>
+      </w:r>
+      <w:r>
+        <w:rPr>
+          <w:rFonts w:cs="Calibri"/>
+          <w:b/>
+          <w:bCs/>
+          <w:sz w:val="32"/>
+          <w:szCs w:val="32"/>
+        </w:rPr>
         <w:t>.remainder</w:t>
       </w:r>
       <w:proofErr w:type="gramEnd"/>
@@ -7369,7 +6373,589 @@
           <w:sz w:val="32"/>
           <w:szCs w:val="32"/>
         </w:rPr>
-        <w:t xml:space="preserve">() </w:t>
+        <w:t>()</w:t>
+      </w:r>
+      <w:r>
+        <w:rPr>
+          <w:rFonts w:cs="Calibri"/>
+          <w:sz w:val="32"/>
+          <w:szCs w:val="32"/>
+        </w:rPr>
+        <w:t xml:space="preserve"> method gives us a number, after taking (specified in the parameter) whatever is LEFT. Especially useful with </w:t>
+      </w:r>
+      <w:proofErr w:type="gramStart"/>
+      <w:r>
+        <w:rPr>
+          <w:rFonts w:cs="Calibri"/>
+          <w:b/>
+          <w:bCs/>
+          <w:sz w:val="32"/>
+          <w:szCs w:val="32"/>
+        </w:rPr>
+        <w:t>Duration(</w:t>
+      </w:r>
+      <w:proofErr w:type="gramEnd"/>
+      <w:r>
+        <w:rPr>
+          <w:rFonts w:cs="Calibri"/>
+          <w:b/>
+          <w:bCs/>
+          <w:sz w:val="32"/>
+          <w:szCs w:val="32"/>
+        </w:rPr>
+        <w:t>)</w:t>
+      </w:r>
+      <w:r>
+        <w:rPr>
+          <w:rFonts w:cs="Calibri"/>
+          <w:sz w:val="32"/>
+          <w:szCs w:val="32"/>
+        </w:rPr>
+        <w:t xml:space="preserve"> class we can take whatever seconds are LEFT after taking minutes. </w:t>
+      </w:r>
+      <w:proofErr w:type="gramStart"/>
+      <w:r>
+        <w:rPr>
+          <w:rFonts w:cs="Calibri"/>
+          <w:sz w:val="32"/>
+          <w:szCs w:val="32"/>
+        </w:rPr>
+        <w:t xml:space="preserve">Like </w:t>
+      </w:r>
+      <w:r>
+        <w:rPr>
+          <w:rFonts w:cs="Calibri"/>
+          <w:b/>
+          <w:bCs/>
+          <w:sz w:val="32"/>
+          <w:szCs w:val="32"/>
+        </w:rPr>
+        <w:t>.remainder</w:t>
+      </w:r>
+      <w:proofErr w:type="gramEnd"/>
+      <w:r>
+        <w:rPr>
+          <w:rFonts w:cs="Calibri"/>
+          <w:b/>
+          <w:bCs/>
+          <w:sz w:val="32"/>
+          <w:szCs w:val="32"/>
+        </w:rPr>
+        <w:t>(60)</w:t>
+      </w:r>
+      <w:r>
+        <w:rPr>
+          <w:rFonts w:cs="Calibri"/>
+          <w:sz w:val="32"/>
+          <w:szCs w:val="32"/>
+        </w:rPr>
+        <w:t>, example:</w:t>
+      </w:r>
+    </w:p>
+    <w:p>
+      <w:pPr>
+        <w:jc w:val="both"/>
+        <w:rPr>
+          <w:rFonts w:cs="Calibri"/>
+          <w:b/>
+          <w:bCs/>
+          <w:sz w:val="32"/>
+          <w:szCs w:val="32"/>
+        </w:rPr>
+      </w:pPr>
+      <w:r>
+        <w:rPr>
+          <w:rFonts w:cs="Calibri"/>
+          <w:b/>
+          <w:bCs/>
+          <w:sz w:val="32"/>
+          <w:szCs w:val="32"/>
+        </w:rPr>
+        <w:t>140 % 60 = 20</w:t>
+      </w:r>
+    </w:p>
+    <w:p>
+      <w:pPr>
+        <w:jc w:val="both"/>
+        <w:rPr>
+          <w:rFonts w:cs="Calibri"/>
+          <w:sz w:val="32"/>
+          <w:szCs w:val="32"/>
+        </w:rPr>
+      </w:pPr>
+      <w:r>
+        <w:rPr>
+          <w:rFonts w:cs="Calibri"/>
+          <w:sz w:val="32"/>
+          <w:szCs w:val="32"/>
+        </w:rPr>
+        <w:t xml:space="preserve"># So, after taking 60 two times or minutes 20 seconds are left and that is returned. But IN REALITY, it follows this, the remainder of the truncating division of </w:t>
+      </w:r>
+      <w:r>
+        <w:rPr>
+          <w:rFonts w:cs="Calibri"/>
+          <w:b/>
+          <w:bCs/>
+          <w:sz w:val="32"/>
+          <w:szCs w:val="32"/>
+        </w:rPr>
+        <w:t>this</w:t>
+      </w:r>
+      <w:r>
+        <w:rPr>
+          <w:rFonts w:cs="Calibri"/>
+          <w:sz w:val="32"/>
+          <w:szCs w:val="32"/>
+        </w:rPr>
+        <w:t xml:space="preserve"> by </w:t>
+      </w:r>
+      <w:r>
+        <w:rPr>
+          <w:rFonts w:cs="Calibri"/>
+          <w:b/>
+          <w:bCs/>
+          <w:sz w:val="32"/>
+          <w:szCs w:val="32"/>
+        </w:rPr>
+        <w:t>other</w:t>
+      </w:r>
+      <w:r>
+        <w:rPr>
+          <w:rFonts w:cs="Calibri"/>
+          <w:sz w:val="32"/>
+          <w:szCs w:val="32"/>
+        </w:rPr>
+        <w:t xml:space="preserve">. The result </w:t>
+      </w:r>
+      <w:r>
+        <w:rPr>
+          <w:rFonts w:cs="Calibri"/>
+          <w:b/>
+          <w:bCs/>
+          <w:sz w:val="32"/>
+          <w:szCs w:val="32"/>
+        </w:rPr>
+        <w:t>r</w:t>
+      </w:r>
+      <w:r>
+        <w:rPr>
+          <w:rFonts w:cs="Calibri"/>
+          <w:sz w:val="32"/>
+          <w:szCs w:val="32"/>
+        </w:rPr>
+        <w:t xml:space="preserve"> of this method satisfies:</w:t>
+      </w:r>
+    </w:p>
+    <w:p>
+      <w:pPr>
+        <w:jc w:val="both"/>
+        <w:rPr>
+          <w:rFonts w:cs="Calibri"/>
+          <w:b/>
+          <w:bCs/>
+          <w:sz w:val="32"/>
+          <w:szCs w:val="32"/>
+        </w:rPr>
+      </w:pPr>
+      <w:r>
+        <w:rPr>
+          <w:rFonts w:cs="Calibri"/>
+          <w:b/>
+          <w:bCs/>
+          <w:sz w:val="32"/>
+          <w:szCs w:val="32"/>
+        </w:rPr>
+        <w:t>this == (this ~/ other) * other + r</w:t>
+      </w:r>
+    </w:p>
+    <w:p>
+      <w:pPr>
+        <w:jc w:val="both"/>
+        <w:rPr>
+          <w:rFonts w:cs="Calibri"/>
+          <w:b/>
+          <w:bCs/>
+          <w:sz w:val="32"/>
+          <w:szCs w:val="32"/>
+        </w:rPr>
+      </w:pPr>
+      <w:r>
+        <w:rPr>
+          <w:rFonts w:cs="Calibri"/>
+          <w:b/>
+          <w:bCs/>
+          <w:sz w:val="32"/>
+          <w:szCs w:val="32"/>
+        </w:rPr>
+        <w:t>140 == (140 ~/ 60) * 60 + 20</w:t>
+      </w:r>
+    </w:p>
+    <w:p>
+      <w:pPr>
+        <w:jc w:val="both"/>
+        <w:rPr>
+          <w:rFonts w:cs="Calibri"/>
+          <w:sz w:val="32"/>
+          <w:szCs w:val="32"/>
+        </w:rPr>
+      </w:pPr>
+      <w:r>
+        <w:rPr>
+          <w:rFonts w:cs="Calibri"/>
+          <w:sz w:val="32"/>
+          <w:szCs w:val="32"/>
+        </w:rPr>
+        <w:t># Code</w:t>
+      </w:r>
+    </w:p>
+    <w:p>
+      <w:pPr>
+        <w:jc w:val="both"/>
+        <w:rPr>
+          <w:rFonts w:cs="Calibri"/>
+          <w:b/>
+          <w:bCs/>
+          <w:color w:val="D86DCB" w:themeColor="accent5" w:themeTint="99"/>
+          <w:sz w:val="32"/>
+          <w:szCs w:val="32"/>
+        </w:rPr>
+      </w:pPr>
+      <w:r>
+        <w:rPr>
+          <w:rFonts w:cs="Calibri"/>
+          <w:b/>
+          <w:bCs/>
+          <w:color w:val="D86DCB" w:themeColor="accent5" w:themeTint="99"/>
+          <w:sz w:val="32"/>
+          <w:szCs w:val="32"/>
+        </w:rPr>
+        <w:t>print(</w:t>
+      </w:r>
+      <w:proofErr w:type="gramStart"/>
+      <w:r>
+        <w:rPr>
+          <w:rFonts w:cs="Calibri"/>
+          <w:b/>
+          <w:bCs/>
+          <w:color w:val="D86DCB" w:themeColor="accent5" w:themeTint="99"/>
+          <w:sz w:val="32"/>
+          <w:szCs w:val="32"/>
+        </w:rPr>
+        <w:t>5.remainder</w:t>
+      </w:r>
+      <w:proofErr w:type="gramEnd"/>
+      <w:r>
+        <w:rPr>
+          <w:rFonts w:cs="Calibri"/>
+          <w:b/>
+          <w:bCs/>
+          <w:color w:val="D86DCB" w:themeColor="accent5" w:themeTint="99"/>
+          <w:sz w:val="32"/>
+          <w:szCs w:val="32"/>
+        </w:rPr>
+        <w:t>(3)); // 2</w:t>
+      </w:r>
+    </w:p>
+    <w:p>
+      <w:pPr>
+        <w:jc w:val="both"/>
+        <w:rPr>
+          <w:rFonts w:cs="Calibri"/>
+          <w:b/>
+          <w:bCs/>
+          <w:color w:val="D86DCB" w:themeColor="accent5" w:themeTint="99"/>
+          <w:sz w:val="32"/>
+          <w:szCs w:val="32"/>
+        </w:rPr>
+      </w:pPr>
+      <w:r>
+        <w:rPr>
+          <w:rFonts w:cs="Calibri"/>
+          <w:b/>
+          <w:bCs/>
+          <w:color w:val="D86DCB" w:themeColor="accent5" w:themeTint="99"/>
+          <w:sz w:val="32"/>
+          <w:szCs w:val="32"/>
+        </w:rPr>
+        <w:t>print(-</w:t>
+      </w:r>
+      <w:proofErr w:type="gramStart"/>
+      <w:r>
+        <w:rPr>
+          <w:rFonts w:cs="Calibri"/>
+          <w:b/>
+          <w:bCs/>
+          <w:color w:val="D86DCB" w:themeColor="accent5" w:themeTint="99"/>
+          <w:sz w:val="32"/>
+          <w:szCs w:val="32"/>
+        </w:rPr>
+        <w:t>5.remainder</w:t>
+      </w:r>
+      <w:proofErr w:type="gramEnd"/>
+      <w:r>
+        <w:rPr>
+          <w:rFonts w:cs="Calibri"/>
+          <w:b/>
+          <w:bCs/>
+          <w:color w:val="D86DCB" w:themeColor="accent5" w:themeTint="99"/>
+          <w:sz w:val="32"/>
+          <w:szCs w:val="32"/>
+        </w:rPr>
+        <w:t>(3)); // -2</w:t>
+      </w:r>
+    </w:p>
+    <w:p>
+      <w:pPr>
+        <w:jc w:val="both"/>
+        <w:rPr>
+          <w:rFonts w:cs="Calibri"/>
+          <w:b/>
+          <w:bCs/>
+          <w:color w:val="D86DCB" w:themeColor="accent5" w:themeTint="99"/>
+          <w:sz w:val="32"/>
+          <w:szCs w:val="32"/>
+        </w:rPr>
+      </w:pPr>
+      <w:r>
+        <w:rPr>
+          <w:rFonts w:cs="Calibri"/>
+          <w:b/>
+          <w:bCs/>
+          <w:color w:val="D86DCB" w:themeColor="accent5" w:themeTint="99"/>
+          <w:sz w:val="32"/>
+          <w:szCs w:val="32"/>
+        </w:rPr>
+        <w:t>print(</w:t>
+      </w:r>
+      <w:proofErr w:type="gramStart"/>
+      <w:r>
+        <w:rPr>
+          <w:rFonts w:cs="Calibri"/>
+          <w:b/>
+          <w:bCs/>
+          <w:color w:val="D86DCB" w:themeColor="accent5" w:themeTint="99"/>
+          <w:sz w:val="32"/>
+          <w:szCs w:val="32"/>
+        </w:rPr>
+        <w:t>5.remainder</w:t>
+      </w:r>
+      <w:proofErr w:type="gramEnd"/>
+      <w:r>
+        <w:rPr>
+          <w:rFonts w:cs="Calibri"/>
+          <w:b/>
+          <w:bCs/>
+          <w:color w:val="D86DCB" w:themeColor="accent5" w:themeTint="99"/>
+          <w:sz w:val="32"/>
+          <w:szCs w:val="32"/>
+        </w:rPr>
+        <w:t>(-3)); // 2</w:t>
+      </w:r>
+    </w:p>
+    <w:p>
+      <w:pPr>
+        <w:jc w:val="both"/>
+        <w:rPr>
+          <w:rFonts w:cs="Calibri"/>
+          <w:b/>
+          <w:bCs/>
+          <w:color w:val="D86DCB" w:themeColor="accent5" w:themeTint="99"/>
+          <w:sz w:val="32"/>
+          <w:szCs w:val="32"/>
+        </w:rPr>
+      </w:pPr>
+      <w:r>
+        <w:rPr>
+          <w:rFonts w:cs="Calibri"/>
+          <w:b/>
+          <w:bCs/>
+          <w:color w:val="D86DCB" w:themeColor="accent5" w:themeTint="99"/>
+          <w:sz w:val="32"/>
+          <w:szCs w:val="32"/>
+        </w:rPr>
+        <w:t>print(-</w:t>
+      </w:r>
+      <w:proofErr w:type="gramStart"/>
+      <w:r>
+        <w:rPr>
+          <w:rFonts w:cs="Calibri"/>
+          <w:b/>
+          <w:bCs/>
+          <w:color w:val="D86DCB" w:themeColor="accent5" w:themeTint="99"/>
+          <w:sz w:val="32"/>
+          <w:szCs w:val="32"/>
+        </w:rPr>
+        <w:t>5.remainder</w:t>
+      </w:r>
+      <w:proofErr w:type="gramEnd"/>
+      <w:r>
+        <w:rPr>
+          <w:rFonts w:cs="Calibri"/>
+          <w:b/>
+          <w:bCs/>
+          <w:color w:val="D86DCB" w:themeColor="accent5" w:themeTint="99"/>
+          <w:sz w:val="32"/>
+          <w:szCs w:val="32"/>
+        </w:rPr>
+        <w:t>(-3)); // -2</w:t>
+      </w:r>
+    </w:p>
+    <w:p>
+      <w:pPr>
+        <w:jc w:val="both"/>
+        <w:rPr>
+          <w:rFonts w:cs="Calibri"/>
+          <w:sz w:val="32"/>
+          <w:szCs w:val="32"/>
+        </w:rPr>
+      </w:pPr>
+      <w:r>
+        <w:rPr>
+          <w:rFonts w:cs="Calibri"/>
+          <w:b/>
+          <w:bCs/>
+          <w:sz w:val="32"/>
+          <w:szCs w:val="32"/>
+        </w:rPr>
+        <w:t>NOTE:</w:t>
+      </w:r>
+      <w:r>
+        <w:rPr>
+          <w:rFonts w:cs="Calibri"/>
+          <w:sz w:val="32"/>
+          <w:szCs w:val="32"/>
+        </w:rPr>
+        <w:t xml:space="preserve"> See below in </w:t>
+      </w:r>
+      <w:proofErr w:type="gramStart"/>
+      <w:r>
+        <w:rPr>
+          <w:rFonts w:cs="Calibri"/>
+          <w:b/>
+          <w:bCs/>
+          <w:sz w:val="32"/>
+          <w:szCs w:val="32"/>
+        </w:rPr>
+        <w:t>Duration(</w:t>
+      </w:r>
+      <w:proofErr w:type="gramEnd"/>
+      <w:r>
+        <w:rPr>
+          <w:rFonts w:cs="Calibri"/>
+          <w:b/>
+          <w:bCs/>
+          <w:sz w:val="32"/>
+          <w:szCs w:val="32"/>
+        </w:rPr>
+        <w:t xml:space="preserve">) </w:t>
+      </w:r>
+      <w:r>
+        <w:rPr>
+          <w:rFonts w:cs="Calibri"/>
+          <w:sz w:val="32"/>
+          <w:szCs w:val="32"/>
+        </w:rPr>
+        <w:t xml:space="preserve">class for example with duration of </w:t>
+      </w:r>
+      <w:r>
+        <w:rPr>
+          <w:rFonts w:cs="Calibri"/>
+          <w:b/>
+          <w:bCs/>
+          <w:sz w:val="32"/>
+          <w:szCs w:val="32"/>
+        </w:rPr>
+        <w:t xml:space="preserve">.remainder() </w:t>
+      </w:r>
+      <w:r>
+        <w:rPr>
+          <w:rFonts w:cs="Calibri"/>
+          <w:sz w:val="32"/>
+          <w:szCs w:val="32"/>
+        </w:rPr>
+        <w:t>method</w:t>
+      </w:r>
+    </w:p>
+    <w:p>
+      <w:pPr>
+        <w:jc w:val="both"/>
+        <w:rPr>
+          <w:rFonts w:cs="Calibri"/>
+          <w:sz w:val="32"/>
+          <w:szCs w:val="32"/>
+        </w:rPr>
+      </w:pPr>
+    </w:p>
+    <w:p>
+      <w:pPr>
+        <w:jc w:val="center"/>
+        <w:rPr>
+          <w:rFonts w:cs="Calibri"/>
+          <w:sz w:val="32"/>
+          <w:szCs w:val="32"/>
+        </w:rPr>
+      </w:pPr>
+      <w:r>
+        <w:rPr>
+          <w:rFonts w:cs="Calibri"/>
+          <w:sz w:val="32"/>
+          <w:szCs w:val="32"/>
+        </w:rPr>
+        <w:t>Break</w:t>
+      </w:r>
+    </w:p>
+    <w:p>
+      <w:pPr>
+        <w:jc w:val="both"/>
+        <w:rPr>
+          <w:rFonts w:cs="Calibri"/>
+          <w:b/>
+          <w:bCs/>
+          <w:sz w:val="32"/>
+          <w:szCs w:val="32"/>
+        </w:rPr>
+      </w:pPr>
+    </w:p>
+    <w:p>
+      <w:pPr>
+        <w:jc w:val="both"/>
+        <w:rPr>
+          <w:rFonts w:cs="Calibri"/>
+          <w:sz w:val="32"/>
+          <w:szCs w:val="32"/>
+        </w:rPr>
+      </w:pPr>
+      <w:r>
+        <w:rPr>
+          <w:rFonts w:cs="Calibri"/>
+          <w:b/>
+          <w:bCs/>
+          <w:sz w:val="32"/>
+          <w:szCs w:val="32"/>
+        </w:rPr>
+        <w:t>.</w:t>
+      </w:r>
+      <w:proofErr w:type="gramStart"/>
+      <w:r>
+        <w:rPr>
+          <w:rFonts w:cs="Calibri"/>
+          <w:b/>
+          <w:bCs/>
+          <w:sz w:val="32"/>
+          <w:szCs w:val="32"/>
+        </w:rPr>
+        <w:t>max(</w:t>
+      </w:r>
+      <w:proofErr w:type="gramEnd"/>
+      <w:r>
+        <w:rPr>
+          <w:rFonts w:cs="Calibri"/>
+          <w:b/>
+          <w:bCs/>
+          <w:sz w:val="32"/>
+          <w:szCs w:val="32"/>
+        </w:rPr>
+        <w:t xml:space="preserve">) </w:t>
       </w:r>
       <w:r>
         <w:rPr>
@@ -7401,24 +6987,34 @@
           <w:szCs w:val="32"/>
         </w:rPr>
       </w:pPr>
+      <w:r>
+        <w:rPr>
+          <w:rFonts w:cs="Calibri"/>
+          <w:sz w:val="32"/>
+          <w:szCs w:val="32"/>
+        </w:rPr>
+        <w:t xml:space="preserve"># </w:t>
+      </w:r>
+      <w:r>
+        <w:rPr>
+          <w:rFonts w:cs="Calibri"/>
+          <w:b/>
+          <w:bCs/>
+          <w:sz w:val="32"/>
+          <w:szCs w:val="32"/>
+        </w:rPr>
+        <w:t>.</w:t>
+      </w:r>
       <w:proofErr w:type="gramStart"/>
       <w:r>
         <w:rPr>
           <w:rFonts w:cs="Calibri"/>
-          <w:sz w:val="32"/>
-          <w:szCs w:val="32"/>
-        </w:rPr>
-        <w:t xml:space="preserve"># </w:t>
-      </w:r>
-      <w:r>
-        <w:rPr>
-          <w:rFonts w:cs="Calibri"/>
-          <w:b/>
-          <w:bCs/>
-          <w:sz w:val="32"/>
-          <w:szCs w:val="32"/>
-        </w:rPr>
-        <w:t>.remainder</w:t>
+          <w:b/>
+          <w:bCs/>
+          <w:sz w:val="32"/>
+          <w:szCs w:val="32"/>
+        </w:rPr>
+        <w:t>max(</w:t>
       </w:r>
       <w:proofErr w:type="gramEnd"/>
       <w:r>
@@ -7429,480 +7025,6 @@
           <w:sz w:val="32"/>
           <w:szCs w:val="32"/>
         </w:rPr>
-        <w:t>()</w:t>
-      </w:r>
-      <w:r>
-        <w:rPr>
-          <w:rFonts w:cs="Calibri"/>
-          <w:sz w:val="32"/>
-          <w:szCs w:val="32"/>
-        </w:rPr>
-        <w:t xml:space="preserve"> method gives us a number, after taking (specified in the parameter) whatever is LEFT. Especially useful with </w:t>
-      </w:r>
-      <w:proofErr w:type="gramStart"/>
-      <w:r>
-        <w:rPr>
-          <w:rFonts w:cs="Calibri"/>
-          <w:b/>
-          <w:bCs/>
-          <w:sz w:val="32"/>
-          <w:szCs w:val="32"/>
-        </w:rPr>
-        <w:t>Duration(</w:t>
-      </w:r>
-      <w:proofErr w:type="gramEnd"/>
-      <w:r>
-        <w:rPr>
-          <w:rFonts w:cs="Calibri"/>
-          <w:b/>
-          <w:bCs/>
-          <w:sz w:val="32"/>
-          <w:szCs w:val="32"/>
-        </w:rPr>
-        <w:t>)</w:t>
-      </w:r>
-      <w:r>
-        <w:rPr>
-          <w:rFonts w:cs="Calibri"/>
-          <w:sz w:val="32"/>
-          <w:szCs w:val="32"/>
-        </w:rPr>
-        <w:t xml:space="preserve"> class we can take whatever seconds are LEFT after taking minutes. </w:t>
-      </w:r>
-      <w:proofErr w:type="gramStart"/>
-      <w:r>
-        <w:rPr>
-          <w:rFonts w:cs="Calibri"/>
-          <w:sz w:val="32"/>
-          <w:szCs w:val="32"/>
-        </w:rPr>
-        <w:t xml:space="preserve">Like </w:t>
-      </w:r>
-      <w:r>
-        <w:rPr>
-          <w:rFonts w:cs="Calibri"/>
-          <w:b/>
-          <w:bCs/>
-          <w:sz w:val="32"/>
-          <w:szCs w:val="32"/>
-        </w:rPr>
-        <w:t>.remainder</w:t>
-      </w:r>
-      <w:proofErr w:type="gramEnd"/>
-      <w:r>
-        <w:rPr>
-          <w:rFonts w:cs="Calibri"/>
-          <w:b/>
-          <w:bCs/>
-          <w:sz w:val="32"/>
-          <w:szCs w:val="32"/>
-        </w:rPr>
-        <w:t>(60)</w:t>
-      </w:r>
-      <w:r>
-        <w:rPr>
-          <w:rFonts w:cs="Calibri"/>
-          <w:sz w:val="32"/>
-          <w:szCs w:val="32"/>
-        </w:rPr>
-        <w:t>, example:</w:t>
-      </w:r>
-    </w:p>
-    <w:p>
-      <w:pPr>
-        <w:jc w:val="both"/>
-        <w:rPr>
-          <w:rFonts w:cs="Calibri"/>
-          <w:b/>
-          <w:bCs/>
-          <w:sz w:val="32"/>
-          <w:szCs w:val="32"/>
-        </w:rPr>
-      </w:pPr>
-      <w:r>
-        <w:rPr>
-          <w:rFonts w:cs="Calibri"/>
-          <w:b/>
-          <w:bCs/>
-          <w:sz w:val="32"/>
-          <w:szCs w:val="32"/>
-        </w:rPr>
-        <w:t>140 % 60 = 20</w:t>
-      </w:r>
-    </w:p>
-    <w:p>
-      <w:pPr>
-        <w:jc w:val="both"/>
-        <w:rPr>
-          <w:rFonts w:cs="Calibri"/>
-          <w:sz w:val="32"/>
-          <w:szCs w:val="32"/>
-        </w:rPr>
-      </w:pPr>
-      <w:r>
-        <w:rPr>
-          <w:rFonts w:cs="Calibri"/>
-          <w:sz w:val="32"/>
-          <w:szCs w:val="32"/>
-        </w:rPr>
-        <w:t xml:space="preserve"># So, after taking 60 two times or minutes 20 seconds are left and that is returned. But IN REALITY, it follows this, the remainder of the truncating division of </w:t>
-      </w:r>
-      <w:r>
-        <w:rPr>
-          <w:rFonts w:cs="Calibri"/>
-          <w:b/>
-          <w:bCs/>
-          <w:sz w:val="32"/>
-          <w:szCs w:val="32"/>
-        </w:rPr>
-        <w:t>this</w:t>
-      </w:r>
-      <w:r>
-        <w:rPr>
-          <w:rFonts w:cs="Calibri"/>
-          <w:sz w:val="32"/>
-          <w:szCs w:val="32"/>
-        </w:rPr>
-        <w:t xml:space="preserve"> by </w:t>
-      </w:r>
-      <w:r>
-        <w:rPr>
-          <w:rFonts w:cs="Calibri"/>
-          <w:b/>
-          <w:bCs/>
-          <w:sz w:val="32"/>
-          <w:szCs w:val="32"/>
-        </w:rPr>
-        <w:t>other</w:t>
-      </w:r>
-      <w:r>
-        <w:rPr>
-          <w:rFonts w:cs="Calibri"/>
-          <w:sz w:val="32"/>
-          <w:szCs w:val="32"/>
-        </w:rPr>
-        <w:t xml:space="preserve">. The result </w:t>
-      </w:r>
-      <w:r>
-        <w:rPr>
-          <w:rFonts w:cs="Calibri"/>
-          <w:b/>
-          <w:bCs/>
-          <w:sz w:val="32"/>
-          <w:szCs w:val="32"/>
-        </w:rPr>
-        <w:t>r</w:t>
-      </w:r>
-      <w:r>
-        <w:rPr>
-          <w:rFonts w:cs="Calibri"/>
-          <w:sz w:val="32"/>
-          <w:szCs w:val="32"/>
-        </w:rPr>
-        <w:t xml:space="preserve"> of this method satisfies:</w:t>
-      </w:r>
-    </w:p>
-    <w:p>
-      <w:pPr>
-        <w:jc w:val="both"/>
-        <w:rPr>
-          <w:rFonts w:cs="Calibri"/>
-          <w:b/>
-          <w:bCs/>
-          <w:sz w:val="32"/>
-          <w:szCs w:val="32"/>
-        </w:rPr>
-      </w:pPr>
-      <w:r>
-        <w:rPr>
-          <w:rFonts w:cs="Calibri"/>
-          <w:b/>
-          <w:bCs/>
-          <w:sz w:val="32"/>
-          <w:szCs w:val="32"/>
-        </w:rPr>
-        <w:t>this == (this ~/ other) * other + r</w:t>
-      </w:r>
-    </w:p>
-    <w:p>
-      <w:pPr>
-        <w:jc w:val="both"/>
-        <w:rPr>
-          <w:rFonts w:cs="Calibri"/>
-          <w:b/>
-          <w:bCs/>
-          <w:sz w:val="32"/>
-          <w:szCs w:val="32"/>
-        </w:rPr>
-      </w:pPr>
-      <w:r>
-        <w:rPr>
-          <w:rFonts w:cs="Calibri"/>
-          <w:b/>
-          <w:bCs/>
-          <w:sz w:val="32"/>
-          <w:szCs w:val="32"/>
-        </w:rPr>
-        <w:t>140 == (140 ~/ 60) * 60 + 20</w:t>
-      </w:r>
-    </w:p>
-    <w:p>
-      <w:pPr>
-        <w:jc w:val="both"/>
-        <w:rPr>
-          <w:rFonts w:cs="Calibri"/>
-          <w:sz w:val="32"/>
-          <w:szCs w:val="32"/>
-        </w:rPr>
-      </w:pPr>
-      <w:r>
-        <w:rPr>
-          <w:rFonts w:cs="Calibri"/>
-          <w:sz w:val="32"/>
-          <w:szCs w:val="32"/>
-        </w:rPr>
-        <w:t># Code</w:t>
-      </w:r>
-    </w:p>
-    <w:p>
-      <w:pPr>
-        <w:jc w:val="both"/>
-        <w:rPr>
-          <w:rFonts w:cs="Calibri"/>
-          <w:b/>
-          <w:bCs/>
-          <w:color w:val="D86DCB" w:themeColor="accent5" w:themeTint="99"/>
-          <w:sz w:val="32"/>
-          <w:szCs w:val="32"/>
-        </w:rPr>
-      </w:pPr>
-      <w:r>
-        <w:rPr>
-          <w:rFonts w:cs="Calibri"/>
-          <w:b/>
-          <w:bCs/>
-          <w:color w:val="D86DCB" w:themeColor="accent5" w:themeTint="99"/>
-          <w:sz w:val="32"/>
-          <w:szCs w:val="32"/>
-        </w:rPr>
-        <w:t>print(</w:t>
-      </w:r>
-      <w:proofErr w:type="gramStart"/>
-      <w:r>
-        <w:rPr>
-          <w:rFonts w:cs="Calibri"/>
-          <w:b/>
-          <w:bCs/>
-          <w:color w:val="D86DCB" w:themeColor="accent5" w:themeTint="99"/>
-          <w:sz w:val="32"/>
-          <w:szCs w:val="32"/>
-        </w:rPr>
-        <w:t>5.remainder</w:t>
-      </w:r>
-      <w:proofErr w:type="gramEnd"/>
-      <w:r>
-        <w:rPr>
-          <w:rFonts w:cs="Calibri"/>
-          <w:b/>
-          <w:bCs/>
-          <w:color w:val="D86DCB" w:themeColor="accent5" w:themeTint="99"/>
-          <w:sz w:val="32"/>
-          <w:szCs w:val="32"/>
-        </w:rPr>
-        <w:t>(3)); // 2</w:t>
-      </w:r>
-    </w:p>
-    <w:p>
-      <w:pPr>
-        <w:jc w:val="both"/>
-        <w:rPr>
-          <w:rFonts w:cs="Calibri"/>
-          <w:b/>
-          <w:bCs/>
-          <w:color w:val="D86DCB" w:themeColor="accent5" w:themeTint="99"/>
-          <w:sz w:val="32"/>
-          <w:szCs w:val="32"/>
-        </w:rPr>
-      </w:pPr>
-      <w:r>
-        <w:rPr>
-          <w:rFonts w:cs="Calibri"/>
-          <w:b/>
-          <w:bCs/>
-          <w:color w:val="D86DCB" w:themeColor="accent5" w:themeTint="99"/>
-          <w:sz w:val="32"/>
-          <w:szCs w:val="32"/>
-        </w:rPr>
-        <w:t>print(-</w:t>
-      </w:r>
-      <w:proofErr w:type="gramStart"/>
-      <w:r>
-        <w:rPr>
-          <w:rFonts w:cs="Calibri"/>
-          <w:b/>
-          <w:bCs/>
-          <w:color w:val="D86DCB" w:themeColor="accent5" w:themeTint="99"/>
-          <w:sz w:val="32"/>
-          <w:szCs w:val="32"/>
-        </w:rPr>
-        <w:t>5.remainder</w:t>
-      </w:r>
-      <w:proofErr w:type="gramEnd"/>
-      <w:r>
-        <w:rPr>
-          <w:rFonts w:cs="Calibri"/>
-          <w:b/>
-          <w:bCs/>
-          <w:color w:val="D86DCB" w:themeColor="accent5" w:themeTint="99"/>
-          <w:sz w:val="32"/>
-          <w:szCs w:val="32"/>
-        </w:rPr>
-        <w:t>(3)); // -2</w:t>
-      </w:r>
-    </w:p>
-    <w:p>
-      <w:pPr>
-        <w:jc w:val="both"/>
-        <w:rPr>
-          <w:rFonts w:cs="Calibri"/>
-          <w:b/>
-          <w:bCs/>
-          <w:color w:val="D86DCB" w:themeColor="accent5" w:themeTint="99"/>
-          <w:sz w:val="32"/>
-          <w:szCs w:val="32"/>
-        </w:rPr>
-      </w:pPr>
-      <w:r>
-        <w:rPr>
-          <w:rFonts w:cs="Calibri"/>
-          <w:b/>
-          <w:bCs/>
-          <w:color w:val="D86DCB" w:themeColor="accent5" w:themeTint="99"/>
-          <w:sz w:val="32"/>
-          <w:szCs w:val="32"/>
-        </w:rPr>
-        <w:t>print(</w:t>
-      </w:r>
-      <w:proofErr w:type="gramStart"/>
-      <w:r>
-        <w:rPr>
-          <w:rFonts w:cs="Calibri"/>
-          <w:b/>
-          <w:bCs/>
-          <w:color w:val="D86DCB" w:themeColor="accent5" w:themeTint="99"/>
-          <w:sz w:val="32"/>
-          <w:szCs w:val="32"/>
-        </w:rPr>
-        <w:t>5.remainder</w:t>
-      </w:r>
-      <w:proofErr w:type="gramEnd"/>
-      <w:r>
-        <w:rPr>
-          <w:rFonts w:cs="Calibri"/>
-          <w:b/>
-          <w:bCs/>
-          <w:color w:val="D86DCB" w:themeColor="accent5" w:themeTint="99"/>
-          <w:sz w:val="32"/>
-          <w:szCs w:val="32"/>
-        </w:rPr>
-        <w:t>(-3)); // 2</w:t>
-      </w:r>
-    </w:p>
-    <w:p>
-      <w:pPr>
-        <w:jc w:val="both"/>
-        <w:rPr>
-          <w:rFonts w:cs="Calibri"/>
-          <w:b/>
-          <w:bCs/>
-          <w:color w:val="D86DCB" w:themeColor="accent5" w:themeTint="99"/>
-          <w:sz w:val="32"/>
-          <w:szCs w:val="32"/>
-        </w:rPr>
-      </w:pPr>
-      <w:r>
-        <w:rPr>
-          <w:rFonts w:cs="Calibri"/>
-          <w:b/>
-          <w:bCs/>
-          <w:color w:val="D86DCB" w:themeColor="accent5" w:themeTint="99"/>
-          <w:sz w:val="32"/>
-          <w:szCs w:val="32"/>
-        </w:rPr>
-        <w:t>print(-</w:t>
-      </w:r>
-      <w:proofErr w:type="gramStart"/>
-      <w:r>
-        <w:rPr>
-          <w:rFonts w:cs="Calibri"/>
-          <w:b/>
-          <w:bCs/>
-          <w:color w:val="D86DCB" w:themeColor="accent5" w:themeTint="99"/>
-          <w:sz w:val="32"/>
-          <w:szCs w:val="32"/>
-        </w:rPr>
-        <w:t>5.remainder</w:t>
-      </w:r>
-      <w:proofErr w:type="gramEnd"/>
-      <w:r>
-        <w:rPr>
-          <w:rFonts w:cs="Calibri"/>
-          <w:b/>
-          <w:bCs/>
-          <w:color w:val="D86DCB" w:themeColor="accent5" w:themeTint="99"/>
-          <w:sz w:val="32"/>
-          <w:szCs w:val="32"/>
-        </w:rPr>
-        <w:t>(-3)); // -2</w:t>
-      </w:r>
-    </w:p>
-    <w:p>
-      <w:pPr>
-        <w:jc w:val="both"/>
-        <w:rPr>
-          <w:rFonts w:cs="Calibri"/>
-          <w:sz w:val="32"/>
-          <w:szCs w:val="32"/>
-        </w:rPr>
-      </w:pPr>
-      <w:r>
-        <w:rPr>
-          <w:rFonts w:cs="Calibri"/>
-          <w:b/>
-          <w:bCs/>
-          <w:sz w:val="32"/>
-          <w:szCs w:val="32"/>
-        </w:rPr>
-        <w:t>NOTE:</w:t>
-      </w:r>
-      <w:r>
-        <w:rPr>
-          <w:rFonts w:cs="Calibri"/>
-          <w:sz w:val="32"/>
-          <w:szCs w:val="32"/>
-        </w:rPr>
-        <w:t xml:space="preserve"> See below in </w:t>
-      </w:r>
-      <w:proofErr w:type="gramStart"/>
-      <w:r>
-        <w:rPr>
-          <w:rFonts w:cs="Calibri"/>
-          <w:b/>
-          <w:bCs/>
-          <w:sz w:val="32"/>
-          <w:szCs w:val="32"/>
-        </w:rPr>
-        <w:t>Duration(</w:t>
-      </w:r>
-      <w:proofErr w:type="gramEnd"/>
-      <w:r>
-        <w:rPr>
-          <w:rFonts w:cs="Calibri"/>
-          <w:b/>
-          <w:bCs/>
-          <w:sz w:val="32"/>
-          <w:szCs w:val="32"/>
-        </w:rPr>
         <w:t xml:space="preserve">) </w:t>
       </w:r>
       <w:r>
@@ -7911,184 +7033,6 @@
           <w:sz w:val="32"/>
           <w:szCs w:val="32"/>
         </w:rPr>
-        <w:t xml:space="preserve">class for example with duration of </w:t>
-      </w:r>
-      <w:r>
-        <w:rPr>
-          <w:rFonts w:cs="Calibri"/>
-          <w:b/>
-          <w:bCs/>
-          <w:sz w:val="32"/>
-          <w:szCs w:val="32"/>
-        </w:rPr>
-        <w:t xml:space="preserve">.remainder() </w:t>
-      </w:r>
-      <w:r>
-        <w:rPr>
-          <w:rFonts w:cs="Calibri"/>
-          <w:sz w:val="32"/>
-          <w:szCs w:val="32"/>
-        </w:rPr>
-        <w:t>method</w:t>
-      </w:r>
-    </w:p>
-    <w:p>
-      <w:pPr>
-        <w:jc w:val="both"/>
-        <w:rPr>
-          <w:rFonts w:cs="Calibri"/>
-          <w:sz w:val="32"/>
-          <w:szCs w:val="32"/>
-        </w:rPr>
-      </w:pPr>
-    </w:p>
-    <w:p>
-      <w:pPr>
-        <w:jc w:val="center"/>
-        <w:rPr>
-          <w:rFonts w:cs="Calibri"/>
-          <w:sz w:val="32"/>
-          <w:szCs w:val="32"/>
-        </w:rPr>
-      </w:pPr>
-      <w:r>
-        <w:rPr>
-          <w:rFonts w:cs="Calibri"/>
-          <w:sz w:val="32"/>
-          <w:szCs w:val="32"/>
-        </w:rPr>
-        <w:t>Break</w:t>
-      </w:r>
-    </w:p>
-    <w:p>
-      <w:pPr>
-        <w:jc w:val="both"/>
-        <w:rPr>
-          <w:rFonts w:cs="Calibri"/>
-          <w:b/>
-          <w:bCs/>
-          <w:sz w:val="32"/>
-          <w:szCs w:val="32"/>
-        </w:rPr>
-      </w:pPr>
-    </w:p>
-    <w:p>
-      <w:pPr>
-        <w:jc w:val="both"/>
-        <w:rPr>
-          <w:rFonts w:cs="Calibri"/>
-          <w:sz w:val="32"/>
-          <w:szCs w:val="32"/>
-        </w:rPr>
-      </w:pPr>
-      <w:r>
-        <w:rPr>
-          <w:rFonts w:cs="Calibri"/>
-          <w:b/>
-          <w:bCs/>
-          <w:sz w:val="32"/>
-          <w:szCs w:val="32"/>
-        </w:rPr>
-        <w:t>.</w:t>
-      </w:r>
-      <w:proofErr w:type="gramStart"/>
-      <w:r>
-        <w:rPr>
-          <w:rFonts w:cs="Calibri"/>
-          <w:b/>
-          <w:bCs/>
-          <w:sz w:val="32"/>
-          <w:szCs w:val="32"/>
-        </w:rPr>
-        <w:t>max(</w:t>
-      </w:r>
-      <w:proofErr w:type="gramEnd"/>
-      <w:r>
-        <w:rPr>
-          <w:rFonts w:cs="Calibri"/>
-          <w:b/>
-          <w:bCs/>
-          <w:sz w:val="32"/>
-          <w:szCs w:val="32"/>
-        </w:rPr>
-        <w:t xml:space="preserve">) </w:t>
-      </w:r>
-      <w:r>
-        <w:rPr>
-          <w:rFonts w:cs="Calibri"/>
-          <w:b/>
-          <w:bCs/>
-          <w:sz w:val="32"/>
-          <w:szCs w:val="32"/>
-        </w:rPr>
-        <w:t>M</w:t>
-      </w:r>
-      <w:r>
-        <w:rPr>
-          <w:rFonts w:cs="Calibri"/>
-          <w:b/>
-          <w:bCs/>
-          <w:sz w:val="32"/>
-          <w:szCs w:val="32"/>
-        </w:rPr>
-        <w:t>ethod:</w:t>
-      </w:r>
-    </w:p>
-    <w:p>
-      <w:pPr>
-        <w:jc w:val="both"/>
-        <w:rPr>
-          <w:rFonts w:cs="Calibri"/>
-          <w:sz w:val="32"/>
-          <w:szCs w:val="32"/>
-        </w:rPr>
-      </w:pPr>
-      <w:r>
-        <w:rPr>
-          <w:rFonts w:cs="Calibri"/>
-          <w:sz w:val="32"/>
-          <w:szCs w:val="32"/>
-        </w:rPr>
-        <w:t xml:space="preserve"># </w:t>
-      </w:r>
-      <w:r>
-        <w:rPr>
-          <w:rFonts w:cs="Calibri"/>
-          <w:b/>
-          <w:bCs/>
-          <w:sz w:val="32"/>
-          <w:szCs w:val="32"/>
-        </w:rPr>
-        <w:t>.</w:t>
-      </w:r>
-      <w:proofErr w:type="gramStart"/>
-      <w:r>
-        <w:rPr>
-          <w:rFonts w:cs="Calibri"/>
-          <w:b/>
-          <w:bCs/>
-          <w:sz w:val="32"/>
-          <w:szCs w:val="32"/>
-        </w:rPr>
-        <w:t>max(</w:t>
-      </w:r>
-      <w:proofErr w:type="gramEnd"/>
-      <w:r>
-        <w:rPr>
-          <w:rFonts w:cs="Calibri"/>
-          <w:b/>
-          <w:bCs/>
-          <w:sz w:val="32"/>
-          <w:szCs w:val="32"/>
-        </w:rPr>
-        <w:t xml:space="preserve">) </w:t>
-      </w:r>
-      <w:r>
-        <w:rPr>
-          <w:rFonts w:cs="Calibri"/>
-          <w:sz w:val="32"/>
-          <w:szCs w:val="32"/>
-        </w:rPr>
         <w:t xml:space="preserve">comes from </w:t>
       </w:r>
       <w:r>
@@ -8131,7 +7075,6 @@
           <w:sz w:val="32"/>
           <w:szCs w:val="32"/>
         </w:rPr>
-        <w:lastRenderedPageBreak/>
         <w:t>import '</w:t>
       </w:r>
       <w:proofErr w:type="spellStart"/>
@@ -8176,6 +7119,7 @@
           <w:sz w:val="32"/>
           <w:szCs w:val="32"/>
         </w:rPr>
+        <w:lastRenderedPageBreak/>
         <w:t xml:space="preserve"># </w:t>
       </w:r>
       <w:r>
@@ -9057,31 +8001,31 @@
           <w:sz w:val="32"/>
           <w:szCs w:val="32"/>
         </w:rPr>
+        <w:t xml:space="preserve">  min: 0,</w:t>
+      </w:r>
+    </w:p>
+    <w:p>
+      <w:pPr>
+        <w:jc w:val="both"/>
+        <w:rPr>
+          <w:rFonts w:cs="Calibri"/>
+          <w:b/>
+          <w:bCs/>
+          <w:color w:val="D86DCB" w:themeColor="accent5" w:themeTint="99"/>
+          <w:sz w:val="32"/>
+          <w:szCs w:val="32"/>
+        </w:rPr>
+      </w:pPr>
+      <w:r>
+        <w:rPr>
+          <w:rFonts w:cs="Calibri"/>
+          <w:b/>
+          <w:bCs/>
+          <w:color w:val="D86DCB" w:themeColor="accent5" w:themeTint="99"/>
+          <w:sz w:val="32"/>
+          <w:szCs w:val="32"/>
+        </w:rPr>
         <w:lastRenderedPageBreak/>
-        <w:t xml:space="preserve">  min: 0,</w:t>
-      </w:r>
-    </w:p>
-    <w:p>
-      <w:pPr>
-        <w:jc w:val="both"/>
-        <w:rPr>
-          <w:rFonts w:cs="Calibri"/>
-          <w:b/>
-          <w:bCs/>
-          <w:color w:val="D86DCB" w:themeColor="accent5" w:themeTint="99"/>
-          <w:sz w:val="32"/>
-          <w:szCs w:val="32"/>
-        </w:rPr>
-      </w:pPr>
-      <w:r>
-        <w:rPr>
-          <w:rFonts w:cs="Calibri"/>
-          <w:b/>
-          <w:bCs/>
-          <w:color w:val="D86DCB" w:themeColor="accent5" w:themeTint="99"/>
-          <w:sz w:val="32"/>
-          <w:szCs w:val="32"/>
-        </w:rPr>
         <w:t xml:space="preserve">  max: max(</w:t>
       </w:r>
       <w:proofErr w:type="spellStart"/>
@@ -9972,31 +8916,31 @@
           <w:sz w:val="32"/>
           <w:szCs w:val="32"/>
         </w:rPr>
+        <w:t xml:space="preserve">        )!,</w:t>
+      </w:r>
+    </w:p>
+    <w:p>
+      <w:pPr>
+        <w:jc w:val="both"/>
+        <w:rPr>
+          <w:rFonts w:cs="Calibri"/>
+          <w:b/>
+          <w:bCs/>
+          <w:color w:val="D86DCB" w:themeColor="accent5" w:themeTint="99"/>
+          <w:sz w:val="32"/>
+          <w:szCs w:val="32"/>
+        </w:rPr>
+      </w:pPr>
+      <w:r>
+        <w:rPr>
+          <w:rFonts w:cs="Calibri"/>
+          <w:b/>
+          <w:bCs/>
+          <w:color w:val="D86DCB" w:themeColor="accent5" w:themeTint="99"/>
+          <w:sz w:val="32"/>
+          <w:szCs w:val="32"/>
+        </w:rPr>
         <w:lastRenderedPageBreak/>
-        <w:t xml:space="preserve">        )!,</w:t>
-      </w:r>
-    </w:p>
-    <w:p>
-      <w:pPr>
-        <w:jc w:val="both"/>
-        <w:rPr>
-          <w:rFonts w:cs="Calibri"/>
-          <w:b/>
-          <w:bCs/>
-          <w:color w:val="D86DCB" w:themeColor="accent5" w:themeTint="99"/>
-          <w:sz w:val="32"/>
-          <w:szCs w:val="32"/>
-        </w:rPr>
-      </w:pPr>
-      <w:r>
-        <w:rPr>
-          <w:rFonts w:cs="Calibri"/>
-          <w:b/>
-          <w:bCs/>
-          <w:color w:val="D86DCB" w:themeColor="accent5" w:themeTint="99"/>
-          <w:sz w:val="32"/>
-          <w:szCs w:val="32"/>
-        </w:rPr>
         <w:t xml:space="preserve">        child: </w:t>
       </w:r>
       <w:proofErr w:type="gramStart"/>
@@ -10934,7 +9878,6 @@
           <w:sz w:val="32"/>
           <w:szCs w:val="32"/>
         </w:rPr>
-        <w:lastRenderedPageBreak/>
         <w:t xml:space="preserve"># Suppose, </w:t>
       </w:r>
       <w:r>
@@ -10996,6 +9939,7 @@
           <w:sz w:val="32"/>
           <w:szCs w:val="32"/>
         </w:rPr>
+        <w:lastRenderedPageBreak/>
         <w:t xml:space="preserve">system.name == "dark" </w:t>
       </w:r>
       <w:r>
@@ -12482,31 +11426,31 @@
           <w:sz w:val="32"/>
           <w:szCs w:val="32"/>
         </w:rPr>
+        <w:t xml:space="preserve">  3,</w:t>
+      </w:r>
+    </w:p>
+    <w:p>
+      <w:pPr>
+        <w:jc w:val="both"/>
+        <w:rPr>
+          <w:rFonts w:cs="Calibri"/>
+          <w:b/>
+          <w:bCs/>
+          <w:color w:val="D86DCB" w:themeColor="accent5" w:themeTint="99"/>
+          <w:sz w:val="32"/>
+          <w:szCs w:val="32"/>
+        </w:rPr>
+      </w:pPr>
+      <w:r>
+        <w:rPr>
+          <w:rFonts w:cs="Calibri"/>
+          <w:b/>
+          <w:bCs/>
+          <w:color w:val="D86DCB" w:themeColor="accent5" w:themeTint="99"/>
+          <w:sz w:val="32"/>
+          <w:szCs w:val="32"/>
+        </w:rPr>
         <w:lastRenderedPageBreak/>
-        <w:t xml:space="preserve">  3,</w:t>
-      </w:r>
-    </w:p>
-    <w:p>
-      <w:pPr>
-        <w:jc w:val="both"/>
-        <w:rPr>
-          <w:rFonts w:cs="Calibri"/>
-          <w:b/>
-          <w:bCs/>
-          <w:color w:val="D86DCB" w:themeColor="accent5" w:themeTint="99"/>
-          <w:sz w:val="32"/>
-          <w:szCs w:val="32"/>
-        </w:rPr>
-      </w:pPr>
-      <w:r>
-        <w:rPr>
-          <w:rFonts w:cs="Calibri"/>
-          <w:b/>
-          <w:bCs/>
-          <w:color w:val="D86DCB" w:themeColor="accent5" w:themeTint="99"/>
-          <w:sz w:val="32"/>
-          <w:szCs w:val="32"/>
-        </w:rPr>
         <w:t xml:space="preserve">  (_) =&gt; </w:t>
       </w:r>
       <w:proofErr w:type="spellStart"/>
@@ -27397,7 +26341,23 @@
           <w:sz w:val="32"/>
           <w:szCs w:val="32"/>
         </w:rPr>
-        <w:t xml:space="preserve"># If we have a time stamp ("dt": 1731079200), we can convert it in a readable time using </w:t>
+        <w:t># If we have a time stamp ("dt": 1731079200), we can convert it in a</w:t>
+      </w:r>
+      <w:r>
+        <w:rPr>
+          <w:rFonts w:cs="Calibri"/>
+          <w:sz w:val="32"/>
+          <w:szCs w:val="32"/>
+        </w:rPr>
+        <w:t xml:space="preserve"> </w:t>
+      </w:r>
+      <w:r>
+        <w:rPr>
+          <w:rFonts w:cs="Calibri"/>
+          <w:sz w:val="32"/>
+          <w:szCs w:val="32"/>
+        </w:rPr>
+        <w:t xml:space="preserve">readable time using </w:t>
       </w:r>
       <w:proofErr w:type="spellStart"/>
       <w:r>
@@ -29453,6 +28413,35 @@
           <w:szCs w:val="32"/>
         </w:rPr>
         <w:t>8601String());</w:t>
+      </w:r>
+    </w:p>
+    <w:p>
+      <w:pPr>
+        <w:jc w:val="both"/>
+        <w:rPr>
+          <w:rFonts w:cs="Calibri"/>
+          <w:sz w:val="32"/>
+          <w:szCs w:val="32"/>
+        </w:rPr>
+      </w:pPr>
+      <w:r>
+        <w:rPr>
+          <w:rFonts w:cs="Calibri"/>
+          <w:b/>
+          <w:bCs/>
+          <w:sz w:val="32"/>
+          <w:szCs w:val="32"/>
+        </w:rPr>
+        <w:lastRenderedPageBreak/>
+        <w:t>NOTE:</w:t>
+      </w:r>
+      <w:r>
+        <w:rPr>
+          <w:rFonts w:cs="Calibri"/>
+          <w:sz w:val="32"/>
+          <w:szCs w:val="32"/>
+        </w:rPr>
+        <w:t xml:space="preserve"> For more practical code usage see the IntelliJ IDE codes</w:t>
       </w:r>
     </w:p>
     <w:p>
@@ -30118,6 +29107,7 @@
           <w:sz w:val="32"/>
           <w:szCs w:val="32"/>
         </w:rPr>
+        <w:lastRenderedPageBreak/>
         <w:t># Then we define the extra method (</w:t>
       </w:r>
       <w:proofErr w:type="gramStart"/>
@@ -30192,7 +29182,6 @@
           <w:sz w:val="32"/>
           <w:szCs w:val="32"/>
         </w:rPr>
-        <w:lastRenderedPageBreak/>
         <w:t xml:space="preserve"># Even though String never had a </w:t>
       </w:r>
       <w:proofErr w:type="gramStart"/>
@@ -31258,6 +30247,7 @@
           <w:sz w:val="32"/>
           <w:szCs w:val="32"/>
         </w:rPr>
+        <w:lastRenderedPageBreak/>
         <w:t># I</w:t>
       </w:r>
       <w:r>
@@ -31289,7 +30279,6 @@
           <w:sz w:val="32"/>
           <w:szCs w:val="32"/>
         </w:rPr>
-        <w:lastRenderedPageBreak/>
         <w:t>AppLocalizations.of</w:t>
       </w:r>
       <w:proofErr w:type="spellEnd"/>
@@ -32213,6 +31202,7 @@
           <w:sz w:val="32"/>
           <w:szCs w:val="32"/>
         </w:rPr>
+        <w:lastRenderedPageBreak/>
         <w:t xml:space="preserve"># </w:t>
       </w:r>
       <w:r>
@@ -32244,7 +31234,6 @@
           <w:sz w:val="32"/>
           <w:szCs w:val="32"/>
         </w:rPr>
-        <w:lastRenderedPageBreak/>
         <w:t>Text(</w:t>
       </w:r>
       <w:proofErr w:type="gramStart"/>
@@ -32850,6 +31839,7 @@
           <w:sz w:val="32"/>
           <w:szCs w:val="32"/>
         </w:rPr>
+        <w:lastRenderedPageBreak/>
         <w:t>Why Extension Is Better Than Helper Function:</w:t>
       </w:r>
     </w:p>
@@ -32868,7 +31858,6 @@
           <w:sz w:val="32"/>
           <w:szCs w:val="32"/>
         </w:rPr>
-        <w:lastRenderedPageBreak/>
         <w:t># We could do this:</w:t>
       </w:r>
     </w:p>
@@ -33488,6 +32477,7 @@
           <w:sz w:val="32"/>
           <w:szCs w:val="32"/>
         </w:rPr>
+        <w:lastRenderedPageBreak/>
         <w:t># Cleaner pipeline.</w:t>
       </w:r>
     </w:p>
@@ -34359,6 +33349,7 @@
           <w:sz w:val="32"/>
           <w:szCs w:val="32"/>
         </w:rPr>
+        <w:lastRenderedPageBreak/>
         <w:t>Problematic in large data systems and serialization-heavy apps</w:t>
       </w:r>
     </w:p>
